--- a/DOKUMENTASI.docx
+++ b/DOKUMENTASI.docx
@@ -1610,7 +1610,7 @@
     </w:p>
     <w:p>
       <w:r>
-        <w:t xml:space="preserve">Langkah mengunggah ke GitHub dan menjalankan aplikasi secara online (Render + database Supabase) dijelaskan di file </w:t>
+        <w:t xml:space="preserve">Langkah mengunggah ke GitHub dan menjalankan aplikasi secara online (Vercel + database Supabase) dijelaskan di file </w:t>
       </w:r>
       <w:r>
         <w:rPr>
@@ -17858,7 +17858,7 @@
                 <w:sz w:val="17"/>
                 <w:szCs w:val="17"/>
               </w:rPr>
-              <w:t xml:space="preserve">Dockerfile</w:t>
+              <w:t xml:space="preserve">vercel.json</w:t>
             </w:r>
             <w:r>
               <w:rPr>
@@ -17874,6 +17874,97 @@
                 <w:sz w:val="17"/>
                 <w:szCs w:val="17"/>
               </w:rPr>
+              <w:t xml:space="preserve">api/index.php</w:t>
+            </w:r>
+          </w:p>
+        </w:tc>
+        <w:tc>
+          <w:tcPr>
+            <w:tcW w:type="dxa" w:w="5456"/>
+            <w:tcBorders>
+              <w:top w:val="single" w:color="BFBFBF" w:sz="4"/>
+              <w:left w:val="single" w:color="BFBFBF" w:sz="4"/>
+              <w:bottom w:val="single" w:color="BFBFBF" w:sz="4"/>
+              <w:right w:val="single" w:color="BFBFBF" w:sz="4"/>
+            </w:tcBorders>
+            <w:tcMar>
+              <w:top w:type="dxa" w:w="60"/>
+              <w:left w:type="dxa" w:w="100"/>
+              <w:bottom w:type="dxa" w:w="60"/>
+              <w:right w:type="dxa" w:w="100"/>
+            </w:tcMar>
+          </w:tcPr>
+          <w:p>
+            <w:r>
+              <w:rPr>
+                <w:sz w:val="19"/>
+                <w:szCs w:val="19"/>
+              </w:rPr>
+              <w:t xml:space="preserve">Konfigurasi hosting online di Vercel (runtime PHP, region Singapura, cache Laravel di </w:t>
+            </w:r>
+            <w:r>
+              <w:rPr>
+                <w:rFonts w:ascii="Consolas" w:cs="Consolas" w:eastAsia="Consolas" w:hAnsi="Consolas"/>
+                <w:color w:val="1F4E79"/>
+                <w:sz w:val="17"/>
+                <w:szCs w:val="17"/>
+              </w:rPr>
+              <w:t xml:space="preserve">/tmp</w:t>
+            </w:r>
+            <w:r>
+              <w:rPr>
+                <w:sz w:val="19"/>
+                <w:szCs w:val="19"/>
+              </w:rPr>
+              <w:t xml:space="preserve">)</w:t>
+            </w:r>
+          </w:p>
+        </w:tc>
+      </w:tr>
+      <w:tr>
+        <w:trPr>
+          <w:tblHeader w:val="off"/>
+        </w:trPr>
+        <w:tc>
+          <w:tcPr>
+            <w:tcW w:type="dxa" w:w="4182"/>
+            <w:tcBorders>
+              <w:top w:val="single" w:color="BFBFBF" w:sz="4"/>
+              <w:left w:val="single" w:color="BFBFBF" w:sz="4"/>
+              <w:bottom w:val="single" w:color="BFBFBF" w:sz="4"/>
+              <w:right w:val="single" w:color="BFBFBF" w:sz="4"/>
+            </w:tcBorders>
+            <w:tcMar>
+              <w:top w:type="dxa" w:w="60"/>
+              <w:left w:type="dxa" w:w="100"/>
+              <w:bottom w:type="dxa" w:w="60"/>
+              <w:right w:type="dxa" w:w="100"/>
+            </w:tcMar>
+          </w:tcPr>
+          <w:p>
+            <w:r>
+              <w:rPr>
+                <w:rFonts w:ascii="Consolas" w:cs="Consolas" w:eastAsia="Consolas" w:hAnsi="Consolas"/>
+                <w:color w:val="1F4E79"/>
+                <w:sz w:val="17"/>
+                <w:szCs w:val="17"/>
+              </w:rPr>
+              <w:t xml:space="preserve">Dockerfile</w:t>
+            </w:r>
+            <w:r>
+              <w:rPr>
+                <w:sz w:val="19"/>
+                <w:szCs w:val="19"/>
+              </w:rPr>
+              <w:t xml:space="preserve">, </w:t>
+            </w:r>
+            <w:r>
+              <w:rPr>
+                <w:rFonts w:ascii="Consolas" w:cs="Consolas" w:eastAsia="Consolas" w:hAnsi="Consolas"/>
+                <w:color w:val="1F4E79"/>
+                <w:sz w:val="17"/>
+                <w:szCs w:val="17"/>
+              </w:rPr>
               <w:t xml:space="preserve">docker/entrypoint.sh</w:t>
             </w:r>
           </w:p>
@@ -17900,7 +17991,7 @@
                 <w:sz w:val="19"/>
                 <w:szCs w:val="19"/>
               </w:rPr>
-              <w:t xml:space="preserve">Konfigurasi server untuk hosting online (PHP 8.2 + Apache + PostgreSQL)</w:t>
+              <w:t xml:space="preserve">Konfigurasi alternatif untuk hosting berbasis Docker</w:t>
             </w:r>
           </w:p>
         </w:tc>

--- a/DOKUMENTASI.docx
+++ b/DOKUMENTASI.docx
@@ -38,8 +38,8 @@
         </w:tblBorders>
       </w:tblPr>
       <w:tblGrid>
-        <w:gridCol w:w="1606"/>
-        <w:gridCol w:w="8032"/>
+        <w:gridCol w:w="2224"/>
+        <w:gridCol w:w="7414"/>
       </w:tblGrid>
       <w:tr>
         <w:trPr>
@@ -47,7 +47,7 @@
         </w:trPr>
         <w:tc>
           <w:tcPr>
-            <w:tcW w:type="dxa" w:w="1606"/>
+            <w:tcW w:type="dxa" w:w="2224"/>
             <w:tcBorders>
               <w:top w:val="single" w:color="BFBFBF" w:sz="4"/>
               <w:left w:val="single" w:color="BFBFBF" w:sz="4"/>
@@ -77,7 +77,7 @@
         </w:tc>
         <w:tc>
           <w:tcPr>
-            <w:tcW w:type="dxa" w:w="8032"/>
+            <w:tcW w:type="dxa" w:w="7414"/>
             <w:tcBorders>
               <w:top w:val="single" w:color="BFBFBF" w:sz="4"/>
               <w:left w:val="single" w:color="BFBFBF" w:sz="4"/>
@@ -112,7 +112,7 @@
         </w:trPr>
         <w:tc>
           <w:tcPr>
-            <w:tcW w:type="dxa" w:w="1606"/>
+            <w:tcW w:type="dxa" w:w="2224"/>
             <w:tcBorders>
               <w:top w:val="single" w:color="BFBFBF" w:sz="4"/>
               <w:left w:val="single" w:color="BFBFBF" w:sz="4"/>
@@ -138,7 +138,7 @@
         </w:tc>
         <w:tc>
           <w:tcPr>
-            <w:tcW w:type="dxa" w:w="8032"/>
+            <w:tcW w:type="dxa" w:w="7414"/>
             <w:tcBorders>
               <w:top w:val="single" w:color="BFBFBF" w:sz="4"/>
               <w:left w:val="single" w:color="BFBFBF" w:sz="4"/>
@@ -169,7 +169,7 @@
         </w:trPr>
         <w:tc>
           <w:tcPr>
-            <w:tcW w:type="dxa" w:w="1606"/>
+            <w:tcW w:type="dxa" w:w="2224"/>
             <w:tcBorders>
               <w:top w:val="single" w:color="BFBFBF" w:sz="4"/>
               <w:left w:val="single" w:color="BFBFBF" w:sz="4"/>
@@ -195,7 +195,7 @@
         </w:tc>
         <w:tc>
           <w:tcPr>
-            <w:tcW w:type="dxa" w:w="8032"/>
+            <w:tcW w:type="dxa" w:w="7414"/>
             <w:tcBorders>
               <w:top w:val="single" w:color="BFBFBF" w:sz="4"/>
               <w:left w:val="single" w:color="BFBFBF" w:sz="4"/>
@@ -226,7 +226,7 @@
         </w:trPr>
         <w:tc>
           <w:tcPr>
-            <w:tcW w:type="dxa" w:w="1606"/>
+            <w:tcW w:type="dxa" w:w="2224"/>
             <w:tcBorders>
               <w:top w:val="single" w:color="BFBFBF" w:sz="4"/>
               <w:left w:val="single" w:color="BFBFBF" w:sz="4"/>
@@ -252,7 +252,7 @@
         </w:tc>
         <w:tc>
           <w:tcPr>
-            <w:tcW w:type="dxa" w:w="8032"/>
+            <w:tcW w:type="dxa" w:w="7414"/>
             <w:tcBorders>
               <w:top w:val="single" w:color="BFBFBF" w:sz="4"/>
               <w:left w:val="single" w:color="BFBFBF" w:sz="4"/>
@@ -283,7 +283,7 @@
         </w:trPr>
         <w:tc>
           <w:tcPr>
-            <w:tcW w:type="dxa" w:w="1606"/>
+            <w:tcW w:type="dxa" w:w="2224"/>
             <w:tcBorders>
               <w:top w:val="single" w:color="BFBFBF" w:sz="4"/>
               <w:left w:val="single" w:color="BFBFBF" w:sz="4"/>
@@ -309,7 +309,7 @@
         </w:tc>
         <w:tc>
           <w:tcPr>
-            <w:tcW w:type="dxa" w:w="8032"/>
+            <w:tcW w:type="dxa" w:w="7414"/>
             <w:tcBorders>
               <w:top w:val="single" w:color="BFBFBF" w:sz="4"/>
               <w:left w:val="single" w:color="BFBFBF" w:sz="4"/>
@@ -340,7 +340,7 @@
         </w:trPr>
         <w:tc>
           <w:tcPr>
-            <w:tcW w:type="dxa" w:w="1606"/>
+            <w:tcW w:type="dxa" w:w="2224"/>
             <w:tcBorders>
               <w:top w:val="single" w:color="BFBFBF" w:sz="4"/>
               <w:left w:val="single" w:color="BFBFBF" w:sz="4"/>
@@ -366,7 +366,7 @@
         </w:tc>
         <w:tc>
           <w:tcPr>
-            <w:tcW w:type="dxa" w:w="8032"/>
+            <w:tcW w:type="dxa" w:w="7414"/>
             <w:tcBorders>
               <w:top w:val="single" w:color="BFBFBF" w:sz="4"/>
               <w:left w:val="single" w:color="BFBFBF" w:sz="4"/>
@@ -413,53 +413,69 @@
         </w:trPr>
         <w:tc>
           <w:tcPr>
-            <w:tcW w:type="dxa" w:w="1606"/>
-            <w:tcBorders>
-              <w:top w:val="single" w:color="BFBFBF" w:sz="4"/>
-              <w:left w:val="single" w:color="BFBFBF" w:sz="4"/>
-              <w:bottom w:val="single" w:color="BFBFBF" w:sz="4"/>
-              <w:right w:val="single" w:color="BFBFBF" w:sz="4"/>
-            </w:tcBorders>
-            <w:tcMar>
-              <w:top w:type="dxa" w:w="60"/>
-              <w:left w:type="dxa" w:w="100"/>
-              <w:bottom w:type="dxa" w:w="60"/>
-              <w:right w:type="dxa" w:w="100"/>
-            </w:tcMar>
-          </w:tcPr>
-          <w:p>
-            <w:r>
-              <w:rPr>
-                <w:sz w:val="19"/>
-                <w:szCs w:val="19"/>
-              </w:rPr>
-              <w:t xml:space="preserve">Tampilan</w:t>
-            </w:r>
-          </w:p>
-        </w:tc>
-        <w:tc>
-          <w:tcPr>
-            <w:tcW w:type="dxa" w:w="8032"/>
-            <w:tcBorders>
-              <w:top w:val="single" w:color="BFBFBF" w:sz="4"/>
-              <w:left w:val="single" w:color="BFBFBF" w:sz="4"/>
-              <w:bottom w:val="single" w:color="BFBFBF" w:sz="4"/>
-              <w:right w:val="single" w:color="BFBFBF" w:sz="4"/>
-            </w:tcBorders>
-            <w:tcMar>
-              <w:top w:type="dxa" w:w="60"/>
-              <w:left w:type="dxa" w:w="100"/>
-              <w:bottom w:type="dxa" w:w="60"/>
-              <w:right w:type="dxa" w:w="100"/>
-            </w:tcMar>
-          </w:tcPr>
-          <w:p>
-            <w:r>
-              <w:rPr>
-                <w:sz w:val="19"/>
-                <w:szCs w:val="19"/>
-              </w:rPr>
-              <w:t xml:space="preserve">Blade Template + Tailwind CSS 4 (di-build dengan Vite), responsif untuk komputer dan HP</w:t>
+            <w:tcW w:type="dxa" w:w="2224"/>
+            <w:tcBorders>
+              <w:top w:val="single" w:color="BFBFBF" w:sz="4"/>
+              <w:left w:val="single" w:color="BFBFBF" w:sz="4"/>
+              <w:bottom w:val="single" w:color="BFBFBF" w:sz="4"/>
+              <w:right w:val="single" w:color="BFBFBF" w:sz="4"/>
+            </w:tcBorders>
+            <w:tcMar>
+              <w:top w:type="dxa" w:w="60"/>
+              <w:left w:type="dxa" w:w="100"/>
+              <w:bottom w:type="dxa" w:w="60"/>
+              <w:right w:type="dxa" w:w="100"/>
+            </w:tcMar>
+          </w:tcPr>
+          <w:p>
+            <w:r>
+              <w:rPr>
+                <w:sz w:val="19"/>
+                <w:szCs w:val="19"/>
+              </w:rPr>
+              <w:t xml:space="preserve">Penyimpanan gambar</w:t>
+            </w:r>
+          </w:p>
+        </w:tc>
+        <w:tc>
+          <w:tcPr>
+            <w:tcW w:type="dxa" w:w="7414"/>
+            <w:tcBorders>
+              <w:top w:val="single" w:color="BFBFBF" w:sz="4"/>
+              <w:left w:val="single" w:color="BFBFBF" w:sz="4"/>
+              <w:bottom w:val="single" w:color="BFBFBF" w:sz="4"/>
+              <w:right w:val="single" w:color="BFBFBF" w:sz="4"/>
+            </w:tcBorders>
+            <w:tcMar>
+              <w:top w:type="dxa" w:w="60"/>
+              <w:left w:type="dxa" w:w="100"/>
+              <w:bottom w:type="dxa" w:w="60"/>
+              <w:right w:type="dxa" w:w="100"/>
+            </w:tcMar>
+          </w:tcPr>
+          <w:p>
+            <w:r>
+              <w:rPr>
+                <w:sz w:val="19"/>
+                <w:szCs w:val="19"/>
+              </w:rPr>
+              <w:t xml:space="preserve">Folder </w:t>
+            </w:r>
+            <w:r>
+              <w:rPr>
+                <w:rFonts w:ascii="Consolas" w:cs="Consolas" w:eastAsia="Consolas" w:hAnsi="Consolas"/>
+                <w:color w:val="1F4E79"/>
+                <w:sz w:val="17"/>
+                <w:szCs w:val="17"/>
+              </w:rPr>
+              <w:t xml:space="preserve">storage/app/public</w:t>
+            </w:r>
+            <w:r>
+              <w:rPr>
+                <w:sz w:val="19"/>
+                <w:szCs w:val="19"/>
+              </w:rPr>
+              <w:t xml:space="preserve"> (lokal); Supabase Storage (online)</w:t>
             </w:r>
           </w:p>
         </w:tc>
@@ -470,7 +486,64 @@
         </w:trPr>
         <w:tc>
           <w:tcPr>
-            <w:tcW w:type="dxa" w:w="1606"/>
+            <w:tcW w:type="dxa" w:w="2224"/>
+            <w:tcBorders>
+              <w:top w:val="single" w:color="BFBFBF" w:sz="4"/>
+              <w:left w:val="single" w:color="BFBFBF" w:sz="4"/>
+              <w:bottom w:val="single" w:color="BFBFBF" w:sz="4"/>
+              <w:right w:val="single" w:color="BFBFBF" w:sz="4"/>
+            </w:tcBorders>
+            <w:tcMar>
+              <w:top w:type="dxa" w:w="60"/>
+              <w:left w:type="dxa" w:w="100"/>
+              <w:bottom w:type="dxa" w:w="60"/>
+              <w:right w:type="dxa" w:w="100"/>
+            </w:tcMar>
+          </w:tcPr>
+          <w:p>
+            <w:r>
+              <w:rPr>
+                <w:sz w:val="19"/>
+                <w:szCs w:val="19"/>
+              </w:rPr>
+              <w:t xml:space="preserve">Tampilan</w:t>
+            </w:r>
+          </w:p>
+        </w:tc>
+        <w:tc>
+          <w:tcPr>
+            <w:tcW w:type="dxa" w:w="7414"/>
+            <w:tcBorders>
+              <w:top w:val="single" w:color="BFBFBF" w:sz="4"/>
+              <w:left w:val="single" w:color="BFBFBF" w:sz="4"/>
+              <w:bottom w:val="single" w:color="BFBFBF" w:sz="4"/>
+              <w:right w:val="single" w:color="BFBFBF" w:sz="4"/>
+            </w:tcBorders>
+            <w:tcMar>
+              <w:top w:type="dxa" w:w="60"/>
+              <w:left w:type="dxa" w:w="100"/>
+              <w:bottom w:type="dxa" w:w="60"/>
+              <w:right w:type="dxa" w:w="100"/>
+            </w:tcMar>
+          </w:tcPr>
+          <w:p>
+            <w:r>
+              <w:rPr>
+                <w:sz w:val="19"/>
+                <w:szCs w:val="19"/>
+              </w:rPr>
+              <w:t xml:space="preserve">Blade Template + Tailwind CSS 4 (di-build dengan Vite), responsif untuk komputer dan HP</w:t>
+            </w:r>
+          </w:p>
+        </w:tc>
+      </w:tr>
+      <w:tr>
+        <w:trPr>
+          <w:tblHeader w:val="off"/>
+        </w:trPr>
+        <w:tc>
+          <w:tcPr>
+            <w:tcW w:type="dxa" w:w="2224"/>
             <w:tcBorders>
               <w:top w:val="single" w:color="BFBFBF" w:sz="4"/>
               <w:left w:val="single" w:color="BFBFBF" w:sz="4"/>
@@ -496,7 +569,7 @@
         </w:tc>
         <w:tc>
           <w:tcPr>
-            <w:tcW w:type="dxa" w:w="8032"/>
+            <w:tcW w:type="dxa" w:w="7414"/>
             <w:tcBorders>
               <w:top w:val="single" w:color="BFBFBF" w:sz="4"/>
               <w:left w:val="single" w:color="BFBFBF" w:sz="4"/>
@@ -1131,37 +1204,37 @@
         </w:p>
         <w:p>
           <w:pPr>
-            <w:pStyle w:val="TOC1"/>
-            <w:tabs>
-              <w:tab w:val="right" w:pos="9638" w:leader="dot"/>
-            </w:tabs>
-          </w:pPr>
-          <w:hyperlink w:history="1" w:anchor="_Toc26">
-            <w:r>
-              <w:t xml:space="preserve">9. Debugging</w:t>
-            </w:r>
-            <w:r>
-              <w:tab/>
-            </w:r>
-            <w:r>
-              <w:fldChar w:fldCharType="begin" w:dirty="true"/>
-              <w:instrText xml:space="preserve">PAGEREF _Toc26 \h</w:instrText>
-              <w:fldChar w:fldCharType="separate"/>
-              <w:fldChar w:fldCharType="end"/>
-            </w:r>
-          </w:hyperlink>
-        </w:p>
-        <w:p>
-          <w:pPr>
             <w:pStyle w:val="TOC2"/>
             <w:tabs>
               <w:tab w:val="right" w:pos="9638" w:leader="dot"/>
             </w:tabs>
             <w:ind w:left="220"/>
           </w:pPr>
+          <w:hyperlink w:history="1" w:anchor="_Toc26">
+            <w:r>
+              <w:t xml:space="preserve">8.7 Unggah Gambar (GambarService)</w:t>
+            </w:r>
+            <w:r>
+              <w:tab/>
+            </w:r>
+            <w:r>
+              <w:fldChar w:fldCharType="begin" w:dirty="true"/>
+              <w:instrText xml:space="preserve">PAGEREF _Toc26 \h</w:instrText>
+              <w:fldChar w:fldCharType="separate"/>
+              <w:fldChar w:fldCharType="end"/>
+            </w:r>
+          </w:hyperlink>
+        </w:p>
+        <w:p>
+          <w:pPr>
+            <w:pStyle w:val="TOC1"/>
+            <w:tabs>
+              <w:tab w:val="right" w:pos="9638" w:leader="dot"/>
+            </w:tabs>
+          </w:pPr>
           <w:hyperlink w:history="1" w:anchor="_Toc27">
             <w:r>
-              <w:t xml:space="preserve">9.1 Bug yang Ditemukan dan Perbaikannya</w:t>
+              <w:t xml:space="preserve">9. Debugging</w:t>
             </w:r>
             <w:r>
               <w:tab/>
@@ -1184,7 +1257,7 @@
           </w:pPr>
           <w:hyperlink w:history="1" w:anchor="_Toc28">
             <w:r>
-              <w:t xml:space="preserve">9.2 Teknik Debugging yang Digunakan</w:t>
+              <w:t xml:space="preserve">9.1 Bug yang Ditemukan dan Perbaikannya</w:t>
             </w:r>
             <w:r>
               <w:tab/>
@@ -1199,14 +1272,15 @@
         </w:p>
         <w:p>
           <w:pPr>
-            <w:pStyle w:val="TOC1"/>
+            <w:pStyle w:val="TOC2"/>
             <w:tabs>
               <w:tab w:val="right" w:pos="9638" w:leader="dot"/>
             </w:tabs>
+            <w:ind w:left="220"/>
           </w:pPr>
           <w:hyperlink w:history="1" w:anchor="_Toc29">
             <w:r>
-              <w:t xml:space="preserve">10. Pengujian Unit Program</w:t>
+              <w:t xml:space="preserve">9.2 Teknik Debugging yang Digunakan</w:t>
             </w:r>
             <w:r>
               <w:tab/>
@@ -1228,7 +1302,7 @@
           </w:pPr>
           <w:hyperlink w:history="1" w:anchor="_Toc30">
             <w:r>
-              <w:t xml:space="preserve">11. Skenario Demo untuk Asesor</w:t>
+              <w:t xml:space="preserve">10. Pengujian Unit Program</w:t>
             </w:r>
             <w:r>
               <w:tab/>
@@ -1236,6 +1310,28 @@
             <w:r>
               <w:fldChar w:fldCharType="begin" w:dirty="true"/>
               <w:instrText xml:space="preserve">PAGEREF _Toc30 \h</w:instrText>
+              <w:fldChar w:fldCharType="separate"/>
+              <w:fldChar w:fldCharType="end"/>
+            </w:r>
+          </w:hyperlink>
+        </w:p>
+        <w:p>
+          <w:pPr>
+            <w:pStyle w:val="TOC1"/>
+            <w:tabs>
+              <w:tab w:val="right" w:pos="9638" w:leader="dot"/>
+            </w:tabs>
+          </w:pPr>
+          <w:hyperlink w:history="1" w:anchor="_Toc31">
+            <w:r>
+              <w:t xml:space="preserve">11. Skenario Demo untuk Asesor</w:t>
+            </w:r>
+            <w:r>
+              <w:tab/>
+            </w:r>
+            <w:r>
+              <w:fldChar w:fldCharType="begin" w:dirty="true"/>
+              <w:instrText xml:space="preserve">PAGEREF _Toc31 \h</w:instrText>
               <w:fldChar w:fldCharType="separate"/>
               <w:fldChar w:fldCharType="end"/>
             </w:r>
@@ -1272,7 +1368,17 @@
     </w:p>
     <w:p>
       <w:r>
-        <w:t xml:space="preserve">Inventaris Gudang Sekolah adalah aplikasi web untuk mencatat data barang di gudang sekolah, mencatat barang yang masuk, dan mengelola permintaan barang keluar dengan persetujuan berjenjang. Aplikasi menerapkan prinsip </w:t>
+        <w:t xml:space="preserve">Inventaris Gudang Sekolah adalah aplikasi web untuk mencatat data barang di gudang sekolah, mencatat barang yang masuk, dan mengelola permintaan barang keluar dengan persetujuan berjenjang. Setiap barang, transaksi, dan pengguna dapat dilengkapi </w:t>
+      </w:r>
+      <w:r>
+        <w:rPr>
+          <w:b/>
+          <w:bCs/>
+        </w:rPr>
+        <w:t xml:space="preserve">gambar/foto</w:t>
+      </w:r>
+      <w:r>
+        <w:t xml:space="preserve"> (multimedia). Aplikasi menerapkan prinsip </w:t>
       </w:r>
       <w:r>
         <w:rPr>
@@ -1282,12 +1388,12 @@
         <w:t xml:space="preserve">pemisahan tugas (separation of duties)</w:t>
       </w:r>
       <w:r>
-        <w:t xml:space="preserve">: orang yang mencatat transaksi berbeda dengan orang yang menyetujuinya, sehingga setiap pengeluaran barang selalu diawasi.</w:t>
+        <w:t xml:space="preserve">: pengelola sistem, pencatat transaksi, dan pemberi persetujuan adalah orang yang berbeda, sehingga setiap pengeluaran barang selalu diawasi.</w:t>
       </w:r>
     </w:p>
     <w:p>
       <w:r>
-        <w:t xml:space="preserve">Pengguna terdiri dari dua role:</w:t>
+        <w:t xml:space="preserve">Pengguna terdiri dari tiga role:</w:t>
       </w:r>
     </w:p>
     <w:p>
@@ -1303,10 +1409,10 @@
           <w:b/>
           <w:bCs/>
         </w:rPr>
-        <w:t xml:space="preserve">Operator</w:t>
-      </w:r>
-      <w:r>
-        <w:t xml:space="preserve"> (petugas gudang) – mendaftarkan barang baru, mencatat barang masuk, dan mengajukan permintaan barang keluar atas permintaan guru/staf (pemohon).</w:t>
+        <w:t xml:space="preserve">Admin</w:t>
+      </w:r>
+      <w:r>
+        <w:t xml:space="preserve"> (pengelola sistem) – mengelola akun pengguna, kategori, dan data barang, serta mengoreksi data barang masuk yang salah input.</w:t>
       </w:r>
     </w:p>
     <w:p>
@@ -1322,10 +1428,49 @@
           <w:b/>
           <w:bCs/>
         </w:rPr>
-        <w:t xml:space="preserve">Admin</w:t>
-      </w:r>
-      <w:r>
-        <w:t xml:space="preserve"> (pengawas, misalnya kepala/waka sarpras) – memverifikasi (menyetujui/menolak) permintaan barang keluar, mengoreksi data, serta mengelola kategori, data barang, dan akun pengguna.</w:t>
+        <w:t xml:space="preserve">Operator</w:t>
+      </w:r>
+      <w:r>
+        <w:t xml:space="preserve"> (petugas gudang) – mendaftarkan barang baru, mencatat barang masuk (foto bukti opsional), dan mengajukan permintaan barang keluar atas permintaan guru/staf (foto bukti </w:t>
+      </w:r>
+      <w:r>
+        <w:rPr>
+          <w:b/>
+          <w:bCs/>
+        </w:rPr>
+        <w:t xml:space="preserve">wajib</w:t>
+      </w:r>
+      <w:r>
+        <w:t xml:space="preserve">).</w:t>
+      </w:r>
+    </w:p>
+    <w:p>
+      <w:pPr>
+        <w:pStyle w:val="ListParagraph"/>
+        <w:numPr>
+          <w:ilvl w:val="0"/>
+          <w:numId w:val="2"/>
+        </w:numPr>
+      </w:pPr>
+      <w:r>
+        <w:rPr>
+          <w:b/>
+          <w:bCs/>
+        </w:rPr>
+        <w:t xml:space="preserve">Manager</w:t>
+      </w:r>
+      <w:r>
+        <w:t xml:space="preserve"> (pengawas, misalnya kepala/waka sarpras) – memverifikasi, yaitu menyetujui atau menolak, permintaan barang keluar dan melihat seluruh data. Manager </w:t>
+      </w:r>
+      <w:r>
+        <w:rPr>
+          <w:b/>
+          <w:bCs/>
+        </w:rPr>
+        <w:t xml:space="preserve">tidak dapat</w:t>
+      </w:r>
+      <w:r>
+        <w:t xml:space="preserve"> menambah, mengubah, atau mengeluarkan barang.</w:t>
       </w:r>
     </w:p>
     <w:p>
@@ -1347,10 +1492,10 @@
           <w:b/>
           <w:bCs/>
         </w:rPr>
-        <w:t xml:space="preserve">stok baru berkurang setelah Admin menyetujui</w:t>
-      </w:r>
-      <w:r>
-        <w:t xml:space="preserve"> permintaan barang keluar. Setiap verifikasi mencatat siapa Admin yang memverifikasi, tanggalnya, dan catatan/alasannya.</w:t>
+        <w:t xml:space="preserve">stok baru berkurang setelah Manager menyetujui</w:t>
+      </w:r>
+      <w:r>
+        <w:t xml:space="preserve"> permintaan barang keluar. Setiap verifikasi mencatat Manager yang memverifikasi, tanggalnya, dan catatan/alasannya.</w:t>
       </w:r>
     </w:p>
     <w:p>
@@ -1365,7 +1510,31 @@
     </w:p>
     <w:p>
       <w:r>
-        <w:t xml:space="preserve">Prasyarat: XAMPP (Apache + MySQL aktif), PHP 8.2, Composer, Node.js.</w:t>
+        <w:t xml:space="preserve">Prasyarat: XAMPP (Apache + MySQL aktif), PHP 8.2 (ekstensi </w:t>
+      </w:r>
+      <w:r>
+        <w:rPr>
+          <w:rFonts w:ascii="Consolas" w:cs="Consolas" w:eastAsia="Consolas" w:hAnsi="Consolas"/>
+          <w:color w:val="1F4E79"/>
+          <w:sz w:val="20"/>
+          <w:szCs w:val="20"/>
+        </w:rPr>
+        <w:t xml:space="preserve">gd</w:t>
+      </w:r>
+      <w:r>
+        <w:t xml:space="preserve"> dan </w:t>
+      </w:r>
+      <w:r>
+        <w:rPr>
+          <w:rFonts w:ascii="Consolas" w:cs="Consolas" w:eastAsia="Consolas" w:hAnsi="Consolas"/>
+          <w:color w:val="1F4E79"/>
+          <w:sz w:val="20"/>
+          <w:szCs w:val="20"/>
+        </w:rPr>
+        <w:t xml:space="preserve">fileinfo</w:t>
+      </w:r>
+      <w:r>
+        <w:t xml:space="preserve"> aktif), Composer, Node.js.</w:t>
       </w:r>
     </w:p>
     <w:p>
@@ -1542,7 +1711,7 @@
         </w:numPr>
       </w:pPr>
       <w:r>
-        <w:t xml:space="preserve">Build tampilan (CSS): </w:t>
+        <w:t xml:space="preserve">Hubungkan folder gambar agar bisa dibuka dari browser: </w:t>
       </w:r>
       <w:r>
         <w:rPr>
@@ -1551,7 +1720,10 @@
           <w:sz w:val="20"/>
           <w:szCs w:val="20"/>
         </w:rPr>
-        <w:t xml:space="preserve">npm run build</w:t>
+        <w:t xml:space="preserve">php artisan storage:link</w:t>
+      </w:r>
+      <w:r>
+        <w:t xml:space="preserve"> (cukup sekali).</w:t>
       </w:r>
     </w:p>
     <w:p>
@@ -1563,7 +1735,7 @@
         </w:numPr>
       </w:pPr>
       <w:r>
-        <w:t xml:space="preserve">Jalankan server: </w:t>
+        <w:t xml:space="preserve">Build tampilan (CSS): </w:t>
       </w:r>
       <w:r>
         <w:rPr>
@@ -1572,19 +1744,7 @@
           <w:sz w:val="20"/>
           <w:szCs w:val="20"/>
         </w:rPr>
-        <w:t xml:space="preserve">php artisan serve</w:t>
-      </w:r>
-      <w:r>
-        <w:t xml:space="preserve"> lalu buka </w:t>
-      </w:r>
-      <w:r>
-        <w:rPr>
-          <w:rFonts w:ascii="Consolas" w:cs="Consolas" w:eastAsia="Consolas" w:hAnsi="Consolas"/>
-          <w:color w:val="1F4E79"/>
-          <w:sz w:val="20"/>
-          <w:szCs w:val="20"/>
-        </w:rPr>
-        <w:t xml:space="preserve">http://localhost:8000</w:t>
+        <w:t xml:space="preserve">npm run build</w:t>
       </w:r>
     </w:p>
     <w:p>
@@ -1596,6 +1756,39 @@
         </w:numPr>
       </w:pPr>
       <w:r>
+        <w:t xml:space="preserve">Jalankan server: </w:t>
+      </w:r>
+      <w:r>
+        <w:rPr>
+          <w:rFonts w:ascii="Consolas" w:cs="Consolas" w:eastAsia="Consolas" w:hAnsi="Consolas"/>
+          <w:color w:val="1F4E79"/>
+          <w:sz w:val="20"/>
+          <w:szCs w:val="20"/>
+        </w:rPr>
+        <w:t xml:space="preserve">php artisan serve</w:t>
+      </w:r>
+      <w:r>
+        <w:t xml:space="preserve"> lalu buka </w:t>
+      </w:r>
+      <w:r>
+        <w:rPr>
+          <w:rFonts w:ascii="Consolas" w:cs="Consolas" w:eastAsia="Consolas" w:hAnsi="Consolas"/>
+          <w:color w:val="1F4E79"/>
+          <w:sz w:val="20"/>
+          <w:szCs w:val="20"/>
+        </w:rPr>
+        <w:t xml:space="preserve">http://localhost:8000</w:t>
+      </w:r>
+    </w:p>
+    <w:p>
+      <w:pPr>
+        <w:pStyle w:val="ListParagraph"/>
+        <w:numPr>
+          <w:ilvl w:val="0"/>
+          <w:numId w:val="3"/>
+        </w:numPr>
+      </w:pPr>
+      <w:r>
         <w:t xml:space="preserve">Menjalankan pengujian unit: </w:t>
       </w:r>
       <w:r>
@@ -1610,7 +1803,7 @@
     </w:p>
     <w:p>
       <w:r>
-        <w:t xml:space="preserve">Langkah mengunggah ke GitHub dan menjalankan aplikasi secara online (Vercel + database Supabase) dijelaskan di file </w:t>
+        <w:t xml:space="preserve">Langkah mengunggah ke GitHub dan menjalankan aplikasi secara online (Vercel + database &amp; penyimpanan gambar Supabase) dijelaskan di file </w:t>
       </w:r>
       <w:r>
         <w:rPr>
@@ -1825,7 +2018,7 @@
                 <w:sz w:val="19"/>
                 <w:szCs w:val="19"/>
               </w:rPr>
-              <w:t xml:space="preserve">operator_ohim</w:t>
+              <w:t xml:space="preserve">admin_ohim</w:t>
             </w:r>
           </w:p>
         </w:tc>
@@ -1851,7 +2044,7 @@
                 <w:sz w:val="19"/>
                 <w:szCs w:val="19"/>
               </w:rPr>
-              <w:t xml:space="preserve">operator123</w:t>
+              <w:t xml:space="preserve">admin123</w:t>
             </w:r>
           </w:p>
         </w:tc>
@@ -1877,7 +2070,7 @@
                 <w:sz w:val="19"/>
                 <w:szCs w:val="19"/>
               </w:rPr>
-              <w:t xml:space="preserve">Operator</w:t>
+              <w:t xml:space="preserve">Admin</w:t>
             </w:r>
           </w:p>
         </w:tc>
@@ -1934,7 +2127,7 @@
                 <w:sz w:val="19"/>
                 <w:szCs w:val="19"/>
               </w:rPr>
-              <w:t xml:space="preserve">admin_marco</w:t>
+              <w:t xml:space="preserve">manager_marco</w:t>
             </w:r>
           </w:p>
         </w:tc>
@@ -1986,7 +2179,116 @@
                 <w:sz w:val="19"/>
                 <w:szCs w:val="19"/>
               </w:rPr>
-              <w:t xml:space="preserve">Admin</w:t>
+              <w:t xml:space="preserve">Manager</w:t>
+            </w:r>
+          </w:p>
+        </w:tc>
+      </w:tr>
+      <w:tr>
+        <w:trPr>
+          <w:tblHeader w:val="off"/>
+        </w:trPr>
+        <w:tc>
+          <w:tcPr>
+            <w:tcW w:type="dxa" w:w="2933"/>
+            <w:tcBorders>
+              <w:top w:val="single" w:color="BFBFBF" w:sz="4"/>
+              <w:left w:val="single" w:color="BFBFBF" w:sz="4"/>
+              <w:bottom w:val="single" w:color="BFBFBF" w:sz="4"/>
+              <w:right w:val="single" w:color="BFBFBF" w:sz="4"/>
+            </w:tcBorders>
+            <w:tcMar>
+              <w:top w:type="dxa" w:w="60"/>
+              <w:left w:type="dxa" w:w="100"/>
+              <w:bottom w:type="dxa" w:w="60"/>
+              <w:right w:type="dxa" w:w="100"/>
+            </w:tcMar>
+          </w:tcPr>
+          <w:p>
+            <w:r>
+              <w:rPr>
+                <w:sz w:val="19"/>
+                <w:szCs w:val="19"/>
+              </w:rPr>
+              <w:t xml:space="preserve">Siti Aminah</w:t>
+            </w:r>
+          </w:p>
+        </w:tc>
+        <w:tc>
+          <w:tcPr>
+            <w:tcW w:type="dxa" w:w="2723"/>
+            <w:tcBorders>
+              <w:top w:val="single" w:color="BFBFBF" w:sz="4"/>
+              <w:left w:val="single" w:color="BFBFBF" w:sz="4"/>
+              <w:bottom w:val="single" w:color="BFBFBF" w:sz="4"/>
+              <w:right w:val="single" w:color="BFBFBF" w:sz="4"/>
+            </w:tcBorders>
+            <w:tcMar>
+              <w:top w:type="dxa" w:w="60"/>
+              <w:left w:type="dxa" w:w="100"/>
+              <w:bottom w:type="dxa" w:w="60"/>
+              <w:right w:type="dxa" w:w="100"/>
+            </w:tcMar>
+          </w:tcPr>
+          <w:p>
+            <w:r>
+              <w:rPr>
+                <w:sz w:val="19"/>
+                <w:szCs w:val="19"/>
+              </w:rPr>
+              <w:t xml:space="preserve">operator_siti</w:t>
+            </w:r>
+          </w:p>
+        </w:tc>
+        <w:tc>
+          <w:tcPr>
+            <w:tcW w:type="dxa" w:w="2304"/>
+            <w:tcBorders>
+              <w:top w:val="single" w:color="BFBFBF" w:sz="4"/>
+              <w:left w:val="single" w:color="BFBFBF" w:sz="4"/>
+              <w:bottom w:val="single" w:color="BFBFBF" w:sz="4"/>
+              <w:right w:val="single" w:color="BFBFBF" w:sz="4"/>
+            </w:tcBorders>
+            <w:tcMar>
+              <w:top w:type="dxa" w:w="60"/>
+              <w:left w:type="dxa" w:w="100"/>
+              <w:bottom w:type="dxa" w:w="60"/>
+              <w:right w:type="dxa" w:w="100"/>
+            </w:tcMar>
+          </w:tcPr>
+          <w:p>
+            <w:r>
+              <w:rPr>
+                <w:sz w:val="19"/>
+                <w:szCs w:val="19"/>
+              </w:rPr>
+              <w:t xml:space="preserve">operator123</w:t>
+            </w:r>
+          </w:p>
+        </w:tc>
+        <w:tc>
+          <w:tcPr>
+            <w:tcW w:type="dxa" w:w="1678"/>
+            <w:tcBorders>
+              <w:top w:val="single" w:color="BFBFBF" w:sz="4"/>
+              <w:left w:val="single" w:color="BFBFBF" w:sz="4"/>
+              <w:bottom w:val="single" w:color="BFBFBF" w:sz="4"/>
+              <w:right w:val="single" w:color="BFBFBF" w:sz="4"/>
+            </w:tcBorders>
+            <w:tcMar>
+              <w:top w:type="dxa" w:w="60"/>
+              <w:left w:type="dxa" w:w="100"/>
+              <w:bottom w:type="dxa" w:w="60"/>
+              <w:right w:type="dxa" w:w="100"/>
+            </w:tcMar>
+          </w:tcPr>
+          <w:p>
+            <w:r>
+              <w:rPr>
+                <w:sz w:val="19"/>
+                <w:szCs w:val="19"/>
+              </w:rPr>
+              <w:t xml:space="preserve">Operator</w:t>
             </w:r>
           </w:p>
         </w:tc>
@@ -2030,10 +2332,11 @@
         </w:tblBorders>
       </w:tblPr>
       <w:tblGrid>
-        <w:gridCol w:w="722"/>
-        <w:gridCol w:w="7228"/>
-        <w:gridCol w:w="722"/>
-        <w:gridCol w:w="966"/>
+        <w:gridCol w:w="664"/>
+        <w:gridCol w:w="6646"/>
+        <w:gridCol w:w="664"/>
+        <w:gridCol w:w="886"/>
+        <w:gridCol w:w="778"/>
       </w:tblGrid>
       <w:tr>
         <w:trPr>
@@ -2041,7 +2344,7 @@
         </w:trPr>
         <w:tc>
           <w:tcPr>
-            <w:tcW w:type="dxa" w:w="722"/>
+            <w:tcW w:type="dxa" w:w="664"/>
             <w:tcBorders>
               <w:top w:val="single" w:color="BFBFBF" w:sz="4"/>
               <w:left w:val="single" w:color="BFBFBF" w:sz="4"/>
@@ -2071,7 +2374,7 @@
         </w:tc>
         <w:tc>
           <w:tcPr>
-            <w:tcW w:type="dxa" w:w="7228"/>
+            <w:tcW w:type="dxa" w:w="6646"/>
             <w:tcBorders>
               <w:top w:val="single" w:color="BFBFBF" w:sz="4"/>
               <w:left w:val="single" w:color="BFBFBF" w:sz="4"/>
@@ -2101,7 +2404,7 @@
         </w:tc>
         <w:tc>
           <w:tcPr>
-            <w:tcW w:type="dxa" w:w="722"/>
+            <w:tcW w:type="dxa" w:w="664"/>
             <w:tcBorders>
               <w:top w:val="single" w:color="BFBFBF" w:sz="4"/>
               <w:left w:val="single" w:color="BFBFBF" w:sz="4"/>
@@ -2131,7 +2434,7 @@
         </w:tc>
         <w:tc>
           <w:tcPr>
-            <w:tcW w:type="dxa" w:w="966"/>
+            <w:tcW w:type="dxa" w:w="886"/>
             <w:tcBorders>
               <w:top w:val="single" w:color="BFBFBF" w:sz="4"/>
               <w:left w:val="single" w:color="BFBFBF" w:sz="4"/>
@@ -2156,6 +2459,36 @@
                 <w:szCs w:val="19"/>
               </w:rPr>
               <w:t xml:space="preserve">Operator</w:t>
+            </w:r>
+          </w:p>
+        </w:tc>
+        <w:tc>
+          <w:tcPr>
+            <w:tcW w:type="dxa" w:w="778"/>
+            <w:tcBorders>
+              <w:top w:val="single" w:color="BFBFBF" w:sz="4"/>
+              <w:left w:val="single" w:color="BFBFBF" w:sz="4"/>
+              <w:bottom w:val="single" w:color="BFBFBF" w:sz="4"/>
+              <w:right w:val="single" w:color="BFBFBF" w:sz="4"/>
+            </w:tcBorders>
+            <w:shd w:fill="1F4E79" w:color="auto" w:val="clear"/>
+            <w:tcMar>
+              <w:top w:type="dxa" w:w="60"/>
+              <w:left w:type="dxa" w:w="100"/>
+              <w:bottom w:type="dxa" w:w="60"/>
+              <w:right w:type="dxa" w:w="100"/>
+            </w:tcMar>
+          </w:tcPr>
+          <w:p>
+            <w:r>
+              <w:rPr>
+                <w:b/>
+                <w:bCs/>
+                <w:color w:val="FFFFFF"/>
+                <w:sz w:val="19"/>
+                <w:szCs w:val="19"/>
+              </w:rPr>
+              <w:t xml:space="preserve">Manager</w:t>
             </w:r>
           </w:p>
         </w:tc>
@@ -2166,7 +2499,7 @@
         </w:trPr>
         <w:tc>
           <w:tcPr>
-            <w:tcW w:type="dxa" w:w="722"/>
+            <w:tcW w:type="dxa" w:w="664"/>
             <w:tcBorders>
               <w:top w:val="single" w:color="BFBFBF" w:sz="4"/>
               <w:left w:val="single" w:color="BFBFBF" w:sz="4"/>
@@ -2192,33 +2525,33 @@
         </w:tc>
         <w:tc>
           <w:tcPr>
-            <w:tcW w:type="dxa" w:w="7228"/>
-            <w:tcBorders>
-              <w:top w:val="single" w:color="BFBFBF" w:sz="4"/>
-              <w:left w:val="single" w:color="BFBFBF" w:sz="4"/>
-              <w:bottom w:val="single" w:color="BFBFBF" w:sz="4"/>
-              <w:right w:val="single" w:color="BFBFBF" w:sz="4"/>
-            </w:tcBorders>
-            <w:tcMar>
-              <w:top w:type="dxa" w:w="60"/>
-              <w:left w:type="dxa" w:w="100"/>
-              <w:bottom w:type="dxa" w:w="60"/>
-              <w:right w:type="dxa" w:w="100"/>
-            </w:tcMar>
-          </w:tcPr>
-          <w:p>
-            <w:r>
-              <w:rPr>
-                <w:sz w:val="19"/>
-                <w:szCs w:val="19"/>
-              </w:rPr>
-              <w:t xml:space="preserve">Login dan logout</w:t>
-            </w:r>
-          </w:p>
-        </w:tc>
-        <w:tc>
-          <w:tcPr>
-            <w:tcW w:type="dxa" w:w="722"/>
+            <w:tcW w:type="dxa" w:w="6646"/>
+            <w:tcBorders>
+              <w:top w:val="single" w:color="BFBFBF" w:sz="4"/>
+              <w:left w:val="single" w:color="BFBFBF" w:sz="4"/>
+              <w:bottom w:val="single" w:color="BFBFBF" w:sz="4"/>
+              <w:right w:val="single" w:color="BFBFBF" w:sz="4"/>
+            </w:tcBorders>
+            <w:tcMar>
+              <w:top w:type="dxa" w:w="60"/>
+              <w:left w:type="dxa" w:w="100"/>
+              <w:bottom w:type="dxa" w:w="60"/>
+              <w:right w:type="dxa" w:w="100"/>
+            </w:tcMar>
+          </w:tcPr>
+          <w:p>
+            <w:r>
+              <w:rPr>
+                <w:sz w:val="19"/>
+                <w:szCs w:val="19"/>
+              </w:rPr>
+              <w:t xml:space="preserve">Login, logout, dan ubah profil sendiri (nama, foto, password)</w:t>
+            </w:r>
+          </w:p>
+        </w:tc>
+        <w:tc>
+          <w:tcPr>
+            <w:tcW w:type="dxa" w:w="664"/>
             <w:tcBorders>
               <w:top w:val="single" w:color="BFBFBF" w:sz="4"/>
               <w:left w:val="single" w:color="BFBFBF" w:sz="4"/>
@@ -2244,7 +2577,33 @@
         </w:tc>
         <w:tc>
           <w:tcPr>
-            <w:tcW w:type="dxa" w:w="966"/>
+            <w:tcW w:type="dxa" w:w="886"/>
+            <w:tcBorders>
+              <w:top w:val="single" w:color="BFBFBF" w:sz="4"/>
+              <w:left w:val="single" w:color="BFBFBF" w:sz="4"/>
+              <w:bottom w:val="single" w:color="BFBFBF" w:sz="4"/>
+              <w:right w:val="single" w:color="BFBFBF" w:sz="4"/>
+            </w:tcBorders>
+            <w:tcMar>
+              <w:top w:type="dxa" w:w="60"/>
+              <w:left w:type="dxa" w:w="100"/>
+              <w:bottom w:type="dxa" w:w="60"/>
+              <w:right w:type="dxa" w:w="100"/>
+            </w:tcMar>
+          </w:tcPr>
+          <w:p>
+            <w:r>
+              <w:rPr>
+                <w:sz w:val="19"/>
+                <w:szCs w:val="19"/>
+              </w:rPr>
+              <w:t xml:space="preserve">Ya</w:t>
+            </w:r>
+          </w:p>
+        </w:tc>
+        <w:tc>
+          <w:tcPr>
+            <w:tcW w:type="dxa" w:w="778"/>
             <w:tcBorders>
               <w:top w:val="single" w:color="BFBFBF" w:sz="4"/>
               <w:left w:val="single" w:color="BFBFBF" w:sz="4"/>
@@ -2275,7 +2634,7 @@
         </w:trPr>
         <w:tc>
           <w:tcPr>
-            <w:tcW w:type="dxa" w:w="722"/>
+            <w:tcW w:type="dxa" w:w="664"/>
             <w:tcBorders>
               <w:top w:val="single" w:color="BFBFBF" w:sz="4"/>
               <w:left w:val="single" w:color="BFBFBF" w:sz="4"/>
@@ -2301,33 +2660,33 @@
         </w:tc>
         <w:tc>
           <w:tcPr>
-            <w:tcW w:type="dxa" w:w="7228"/>
-            <w:tcBorders>
-              <w:top w:val="single" w:color="BFBFBF" w:sz="4"/>
-              <w:left w:val="single" w:color="BFBFBF" w:sz="4"/>
-              <w:bottom w:val="single" w:color="BFBFBF" w:sz="4"/>
-              <w:right w:val="single" w:color="BFBFBF" w:sz="4"/>
-            </w:tcBorders>
-            <w:tcMar>
-              <w:top w:type="dxa" w:w="60"/>
-              <w:left w:type="dxa" w:w="100"/>
-              <w:bottom w:type="dxa" w:w="60"/>
-              <w:right w:type="dxa" w:w="100"/>
-            </w:tcMar>
-          </w:tcPr>
-          <w:p>
-            <w:r>
-              <w:rPr>
-                <w:sz w:val="19"/>
-                <w:szCs w:val="19"/>
-              </w:rPr>
-              <w:t xml:space="preserve">Dashboard ringkasan (jumlah barang, stok menipis, transaksi terbaru, permintaan Pending)</w:t>
-            </w:r>
-          </w:p>
-        </w:tc>
-        <w:tc>
-          <w:tcPr>
-            <w:tcW w:type="dxa" w:w="722"/>
+            <w:tcW w:type="dxa" w:w="6646"/>
+            <w:tcBorders>
+              <w:top w:val="single" w:color="BFBFBF" w:sz="4"/>
+              <w:left w:val="single" w:color="BFBFBF" w:sz="4"/>
+              <w:bottom w:val="single" w:color="BFBFBF" w:sz="4"/>
+              <w:right w:val="single" w:color="BFBFBF" w:sz="4"/>
+            </w:tcBorders>
+            <w:tcMar>
+              <w:top w:type="dxa" w:w="60"/>
+              <w:left w:type="dxa" w:w="100"/>
+              <w:bottom w:type="dxa" w:w="60"/>
+              <w:right w:type="dxa" w:w="100"/>
+            </w:tcMar>
+          </w:tcPr>
+          <w:p>
+            <w:r>
+              <w:rPr>
+                <w:sz w:val="19"/>
+                <w:szCs w:val="19"/>
+              </w:rPr>
+              <w:t xml:space="preserve">Dashboard ringkasan (statistik, grafik, stok menipis, aktivitas terbaru)</w:t>
+            </w:r>
+          </w:p>
+        </w:tc>
+        <w:tc>
+          <w:tcPr>
+            <w:tcW w:type="dxa" w:w="664"/>
             <w:tcBorders>
               <w:top w:val="single" w:color="BFBFBF" w:sz="4"/>
               <w:left w:val="single" w:color="BFBFBF" w:sz="4"/>
@@ -2353,7 +2712,33 @@
         </w:tc>
         <w:tc>
           <w:tcPr>
-            <w:tcW w:type="dxa" w:w="966"/>
+            <w:tcW w:type="dxa" w:w="886"/>
+            <w:tcBorders>
+              <w:top w:val="single" w:color="BFBFBF" w:sz="4"/>
+              <w:left w:val="single" w:color="BFBFBF" w:sz="4"/>
+              <w:bottom w:val="single" w:color="BFBFBF" w:sz="4"/>
+              <w:right w:val="single" w:color="BFBFBF" w:sz="4"/>
+            </w:tcBorders>
+            <w:tcMar>
+              <w:top w:type="dxa" w:w="60"/>
+              <w:left w:type="dxa" w:w="100"/>
+              <w:bottom w:type="dxa" w:w="60"/>
+              <w:right w:type="dxa" w:w="100"/>
+            </w:tcMar>
+          </w:tcPr>
+          <w:p>
+            <w:r>
+              <w:rPr>
+                <w:sz w:val="19"/>
+                <w:szCs w:val="19"/>
+              </w:rPr>
+              <w:t xml:space="preserve">Ya</w:t>
+            </w:r>
+          </w:p>
+        </w:tc>
+        <w:tc>
+          <w:tcPr>
+            <w:tcW w:type="dxa" w:w="778"/>
             <w:tcBorders>
               <w:top w:val="single" w:color="BFBFBF" w:sz="4"/>
               <w:left w:val="single" w:color="BFBFBF" w:sz="4"/>
@@ -2384,7 +2769,7 @@
         </w:trPr>
         <w:tc>
           <w:tcPr>
-            <w:tcW w:type="dxa" w:w="722"/>
+            <w:tcW w:type="dxa" w:w="664"/>
             <w:tcBorders>
               <w:top w:val="single" w:color="BFBFBF" w:sz="4"/>
               <w:left w:val="single" w:color="BFBFBF" w:sz="4"/>
@@ -2410,7 +2795,7 @@
         </w:tc>
         <w:tc>
           <w:tcPr>
-            <w:tcW w:type="dxa" w:w="7228"/>
+            <w:tcW w:type="dxa" w:w="6646"/>
             <w:tcBorders>
               <w:top w:val="single" w:color="BFBFBF" w:sz="4"/>
               <w:left w:val="single" w:color="BFBFBF" w:sz="4"/>
@@ -2436,7 +2821,7 @@
         </w:tc>
         <w:tc>
           <w:tcPr>
-            <w:tcW w:type="dxa" w:w="722"/>
+            <w:tcW w:type="dxa" w:w="664"/>
             <w:tcBorders>
               <w:top w:val="single" w:color="BFBFBF" w:sz="4"/>
               <w:left w:val="single" w:color="BFBFBF" w:sz="4"/>
@@ -2462,7 +2847,33 @@
         </w:tc>
         <w:tc>
           <w:tcPr>
-            <w:tcW w:type="dxa" w:w="966"/>
+            <w:tcW w:type="dxa" w:w="886"/>
+            <w:tcBorders>
+              <w:top w:val="single" w:color="BFBFBF" w:sz="4"/>
+              <w:left w:val="single" w:color="BFBFBF" w:sz="4"/>
+              <w:bottom w:val="single" w:color="BFBFBF" w:sz="4"/>
+              <w:right w:val="single" w:color="BFBFBF" w:sz="4"/>
+            </w:tcBorders>
+            <w:tcMar>
+              <w:top w:type="dxa" w:w="60"/>
+              <w:left w:type="dxa" w:w="100"/>
+              <w:bottom w:type="dxa" w:w="60"/>
+              <w:right w:type="dxa" w:w="100"/>
+            </w:tcMar>
+          </w:tcPr>
+          <w:p>
+            <w:r>
+              <w:rPr>
+                <w:sz w:val="19"/>
+                <w:szCs w:val="19"/>
+              </w:rPr>
+              <w:t xml:space="preserve">Tidak</w:t>
+            </w:r>
+          </w:p>
+        </w:tc>
+        <w:tc>
+          <w:tcPr>
+            <w:tcW w:type="dxa" w:w="778"/>
             <w:tcBorders>
               <w:top w:val="single" w:color="BFBFBF" w:sz="4"/>
               <w:left w:val="single" w:color="BFBFBF" w:sz="4"/>
@@ -2493,7 +2904,7 @@
         </w:trPr>
         <w:tc>
           <w:tcPr>
-            <w:tcW w:type="dxa" w:w="722"/>
+            <w:tcW w:type="dxa" w:w="664"/>
             <w:tcBorders>
               <w:top w:val="single" w:color="BFBFBF" w:sz="4"/>
               <w:left w:val="single" w:color="BFBFBF" w:sz="4"/>
@@ -2519,7 +2930,7 @@
         </w:tc>
         <w:tc>
           <w:tcPr>
-            <w:tcW w:type="dxa" w:w="7228"/>
+            <w:tcW w:type="dxa" w:w="6646"/>
             <w:tcBorders>
               <w:top w:val="single" w:color="BFBFBF" w:sz="4"/>
               <w:left w:val="single" w:color="BFBFBF" w:sz="4"/>
@@ -2545,7 +2956,7 @@
         </w:tc>
         <w:tc>
           <w:tcPr>
-            <w:tcW w:type="dxa" w:w="722"/>
+            <w:tcW w:type="dxa" w:w="664"/>
             <w:tcBorders>
               <w:top w:val="single" w:color="BFBFBF" w:sz="4"/>
               <w:left w:val="single" w:color="BFBFBF" w:sz="4"/>
@@ -2571,7 +2982,33 @@
         </w:tc>
         <w:tc>
           <w:tcPr>
-            <w:tcW w:type="dxa" w:w="966"/>
+            <w:tcW w:type="dxa" w:w="886"/>
+            <w:tcBorders>
+              <w:top w:val="single" w:color="BFBFBF" w:sz="4"/>
+              <w:left w:val="single" w:color="BFBFBF" w:sz="4"/>
+              <w:bottom w:val="single" w:color="BFBFBF" w:sz="4"/>
+              <w:right w:val="single" w:color="BFBFBF" w:sz="4"/>
+            </w:tcBorders>
+            <w:tcMar>
+              <w:top w:type="dxa" w:w="60"/>
+              <w:left w:type="dxa" w:w="100"/>
+              <w:bottom w:type="dxa" w:w="60"/>
+              <w:right w:type="dxa" w:w="100"/>
+            </w:tcMar>
+          </w:tcPr>
+          <w:p>
+            <w:r>
+              <w:rPr>
+                <w:sz w:val="19"/>
+                <w:szCs w:val="19"/>
+              </w:rPr>
+              <w:t xml:space="preserve">Tidak</w:t>
+            </w:r>
+          </w:p>
+        </w:tc>
+        <w:tc>
+          <w:tcPr>
+            <w:tcW w:type="dxa" w:w="778"/>
             <w:tcBorders>
               <w:top w:val="single" w:color="BFBFBF" w:sz="4"/>
               <w:left w:val="single" w:color="BFBFBF" w:sz="4"/>
@@ -2602,7 +3039,7 @@
         </w:trPr>
         <w:tc>
           <w:tcPr>
-            <w:tcW w:type="dxa" w:w="722"/>
+            <w:tcW w:type="dxa" w:w="664"/>
             <w:tcBorders>
               <w:top w:val="single" w:color="BFBFBF" w:sz="4"/>
               <w:left w:val="single" w:color="BFBFBF" w:sz="4"/>
@@ -2628,7 +3065,7 @@
         </w:tc>
         <w:tc>
           <w:tcPr>
-            <w:tcW w:type="dxa" w:w="7228"/>
+            <w:tcW w:type="dxa" w:w="6646"/>
             <w:tcBorders>
               <w:top w:val="single" w:color="BFBFBF" w:sz="4"/>
               <w:left w:val="single" w:color="BFBFBF" w:sz="4"/>
@@ -2654,7 +3091,7 @@
         </w:tc>
         <w:tc>
           <w:tcPr>
-            <w:tcW w:type="dxa" w:w="722"/>
+            <w:tcW w:type="dxa" w:w="664"/>
             <w:tcBorders>
               <w:top w:val="single" w:color="BFBFBF" w:sz="4"/>
               <w:left w:val="single" w:color="BFBFBF" w:sz="4"/>
@@ -2680,7 +3117,33 @@
         </w:tc>
         <w:tc>
           <w:tcPr>
-            <w:tcW w:type="dxa" w:w="966"/>
+            <w:tcW w:type="dxa" w:w="886"/>
+            <w:tcBorders>
+              <w:top w:val="single" w:color="BFBFBF" w:sz="4"/>
+              <w:left w:val="single" w:color="BFBFBF" w:sz="4"/>
+              <w:bottom w:val="single" w:color="BFBFBF" w:sz="4"/>
+              <w:right w:val="single" w:color="BFBFBF" w:sz="4"/>
+            </w:tcBorders>
+            <w:tcMar>
+              <w:top w:type="dxa" w:w="60"/>
+              <w:left w:type="dxa" w:w="100"/>
+              <w:bottom w:type="dxa" w:w="60"/>
+              <w:right w:type="dxa" w:w="100"/>
+            </w:tcMar>
+          </w:tcPr>
+          <w:p>
+            <w:r>
+              <w:rPr>
+                <w:sz w:val="19"/>
+                <w:szCs w:val="19"/>
+              </w:rPr>
+              <w:t xml:space="preserve">Ya</w:t>
+            </w:r>
+          </w:p>
+        </w:tc>
+        <w:tc>
+          <w:tcPr>
+            <w:tcW w:type="dxa" w:w="778"/>
             <w:tcBorders>
               <w:top w:val="single" w:color="BFBFBF" w:sz="4"/>
               <w:left w:val="single" w:color="BFBFBF" w:sz="4"/>
@@ -2711,7 +3174,7 @@
         </w:trPr>
         <w:tc>
           <w:tcPr>
-            <w:tcW w:type="dxa" w:w="722"/>
+            <w:tcW w:type="dxa" w:w="664"/>
             <w:tcBorders>
               <w:top w:val="single" w:color="BFBFBF" w:sz="4"/>
               <w:left w:val="single" w:color="BFBFBF" w:sz="4"/>
@@ -2737,33 +3200,33 @@
         </w:tc>
         <w:tc>
           <w:tcPr>
-            <w:tcW w:type="dxa" w:w="7228"/>
-            <w:tcBorders>
-              <w:top w:val="single" w:color="BFBFBF" w:sz="4"/>
-              <w:left w:val="single" w:color="BFBFBF" w:sz="4"/>
-              <w:bottom w:val="single" w:color="BFBFBF" w:sz="4"/>
-              <w:right w:val="single" w:color="BFBFBF" w:sz="4"/>
-            </w:tcBorders>
-            <w:tcMar>
-              <w:top w:type="dxa" w:w="60"/>
-              <w:left w:type="dxa" w:w="100"/>
-              <w:bottom w:type="dxa" w:w="60"/>
-              <w:right w:type="dxa" w:w="100"/>
-            </w:tcMar>
-          </w:tcPr>
-          <w:p>
-            <w:r>
-              <w:rPr>
-                <w:sz w:val="19"/>
-                <w:szCs w:val="19"/>
-              </w:rPr>
-              <w:t xml:space="preserve">Tambah barang baru (kode dibuat otomatis)</w:t>
-            </w:r>
-          </w:p>
-        </w:tc>
-        <w:tc>
-          <w:tcPr>
-            <w:tcW w:type="dxa" w:w="722"/>
+            <w:tcW w:type="dxa" w:w="6646"/>
+            <w:tcBorders>
+              <w:top w:val="single" w:color="BFBFBF" w:sz="4"/>
+              <w:left w:val="single" w:color="BFBFBF" w:sz="4"/>
+              <w:bottom w:val="single" w:color="BFBFBF" w:sz="4"/>
+              <w:right w:val="single" w:color="BFBFBF" w:sz="4"/>
+            </w:tcBorders>
+            <w:tcMar>
+              <w:top w:type="dxa" w:w="60"/>
+              <w:left w:type="dxa" w:w="100"/>
+              <w:bottom w:type="dxa" w:w="60"/>
+              <w:right w:type="dxa" w:w="100"/>
+            </w:tcMar>
+          </w:tcPr>
+          <w:p>
+            <w:r>
+              <w:rPr>
+                <w:sz w:val="19"/>
+                <w:szCs w:val="19"/>
+              </w:rPr>
+              <w:t xml:space="preserve">Tambah barang baru + gambar (kode dibuat otomatis)</w:t>
+            </w:r>
+          </w:p>
+        </w:tc>
+        <w:tc>
+          <w:tcPr>
+            <w:tcW w:type="dxa" w:w="664"/>
             <w:tcBorders>
               <w:top w:val="single" w:color="BFBFBF" w:sz="4"/>
               <w:left w:val="single" w:color="BFBFBF" w:sz="4"/>
@@ -2789,7 +3252,7 @@
         </w:tc>
         <w:tc>
           <w:tcPr>
-            <w:tcW w:type="dxa" w:w="966"/>
+            <w:tcW w:type="dxa" w:w="886"/>
             <w:tcBorders>
               <w:top w:val="single" w:color="BFBFBF" w:sz="4"/>
               <w:left w:val="single" w:color="BFBFBF" w:sz="4"/>
@@ -2810,6 +3273,32 @@
                 <w:szCs w:val="19"/>
               </w:rPr>
               <w:t xml:space="preserve">Ya</w:t>
+            </w:r>
+          </w:p>
+        </w:tc>
+        <w:tc>
+          <w:tcPr>
+            <w:tcW w:type="dxa" w:w="778"/>
+            <w:tcBorders>
+              <w:top w:val="single" w:color="BFBFBF" w:sz="4"/>
+              <w:left w:val="single" w:color="BFBFBF" w:sz="4"/>
+              <w:bottom w:val="single" w:color="BFBFBF" w:sz="4"/>
+              <w:right w:val="single" w:color="BFBFBF" w:sz="4"/>
+            </w:tcBorders>
+            <w:tcMar>
+              <w:top w:type="dxa" w:w="60"/>
+              <w:left w:type="dxa" w:w="100"/>
+              <w:bottom w:type="dxa" w:w="60"/>
+              <w:right w:type="dxa" w:w="100"/>
+            </w:tcMar>
+          </w:tcPr>
+          <w:p>
+            <w:r>
+              <w:rPr>
+                <w:sz w:val="19"/>
+                <w:szCs w:val="19"/>
+              </w:rPr>
+              <w:t xml:space="preserve">Tidak</w:t>
             </w:r>
           </w:p>
         </w:tc>
@@ -2820,7 +3309,7 @@
         </w:trPr>
         <w:tc>
           <w:tcPr>
-            <w:tcW w:type="dxa" w:w="722"/>
+            <w:tcW w:type="dxa" w:w="664"/>
             <w:tcBorders>
               <w:top w:val="single" w:color="BFBFBF" w:sz="4"/>
               <w:left w:val="single" w:color="BFBFBF" w:sz="4"/>
@@ -2846,33 +3335,33 @@
         </w:tc>
         <w:tc>
           <w:tcPr>
-            <w:tcW w:type="dxa" w:w="7228"/>
-            <w:tcBorders>
-              <w:top w:val="single" w:color="BFBFBF" w:sz="4"/>
-              <w:left w:val="single" w:color="BFBFBF" w:sz="4"/>
-              <w:bottom w:val="single" w:color="BFBFBF" w:sz="4"/>
-              <w:right w:val="single" w:color="BFBFBF" w:sz="4"/>
-            </w:tcBorders>
-            <w:tcMar>
-              <w:top w:type="dxa" w:w="60"/>
-              <w:left w:type="dxa" w:w="100"/>
-              <w:bottom w:type="dxa" w:w="60"/>
-              <w:right w:type="dxa" w:w="100"/>
-            </w:tcMar>
-          </w:tcPr>
-          <w:p>
-            <w:r>
-              <w:rPr>
-                <w:sz w:val="19"/>
-                <w:szCs w:val="19"/>
-              </w:rPr>
-              <w:t xml:space="preserve">Ubah dan hapus data barang</w:t>
-            </w:r>
-          </w:p>
-        </w:tc>
-        <w:tc>
-          <w:tcPr>
-            <w:tcW w:type="dxa" w:w="722"/>
+            <w:tcW w:type="dxa" w:w="6646"/>
+            <w:tcBorders>
+              <w:top w:val="single" w:color="BFBFBF" w:sz="4"/>
+              <w:left w:val="single" w:color="BFBFBF" w:sz="4"/>
+              <w:bottom w:val="single" w:color="BFBFBF" w:sz="4"/>
+              <w:right w:val="single" w:color="BFBFBF" w:sz="4"/>
+            </w:tcBorders>
+            <w:tcMar>
+              <w:top w:type="dxa" w:w="60"/>
+              <w:left w:type="dxa" w:w="100"/>
+              <w:bottom w:type="dxa" w:w="60"/>
+              <w:right w:type="dxa" w:w="100"/>
+            </w:tcMar>
+          </w:tcPr>
+          <w:p>
+            <w:r>
+              <w:rPr>
+                <w:sz w:val="19"/>
+                <w:szCs w:val="19"/>
+              </w:rPr>
+              <w:t xml:space="preserve">Ubah dan hapus data barang / gambar barang</w:t>
+            </w:r>
+          </w:p>
+        </w:tc>
+        <w:tc>
+          <w:tcPr>
+            <w:tcW w:type="dxa" w:w="664"/>
             <w:tcBorders>
               <w:top w:val="single" w:color="BFBFBF" w:sz="4"/>
               <w:left w:val="single" w:color="BFBFBF" w:sz="4"/>
@@ -2898,7 +3387,33 @@
         </w:tc>
         <w:tc>
           <w:tcPr>
-            <w:tcW w:type="dxa" w:w="966"/>
+            <w:tcW w:type="dxa" w:w="886"/>
+            <w:tcBorders>
+              <w:top w:val="single" w:color="BFBFBF" w:sz="4"/>
+              <w:left w:val="single" w:color="BFBFBF" w:sz="4"/>
+              <w:bottom w:val="single" w:color="BFBFBF" w:sz="4"/>
+              <w:right w:val="single" w:color="BFBFBF" w:sz="4"/>
+            </w:tcBorders>
+            <w:tcMar>
+              <w:top w:type="dxa" w:w="60"/>
+              <w:left w:type="dxa" w:w="100"/>
+              <w:bottom w:type="dxa" w:w="60"/>
+              <w:right w:type="dxa" w:w="100"/>
+            </w:tcMar>
+          </w:tcPr>
+          <w:p>
+            <w:r>
+              <w:rPr>
+                <w:sz w:val="19"/>
+                <w:szCs w:val="19"/>
+              </w:rPr>
+              <w:t xml:space="preserve">Tidak</w:t>
+            </w:r>
+          </w:p>
+        </w:tc>
+        <w:tc>
+          <w:tcPr>
+            <w:tcW w:type="dxa" w:w="778"/>
             <w:tcBorders>
               <w:top w:val="single" w:color="BFBFBF" w:sz="4"/>
               <w:left w:val="single" w:color="BFBFBF" w:sz="4"/>
@@ -2929,7 +3444,7 @@
         </w:trPr>
         <w:tc>
           <w:tcPr>
-            <w:tcW w:type="dxa" w:w="722"/>
+            <w:tcW w:type="dxa" w:w="664"/>
             <w:tcBorders>
               <w:top w:val="single" w:color="BFBFBF" w:sz="4"/>
               <w:left w:val="single" w:color="BFBFBF" w:sz="4"/>
@@ -2955,33 +3470,33 @@
         </w:tc>
         <w:tc>
           <w:tcPr>
-            <w:tcW w:type="dxa" w:w="7228"/>
-            <w:tcBorders>
-              <w:top w:val="single" w:color="BFBFBF" w:sz="4"/>
-              <w:left w:val="single" w:color="BFBFBF" w:sz="4"/>
-              <w:bottom w:val="single" w:color="BFBFBF" w:sz="4"/>
-              <w:right w:val="single" w:color="BFBFBF" w:sz="4"/>
-            </w:tcBorders>
-            <w:tcMar>
-              <w:top w:type="dxa" w:w="60"/>
-              <w:left w:type="dxa" w:w="100"/>
-              <w:bottom w:type="dxa" w:w="60"/>
-              <w:right w:type="dxa" w:w="100"/>
-            </w:tcMar>
-          </w:tcPr>
-          <w:p>
-            <w:r>
-              <w:rPr>
-                <w:sz w:val="19"/>
-                <w:szCs w:val="19"/>
-              </w:rPr>
-              <w:t xml:space="preserve">Catat barang masuk (stok otomatis bertambah)</w:t>
-            </w:r>
-          </w:p>
-        </w:tc>
-        <w:tc>
-          <w:tcPr>
-            <w:tcW w:type="dxa" w:w="722"/>
+            <w:tcW w:type="dxa" w:w="6646"/>
+            <w:tcBorders>
+              <w:top w:val="single" w:color="BFBFBF" w:sz="4"/>
+              <w:left w:val="single" w:color="BFBFBF" w:sz="4"/>
+              <w:bottom w:val="single" w:color="BFBFBF" w:sz="4"/>
+              <w:right w:val="single" w:color="BFBFBF" w:sz="4"/>
+            </w:tcBorders>
+            <w:tcMar>
+              <w:top w:type="dxa" w:w="60"/>
+              <w:left w:type="dxa" w:w="100"/>
+              <w:bottom w:type="dxa" w:w="60"/>
+              <w:right w:type="dxa" w:w="100"/>
+            </w:tcMar>
+          </w:tcPr>
+          <w:p>
+            <w:r>
+              <w:rPr>
+                <w:sz w:val="19"/>
+                <w:szCs w:val="19"/>
+              </w:rPr>
+              <w:t xml:space="preserve">Catat barang masuk + foto bukti opsional (stok otomatis bertambah)</w:t>
+            </w:r>
+          </w:p>
+        </w:tc>
+        <w:tc>
+          <w:tcPr>
+            <w:tcW w:type="dxa" w:w="664"/>
             <w:tcBorders>
               <w:top w:val="single" w:color="BFBFBF" w:sz="4"/>
               <w:left w:val="single" w:color="BFBFBF" w:sz="4"/>
@@ -3007,7 +3522,7 @@
         </w:tc>
         <w:tc>
           <w:tcPr>
-            <w:tcW w:type="dxa" w:w="966"/>
+            <w:tcW w:type="dxa" w:w="886"/>
             <w:tcBorders>
               <w:top w:val="single" w:color="BFBFBF" w:sz="4"/>
               <w:left w:val="single" w:color="BFBFBF" w:sz="4"/>
@@ -3028,6 +3543,32 @@
                 <w:szCs w:val="19"/>
               </w:rPr>
               <w:t xml:space="preserve">Ya</w:t>
+            </w:r>
+          </w:p>
+        </w:tc>
+        <w:tc>
+          <w:tcPr>
+            <w:tcW w:type="dxa" w:w="778"/>
+            <w:tcBorders>
+              <w:top w:val="single" w:color="BFBFBF" w:sz="4"/>
+              <w:left w:val="single" w:color="BFBFBF" w:sz="4"/>
+              <w:bottom w:val="single" w:color="BFBFBF" w:sz="4"/>
+              <w:right w:val="single" w:color="BFBFBF" w:sz="4"/>
+            </w:tcBorders>
+            <w:tcMar>
+              <w:top w:type="dxa" w:w="60"/>
+              <w:left w:type="dxa" w:w="100"/>
+              <w:bottom w:type="dxa" w:w="60"/>
+              <w:right w:type="dxa" w:w="100"/>
+            </w:tcMar>
+          </w:tcPr>
+          <w:p>
+            <w:r>
+              <w:rPr>
+                <w:sz w:val="19"/>
+                <w:szCs w:val="19"/>
+              </w:rPr>
+              <w:t xml:space="preserve">Tidak</w:t>
             </w:r>
           </w:p>
         </w:tc>
@@ -3038,7 +3579,7 @@
         </w:trPr>
         <w:tc>
           <w:tcPr>
-            <w:tcW w:type="dxa" w:w="722"/>
+            <w:tcW w:type="dxa" w:w="664"/>
             <w:tcBorders>
               <w:top w:val="single" w:color="BFBFBF" w:sz="4"/>
               <w:left w:val="single" w:color="BFBFBF" w:sz="4"/>
@@ -3064,7 +3605,7 @@
         </w:tc>
         <w:tc>
           <w:tcPr>
-            <w:tcW w:type="dxa" w:w="7228"/>
+            <w:tcW w:type="dxa" w:w="6646"/>
             <w:tcBorders>
               <w:top w:val="single" w:color="BFBFBF" w:sz="4"/>
               <w:left w:val="single" w:color="BFBFBF" w:sz="4"/>
@@ -3090,7 +3631,7 @@
         </w:tc>
         <w:tc>
           <w:tcPr>
-            <w:tcW w:type="dxa" w:w="722"/>
+            <w:tcW w:type="dxa" w:w="664"/>
             <w:tcBorders>
               <w:top w:val="single" w:color="BFBFBF" w:sz="4"/>
               <w:left w:val="single" w:color="BFBFBF" w:sz="4"/>
@@ -3116,7 +3657,33 @@
         </w:tc>
         <w:tc>
           <w:tcPr>
-            <w:tcW w:type="dxa" w:w="966"/>
+            <w:tcW w:type="dxa" w:w="886"/>
+            <w:tcBorders>
+              <w:top w:val="single" w:color="BFBFBF" w:sz="4"/>
+              <w:left w:val="single" w:color="BFBFBF" w:sz="4"/>
+              <w:bottom w:val="single" w:color="BFBFBF" w:sz="4"/>
+              <w:right w:val="single" w:color="BFBFBF" w:sz="4"/>
+            </w:tcBorders>
+            <w:tcMar>
+              <w:top w:type="dxa" w:w="60"/>
+              <w:left w:type="dxa" w:w="100"/>
+              <w:bottom w:type="dxa" w:w="60"/>
+              <w:right w:type="dxa" w:w="100"/>
+            </w:tcMar>
+          </w:tcPr>
+          <w:p>
+            <w:r>
+              <w:rPr>
+                <w:sz w:val="19"/>
+                <w:szCs w:val="19"/>
+              </w:rPr>
+              <w:t xml:space="preserve">Tidak</w:t>
+            </w:r>
+          </w:p>
+        </w:tc>
+        <w:tc>
+          <w:tcPr>
+            <w:tcW w:type="dxa" w:w="778"/>
             <w:tcBorders>
               <w:top w:val="single" w:color="BFBFBF" w:sz="4"/>
               <w:left w:val="single" w:color="BFBFBF" w:sz="4"/>
@@ -3147,7 +3714,7 @@
         </w:trPr>
         <w:tc>
           <w:tcPr>
-            <w:tcW w:type="dxa" w:w="722"/>
+            <w:tcW w:type="dxa" w:w="664"/>
             <w:tcBorders>
               <w:top w:val="single" w:color="BFBFBF" w:sz="4"/>
               <w:left w:val="single" w:color="BFBFBF" w:sz="4"/>
@@ -3173,33 +3740,33 @@
         </w:tc>
         <w:tc>
           <w:tcPr>
-            <w:tcW w:type="dxa" w:w="7228"/>
-            <w:tcBorders>
-              <w:top w:val="single" w:color="BFBFBF" w:sz="4"/>
-              <w:left w:val="single" w:color="BFBFBF" w:sz="4"/>
-              <w:bottom w:val="single" w:color="BFBFBF" w:sz="4"/>
-              <w:right w:val="single" w:color="BFBFBF" w:sz="4"/>
-            </w:tcBorders>
-            <w:tcMar>
-              <w:top w:type="dxa" w:w="60"/>
-              <w:left w:type="dxa" w:w="100"/>
-              <w:bottom w:type="dxa" w:w="60"/>
-              <w:right w:type="dxa" w:w="100"/>
-            </w:tcMar>
-          </w:tcPr>
-          <w:p>
-            <w:r>
-              <w:rPr>
-                <w:sz w:val="19"/>
-                <w:szCs w:val="19"/>
-              </w:rPr>
-              <w:t xml:space="preserve">Ajukan permintaan barang keluar (status Pending)</w:t>
-            </w:r>
-          </w:p>
-        </w:tc>
-        <w:tc>
-          <w:tcPr>
-            <w:tcW w:type="dxa" w:w="722"/>
+            <w:tcW w:type="dxa" w:w="6646"/>
+            <w:tcBorders>
+              <w:top w:val="single" w:color="BFBFBF" w:sz="4"/>
+              <w:left w:val="single" w:color="BFBFBF" w:sz="4"/>
+              <w:bottom w:val="single" w:color="BFBFBF" w:sz="4"/>
+              <w:right w:val="single" w:color="BFBFBF" w:sz="4"/>
+            </w:tcBorders>
+            <w:tcMar>
+              <w:top w:type="dxa" w:w="60"/>
+              <w:left w:type="dxa" w:w="100"/>
+              <w:bottom w:type="dxa" w:w="60"/>
+              <w:right w:type="dxa" w:w="100"/>
+            </w:tcMar>
+          </w:tcPr>
+          <w:p>
+            <w:r>
+              <w:rPr>
+                <w:sz w:val="19"/>
+                <w:szCs w:val="19"/>
+              </w:rPr>
+              <w:t xml:space="preserve">Ajukan permintaan barang keluar + foto bukti wajib (status Pending)</w:t>
+            </w:r>
+          </w:p>
+        </w:tc>
+        <w:tc>
+          <w:tcPr>
+            <w:tcW w:type="dxa" w:w="664"/>
             <w:tcBorders>
               <w:top w:val="single" w:color="BFBFBF" w:sz="4"/>
               <w:left w:val="single" w:color="BFBFBF" w:sz="4"/>
@@ -3225,7 +3792,7 @@
         </w:tc>
         <w:tc>
           <w:tcPr>
-            <w:tcW w:type="dxa" w:w="966"/>
+            <w:tcW w:type="dxa" w:w="886"/>
             <w:tcBorders>
               <w:top w:val="single" w:color="BFBFBF" w:sz="4"/>
               <w:left w:val="single" w:color="BFBFBF" w:sz="4"/>
@@ -3246,6 +3813,32 @@
                 <w:szCs w:val="19"/>
               </w:rPr>
               <w:t xml:space="preserve">Ya</w:t>
+            </w:r>
+          </w:p>
+        </w:tc>
+        <w:tc>
+          <w:tcPr>
+            <w:tcW w:type="dxa" w:w="778"/>
+            <w:tcBorders>
+              <w:top w:val="single" w:color="BFBFBF" w:sz="4"/>
+              <w:left w:val="single" w:color="BFBFBF" w:sz="4"/>
+              <w:bottom w:val="single" w:color="BFBFBF" w:sz="4"/>
+              <w:right w:val="single" w:color="BFBFBF" w:sz="4"/>
+            </w:tcBorders>
+            <w:tcMar>
+              <w:top w:type="dxa" w:w="60"/>
+              <w:left w:type="dxa" w:w="100"/>
+              <w:bottom w:type="dxa" w:w="60"/>
+              <w:right w:type="dxa" w:w="100"/>
+            </w:tcMar>
+          </w:tcPr>
+          <w:p>
+            <w:r>
+              <w:rPr>
+                <w:sz w:val="19"/>
+                <w:szCs w:val="19"/>
+              </w:rPr>
+              <w:t xml:space="preserve">Tidak</w:t>
             </w:r>
           </w:p>
         </w:tc>
@@ -3256,7 +3849,7 @@
         </w:trPr>
         <w:tc>
           <w:tcPr>
-            <w:tcW w:type="dxa" w:w="722"/>
+            <w:tcW w:type="dxa" w:w="664"/>
             <w:tcBorders>
               <w:top w:val="single" w:color="BFBFBF" w:sz="4"/>
               <w:left w:val="single" w:color="BFBFBF" w:sz="4"/>
@@ -3282,7 +3875,7 @@
         </w:tc>
         <w:tc>
           <w:tcPr>
-            <w:tcW w:type="dxa" w:w="7228"/>
+            <w:tcW w:type="dxa" w:w="6646"/>
             <w:tcBorders>
               <w:top w:val="single" w:color="BFBFBF" w:sz="4"/>
               <w:left w:val="single" w:color="BFBFBF" w:sz="4"/>
@@ -3308,7 +3901,59 @@
         </w:tc>
         <w:tc>
           <w:tcPr>
-            <w:tcW w:type="dxa" w:w="722"/>
+            <w:tcW w:type="dxa" w:w="664"/>
+            <w:tcBorders>
+              <w:top w:val="single" w:color="BFBFBF" w:sz="4"/>
+              <w:left w:val="single" w:color="BFBFBF" w:sz="4"/>
+              <w:bottom w:val="single" w:color="BFBFBF" w:sz="4"/>
+              <w:right w:val="single" w:color="BFBFBF" w:sz="4"/>
+            </w:tcBorders>
+            <w:tcMar>
+              <w:top w:type="dxa" w:w="60"/>
+              <w:left w:type="dxa" w:w="100"/>
+              <w:bottom w:type="dxa" w:w="60"/>
+              <w:right w:type="dxa" w:w="100"/>
+            </w:tcMar>
+          </w:tcPr>
+          <w:p>
+            <w:r>
+              <w:rPr>
+                <w:sz w:val="19"/>
+                <w:szCs w:val="19"/>
+              </w:rPr>
+              <w:t xml:space="preserve">Tidak</w:t>
+            </w:r>
+          </w:p>
+        </w:tc>
+        <w:tc>
+          <w:tcPr>
+            <w:tcW w:type="dxa" w:w="886"/>
+            <w:tcBorders>
+              <w:top w:val="single" w:color="BFBFBF" w:sz="4"/>
+              <w:left w:val="single" w:color="BFBFBF" w:sz="4"/>
+              <w:bottom w:val="single" w:color="BFBFBF" w:sz="4"/>
+              <w:right w:val="single" w:color="BFBFBF" w:sz="4"/>
+            </w:tcBorders>
+            <w:tcMar>
+              <w:top w:type="dxa" w:w="60"/>
+              <w:left w:type="dxa" w:w="100"/>
+              <w:bottom w:type="dxa" w:w="60"/>
+              <w:right w:type="dxa" w:w="100"/>
+            </w:tcMar>
+          </w:tcPr>
+          <w:p>
+            <w:r>
+              <w:rPr>
+                <w:sz w:val="19"/>
+                <w:szCs w:val="19"/>
+              </w:rPr>
+              <w:t xml:space="preserve">Tidak</w:t>
+            </w:r>
+          </w:p>
+        </w:tc>
+        <w:tc>
+          <w:tcPr>
+            <w:tcW w:type="dxa" w:w="778"/>
             <w:tcBorders>
               <w:top w:val="single" w:color="BFBFBF" w:sz="4"/>
               <w:left w:val="single" w:color="BFBFBF" w:sz="4"/>
@@ -3329,32 +3974,6 @@
                 <w:szCs w:val="19"/>
               </w:rPr>
               <w:t xml:space="preserve">Ya</w:t>
-            </w:r>
-          </w:p>
-        </w:tc>
-        <w:tc>
-          <w:tcPr>
-            <w:tcW w:type="dxa" w:w="966"/>
-            <w:tcBorders>
-              <w:top w:val="single" w:color="BFBFBF" w:sz="4"/>
-              <w:left w:val="single" w:color="BFBFBF" w:sz="4"/>
-              <w:bottom w:val="single" w:color="BFBFBF" w:sz="4"/>
-              <w:right w:val="single" w:color="BFBFBF" w:sz="4"/>
-            </w:tcBorders>
-            <w:tcMar>
-              <w:top w:type="dxa" w:w="60"/>
-              <w:left w:type="dxa" w:w="100"/>
-              <w:bottom w:type="dxa" w:w="60"/>
-              <w:right w:type="dxa" w:w="100"/>
-            </w:tcMar>
-          </w:tcPr>
-          <w:p>
-            <w:r>
-              <w:rPr>
-                <w:sz w:val="19"/>
-                <w:szCs w:val="19"/>
-              </w:rPr>
-              <w:t xml:space="preserve">Tidak</w:t>
             </w:r>
           </w:p>
         </w:tc>
@@ -3365,7 +3984,7 @@
         </w:trPr>
         <w:tc>
           <w:tcPr>
-            <w:tcW w:type="dxa" w:w="722"/>
+            <w:tcW w:type="dxa" w:w="664"/>
             <w:tcBorders>
               <w:top w:val="single" w:color="BFBFBF" w:sz="4"/>
               <w:left w:val="single" w:color="BFBFBF" w:sz="4"/>
@@ -3391,33 +4010,33 @@
         </w:tc>
         <w:tc>
           <w:tcPr>
-            <w:tcW w:type="dxa" w:w="7228"/>
-            <w:tcBorders>
-              <w:top w:val="single" w:color="BFBFBF" w:sz="4"/>
-              <w:left w:val="single" w:color="BFBFBF" w:sz="4"/>
-              <w:bottom w:val="single" w:color="BFBFBF" w:sz="4"/>
-              <w:right w:val="single" w:color="BFBFBF" w:sz="4"/>
-            </w:tcBorders>
-            <w:tcMar>
-              <w:top w:type="dxa" w:w="60"/>
-              <w:left w:type="dxa" w:w="100"/>
-              <w:bottom w:type="dxa" w:w="60"/>
-              <w:right w:type="dxa" w:w="100"/>
-            </w:tcMar>
-          </w:tcPr>
-          <w:p>
-            <w:r>
-              <w:rPr>
-                <w:sz w:val="19"/>
-                <w:szCs w:val="19"/>
-              </w:rPr>
-              <w:t xml:space="preserve">Lihat daftar dan detail barang masuk / barang keluar, cetak</w:t>
-            </w:r>
-          </w:p>
-        </w:tc>
-        <w:tc>
-          <w:tcPr>
-            <w:tcW w:type="dxa" w:w="722"/>
+            <w:tcW w:type="dxa" w:w="6646"/>
+            <w:tcBorders>
+              <w:top w:val="single" w:color="BFBFBF" w:sz="4"/>
+              <w:left w:val="single" w:color="BFBFBF" w:sz="4"/>
+              <w:bottom w:val="single" w:color="BFBFBF" w:sz="4"/>
+              <w:right w:val="single" w:color="BFBFBF" w:sz="4"/>
+            </w:tcBorders>
+            <w:tcMar>
+              <w:top w:type="dxa" w:w="60"/>
+              <w:left w:type="dxa" w:w="100"/>
+              <w:bottom w:type="dxa" w:w="60"/>
+              <w:right w:type="dxa" w:w="100"/>
+            </w:tcMar>
+          </w:tcPr>
+          <w:p>
+            <w:r>
+              <w:rPr>
+                <w:sz w:val="19"/>
+                <w:szCs w:val="19"/>
+              </w:rPr>
+              <w:t xml:space="preserve">Lihat daftar dan detail barang masuk / barang keluar beserta fotonya, cetak</w:t>
+            </w:r>
+          </w:p>
+        </w:tc>
+        <w:tc>
+          <w:tcPr>
+            <w:tcW w:type="dxa" w:w="664"/>
             <w:tcBorders>
               <w:top w:val="single" w:color="BFBFBF" w:sz="4"/>
               <w:left w:val="single" w:color="BFBFBF" w:sz="4"/>
@@ -3443,7 +4062,33 @@
         </w:tc>
         <w:tc>
           <w:tcPr>
-            <w:tcW w:type="dxa" w:w="966"/>
+            <w:tcW w:type="dxa" w:w="886"/>
+            <w:tcBorders>
+              <w:top w:val="single" w:color="BFBFBF" w:sz="4"/>
+              <w:left w:val="single" w:color="BFBFBF" w:sz="4"/>
+              <w:bottom w:val="single" w:color="BFBFBF" w:sz="4"/>
+              <w:right w:val="single" w:color="BFBFBF" w:sz="4"/>
+            </w:tcBorders>
+            <w:tcMar>
+              <w:top w:type="dxa" w:w="60"/>
+              <w:left w:type="dxa" w:w="100"/>
+              <w:bottom w:type="dxa" w:w="60"/>
+              <w:right w:type="dxa" w:w="100"/>
+            </w:tcMar>
+          </w:tcPr>
+          <w:p>
+            <w:r>
+              <w:rPr>
+                <w:sz w:val="19"/>
+                <w:szCs w:val="19"/>
+              </w:rPr>
+              <w:t xml:space="preserve">Ya</w:t>
+            </w:r>
+          </w:p>
+        </w:tc>
+        <w:tc>
+          <w:tcPr>
+            <w:tcW w:type="dxa" w:w="778"/>
             <w:tcBorders>
               <w:top w:val="single" w:color="BFBFBF" w:sz="4"/>
               <w:left w:val="single" w:color="BFBFBF" w:sz="4"/>
@@ -3488,27 +4133,7 @@
         </w:numPr>
       </w:pPr>
       <w:r>
-        <w:t xml:space="preserve">Admin </w:t>
-      </w:r>
-      <w:r>
-        <w:rPr>
-          <w:b/>
-          <w:bCs/>
-        </w:rPr>
-        <w:t xml:space="preserve">tidak</w:t>
-      </w:r>
-      <w:r>
-        <w:t xml:space="preserve"> mencatat transaksi dan Operator </w:t>
-      </w:r>
-      <w:r>
-        <w:rPr>
-          <w:b/>
-          <w:bCs/>
-        </w:rPr>
-        <w:t xml:space="preserve">tidak</w:t>
-      </w:r>
-      <w:r>
-        <w:t xml:space="preserve"> memverifikasi, sehingga tidak ada orang yang bisa menyetujui permintaannya sendiri.</w:t>
+        <w:t xml:space="preserve">Tiga peran terpisah tanpa tumpang tindih: Admin mengelola sistem, Operator mencatat, Manager menyetujui. Tidak ada orang yang bisa menyetujui permintaannya sendiri.</w:t>
       </w:r>
     </w:p>
     <w:p>
@@ -3530,7 +4155,29 @@
         <w:t xml:space="preserve">menambahkan</w:t>
       </w:r>
       <w:r>
-        <w:t xml:space="preserve"> data. Perubahan atau penghapusan data yang sudah tercatat hanya dapat dilakukan Admin, sehingga barang masuk pun tetap berada di bawah pengawasan Admin.</w:t>
+        <w:t xml:space="preserve"> data. Perubahan atau penghapusan data yang sudah tercatat hanya dapat dilakukan Admin.</w:t>
+      </w:r>
+    </w:p>
+    <w:p>
+      <w:pPr>
+        <w:pStyle w:val="ListParagraph"/>
+        <w:numPr>
+          <w:ilvl w:val="0"/>
+          <w:numId w:val="2"/>
+        </w:numPr>
+      </w:pPr>
+      <w:r>
+        <w:t xml:space="preserve">Manager hanya </w:t>
+      </w:r>
+      <w:r>
+        <w:rPr>
+          <w:b/>
+          <w:bCs/>
+        </w:rPr>
+        <w:t xml:space="preserve">melihat</w:t>
+      </w:r>
+      <w:r>
+        <w:t xml:space="preserve"> dan memberi persetujuan, sehingga perannya murni sebagai pengawas.</w:t>
       </w:r>
     </w:p>
     <w:p>
@@ -3648,7 +4295,17 @@
         </w:numPr>
       </w:pPr>
       <w:r>
-        <w:t xml:space="preserve">Pemohon (nama guru/staf yang meminta) wajib diisi saat mengajukan barang keluar.</w:t>
+        <w:t xml:space="preserve">Pemohon (nama guru/staf yang meminta) dan </w:t>
+      </w:r>
+      <w:r>
+        <w:rPr>
+          <w:b/>
+          <w:bCs/>
+        </w:rPr>
+        <w:t xml:space="preserve">foto bukti</w:t>
+      </w:r>
+      <w:r>
+        <w:t xml:space="preserve"> wajib diisi saat mengajukan barang keluar.</w:t>
       </w:r>
     </w:p>
     <w:p>
@@ -3660,7 +4317,7 @@
         </w:numPr>
       </w:pPr>
       <w:r>
-        <w:t xml:space="preserve">Jumlah barang keluar tidak boleh melebihi stok saat diajukan, dan dicek ulang saat disetujui.</w:t>
+        <w:t xml:space="preserve">Gambar yang diunggah harus berformat JPG, PNG, atau WEBP dengan ukuran maksimal 2 MB. File lain ditolak.</w:t>
       </w:r>
     </w:p>
     <w:p>
@@ -3672,19 +4329,7 @@
         </w:numPr>
       </w:pPr>
       <w:r>
-        <w:t xml:space="preserve">Penolakan wajib disertai alasan (</w:t>
-      </w:r>
-      <w:r>
-        <w:rPr>
-          <w:rFonts w:ascii="Consolas" w:cs="Consolas" w:eastAsia="Consolas" w:hAnsi="Consolas"/>
-          <w:color w:val="1F4E79"/>
-          <w:sz w:val="20"/>
-          <w:szCs w:val="20"/>
-        </w:rPr>
-        <w:t xml:space="preserve">catatan_verifikasi</w:t>
-      </w:r>
-      <w:r>
-        <w:t xml:space="preserve">). Persetujuan boleh disertai catatan.</w:t>
+        <w:t xml:space="preserve">Jumlah barang keluar tidak boleh melebihi stok saat diajukan, dan dicek ulang saat disetujui.</w:t>
       </w:r>
     </w:p>
     <w:p>
@@ -3696,7 +4341,19 @@
         </w:numPr>
       </w:pPr>
       <w:r>
-        <w:t xml:space="preserve">Pengajuan barang keluar tidak dapat diubah atau dihapus (menjadi jejak audit). Pengajuan yang keliru cukup ditolak Admin dengan alasan.</w:t>
+        <w:t xml:space="preserve">Penolakan wajib disertai alasan (</w:t>
+      </w:r>
+      <w:r>
+        <w:rPr>
+          <w:rFonts w:ascii="Consolas" w:cs="Consolas" w:eastAsia="Consolas" w:hAnsi="Consolas"/>
+          <w:color w:val="1F4E79"/>
+          <w:sz w:val="20"/>
+          <w:szCs w:val="20"/>
+        </w:rPr>
+        <w:t xml:space="preserve">catatan_verifikasi</w:t>
+      </w:r>
+      <w:r>
+        <w:t xml:space="preserve">). Persetujuan boleh disertai catatan.</w:t>
       </w:r>
     </w:p>
     <w:p>
@@ -3708,7 +4365,7 @@
         </w:numPr>
       </w:pPr>
       <w:r>
-        <w:t xml:space="preserve">Permintaan yang sudah Disetujui/Ditolak tidak dapat diverifikasi ulang.</w:t>
+        <w:t xml:space="preserve">Pengajuan barang keluar tidak dapat diubah atau dihapus (menjadi jejak audit). Pengajuan yang keliru cukup ditolak Manager dengan alasan.</w:t>
       </w:r>
     </w:p>
     <w:p>
@@ -3720,7 +4377,7 @@
         </w:numPr>
       </w:pPr>
       <w:r>
-        <w:t xml:space="preserve">Kategori yang masih dipakai barang, barang yang sudah memiliki transaksi, dan pengguna yang sudah memiliki transaksi tidak dapat dihapus.</w:t>
+        <w:t xml:space="preserve">Permintaan yang sudah Disetujui/Ditolak tidak dapat diverifikasi ulang.</w:t>
       </w:r>
     </w:p>
     <w:p>
@@ -3732,7 +4389,43 @@
         </w:numPr>
       </w:pPr>
       <w:r>
-        <w:t xml:space="preserve">Admin tidak dapat menghapus akunnya sendiri atau mengubah role dirinya sendiri, agar sistem tidak kehilangan Admin karena salah pilih. Pengamanan dibuat dua lapis: pilihan role dikunci di form, dan server tetap menolak bila data role dimanipulasi.</w:t>
+        <w:t xml:space="preserve">Kategori yang masih dipakai barang, barang yang sudah memiliki transaksi, dan pengguna yang sudah memiliki transaksi tidak dapat dihapus.</w:t>
+      </w:r>
+    </w:p>
+    <w:p>
+      <w:pPr>
+        <w:pStyle w:val="ListParagraph"/>
+        <w:numPr>
+          <w:ilvl w:val="0"/>
+          <w:numId w:val="2"/>
+        </w:numPr>
+      </w:pPr>
+      <w:r>
+        <w:t xml:space="preserve">Admin tidak dapat menghapus akunnya sendiri atau mengubah role dirinya sendiri. Pengamanan dibuat dua lapis: pilihan role dikunci di form, dan server tetap menolak bila data role dimanipulasi.</w:t>
+      </w:r>
+    </w:p>
+    <w:p>
+      <w:pPr>
+        <w:pStyle w:val="ListParagraph"/>
+        <w:numPr>
+          <w:ilvl w:val="0"/>
+          <w:numId w:val="2"/>
+        </w:numPr>
+      </w:pPr>
+      <w:r>
+        <w:t xml:space="preserve">Di halaman Profil, setiap pengguna hanya dapat mengubah nama, foto, dan password miliknya. Mengganti password wajib memasukkan password lama dengan benar. Username dan role hanya dapat diubah Admin.</w:t>
+      </w:r>
+    </w:p>
+    <w:p>
+      <w:pPr>
+        <w:pStyle w:val="ListParagraph"/>
+        <w:numPr>
+          <w:ilvl w:val="0"/>
+          <w:numId w:val="2"/>
+        </w:numPr>
+      </w:pPr>
+      <w:r>
+        <w:t xml:space="preserve">Saat gambar diganti atau datanya dihapus, file gambar lama ikut dihapus agar penyimpanan tidak penuh oleh file yang tidak terpakai.</w:t>
       </w:r>
     </w:p>
     <w:p>
@@ -3785,7 +4478,17 @@
         <w:t xml:space="preserve">Operator</w:t>
       </w:r>
       <w:r>
-        <w:t xml:space="preserve"> mengisi form "Ajukan Barang Keluar" (barang, jumlah, pemohon, tujuan). Status otomatis </w:t>
+        <w:t xml:space="preserve"> mengisi form "Ajukan Barang Keluar" (barang, jumlah, pemohon, tujuan) dan </w:t>
+      </w:r>
+      <w:r>
+        <w:rPr>
+          <w:b/>
+          <w:bCs/>
+        </w:rPr>
+        <w:t xml:space="preserve">mengunggah foto bukti</w:t>
+      </w:r>
+      <w:r>
+        <w:t xml:space="preserve">. Status otomatis </w:t>
       </w:r>
       <w:r>
         <w:rPr>
@@ -3811,7 +4514,7 @@
           <w:b/>
           <w:bCs/>
         </w:rPr>
-        <w:t xml:space="preserve">Admin</w:t>
+        <w:t xml:space="preserve">Manager</w:t>
       </w:r>
       <w:r>
         <w:t xml:space="preserve"> membuka menu Barang Keluar, filter </w:t>
@@ -3834,7 +4537,7 @@
         <w:t xml:space="preserve">Verifikasi</w:t>
       </w:r>
       <w:r>
-        <w:t xml:space="preserve"> untuk membuka detail permintaan.</w:t>
+        <w:t xml:space="preserve"> untuk membuka detail permintaan beserta fotonya.</w:t>
       </w:r>
     </w:p>
     <w:p>
@@ -3902,7 +4605,7 @@
         <w:t xml:space="preserve">Tolak</w:t>
       </w:r>
       <w:r>
-        <w:t xml:space="preserve">: Admin wajib mengisi alasan. Status menjadi Ditolak, verifikator dan tanggal dicatat, stok tidak berubah.</w:t>
+        <w:t xml:space="preserve">: Manager wajib mengisi alasan. Status menjadi Ditolak, verifikator dan tanggal dicatat, stok tidak berubah.</w:t>
       </w:r>
     </w:p>
     <w:p>
@@ -3965,6 +4668,18 @@
     </w:p>
     <w:p>
       <w:pPr>
+        <w:pStyle w:val="ListParagraph"/>
+        <w:numPr>
+          <w:ilvl w:val="0"/>
+          <w:numId w:val="2"/>
+        </w:numPr>
+      </w:pPr>
+      <w:r>
+        <w:t xml:space="preserve">Data sampel barang keluar dibuat sebelum foto bukti diwajibkan, sehingga belum memiliki foto. Pengajuan baru lewat aplikasi selalu memiliki foto.</w:t>
+      </w:r>
+    </w:p>
+    <w:p>
+      <w:pPr>
         <w:pStyle w:val="Heading1"/>
       </w:pPr>
       <w:bookmarkStart w:name="_Toc9" w:id="9"/>
@@ -4060,6 +4775,33 @@
       </w:r>
       <w:r>
         <w:t xml:space="preserve"> dibuat otomatis oleh Laravel untuk mencatat migration yang sudah dijalankan. Session dan cache disimpan dalam file (bukan tabel) agar database tetap 5 tabel sesuai rancangan.</w:t>
+      </w:r>
+    </w:p>
+    <w:p>
+      <w:r>
+        <w:t xml:space="preserve">Gambar </w:t>
+      </w:r>
+      <w:r>
+        <w:rPr>
+          <w:b/>
+          <w:bCs/>
+        </w:rPr>
+        <w:t xml:space="preserve">tidak disimpan di dalam database</w:t>
+      </w:r>
+      <w:r>
+        <w:t xml:space="preserve">. Database hanya menyimpan lokasi file (path), misalnya </w:t>
+      </w:r>
+      <w:r>
+        <w:rPr>
+          <w:rFonts w:ascii="Consolas" w:cs="Consolas" w:eastAsia="Consolas" w:hAnsi="Consolas"/>
+          <w:color w:val="1F4E79"/>
+          <w:sz w:val="20"/>
+          <w:szCs w:val="20"/>
+        </w:rPr>
+        <w:t xml:space="preserve">barang/aB3x...jpg</w:t>
+      </w:r>
+      <w:r>
+        <w:t xml:space="preserve">, sedangkan file gambarnya ada di folder penyimpanan (lokal) atau Supabase Storage (online). Cara ini membuat database tetap kecil dan cepat.</w:t>
       </w:r>
     </w:p>
     <w:p>
@@ -4175,7 +4917,7 @@
         <w:t xml:space="preserve">barang_keluar</w:t>
       </w:r>
       <w:r>
-        <w:t xml:space="preserve"> (memverifikasi) – Admin yang memverifikasi, lewat </w:t>
+        <w:t xml:space="preserve"> (memverifikasi) – Manager yang memverifikasi, lewat </w:t>
       </w:r>
       <w:r>
         <w:rPr>
@@ -4312,6 +5054,35 @@
       </w:r>
       <w:r>
         <w:t xml:space="preserve"> mengaktifkan Row Level Security di semua tabel agar data tidak dapat dibaca lewat REST API publik Supabase; di MySQL migration tersebut tidak melakukan apa-apa.</w:t>
+      </w:r>
+    </w:p>
+    <w:p>
+      <w:r>
+        <w:t xml:space="preserve">Perubahan struktur dilakukan lewat migration baru (</w:t>
+      </w:r>
+      <w:r>
+        <w:rPr>
+          <w:rFonts w:ascii="Consolas" w:cs="Consolas" w:eastAsia="Consolas" w:hAnsi="Consolas"/>
+          <w:color w:val="1F4E79"/>
+          <w:sz w:val="20"/>
+          <w:szCs w:val="20"/>
+        </w:rPr>
+        <w:t xml:space="preserve">2026_10_08_000001_tambah_role_manager_dan_foto</w:t>
+      </w:r>
+      <w:r>
+        <w:t xml:space="preserve">), bukan dengan mengubah migration lama. Dengan begitu, database yang sudah berjalan (misalnya di Supabase) cukup diperbarui dengan </w:t>
+      </w:r>
+      <w:r>
+        <w:rPr>
+          <w:rFonts w:ascii="Consolas" w:cs="Consolas" w:eastAsia="Consolas" w:hAnsi="Consolas"/>
+          <w:color w:val="1F4E79"/>
+          <w:sz w:val="20"/>
+          <w:szCs w:val="20"/>
+        </w:rPr>
+        <w:t xml:space="preserve">php artisan migrate</w:t>
+      </w:r>
+      <w:r>
+        <w:t xml:space="preserve"> tanpa kehilangan data.</w:t>
       </w:r>
     </w:p>
     <w:p>
@@ -4560,7 +5331,7 @@
                 <w:sz w:val="19"/>
                 <w:szCs w:val="19"/>
               </w:rPr>
-              <w:t xml:space="preserve">Role Admin (pengawas/verifikator) dan Operator (petugas gudang)</w:t>
+              <w:t xml:space="preserve">Role Admin (pengelola sistem), Operator (petugas gudang), dan Manager (pengawas/verifikator)</w:t>
             </w:r>
           </w:p>
         </w:tc>
@@ -4586,7 +5357,7 @@
                 <w:sz w:val="19"/>
                 <w:szCs w:val="19"/>
               </w:rPr>
-              <w:t xml:space="preserve">Peran lebih jelas dan menerapkan pemisahan tugas: pencatat transaksi berbeda dengan pemberi persetujuan.</w:t>
+              <w:t xml:space="preserve">Peran lebih jelas dan menerapkan pemisahan tugas: pengelola sistem, pencatat transaksi, dan pemberi persetujuan adalah orang berbeda.</w:t>
             </w:r>
           </w:p>
         </w:tc>
@@ -4736,7 +5507,7 @@
                 <w:sz w:val="19"/>
                 <w:szCs w:val="19"/>
               </w:rPr>
-              <w:t xml:space="preserve">Peran pengawas tercatat di database dan dapat diaudit.</w:t>
+              <w:t xml:space="preserve">Peran Manager tercatat di database dan dapat diaudit.</w:t>
             </w:r>
           </w:p>
         </w:tc>
@@ -5087,7 +5858,7 @@
                 <w:sz w:val="19"/>
                 <w:szCs w:val="19"/>
               </w:rPr>
-              <w:t xml:space="preserve">ENUM('Admin','Operator')</w:t>
+              <w:t xml:space="preserve">ENUM('Admin','Operator','Manager')</w:t>
             </w:r>
           </w:p>
         </w:tc>
@@ -5718,7 +6489,7 @@
                 <w:sz w:val="19"/>
                 <w:szCs w:val="19"/>
               </w:rPr>
-              <w:t xml:space="preserve">Admin dapat mengelola pengguna</w:t>
+              <w:t xml:space="preserve">Admin dapat mengelola pengguna; semua pengguna dapat mengubah profil sendiri</w:t>
             </w:r>
           </w:p>
         </w:tc>
@@ -5801,7 +6572,7 @@
                 <w:sz w:val="19"/>
                 <w:szCs w:val="19"/>
               </w:rPr>
-              <w:t xml:space="preserve">Data sampel transaksi merujuk barang yang tidak ada (EK-002, AO-003, KN-005, EK-010, AO-007, FR-008)</w:t>
+              <w:t xml:space="preserve">Tidak ada gambar</w:t>
             </w:r>
           </w:p>
         </w:tc>
@@ -5827,7 +6598,71 @@
                 <w:sz w:val="19"/>
                 <w:szCs w:val="19"/>
               </w:rPr>
-              <w:t xml:space="preserve">Keenam barang ditambahkan ke data sampel barang</w:t>
+              <w:t xml:space="preserve">Tambah </w:t>
+            </w:r>
+            <w:r>
+              <w:rPr>
+                <w:rFonts w:ascii="Consolas" w:cs="Consolas" w:eastAsia="Consolas" w:hAnsi="Consolas"/>
+                <w:color w:val="1F4E79"/>
+                <w:sz w:val="17"/>
+                <w:szCs w:val="17"/>
+              </w:rPr>
+              <w:t xml:space="preserve">user.foto</w:t>
+            </w:r>
+            <w:r>
+              <w:rPr>
+                <w:sz w:val="19"/>
+                <w:szCs w:val="19"/>
+              </w:rPr>
+              <w:t xml:space="preserve">, </w:t>
+            </w:r>
+            <w:r>
+              <w:rPr>
+                <w:rFonts w:ascii="Consolas" w:cs="Consolas" w:eastAsia="Consolas" w:hAnsi="Consolas"/>
+                <w:color w:val="1F4E79"/>
+                <w:sz w:val="17"/>
+                <w:szCs w:val="17"/>
+              </w:rPr>
+              <w:t xml:space="preserve">barang.gambar</w:t>
+            </w:r>
+            <w:r>
+              <w:rPr>
+                <w:sz w:val="19"/>
+                <w:szCs w:val="19"/>
+              </w:rPr>
+              <w:t xml:space="preserve">, </w:t>
+            </w:r>
+            <w:r>
+              <w:rPr>
+                <w:rFonts w:ascii="Consolas" w:cs="Consolas" w:eastAsia="Consolas" w:hAnsi="Consolas"/>
+                <w:color w:val="1F4E79"/>
+                <w:sz w:val="17"/>
+                <w:szCs w:val="17"/>
+              </w:rPr>
+              <w:t xml:space="preserve">barang_masuk.foto</w:t>
+            </w:r>
+            <w:r>
+              <w:rPr>
+                <w:sz w:val="19"/>
+                <w:szCs w:val="19"/>
+              </w:rPr>
+              <w:t xml:space="preserve">, </w:t>
+            </w:r>
+            <w:r>
+              <w:rPr>
+                <w:rFonts w:ascii="Consolas" w:cs="Consolas" w:eastAsia="Consolas" w:hAnsi="Consolas"/>
+                <w:color w:val="1F4E79"/>
+                <w:sz w:val="17"/>
+                <w:szCs w:val="17"/>
+              </w:rPr>
+              <w:t xml:space="preserve">barang_keluar.foto</w:t>
+            </w:r>
+            <w:r>
+              <w:rPr>
+                <w:sz w:val="19"/>
+                <w:szCs w:val="19"/>
+              </w:rPr>
+              <w:t xml:space="preserve"> (VARCHAR(255), berisi lokasi file)</w:t>
             </w:r>
           </w:p>
         </w:tc>
@@ -5853,7 +6688,7 @@
                 <w:sz w:val="19"/>
                 <w:szCs w:val="19"/>
               </w:rPr>
-              <w:t xml:space="preserve">Tanpa itu foreign key gagal.</w:t>
+              <w:t xml:space="preserve">Fitur multimedia: foto profil, gambar barang, foto bukti penerimaan (opsional), dan foto bukti permintaan (wajib).</w:t>
             </w:r>
           </w:p>
         </w:tc>
@@ -5910,7 +6745,7 @@
                 <w:sz w:val="19"/>
                 <w:szCs w:val="19"/>
               </w:rPr>
-              <w:t xml:space="preserve">Tanggal barang keluar (2026–2027) lebih awal dari barang masuk (2029–2035); jumlah keluar 50 dan 100 melebihi stok</w:t>
+              <w:t xml:space="preserve">Data sampel transaksi merujuk barang yang tidak ada (EK-002, AO-003, KN-005, EK-010, AO-007, FR-008)</w:t>
             </w:r>
           </w:p>
         </w:tc>
@@ -5936,7 +6771,7 @@
                 <w:sz w:val="19"/>
                 <w:szCs w:val="19"/>
               </w:rPr>
-              <w:t xml:space="preserve">Tanggal diurutkan pada September–Oktober 2026; jumlah disesuaikan</w:t>
+              <w:t xml:space="preserve">Keenam barang ditambahkan ke data sampel barang</w:t>
             </w:r>
           </w:p>
         </w:tc>
@@ -5962,7 +6797,7 @@
                 <w:sz w:val="19"/>
                 <w:szCs w:val="19"/>
               </w:rPr>
-              <w:t xml:space="preserve">Data sampel harus logis dan lolos validasi aplikasi.</w:t>
+              <w:t xml:space="preserve">Tanpa itu foreign key gagal.</w:t>
             </w:r>
           </w:p>
         </w:tc>
@@ -6019,6 +6854,115 @@
                 <w:sz w:val="19"/>
                 <w:szCs w:val="19"/>
               </w:rPr>
+              <w:t xml:space="preserve">Tanggal barang keluar (2026–2027) lebih awal dari barang masuk (2029–2035); jumlah keluar 50 dan 100 melebihi stok</w:t>
+            </w:r>
+          </w:p>
+        </w:tc>
+        <w:tc>
+          <w:tcPr>
+            <w:tcW w:type="dxa" w:w="3109"/>
+            <w:tcBorders>
+              <w:top w:val="single" w:color="BFBFBF" w:sz="4"/>
+              <w:left w:val="single" w:color="BFBFBF" w:sz="4"/>
+              <w:bottom w:val="single" w:color="BFBFBF" w:sz="4"/>
+              <w:right w:val="single" w:color="BFBFBF" w:sz="4"/>
+            </w:tcBorders>
+            <w:tcMar>
+              <w:top w:type="dxa" w:w="60"/>
+              <w:left w:type="dxa" w:w="100"/>
+              <w:bottom w:type="dxa" w:w="60"/>
+              <w:right w:type="dxa" w:w="100"/>
+            </w:tcMar>
+          </w:tcPr>
+          <w:p>
+            <w:r>
+              <w:rPr>
+                <w:sz w:val="19"/>
+                <w:szCs w:val="19"/>
+              </w:rPr>
+              <w:t xml:space="preserve">Tanggal diurutkan pada September–Oktober 2026; jumlah disesuaikan</w:t>
+            </w:r>
+          </w:p>
+        </w:tc>
+        <w:tc>
+          <w:tcPr>
+            <w:tcW w:type="dxa" w:w="3110"/>
+            <w:tcBorders>
+              <w:top w:val="single" w:color="BFBFBF" w:sz="4"/>
+              <w:left w:val="single" w:color="BFBFBF" w:sz="4"/>
+              <w:bottom w:val="single" w:color="BFBFBF" w:sz="4"/>
+              <w:right w:val="single" w:color="BFBFBF" w:sz="4"/>
+            </w:tcBorders>
+            <w:tcMar>
+              <w:top w:type="dxa" w:w="60"/>
+              <w:left w:type="dxa" w:w="100"/>
+              <w:bottom w:type="dxa" w:w="60"/>
+              <w:right w:type="dxa" w:w="100"/>
+            </w:tcMar>
+          </w:tcPr>
+          <w:p>
+            <w:r>
+              <w:rPr>
+                <w:sz w:val="19"/>
+                <w:szCs w:val="19"/>
+              </w:rPr>
+              <w:t xml:space="preserve">Data sampel harus logis dan lolos validasi aplikasi.</w:t>
+            </w:r>
+          </w:p>
+        </w:tc>
+      </w:tr>
+      <w:tr>
+        <w:trPr>
+          <w:tblHeader w:val="off"/>
+        </w:trPr>
+        <w:tc>
+          <w:tcPr>
+            <w:tcW w:type="dxa" w:w="310"/>
+            <w:tcBorders>
+              <w:top w:val="single" w:color="BFBFBF" w:sz="4"/>
+              <w:left w:val="single" w:color="BFBFBF" w:sz="4"/>
+              <w:bottom w:val="single" w:color="BFBFBF" w:sz="4"/>
+              <w:right w:val="single" w:color="BFBFBF" w:sz="4"/>
+            </w:tcBorders>
+            <w:tcMar>
+              <w:top w:type="dxa" w:w="60"/>
+              <w:left w:type="dxa" w:w="100"/>
+              <w:bottom w:type="dxa" w:w="60"/>
+              <w:right w:type="dxa" w:w="100"/>
+            </w:tcMar>
+          </w:tcPr>
+          <w:p>
+            <w:r>
+              <w:rPr>
+                <w:sz w:val="19"/>
+                <w:szCs w:val="19"/>
+              </w:rPr>
+              <w:t xml:space="preserve">14</w:t>
+            </w:r>
+          </w:p>
+        </w:tc>
+        <w:tc>
+          <w:tcPr>
+            <w:tcW w:type="dxa" w:w="3109"/>
+            <w:tcBorders>
+              <w:top w:val="single" w:color="BFBFBF" w:sz="4"/>
+              <w:left w:val="single" w:color="BFBFBF" w:sz="4"/>
+              <w:bottom w:val="single" w:color="BFBFBF" w:sz="4"/>
+              <w:right w:val="single" w:color="BFBFBF" w:sz="4"/>
+            </w:tcBorders>
+            <w:tcMar>
+              <w:top w:type="dxa" w:w="60"/>
+              <w:left w:type="dxa" w:w="100"/>
+              <w:bottom w:type="dxa" w:w="60"/>
+              <w:right w:type="dxa" w:w="100"/>
+            </w:tcMar>
+          </w:tcPr>
+          <w:p>
+            <w:r>
+              <w:rPr>
+                <w:sz w:val="19"/>
+                <w:szCs w:val="19"/>
+              </w:rPr>
               <w:t xml:space="preserve">Nilai "baik" huruf kecil</w:t>
             </w:r>
           </w:p>
@@ -6072,6 +7016,115 @@
                 <w:szCs w:val="19"/>
               </w:rPr>
               <w:t xml:space="preserve">Disamakan dengan kamus data.</w:t>
+            </w:r>
+          </w:p>
+        </w:tc>
+      </w:tr>
+      <w:tr>
+        <w:trPr>
+          <w:tblHeader w:val="off"/>
+        </w:trPr>
+        <w:tc>
+          <w:tcPr>
+            <w:tcW w:type="dxa" w:w="310"/>
+            <w:tcBorders>
+              <w:top w:val="single" w:color="BFBFBF" w:sz="4"/>
+              <w:left w:val="single" w:color="BFBFBF" w:sz="4"/>
+              <w:bottom w:val="single" w:color="BFBFBF" w:sz="4"/>
+              <w:right w:val="single" w:color="BFBFBF" w:sz="4"/>
+            </w:tcBorders>
+            <w:tcMar>
+              <w:top w:type="dxa" w:w="60"/>
+              <w:left w:type="dxa" w:w="100"/>
+              <w:bottom w:type="dxa" w:w="60"/>
+              <w:right w:type="dxa" w:w="100"/>
+            </w:tcMar>
+          </w:tcPr>
+          <w:p>
+            <w:r>
+              <w:rPr>
+                <w:sz w:val="19"/>
+                <w:szCs w:val="19"/>
+              </w:rPr>
+              <w:t xml:space="preserve">15</w:t>
+            </w:r>
+          </w:p>
+        </w:tc>
+        <w:tc>
+          <w:tcPr>
+            <w:tcW w:type="dxa" w:w="3109"/>
+            <w:tcBorders>
+              <w:top w:val="single" w:color="BFBFBF" w:sz="4"/>
+              <w:left w:val="single" w:color="BFBFBF" w:sz="4"/>
+              <w:bottom w:val="single" w:color="BFBFBF" w:sz="4"/>
+              <w:right w:val="single" w:color="BFBFBF" w:sz="4"/>
+            </w:tcBorders>
+            <w:tcMar>
+              <w:top w:type="dxa" w:w="60"/>
+              <w:left w:type="dxa" w:w="100"/>
+              <w:bottom w:type="dxa" w:w="60"/>
+              <w:right w:type="dxa" w:w="100"/>
+            </w:tcMar>
+          </w:tcPr>
+          <w:p>
+            <w:r>
+              <w:rPr>
+                <w:sz w:val="19"/>
+                <w:szCs w:val="19"/>
+              </w:rPr>
+              <w:t xml:space="preserve">Dua akun sampel (Admin, Manager)</w:t>
+            </w:r>
+          </w:p>
+        </w:tc>
+        <w:tc>
+          <w:tcPr>
+            <w:tcW w:type="dxa" w:w="3109"/>
+            <w:tcBorders>
+              <w:top w:val="single" w:color="BFBFBF" w:sz="4"/>
+              <w:left w:val="single" w:color="BFBFBF" w:sz="4"/>
+              <w:bottom w:val="single" w:color="BFBFBF" w:sz="4"/>
+              <w:right w:val="single" w:color="BFBFBF" w:sz="4"/>
+            </w:tcBorders>
+            <w:tcMar>
+              <w:top w:type="dxa" w:w="60"/>
+              <w:left w:type="dxa" w:w="100"/>
+              <w:bottom w:type="dxa" w:w="60"/>
+              <w:right w:type="dxa" w:w="100"/>
+            </w:tcMar>
+          </w:tcPr>
+          <w:p>
+            <w:r>
+              <w:rPr>
+                <w:sz w:val="19"/>
+                <w:szCs w:val="19"/>
+              </w:rPr>
+              <w:t xml:space="preserve">Tiga akun sampel; satu Operator ditambahkan</w:t>
+            </w:r>
+          </w:p>
+        </w:tc>
+        <w:tc>
+          <w:tcPr>
+            <w:tcW w:type="dxa" w:w="3110"/>
+            <w:tcBorders>
+              <w:top w:val="single" w:color="BFBFBF" w:sz="4"/>
+              <w:left w:val="single" w:color="BFBFBF" w:sz="4"/>
+              <w:bottom w:val="single" w:color="BFBFBF" w:sz="4"/>
+              <w:right w:val="single" w:color="BFBFBF" w:sz="4"/>
+            </w:tcBorders>
+            <w:tcMar>
+              <w:top w:type="dxa" w:w="60"/>
+              <w:left w:type="dxa" w:w="100"/>
+              <w:bottom w:type="dxa" w:w="60"/>
+              <w:right w:type="dxa" w:w="100"/>
+            </w:tcMar>
+          </w:tcPr>
+          <w:p>
+            <w:r>
+              <w:rPr>
+                <w:sz w:val="19"/>
+                <w:szCs w:val="19"/>
+              </w:rPr>
+              <w:t xml:space="preserve">Setiap role memiliki akun untuk demo.</w:t>
             </w:r>
           </w:p>
         </w:tc>
@@ -6128,7 +7181,19 @@
         <w:t xml:space="preserve">pengguna</w:t>
       </w:r>
       <w:r>
-        <w:t xml:space="preserve">: atribut tetap (id_user, nama_user, username, password, role).</w:t>
+        <w:t xml:space="preserve">: tambahkan atribut </w:t>
+      </w:r>
+      <w:r>
+        <w:rPr>
+          <w:rFonts w:ascii="Consolas" w:cs="Consolas" w:eastAsia="Consolas" w:hAnsi="Consolas"/>
+          <w:color w:val="1F4E79"/>
+          <w:sz w:val="20"/>
+          <w:szCs w:val="20"/>
+        </w:rPr>
+        <w:t xml:space="preserve">foto</w:t>
+      </w:r>
+      <w:r>
+        <w:t xml:space="preserve">.</w:t>
       </w:r>
     </w:p>
     <w:p>
@@ -6147,7 +7212,7 @@
           <w:b/>
           <w:bCs/>
         </w:rPr>
-        <w:t xml:space="preserve">pengguna 1 — memverifikasi — N barang keluar</w:t>
+        <w:t xml:space="preserve">pengguna (Manager) 1 — memverifikasi — N barang keluar</w:t>
       </w:r>
       <w:r>
         <w:t xml:space="preserve"> (garis kedua dari pengguna ke barang keluar).</w:t>
@@ -6193,6 +7258,18 @@
           <w:sz w:val="20"/>
           <w:szCs w:val="20"/>
         </w:rPr>
+        <w:t xml:space="preserve">foto</w:t>
+      </w:r>
+      <w:r>
+        <w:t xml:space="preserve">, </w:t>
+      </w:r>
+      <w:r>
+        <w:rPr>
+          <w:rFonts w:ascii="Consolas" w:cs="Consolas" w:eastAsia="Consolas" w:hAnsi="Consolas"/>
+          <w:color w:val="1F4E79"/>
+          <w:sz w:val="20"/>
+          <w:szCs w:val="20"/>
+        </w:rPr>
         <w:t xml:space="preserve">id_verifikator</w:t>
       </w:r>
       <w:r>
@@ -6239,6 +7316,40 @@
           <w:b/>
           <w:bCs/>
         </w:rPr>
+        <w:t xml:space="preserve">barang masuk</w:t>
+      </w:r>
+      <w:r>
+        <w:t xml:space="preserve">: tambahkan atribut </w:t>
+      </w:r>
+      <w:r>
+        <w:rPr>
+          <w:rFonts w:ascii="Consolas" w:cs="Consolas" w:eastAsia="Consolas" w:hAnsi="Consolas"/>
+          <w:color w:val="1F4E79"/>
+          <w:sz w:val="20"/>
+          <w:szCs w:val="20"/>
+        </w:rPr>
+        <w:t xml:space="preserve">foto</w:t>
+      </w:r>
+      <w:r>
+        <w:t xml:space="preserve">.</w:t>
+      </w:r>
+    </w:p>
+    <w:p>
+      <w:pPr>
+        <w:pStyle w:val="ListParagraph"/>
+        <w:numPr>
+          <w:ilvl w:val="0"/>
+          <w:numId w:val="2"/>
+        </w:numPr>
+      </w:pPr>
+      <w:r>
+        <w:t xml:space="preserve">Entitas </w:t>
+      </w:r>
+      <w:r>
+        <w:rPr>
+          <w:b/>
+          <w:bCs/>
+        </w:rPr>
         <w:t xml:space="preserve">barang</w:t>
       </w:r>
       <w:r>
@@ -6252,6 +7363,18 @@
           <w:szCs w:val="20"/>
         </w:rPr>
         <w:t xml:space="preserve">kode_barang</w:t>
+      </w:r>
+      <w:r>
+        <w:t xml:space="preserve"> dan </w:t>
+      </w:r>
+      <w:r>
+        <w:rPr>
+          <w:rFonts w:ascii="Consolas" w:cs="Consolas" w:eastAsia="Consolas" w:hAnsi="Consolas"/>
+          <w:color w:val="1F4E79"/>
+          <w:sz w:val="20"/>
+          <w:szCs w:val="20"/>
+        </w:rPr>
+        <w:t xml:space="preserve">gambar</w:t>
       </w:r>
       <w:r>
         <w:t xml:space="preserve">; </w:t>
@@ -6357,10 +7480,10 @@
         </w:tblBorders>
       </w:tblPr>
       <w:tblGrid>
-        <w:gridCol w:w="1505"/>
-        <w:gridCol w:w="1355"/>
-        <w:gridCol w:w="2710"/>
-        <w:gridCol w:w="4068"/>
+        <w:gridCol w:w="1133"/>
+        <w:gridCol w:w="1020"/>
+        <w:gridCol w:w="3174"/>
+        <w:gridCol w:w="4311"/>
       </w:tblGrid>
       <w:tr>
         <w:trPr>
@@ -6368,7 +7491,7 @@
         </w:trPr>
         <w:tc>
           <w:tcPr>
-            <w:tcW w:type="dxa" w:w="1505"/>
+            <w:tcW w:type="dxa" w:w="1133"/>
             <w:tcBorders>
               <w:top w:val="single" w:color="BFBFBF" w:sz="4"/>
               <w:left w:val="single" w:color="BFBFBF" w:sz="4"/>
@@ -6398,7 +7521,7 @@
         </w:tc>
         <w:tc>
           <w:tcPr>
-            <w:tcW w:type="dxa" w:w="1355"/>
+            <w:tcW w:type="dxa" w:w="1020"/>
             <w:tcBorders>
               <w:top w:val="single" w:color="BFBFBF" w:sz="4"/>
               <w:left w:val="single" w:color="BFBFBF" w:sz="4"/>
@@ -6428,7 +7551,7 @@
         </w:tc>
         <w:tc>
           <w:tcPr>
-            <w:tcW w:type="dxa" w:w="2710"/>
+            <w:tcW w:type="dxa" w:w="3174"/>
             <w:tcBorders>
               <w:top w:val="single" w:color="BFBFBF" w:sz="4"/>
               <w:left w:val="single" w:color="BFBFBF" w:sz="4"/>
@@ -6458,7 +7581,7 @@
         </w:tc>
         <w:tc>
           <w:tcPr>
-            <w:tcW w:type="dxa" w:w="4068"/>
+            <w:tcW w:type="dxa" w:w="4311"/>
             <w:tcBorders>
               <w:top w:val="single" w:color="BFBFBF" w:sz="4"/>
               <w:left w:val="single" w:color="BFBFBF" w:sz="4"/>
@@ -6493,7 +7616,7 @@
         </w:trPr>
         <w:tc>
           <w:tcPr>
-            <w:tcW w:type="dxa" w:w="1505"/>
+            <w:tcW w:type="dxa" w:w="1133"/>
             <w:tcBorders>
               <w:top w:val="single" w:color="BFBFBF" w:sz="4"/>
               <w:left w:val="single" w:color="BFBFBF" w:sz="4"/>
@@ -6519,7 +7642,7 @@
         </w:tc>
         <w:tc>
           <w:tcPr>
-            <w:tcW w:type="dxa" w:w="1355"/>
+            <w:tcW w:type="dxa" w:w="1020"/>
             <w:tcBorders>
               <w:top w:val="single" w:color="BFBFBF" w:sz="4"/>
               <w:left w:val="single" w:color="BFBFBF" w:sz="4"/>
@@ -6545,7 +7668,7 @@
         </w:tc>
         <w:tc>
           <w:tcPr>
-            <w:tcW w:type="dxa" w:w="2710"/>
+            <w:tcW w:type="dxa" w:w="3174"/>
             <w:tcBorders>
               <w:top w:val="single" w:color="BFBFBF" w:sz="4"/>
               <w:left w:val="single" w:color="BFBFBF" w:sz="4"/>
@@ -6571,7 +7694,7 @@
         </w:tc>
         <w:tc>
           <w:tcPr>
-            <w:tcW w:type="dxa" w:w="4068"/>
+            <w:tcW w:type="dxa" w:w="4311"/>
             <w:tcBorders>
               <w:top w:val="single" w:color="BFBFBF" w:sz="4"/>
               <w:left w:val="single" w:color="BFBFBF" w:sz="4"/>
@@ -6602,7 +7725,7 @@
         </w:trPr>
         <w:tc>
           <w:tcPr>
-            <w:tcW w:type="dxa" w:w="1505"/>
+            <w:tcW w:type="dxa" w:w="1133"/>
             <w:tcBorders>
               <w:top w:val="single" w:color="BFBFBF" w:sz="4"/>
               <w:left w:val="single" w:color="BFBFBF" w:sz="4"/>
@@ -6628,7 +7751,7 @@
         </w:tc>
         <w:tc>
           <w:tcPr>
-            <w:tcW w:type="dxa" w:w="1355"/>
+            <w:tcW w:type="dxa" w:w="1020"/>
             <w:tcBorders>
               <w:top w:val="single" w:color="BFBFBF" w:sz="4"/>
               <w:left w:val="single" w:color="BFBFBF" w:sz="4"/>
@@ -6654,7 +7777,7 @@
         </w:tc>
         <w:tc>
           <w:tcPr>
-            <w:tcW w:type="dxa" w:w="2710"/>
+            <w:tcW w:type="dxa" w:w="3174"/>
             <w:tcBorders>
               <w:top w:val="single" w:color="BFBFBF" w:sz="4"/>
               <w:left w:val="single" w:color="BFBFBF" w:sz="4"/>
@@ -6680,7 +7803,7 @@
         </w:tc>
         <w:tc>
           <w:tcPr>
-            <w:tcW w:type="dxa" w:w="4068"/>
+            <w:tcW w:type="dxa" w:w="4311"/>
             <w:tcBorders>
               <w:top w:val="single" w:color="BFBFBF" w:sz="4"/>
               <w:left w:val="single" w:color="BFBFBF" w:sz="4"/>
@@ -6703,7 +7826,7 @@
         </w:trPr>
         <w:tc>
           <w:tcPr>
-            <w:tcW w:type="dxa" w:w="1505"/>
+            <w:tcW w:type="dxa" w:w="1133"/>
             <w:tcBorders>
               <w:top w:val="single" w:color="BFBFBF" w:sz="4"/>
               <w:left w:val="single" w:color="BFBFBF" w:sz="4"/>
@@ -6729,7 +7852,7 @@
         </w:tc>
         <w:tc>
           <w:tcPr>
-            <w:tcW w:type="dxa" w:w="1355"/>
+            <w:tcW w:type="dxa" w:w="1020"/>
             <w:tcBorders>
               <w:top w:val="single" w:color="BFBFBF" w:sz="4"/>
               <w:left w:val="single" w:color="BFBFBF" w:sz="4"/>
@@ -6755,7 +7878,7 @@
         </w:tc>
         <w:tc>
           <w:tcPr>
-            <w:tcW w:type="dxa" w:w="2710"/>
+            <w:tcW w:type="dxa" w:w="3174"/>
             <w:tcBorders>
               <w:top w:val="single" w:color="BFBFBF" w:sz="4"/>
               <w:left w:val="single" w:color="BFBFBF" w:sz="4"/>
@@ -6781,7 +7904,7 @@
         </w:tc>
         <w:tc>
           <w:tcPr>
-            <w:tcW w:type="dxa" w:w="4068"/>
+            <w:tcW w:type="dxa" w:w="4311"/>
             <w:tcBorders>
               <w:top w:val="single" w:color="BFBFBF" w:sz="4"/>
               <w:left w:val="single" w:color="BFBFBF" w:sz="4"/>
@@ -6812,7 +7935,7 @@
         </w:trPr>
         <w:tc>
           <w:tcPr>
-            <w:tcW w:type="dxa" w:w="1505"/>
+            <w:tcW w:type="dxa" w:w="1133"/>
             <w:tcBorders>
               <w:top w:val="single" w:color="BFBFBF" w:sz="4"/>
               <w:left w:val="single" w:color="BFBFBF" w:sz="4"/>
@@ -6838,7 +7961,7 @@
         </w:tc>
         <w:tc>
           <w:tcPr>
-            <w:tcW w:type="dxa" w:w="1355"/>
+            <w:tcW w:type="dxa" w:w="1020"/>
             <w:tcBorders>
               <w:top w:val="single" w:color="BFBFBF" w:sz="4"/>
               <w:left w:val="single" w:color="BFBFBF" w:sz="4"/>
@@ -6864,7 +7987,7 @@
         </w:tc>
         <w:tc>
           <w:tcPr>
-            <w:tcW w:type="dxa" w:w="2710"/>
+            <w:tcW w:type="dxa" w:w="3174"/>
             <w:tcBorders>
               <w:top w:val="single" w:color="BFBFBF" w:sz="4"/>
               <w:left w:val="single" w:color="BFBFBF" w:sz="4"/>
@@ -6890,7 +8013,7 @@
         </w:tc>
         <w:tc>
           <w:tcPr>
-            <w:tcW w:type="dxa" w:w="4068"/>
+            <w:tcW w:type="dxa" w:w="4311"/>
             <w:tcBorders>
               <w:top w:val="single" w:color="BFBFBF" w:sz="4"/>
               <w:left w:val="single" w:color="BFBFBF" w:sz="4"/>
@@ -6921,7 +8044,7 @@
         </w:trPr>
         <w:tc>
           <w:tcPr>
-            <w:tcW w:type="dxa" w:w="1505"/>
+            <w:tcW w:type="dxa" w:w="1133"/>
             <w:tcBorders>
               <w:top w:val="single" w:color="BFBFBF" w:sz="4"/>
               <w:left w:val="single" w:color="BFBFBF" w:sz="4"/>
@@ -6947,7 +8070,7 @@
         </w:tc>
         <w:tc>
           <w:tcPr>
-            <w:tcW w:type="dxa" w:w="1355"/>
+            <w:tcW w:type="dxa" w:w="1020"/>
             <w:tcBorders>
               <w:top w:val="single" w:color="BFBFBF" w:sz="4"/>
               <w:left w:val="single" w:color="BFBFBF" w:sz="4"/>
@@ -6973,33 +8096,33 @@
         </w:tc>
         <w:tc>
           <w:tcPr>
-            <w:tcW w:type="dxa" w:w="2710"/>
-            <w:tcBorders>
-              <w:top w:val="single" w:color="BFBFBF" w:sz="4"/>
-              <w:left w:val="single" w:color="BFBFBF" w:sz="4"/>
-              <w:bottom w:val="single" w:color="BFBFBF" w:sz="4"/>
-              <w:right w:val="single" w:color="BFBFBF" w:sz="4"/>
-            </w:tcBorders>
-            <w:tcMar>
-              <w:top w:type="dxa" w:w="60"/>
-              <w:left w:type="dxa" w:w="100"/>
-              <w:bottom w:type="dxa" w:w="60"/>
-              <w:right w:type="dxa" w:w="100"/>
-            </w:tcMar>
-          </w:tcPr>
-          <w:p>
-            <w:r>
-              <w:rPr>
-                <w:sz w:val="19"/>
-                <w:szCs w:val="19"/>
-              </w:rPr>
-              <w:t xml:space="preserve">'Admin','Operator'</w:t>
-            </w:r>
-          </w:p>
-        </w:tc>
-        <w:tc>
-          <w:tcPr>
-            <w:tcW w:type="dxa" w:w="4068"/>
+            <w:tcW w:type="dxa" w:w="3174"/>
+            <w:tcBorders>
+              <w:top w:val="single" w:color="BFBFBF" w:sz="4"/>
+              <w:left w:val="single" w:color="BFBFBF" w:sz="4"/>
+              <w:bottom w:val="single" w:color="BFBFBF" w:sz="4"/>
+              <w:right w:val="single" w:color="BFBFBF" w:sz="4"/>
+            </w:tcBorders>
+            <w:tcMar>
+              <w:top w:type="dxa" w:w="60"/>
+              <w:left w:type="dxa" w:w="100"/>
+              <w:bottom w:type="dxa" w:w="60"/>
+              <w:right w:type="dxa" w:w="100"/>
+            </w:tcMar>
+          </w:tcPr>
+          <w:p>
+            <w:r>
+              <w:rPr>
+                <w:sz w:val="19"/>
+                <w:szCs w:val="19"/>
+              </w:rPr>
+              <w:t xml:space="preserve">'Admin','Operator','Manager'</w:t>
+            </w:r>
+          </w:p>
+        </w:tc>
+        <w:tc>
+          <w:tcPr>
+            <w:tcW w:type="dxa" w:w="4311"/>
             <w:tcBorders>
               <w:top w:val="single" w:color="BFBFBF" w:sz="4"/>
               <w:left w:val="single" w:color="BFBFBF" w:sz="4"/>
@@ -7014,6 +8137,115 @@
             </w:tcMar>
           </w:tcPr>
           <w:p/>
+        </w:tc>
+      </w:tr>
+      <w:tr>
+        <w:trPr>
+          <w:tblHeader w:val="off"/>
+        </w:trPr>
+        <w:tc>
+          <w:tcPr>
+            <w:tcW w:type="dxa" w:w="1133"/>
+            <w:tcBorders>
+              <w:top w:val="single" w:color="BFBFBF" w:sz="4"/>
+              <w:left w:val="single" w:color="BFBFBF" w:sz="4"/>
+              <w:bottom w:val="single" w:color="BFBFBF" w:sz="4"/>
+              <w:right w:val="single" w:color="BFBFBF" w:sz="4"/>
+            </w:tcBorders>
+            <w:tcMar>
+              <w:top w:type="dxa" w:w="60"/>
+              <w:left w:type="dxa" w:w="100"/>
+              <w:bottom w:type="dxa" w:w="60"/>
+              <w:right w:type="dxa" w:w="100"/>
+            </w:tcMar>
+          </w:tcPr>
+          <w:p>
+            <w:r>
+              <w:rPr>
+                <w:sz w:val="19"/>
+                <w:szCs w:val="19"/>
+              </w:rPr>
+              <w:t xml:space="preserve">foto</w:t>
+            </w:r>
+          </w:p>
+        </w:tc>
+        <w:tc>
+          <w:tcPr>
+            <w:tcW w:type="dxa" w:w="1020"/>
+            <w:tcBorders>
+              <w:top w:val="single" w:color="BFBFBF" w:sz="4"/>
+              <w:left w:val="single" w:color="BFBFBF" w:sz="4"/>
+              <w:bottom w:val="single" w:color="BFBFBF" w:sz="4"/>
+              <w:right w:val="single" w:color="BFBFBF" w:sz="4"/>
+            </w:tcBorders>
+            <w:tcMar>
+              <w:top w:type="dxa" w:w="60"/>
+              <w:left w:type="dxa" w:w="100"/>
+              <w:bottom w:type="dxa" w:w="60"/>
+              <w:right w:type="dxa" w:w="100"/>
+            </w:tcMar>
+          </w:tcPr>
+          <w:p>
+            <w:r>
+              <w:rPr>
+                <w:sz w:val="19"/>
+                <w:szCs w:val="19"/>
+              </w:rPr>
+              <w:t xml:space="preserve">varchar</w:t>
+            </w:r>
+          </w:p>
+        </w:tc>
+        <w:tc>
+          <w:tcPr>
+            <w:tcW w:type="dxa" w:w="3174"/>
+            <w:tcBorders>
+              <w:top w:val="single" w:color="BFBFBF" w:sz="4"/>
+              <w:left w:val="single" w:color="BFBFBF" w:sz="4"/>
+              <w:bottom w:val="single" w:color="BFBFBF" w:sz="4"/>
+              <w:right w:val="single" w:color="BFBFBF" w:sz="4"/>
+            </w:tcBorders>
+            <w:tcMar>
+              <w:top w:type="dxa" w:w="60"/>
+              <w:left w:type="dxa" w:w="100"/>
+              <w:bottom w:type="dxa" w:w="60"/>
+              <w:right w:type="dxa" w:w="100"/>
+            </w:tcMar>
+          </w:tcPr>
+          <w:p>
+            <w:r>
+              <w:rPr>
+                <w:sz w:val="19"/>
+                <w:szCs w:val="19"/>
+              </w:rPr>
+              <w:t xml:space="preserve">255</w:t>
+            </w:r>
+          </w:p>
+        </w:tc>
+        <w:tc>
+          <w:tcPr>
+            <w:tcW w:type="dxa" w:w="4311"/>
+            <w:tcBorders>
+              <w:top w:val="single" w:color="BFBFBF" w:sz="4"/>
+              <w:left w:val="single" w:color="BFBFBF" w:sz="4"/>
+              <w:bottom w:val="single" w:color="BFBFBF" w:sz="4"/>
+              <w:right w:val="single" w:color="BFBFBF" w:sz="4"/>
+            </w:tcBorders>
+            <w:tcMar>
+              <w:top w:type="dxa" w:w="60"/>
+              <w:left w:type="dxa" w:w="100"/>
+              <w:bottom w:type="dxa" w:w="60"/>
+              <w:right w:type="dxa" w:w="100"/>
+            </w:tcMar>
+          </w:tcPr>
+          <w:p>
+            <w:r>
+              <w:rPr>
+                <w:sz w:val="19"/>
+                <w:szCs w:val="19"/>
+              </w:rPr>
+              <w:t xml:space="preserve">Baru: lokasi foto profil, boleh kosong</w:t>
+            </w:r>
+          </w:p>
         </w:tc>
       </w:tr>
     </w:tbl>
@@ -7436,10 +8668,10 @@
         </w:tblBorders>
       </w:tblPr>
       <w:tblGrid>
-        <w:gridCol w:w="2237"/>
-        <w:gridCol w:w="1548"/>
-        <w:gridCol w:w="1204"/>
-        <w:gridCol w:w="4649"/>
+        <w:gridCol w:w="1815"/>
+        <w:gridCol w:w="1257"/>
+        <w:gridCol w:w="977"/>
+        <w:gridCol w:w="5589"/>
       </w:tblGrid>
       <w:tr>
         <w:trPr>
@@ -7447,7 +8679,7 @@
         </w:trPr>
         <w:tc>
           <w:tcPr>
-            <w:tcW w:type="dxa" w:w="2237"/>
+            <w:tcW w:type="dxa" w:w="1815"/>
             <w:tcBorders>
               <w:top w:val="single" w:color="BFBFBF" w:sz="4"/>
               <w:left w:val="single" w:color="BFBFBF" w:sz="4"/>
@@ -7477,7 +8709,7 @@
         </w:tc>
         <w:tc>
           <w:tcPr>
-            <w:tcW w:type="dxa" w:w="1548"/>
+            <w:tcW w:type="dxa" w:w="1257"/>
             <w:tcBorders>
               <w:top w:val="single" w:color="BFBFBF" w:sz="4"/>
               <w:left w:val="single" w:color="BFBFBF" w:sz="4"/>
@@ -7507,7 +8739,7 @@
         </w:tc>
         <w:tc>
           <w:tcPr>
-            <w:tcW w:type="dxa" w:w="1204"/>
+            <w:tcW w:type="dxa" w:w="977"/>
             <w:tcBorders>
               <w:top w:val="single" w:color="BFBFBF" w:sz="4"/>
               <w:left w:val="single" w:color="BFBFBF" w:sz="4"/>
@@ -7537,7 +8769,7 @@
         </w:tc>
         <w:tc>
           <w:tcPr>
-            <w:tcW w:type="dxa" w:w="4649"/>
+            <w:tcW w:type="dxa" w:w="5589"/>
             <w:tcBorders>
               <w:top w:val="single" w:color="BFBFBF" w:sz="4"/>
               <w:left w:val="single" w:color="BFBFBF" w:sz="4"/>
@@ -7572,7 +8804,7 @@
         </w:trPr>
         <w:tc>
           <w:tcPr>
-            <w:tcW w:type="dxa" w:w="2237"/>
+            <w:tcW w:type="dxa" w:w="1815"/>
             <w:tcBorders>
               <w:top w:val="single" w:color="BFBFBF" w:sz="4"/>
               <w:left w:val="single" w:color="BFBFBF" w:sz="4"/>
@@ -7598,7 +8830,7 @@
         </w:tc>
         <w:tc>
           <w:tcPr>
-            <w:tcW w:type="dxa" w:w="1548"/>
+            <w:tcW w:type="dxa" w:w="1257"/>
             <w:tcBorders>
               <w:top w:val="single" w:color="BFBFBF" w:sz="4"/>
               <w:left w:val="single" w:color="BFBFBF" w:sz="4"/>
@@ -7624,7 +8856,7 @@
         </w:tc>
         <w:tc>
           <w:tcPr>
-            <w:tcW w:type="dxa" w:w="1204"/>
+            <w:tcW w:type="dxa" w:w="977"/>
             <w:tcBorders>
               <w:top w:val="single" w:color="BFBFBF" w:sz="4"/>
               <w:left w:val="single" w:color="BFBFBF" w:sz="4"/>
@@ -7650,7 +8882,7 @@
         </w:tc>
         <w:tc>
           <w:tcPr>
-            <w:tcW w:type="dxa" w:w="4649"/>
+            <w:tcW w:type="dxa" w:w="5589"/>
             <w:tcBorders>
               <w:top w:val="single" w:color="BFBFBF" w:sz="4"/>
               <w:left w:val="single" w:color="BFBFBF" w:sz="4"/>
@@ -7681,7 +8913,7 @@
         </w:trPr>
         <w:tc>
           <w:tcPr>
-            <w:tcW w:type="dxa" w:w="2237"/>
+            <w:tcW w:type="dxa" w:w="1815"/>
             <w:tcBorders>
               <w:top w:val="single" w:color="BFBFBF" w:sz="4"/>
               <w:left w:val="single" w:color="BFBFBF" w:sz="4"/>
@@ -7707,7 +8939,7 @@
         </w:tc>
         <w:tc>
           <w:tcPr>
-            <w:tcW w:type="dxa" w:w="1548"/>
+            <w:tcW w:type="dxa" w:w="1257"/>
             <w:tcBorders>
               <w:top w:val="single" w:color="BFBFBF" w:sz="4"/>
               <w:left w:val="single" w:color="BFBFBF" w:sz="4"/>
@@ -7733,7 +8965,7 @@
         </w:tc>
         <w:tc>
           <w:tcPr>
-            <w:tcW w:type="dxa" w:w="1204"/>
+            <w:tcW w:type="dxa" w:w="977"/>
             <w:tcBorders>
               <w:top w:val="single" w:color="BFBFBF" w:sz="4"/>
               <w:left w:val="single" w:color="BFBFBF" w:sz="4"/>
@@ -7759,7 +8991,7 @@
         </w:tc>
         <w:tc>
           <w:tcPr>
-            <w:tcW w:type="dxa" w:w="4649"/>
+            <w:tcW w:type="dxa" w:w="5589"/>
             <w:tcBorders>
               <w:top w:val="single" w:color="BFBFBF" w:sz="4"/>
               <w:left w:val="single" w:color="BFBFBF" w:sz="4"/>
@@ -7790,7 +9022,7 @@
         </w:trPr>
         <w:tc>
           <w:tcPr>
-            <w:tcW w:type="dxa" w:w="2237"/>
+            <w:tcW w:type="dxa" w:w="1815"/>
             <w:tcBorders>
               <w:top w:val="single" w:color="BFBFBF" w:sz="4"/>
               <w:left w:val="single" w:color="BFBFBF" w:sz="4"/>
@@ -7816,7 +9048,7 @@
         </w:tc>
         <w:tc>
           <w:tcPr>
-            <w:tcW w:type="dxa" w:w="1548"/>
+            <w:tcW w:type="dxa" w:w="1257"/>
             <w:tcBorders>
               <w:top w:val="single" w:color="BFBFBF" w:sz="4"/>
               <w:left w:val="single" w:color="BFBFBF" w:sz="4"/>
@@ -7842,7 +9074,7 @@
         </w:tc>
         <w:tc>
           <w:tcPr>
-            <w:tcW w:type="dxa" w:w="1204"/>
+            <w:tcW w:type="dxa" w:w="977"/>
             <w:tcBorders>
               <w:top w:val="single" w:color="BFBFBF" w:sz="4"/>
               <w:left w:val="single" w:color="BFBFBF" w:sz="4"/>
@@ -7868,7 +9100,7 @@
         </w:tc>
         <w:tc>
           <w:tcPr>
-            <w:tcW w:type="dxa" w:w="4649"/>
+            <w:tcW w:type="dxa" w:w="5589"/>
             <w:tcBorders>
               <w:top w:val="single" w:color="BFBFBF" w:sz="4"/>
               <w:left w:val="single" w:color="BFBFBF" w:sz="4"/>
@@ -7899,7 +9131,7 @@
         </w:trPr>
         <w:tc>
           <w:tcPr>
-            <w:tcW w:type="dxa" w:w="2237"/>
+            <w:tcW w:type="dxa" w:w="1815"/>
             <w:tcBorders>
               <w:top w:val="single" w:color="BFBFBF" w:sz="4"/>
               <w:left w:val="single" w:color="BFBFBF" w:sz="4"/>
@@ -7925,7 +9157,7 @@
         </w:tc>
         <w:tc>
           <w:tcPr>
-            <w:tcW w:type="dxa" w:w="1548"/>
+            <w:tcW w:type="dxa" w:w="1257"/>
             <w:tcBorders>
               <w:top w:val="single" w:color="BFBFBF" w:sz="4"/>
               <w:left w:val="single" w:color="BFBFBF" w:sz="4"/>
@@ -7951,7 +9183,7 @@
         </w:tc>
         <w:tc>
           <w:tcPr>
-            <w:tcW w:type="dxa" w:w="1204"/>
+            <w:tcW w:type="dxa" w:w="977"/>
             <w:tcBorders>
               <w:top w:val="single" w:color="BFBFBF" w:sz="4"/>
               <w:left w:val="single" w:color="BFBFBF" w:sz="4"/>
@@ -7977,7 +9209,7 @@
         </w:tc>
         <w:tc>
           <w:tcPr>
-            <w:tcW w:type="dxa" w:w="4649"/>
+            <w:tcW w:type="dxa" w:w="5589"/>
             <w:tcBorders>
               <w:top w:val="single" w:color="BFBFBF" w:sz="4"/>
               <w:left w:val="single" w:color="BFBFBF" w:sz="4"/>
@@ -8000,7 +9232,7 @@
         </w:trPr>
         <w:tc>
           <w:tcPr>
-            <w:tcW w:type="dxa" w:w="2237"/>
+            <w:tcW w:type="dxa" w:w="1815"/>
             <w:tcBorders>
               <w:top w:val="single" w:color="BFBFBF" w:sz="4"/>
               <w:left w:val="single" w:color="BFBFBF" w:sz="4"/>
@@ -8026,7 +9258,7 @@
         </w:tc>
         <w:tc>
           <w:tcPr>
-            <w:tcW w:type="dxa" w:w="1548"/>
+            <w:tcW w:type="dxa" w:w="1257"/>
             <w:tcBorders>
               <w:top w:val="single" w:color="BFBFBF" w:sz="4"/>
               <w:left w:val="single" w:color="BFBFBF" w:sz="4"/>
@@ -8052,7 +9284,7 @@
         </w:tc>
         <w:tc>
           <w:tcPr>
-            <w:tcW w:type="dxa" w:w="1204"/>
+            <w:tcW w:type="dxa" w:w="977"/>
             <w:tcBorders>
               <w:top w:val="single" w:color="BFBFBF" w:sz="4"/>
               <w:left w:val="single" w:color="BFBFBF" w:sz="4"/>
@@ -8078,7 +9310,7 @@
         </w:tc>
         <w:tc>
           <w:tcPr>
-            <w:tcW w:type="dxa" w:w="4649"/>
+            <w:tcW w:type="dxa" w:w="5589"/>
             <w:tcBorders>
               <w:top w:val="single" w:color="BFBFBF" w:sz="4"/>
               <w:left w:val="single" w:color="BFBFBF" w:sz="4"/>
@@ -8101,7 +9333,7 @@
         </w:trPr>
         <w:tc>
           <w:tcPr>
-            <w:tcW w:type="dxa" w:w="2237"/>
+            <w:tcW w:type="dxa" w:w="1815"/>
             <w:tcBorders>
               <w:top w:val="single" w:color="BFBFBF" w:sz="4"/>
               <w:left w:val="single" w:color="BFBFBF" w:sz="4"/>
@@ -8127,7 +9359,7 @@
         </w:tc>
         <w:tc>
           <w:tcPr>
-            <w:tcW w:type="dxa" w:w="1548"/>
+            <w:tcW w:type="dxa" w:w="1257"/>
             <w:tcBorders>
               <w:top w:val="single" w:color="BFBFBF" w:sz="4"/>
               <w:left w:val="single" w:color="BFBFBF" w:sz="4"/>
@@ -8153,7 +9385,7 @@
         </w:tc>
         <w:tc>
           <w:tcPr>
-            <w:tcW w:type="dxa" w:w="1204"/>
+            <w:tcW w:type="dxa" w:w="977"/>
             <w:tcBorders>
               <w:top w:val="single" w:color="BFBFBF" w:sz="4"/>
               <w:left w:val="single" w:color="BFBFBF" w:sz="4"/>
@@ -8179,7 +9411,7 @@
         </w:tc>
         <w:tc>
           <w:tcPr>
-            <w:tcW w:type="dxa" w:w="4649"/>
+            <w:tcW w:type="dxa" w:w="5589"/>
             <w:tcBorders>
               <w:top w:val="single" w:color="BFBFBF" w:sz="4"/>
               <w:left w:val="single" w:color="BFBFBF" w:sz="4"/>
@@ -8202,7 +9434,7 @@
         </w:trPr>
         <w:tc>
           <w:tcPr>
-            <w:tcW w:type="dxa" w:w="2237"/>
+            <w:tcW w:type="dxa" w:w="1815"/>
             <w:tcBorders>
               <w:top w:val="single" w:color="BFBFBF" w:sz="4"/>
               <w:left w:val="single" w:color="BFBFBF" w:sz="4"/>
@@ -8228,7 +9460,7 @@
         </w:tc>
         <w:tc>
           <w:tcPr>
-            <w:tcW w:type="dxa" w:w="1548"/>
+            <w:tcW w:type="dxa" w:w="1257"/>
             <w:tcBorders>
               <w:top w:val="single" w:color="BFBFBF" w:sz="4"/>
               <w:left w:val="single" w:color="BFBFBF" w:sz="4"/>
@@ -8254,7 +9486,7 @@
         </w:tc>
         <w:tc>
           <w:tcPr>
-            <w:tcW w:type="dxa" w:w="1204"/>
+            <w:tcW w:type="dxa" w:w="977"/>
             <w:tcBorders>
               <w:top w:val="single" w:color="BFBFBF" w:sz="4"/>
               <w:left w:val="single" w:color="BFBFBF" w:sz="4"/>
@@ -8280,7 +9512,7 @@
         </w:tc>
         <w:tc>
           <w:tcPr>
-            <w:tcW w:type="dxa" w:w="4649"/>
+            <w:tcW w:type="dxa" w:w="5589"/>
             <w:tcBorders>
               <w:top w:val="single" w:color="BFBFBF" w:sz="4"/>
               <w:left w:val="single" w:color="BFBFBF" w:sz="4"/>
@@ -8303,7 +9535,7 @@
         </w:trPr>
         <w:tc>
           <w:tcPr>
-            <w:tcW w:type="dxa" w:w="2237"/>
+            <w:tcW w:type="dxa" w:w="1815"/>
             <w:tcBorders>
               <w:top w:val="single" w:color="BFBFBF" w:sz="4"/>
               <w:left w:val="single" w:color="BFBFBF" w:sz="4"/>
@@ -8329,7 +9561,7 @@
         </w:tc>
         <w:tc>
           <w:tcPr>
-            <w:tcW w:type="dxa" w:w="1548"/>
+            <w:tcW w:type="dxa" w:w="1257"/>
             <w:tcBorders>
               <w:top w:val="single" w:color="BFBFBF" w:sz="4"/>
               <w:left w:val="single" w:color="BFBFBF" w:sz="4"/>
@@ -8355,7 +9587,7 @@
         </w:tc>
         <w:tc>
           <w:tcPr>
-            <w:tcW w:type="dxa" w:w="1204"/>
+            <w:tcW w:type="dxa" w:w="977"/>
             <w:tcBorders>
               <w:top w:val="single" w:color="BFBFBF" w:sz="4"/>
               <w:left w:val="single" w:color="BFBFBF" w:sz="4"/>
@@ -8381,7 +9613,7 @@
         </w:tc>
         <w:tc>
           <w:tcPr>
-            <w:tcW w:type="dxa" w:w="4649"/>
+            <w:tcW w:type="dxa" w:w="5589"/>
             <w:tcBorders>
               <w:top w:val="single" w:color="BFBFBF" w:sz="4"/>
               <w:left w:val="single" w:color="BFBFBF" w:sz="4"/>
@@ -8396,6 +9628,115 @@
             </w:tcMar>
           </w:tcPr>
           <w:p/>
+        </w:tc>
+      </w:tr>
+      <w:tr>
+        <w:trPr>
+          <w:tblHeader w:val="off"/>
+        </w:trPr>
+        <w:tc>
+          <w:tcPr>
+            <w:tcW w:type="dxa" w:w="1815"/>
+            <w:tcBorders>
+              <w:top w:val="single" w:color="BFBFBF" w:sz="4"/>
+              <w:left w:val="single" w:color="BFBFBF" w:sz="4"/>
+              <w:bottom w:val="single" w:color="BFBFBF" w:sz="4"/>
+              <w:right w:val="single" w:color="BFBFBF" w:sz="4"/>
+            </w:tcBorders>
+            <w:tcMar>
+              <w:top w:type="dxa" w:w="60"/>
+              <w:left w:type="dxa" w:w="100"/>
+              <w:bottom w:type="dxa" w:w="60"/>
+              <w:right w:type="dxa" w:w="100"/>
+            </w:tcMar>
+          </w:tcPr>
+          <w:p>
+            <w:r>
+              <w:rPr>
+                <w:sz w:val="19"/>
+                <w:szCs w:val="19"/>
+              </w:rPr>
+              <w:t xml:space="preserve">gambar</w:t>
+            </w:r>
+          </w:p>
+        </w:tc>
+        <w:tc>
+          <w:tcPr>
+            <w:tcW w:type="dxa" w:w="1257"/>
+            <w:tcBorders>
+              <w:top w:val="single" w:color="BFBFBF" w:sz="4"/>
+              <w:left w:val="single" w:color="BFBFBF" w:sz="4"/>
+              <w:bottom w:val="single" w:color="BFBFBF" w:sz="4"/>
+              <w:right w:val="single" w:color="BFBFBF" w:sz="4"/>
+            </w:tcBorders>
+            <w:tcMar>
+              <w:top w:type="dxa" w:w="60"/>
+              <w:left w:type="dxa" w:w="100"/>
+              <w:bottom w:type="dxa" w:w="60"/>
+              <w:right w:type="dxa" w:w="100"/>
+            </w:tcMar>
+          </w:tcPr>
+          <w:p>
+            <w:r>
+              <w:rPr>
+                <w:sz w:val="19"/>
+                <w:szCs w:val="19"/>
+              </w:rPr>
+              <w:t xml:space="preserve">varchar</w:t>
+            </w:r>
+          </w:p>
+        </w:tc>
+        <w:tc>
+          <w:tcPr>
+            <w:tcW w:type="dxa" w:w="977"/>
+            <w:tcBorders>
+              <w:top w:val="single" w:color="BFBFBF" w:sz="4"/>
+              <w:left w:val="single" w:color="BFBFBF" w:sz="4"/>
+              <w:bottom w:val="single" w:color="BFBFBF" w:sz="4"/>
+              <w:right w:val="single" w:color="BFBFBF" w:sz="4"/>
+            </w:tcBorders>
+            <w:tcMar>
+              <w:top w:type="dxa" w:w="60"/>
+              <w:left w:type="dxa" w:w="100"/>
+              <w:bottom w:type="dxa" w:w="60"/>
+              <w:right w:type="dxa" w:w="100"/>
+            </w:tcMar>
+          </w:tcPr>
+          <w:p>
+            <w:r>
+              <w:rPr>
+                <w:sz w:val="19"/>
+                <w:szCs w:val="19"/>
+              </w:rPr>
+              <w:t xml:space="preserve">255</w:t>
+            </w:r>
+          </w:p>
+        </w:tc>
+        <w:tc>
+          <w:tcPr>
+            <w:tcW w:type="dxa" w:w="5589"/>
+            <w:tcBorders>
+              <w:top w:val="single" w:color="BFBFBF" w:sz="4"/>
+              <w:left w:val="single" w:color="BFBFBF" w:sz="4"/>
+              <w:bottom w:val="single" w:color="BFBFBF" w:sz="4"/>
+              <w:right w:val="single" w:color="BFBFBF" w:sz="4"/>
+            </w:tcBorders>
+            <w:tcMar>
+              <w:top w:type="dxa" w:w="60"/>
+              <w:left w:type="dxa" w:w="100"/>
+              <w:bottom w:type="dxa" w:w="60"/>
+              <w:right w:type="dxa" w:w="100"/>
+            </w:tcMar>
+          </w:tcPr>
+          <w:p>
+            <w:r>
+              <w:rPr>
+                <w:sz w:val="19"/>
+                <w:szCs w:val="19"/>
+              </w:rPr>
+              <w:t xml:space="preserve">Baru: lokasi gambar barang, boleh kosong</w:t>
+            </w:r>
+          </w:p>
         </w:tc>
       </w:tr>
     </w:tbl>
@@ -8434,10 +9775,10 @@
         </w:tblBorders>
       </w:tblPr>
       <w:tblGrid>
-        <w:gridCol w:w="1842"/>
-        <w:gridCol w:w="1275"/>
-        <w:gridCol w:w="992"/>
-        <w:gridCol w:w="5529"/>
+        <w:gridCol w:w="1716"/>
+        <w:gridCol w:w="1188"/>
+        <w:gridCol w:w="924"/>
+        <w:gridCol w:w="5810"/>
       </w:tblGrid>
       <w:tr>
         <w:trPr>
@@ -8445,7 +9786,7 @@
         </w:trPr>
         <w:tc>
           <w:tcPr>
-            <w:tcW w:type="dxa" w:w="1842"/>
+            <w:tcW w:type="dxa" w:w="1716"/>
             <w:tcBorders>
               <w:top w:val="single" w:color="BFBFBF" w:sz="4"/>
               <w:left w:val="single" w:color="BFBFBF" w:sz="4"/>
@@ -8475,7 +9816,7 @@
         </w:tc>
         <w:tc>
           <w:tcPr>
-            <w:tcW w:type="dxa" w:w="1275"/>
+            <w:tcW w:type="dxa" w:w="1188"/>
             <w:tcBorders>
               <w:top w:val="single" w:color="BFBFBF" w:sz="4"/>
               <w:left w:val="single" w:color="BFBFBF" w:sz="4"/>
@@ -8505,7 +9846,7 @@
         </w:tc>
         <w:tc>
           <w:tcPr>
-            <w:tcW w:type="dxa" w:w="992"/>
+            <w:tcW w:type="dxa" w:w="924"/>
             <w:tcBorders>
               <w:top w:val="single" w:color="BFBFBF" w:sz="4"/>
               <w:left w:val="single" w:color="BFBFBF" w:sz="4"/>
@@ -8535,7 +9876,7 @@
         </w:tc>
         <w:tc>
           <w:tcPr>
-            <w:tcW w:type="dxa" w:w="5529"/>
+            <w:tcW w:type="dxa" w:w="5810"/>
             <w:tcBorders>
               <w:top w:val="single" w:color="BFBFBF" w:sz="4"/>
               <w:left w:val="single" w:color="BFBFBF" w:sz="4"/>
@@ -8570,7 +9911,7 @@
         </w:trPr>
         <w:tc>
           <w:tcPr>
-            <w:tcW w:type="dxa" w:w="1842"/>
+            <w:tcW w:type="dxa" w:w="1716"/>
             <w:tcBorders>
               <w:top w:val="single" w:color="BFBFBF" w:sz="4"/>
               <w:left w:val="single" w:color="BFBFBF" w:sz="4"/>
@@ -8596,7 +9937,7 @@
         </w:tc>
         <w:tc>
           <w:tcPr>
-            <w:tcW w:type="dxa" w:w="1275"/>
+            <w:tcW w:type="dxa" w:w="1188"/>
             <w:tcBorders>
               <w:top w:val="single" w:color="BFBFBF" w:sz="4"/>
               <w:left w:val="single" w:color="BFBFBF" w:sz="4"/>
@@ -8622,7 +9963,7 @@
         </w:tc>
         <w:tc>
           <w:tcPr>
-            <w:tcW w:type="dxa" w:w="992"/>
+            <w:tcW w:type="dxa" w:w="924"/>
             <w:tcBorders>
               <w:top w:val="single" w:color="BFBFBF" w:sz="4"/>
               <w:left w:val="single" w:color="BFBFBF" w:sz="4"/>
@@ -8648,7 +9989,7 @@
         </w:tc>
         <w:tc>
           <w:tcPr>
-            <w:tcW w:type="dxa" w:w="5529"/>
+            <w:tcW w:type="dxa" w:w="5810"/>
             <w:tcBorders>
               <w:top w:val="single" w:color="BFBFBF" w:sz="4"/>
               <w:left w:val="single" w:color="BFBFBF" w:sz="4"/>
@@ -8679,7 +10020,7 @@
         </w:trPr>
         <w:tc>
           <w:tcPr>
-            <w:tcW w:type="dxa" w:w="1842"/>
+            <w:tcW w:type="dxa" w:w="1716"/>
             <w:tcBorders>
               <w:top w:val="single" w:color="BFBFBF" w:sz="4"/>
               <w:left w:val="single" w:color="BFBFBF" w:sz="4"/>
@@ -8705,7 +10046,7 @@
         </w:tc>
         <w:tc>
           <w:tcPr>
-            <w:tcW w:type="dxa" w:w="1275"/>
+            <w:tcW w:type="dxa" w:w="1188"/>
             <w:tcBorders>
               <w:top w:val="single" w:color="BFBFBF" w:sz="4"/>
               <w:left w:val="single" w:color="BFBFBF" w:sz="4"/>
@@ -8731,7 +10072,7 @@
         </w:tc>
         <w:tc>
           <w:tcPr>
-            <w:tcW w:type="dxa" w:w="992"/>
+            <w:tcW w:type="dxa" w:w="924"/>
             <w:tcBorders>
               <w:top w:val="single" w:color="BFBFBF" w:sz="4"/>
               <w:left w:val="single" w:color="BFBFBF" w:sz="4"/>
@@ -8757,7 +10098,7 @@
         </w:tc>
         <w:tc>
           <w:tcPr>
-            <w:tcW w:type="dxa" w:w="5529"/>
+            <w:tcW w:type="dxa" w:w="5810"/>
             <w:tcBorders>
               <w:top w:val="single" w:color="BFBFBF" w:sz="4"/>
               <w:left w:val="single" w:color="BFBFBF" w:sz="4"/>
@@ -8788,7 +10129,7 @@
         </w:trPr>
         <w:tc>
           <w:tcPr>
-            <w:tcW w:type="dxa" w:w="1842"/>
+            <w:tcW w:type="dxa" w:w="1716"/>
             <w:tcBorders>
               <w:top w:val="single" w:color="BFBFBF" w:sz="4"/>
               <w:left w:val="single" w:color="BFBFBF" w:sz="4"/>
@@ -8814,7 +10155,7 @@
         </w:tc>
         <w:tc>
           <w:tcPr>
-            <w:tcW w:type="dxa" w:w="1275"/>
+            <w:tcW w:type="dxa" w:w="1188"/>
             <w:tcBorders>
               <w:top w:val="single" w:color="BFBFBF" w:sz="4"/>
               <w:left w:val="single" w:color="BFBFBF" w:sz="4"/>
@@ -8840,7 +10181,7 @@
         </w:tc>
         <w:tc>
           <w:tcPr>
-            <w:tcW w:type="dxa" w:w="992"/>
+            <w:tcW w:type="dxa" w:w="924"/>
             <w:tcBorders>
               <w:top w:val="single" w:color="BFBFBF" w:sz="4"/>
               <w:left w:val="single" w:color="BFBFBF" w:sz="4"/>
@@ -8866,7 +10207,7 @@
         </w:tc>
         <w:tc>
           <w:tcPr>
-            <w:tcW w:type="dxa" w:w="5529"/>
+            <w:tcW w:type="dxa" w:w="5810"/>
             <w:tcBorders>
               <w:top w:val="single" w:color="BFBFBF" w:sz="4"/>
               <w:left w:val="single" w:color="BFBFBF" w:sz="4"/>
@@ -8897,7 +10238,7 @@
         </w:trPr>
         <w:tc>
           <w:tcPr>
-            <w:tcW w:type="dxa" w:w="1842"/>
+            <w:tcW w:type="dxa" w:w="1716"/>
             <w:tcBorders>
               <w:top w:val="single" w:color="BFBFBF" w:sz="4"/>
               <w:left w:val="single" w:color="BFBFBF" w:sz="4"/>
@@ -8923,7 +10264,7 @@
         </w:tc>
         <w:tc>
           <w:tcPr>
-            <w:tcW w:type="dxa" w:w="1275"/>
+            <w:tcW w:type="dxa" w:w="1188"/>
             <w:tcBorders>
               <w:top w:val="single" w:color="BFBFBF" w:sz="4"/>
               <w:left w:val="single" w:color="BFBFBF" w:sz="4"/>
@@ -8949,7 +10290,7 @@
         </w:tc>
         <w:tc>
           <w:tcPr>
-            <w:tcW w:type="dxa" w:w="992"/>
+            <w:tcW w:type="dxa" w:w="924"/>
             <w:tcBorders>
               <w:top w:val="single" w:color="BFBFBF" w:sz="4"/>
               <w:left w:val="single" w:color="BFBFBF" w:sz="4"/>
@@ -8967,7 +10308,7 @@
         </w:tc>
         <w:tc>
           <w:tcPr>
-            <w:tcW w:type="dxa" w:w="5529"/>
+            <w:tcW w:type="dxa" w:w="5810"/>
             <w:tcBorders>
               <w:top w:val="single" w:color="BFBFBF" w:sz="4"/>
               <w:left w:val="single" w:color="BFBFBF" w:sz="4"/>
@@ -8990,7 +10331,7 @@
         </w:trPr>
         <w:tc>
           <w:tcPr>
-            <w:tcW w:type="dxa" w:w="1842"/>
+            <w:tcW w:type="dxa" w:w="1716"/>
             <w:tcBorders>
               <w:top w:val="single" w:color="BFBFBF" w:sz="4"/>
               <w:left w:val="single" w:color="BFBFBF" w:sz="4"/>
@@ -9016,7 +10357,7 @@
         </w:tc>
         <w:tc>
           <w:tcPr>
-            <w:tcW w:type="dxa" w:w="1275"/>
+            <w:tcW w:type="dxa" w:w="1188"/>
             <w:tcBorders>
               <w:top w:val="single" w:color="BFBFBF" w:sz="4"/>
               <w:left w:val="single" w:color="BFBFBF" w:sz="4"/>
@@ -9042,7 +10383,7 @@
         </w:tc>
         <w:tc>
           <w:tcPr>
-            <w:tcW w:type="dxa" w:w="992"/>
+            <w:tcW w:type="dxa" w:w="924"/>
             <w:tcBorders>
               <w:top w:val="single" w:color="BFBFBF" w:sz="4"/>
               <w:left w:val="single" w:color="BFBFBF" w:sz="4"/>
@@ -9068,7 +10409,7 @@
         </w:tc>
         <w:tc>
           <w:tcPr>
-            <w:tcW w:type="dxa" w:w="5529"/>
+            <w:tcW w:type="dxa" w:w="5810"/>
             <w:tcBorders>
               <w:top w:val="single" w:color="BFBFBF" w:sz="4"/>
               <w:left w:val="single" w:color="BFBFBF" w:sz="4"/>
@@ -9091,7 +10432,7 @@
         </w:trPr>
         <w:tc>
           <w:tcPr>
-            <w:tcW w:type="dxa" w:w="1842"/>
+            <w:tcW w:type="dxa" w:w="1716"/>
             <w:tcBorders>
               <w:top w:val="single" w:color="BFBFBF" w:sz="4"/>
               <w:left w:val="single" w:color="BFBFBF" w:sz="4"/>
@@ -9117,7 +10458,7 @@
         </w:tc>
         <w:tc>
           <w:tcPr>
-            <w:tcW w:type="dxa" w:w="1275"/>
+            <w:tcW w:type="dxa" w:w="1188"/>
             <w:tcBorders>
               <w:top w:val="single" w:color="BFBFBF" w:sz="4"/>
               <w:left w:val="single" w:color="BFBFBF" w:sz="4"/>
@@ -9143,7 +10484,7 @@
         </w:tc>
         <w:tc>
           <w:tcPr>
-            <w:tcW w:type="dxa" w:w="992"/>
+            <w:tcW w:type="dxa" w:w="924"/>
             <w:tcBorders>
               <w:top w:val="single" w:color="BFBFBF" w:sz="4"/>
               <w:left w:val="single" w:color="BFBFBF" w:sz="4"/>
@@ -9169,7 +10510,7 @@
         </w:tc>
         <w:tc>
           <w:tcPr>
-            <w:tcW w:type="dxa" w:w="5529"/>
+            <w:tcW w:type="dxa" w:w="5810"/>
             <w:tcBorders>
               <w:top w:val="single" w:color="BFBFBF" w:sz="4"/>
               <w:left w:val="single" w:color="BFBFBF" w:sz="4"/>
@@ -9192,7 +10533,7 @@
         </w:trPr>
         <w:tc>
           <w:tcPr>
-            <w:tcW w:type="dxa" w:w="1842"/>
+            <w:tcW w:type="dxa" w:w="1716"/>
             <w:tcBorders>
               <w:top w:val="single" w:color="BFBFBF" w:sz="4"/>
               <w:left w:val="single" w:color="BFBFBF" w:sz="4"/>
@@ -9218,7 +10559,7 @@
         </w:tc>
         <w:tc>
           <w:tcPr>
-            <w:tcW w:type="dxa" w:w="1275"/>
+            <w:tcW w:type="dxa" w:w="1188"/>
             <w:tcBorders>
               <w:top w:val="single" w:color="BFBFBF" w:sz="4"/>
               <w:left w:val="single" w:color="BFBFBF" w:sz="4"/>
@@ -9244,7 +10585,7 @@
         </w:tc>
         <w:tc>
           <w:tcPr>
-            <w:tcW w:type="dxa" w:w="992"/>
+            <w:tcW w:type="dxa" w:w="924"/>
             <w:tcBorders>
               <w:top w:val="single" w:color="BFBFBF" w:sz="4"/>
               <w:left w:val="single" w:color="BFBFBF" w:sz="4"/>
@@ -9270,7 +10611,7 @@
         </w:tc>
         <w:tc>
           <w:tcPr>
-            <w:tcW w:type="dxa" w:w="5529"/>
+            <w:tcW w:type="dxa" w:w="5810"/>
             <w:tcBorders>
               <w:top w:val="single" w:color="BFBFBF" w:sz="4"/>
               <w:left w:val="single" w:color="BFBFBF" w:sz="4"/>
@@ -9285,6 +10626,115 @@
             </w:tcMar>
           </w:tcPr>
           <w:p/>
+        </w:tc>
+      </w:tr>
+      <w:tr>
+        <w:trPr>
+          <w:tblHeader w:val="off"/>
+        </w:trPr>
+        <w:tc>
+          <w:tcPr>
+            <w:tcW w:type="dxa" w:w="1716"/>
+            <w:tcBorders>
+              <w:top w:val="single" w:color="BFBFBF" w:sz="4"/>
+              <w:left w:val="single" w:color="BFBFBF" w:sz="4"/>
+              <w:bottom w:val="single" w:color="BFBFBF" w:sz="4"/>
+              <w:right w:val="single" w:color="BFBFBF" w:sz="4"/>
+            </w:tcBorders>
+            <w:tcMar>
+              <w:top w:type="dxa" w:w="60"/>
+              <w:left w:type="dxa" w:w="100"/>
+              <w:bottom w:type="dxa" w:w="60"/>
+              <w:right w:type="dxa" w:w="100"/>
+            </w:tcMar>
+          </w:tcPr>
+          <w:p>
+            <w:r>
+              <w:rPr>
+                <w:sz w:val="19"/>
+                <w:szCs w:val="19"/>
+              </w:rPr>
+              <w:t xml:space="preserve">foto</w:t>
+            </w:r>
+          </w:p>
+        </w:tc>
+        <w:tc>
+          <w:tcPr>
+            <w:tcW w:type="dxa" w:w="1188"/>
+            <w:tcBorders>
+              <w:top w:val="single" w:color="BFBFBF" w:sz="4"/>
+              <w:left w:val="single" w:color="BFBFBF" w:sz="4"/>
+              <w:bottom w:val="single" w:color="BFBFBF" w:sz="4"/>
+              <w:right w:val="single" w:color="BFBFBF" w:sz="4"/>
+            </w:tcBorders>
+            <w:tcMar>
+              <w:top w:type="dxa" w:w="60"/>
+              <w:left w:type="dxa" w:w="100"/>
+              <w:bottom w:type="dxa" w:w="60"/>
+              <w:right w:type="dxa" w:w="100"/>
+            </w:tcMar>
+          </w:tcPr>
+          <w:p>
+            <w:r>
+              <w:rPr>
+                <w:sz w:val="19"/>
+                <w:szCs w:val="19"/>
+              </w:rPr>
+              <w:t xml:space="preserve">varchar</w:t>
+            </w:r>
+          </w:p>
+        </w:tc>
+        <w:tc>
+          <w:tcPr>
+            <w:tcW w:type="dxa" w:w="924"/>
+            <w:tcBorders>
+              <w:top w:val="single" w:color="BFBFBF" w:sz="4"/>
+              <w:left w:val="single" w:color="BFBFBF" w:sz="4"/>
+              <w:bottom w:val="single" w:color="BFBFBF" w:sz="4"/>
+              <w:right w:val="single" w:color="BFBFBF" w:sz="4"/>
+            </w:tcBorders>
+            <w:tcMar>
+              <w:top w:type="dxa" w:w="60"/>
+              <w:left w:type="dxa" w:w="100"/>
+              <w:bottom w:type="dxa" w:w="60"/>
+              <w:right w:type="dxa" w:w="100"/>
+            </w:tcMar>
+          </w:tcPr>
+          <w:p>
+            <w:r>
+              <w:rPr>
+                <w:sz w:val="19"/>
+                <w:szCs w:val="19"/>
+              </w:rPr>
+              <w:t xml:space="preserve">255</w:t>
+            </w:r>
+          </w:p>
+        </w:tc>
+        <w:tc>
+          <w:tcPr>
+            <w:tcW w:type="dxa" w:w="5810"/>
+            <w:tcBorders>
+              <w:top w:val="single" w:color="BFBFBF" w:sz="4"/>
+              <w:left w:val="single" w:color="BFBFBF" w:sz="4"/>
+              <w:bottom w:val="single" w:color="BFBFBF" w:sz="4"/>
+              <w:right w:val="single" w:color="BFBFBF" w:sz="4"/>
+            </w:tcBorders>
+            <w:tcMar>
+              <w:top w:type="dxa" w:w="60"/>
+              <w:left w:type="dxa" w:w="100"/>
+              <w:bottom w:type="dxa" w:w="60"/>
+              <w:right w:type="dxa" w:w="100"/>
+            </w:tcMar>
+          </w:tcPr>
+          <w:p>
+            <w:r>
+              <w:rPr>
+                <w:sz w:val="19"/>
+                <w:szCs w:val="19"/>
+              </w:rPr>
+              <w:t xml:space="preserve">Baru: lokasi foto bukti penerimaan, opsional</w:t>
+            </w:r>
+          </w:p>
         </w:tc>
       </w:tr>
     </w:tbl>
@@ -9323,10 +10773,10 @@
         </w:tblBorders>
       </w:tblPr>
       <w:tblGrid>
-        <w:gridCol w:w="1652"/>
-        <w:gridCol w:w="826"/>
-        <w:gridCol w:w="2845"/>
-        <w:gridCol w:w="4315"/>
+        <w:gridCol w:w="1548"/>
+        <w:gridCol w:w="774"/>
+        <w:gridCol w:w="2667"/>
+        <w:gridCol w:w="4649"/>
       </w:tblGrid>
       <w:tr>
         <w:trPr>
@@ -9334,7 +10784,7 @@
         </w:trPr>
         <w:tc>
           <w:tcPr>
-            <w:tcW w:type="dxa" w:w="1652"/>
+            <w:tcW w:type="dxa" w:w="1548"/>
             <w:tcBorders>
               <w:top w:val="single" w:color="BFBFBF" w:sz="4"/>
               <w:left w:val="single" w:color="BFBFBF" w:sz="4"/>
@@ -9364,7 +10814,7 @@
         </w:tc>
         <w:tc>
           <w:tcPr>
-            <w:tcW w:type="dxa" w:w="826"/>
+            <w:tcW w:type="dxa" w:w="774"/>
             <w:tcBorders>
               <w:top w:val="single" w:color="BFBFBF" w:sz="4"/>
               <w:left w:val="single" w:color="BFBFBF" w:sz="4"/>
@@ -9394,7 +10844,7 @@
         </w:tc>
         <w:tc>
           <w:tcPr>
-            <w:tcW w:type="dxa" w:w="2845"/>
+            <w:tcW w:type="dxa" w:w="2667"/>
             <w:tcBorders>
               <w:top w:val="single" w:color="BFBFBF" w:sz="4"/>
               <w:left w:val="single" w:color="BFBFBF" w:sz="4"/>
@@ -9424,7 +10874,7 @@
         </w:tc>
         <w:tc>
           <w:tcPr>
-            <w:tcW w:type="dxa" w:w="4315"/>
+            <w:tcW w:type="dxa" w:w="4649"/>
             <w:tcBorders>
               <w:top w:val="single" w:color="BFBFBF" w:sz="4"/>
               <w:left w:val="single" w:color="BFBFBF" w:sz="4"/>
@@ -9459,7 +10909,7 @@
         </w:trPr>
         <w:tc>
           <w:tcPr>
-            <w:tcW w:type="dxa" w:w="1652"/>
+            <w:tcW w:type="dxa" w:w="1548"/>
             <w:tcBorders>
               <w:top w:val="single" w:color="BFBFBF" w:sz="4"/>
               <w:left w:val="single" w:color="BFBFBF" w:sz="4"/>
@@ -9485,7 +10935,7 @@
         </w:tc>
         <w:tc>
           <w:tcPr>
-            <w:tcW w:type="dxa" w:w="826"/>
+            <w:tcW w:type="dxa" w:w="774"/>
             <w:tcBorders>
               <w:top w:val="single" w:color="BFBFBF" w:sz="4"/>
               <w:left w:val="single" w:color="BFBFBF" w:sz="4"/>
@@ -9511,7 +10961,7 @@
         </w:tc>
         <w:tc>
           <w:tcPr>
-            <w:tcW w:type="dxa" w:w="2845"/>
+            <w:tcW w:type="dxa" w:w="2667"/>
             <w:tcBorders>
               <w:top w:val="single" w:color="BFBFBF" w:sz="4"/>
               <w:left w:val="single" w:color="BFBFBF" w:sz="4"/>
@@ -9537,7 +10987,7 @@
         </w:tc>
         <w:tc>
           <w:tcPr>
-            <w:tcW w:type="dxa" w:w="4315"/>
+            <w:tcW w:type="dxa" w:w="4649"/>
             <w:tcBorders>
               <w:top w:val="single" w:color="BFBFBF" w:sz="4"/>
               <w:left w:val="single" w:color="BFBFBF" w:sz="4"/>
@@ -9568,7 +11018,7 @@
         </w:trPr>
         <w:tc>
           <w:tcPr>
-            <w:tcW w:type="dxa" w:w="1652"/>
+            <w:tcW w:type="dxa" w:w="1548"/>
             <w:tcBorders>
               <w:top w:val="single" w:color="BFBFBF" w:sz="4"/>
               <w:left w:val="single" w:color="BFBFBF" w:sz="4"/>
@@ -9594,7 +11044,7 @@
         </w:tc>
         <w:tc>
           <w:tcPr>
-            <w:tcW w:type="dxa" w:w="826"/>
+            <w:tcW w:type="dxa" w:w="774"/>
             <w:tcBorders>
               <w:top w:val="single" w:color="BFBFBF" w:sz="4"/>
               <w:left w:val="single" w:color="BFBFBF" w:sz="4"/>
@@ -9620,7 +11070,7 @@
         </w:tc>
         <w:tc>
           <w:tcPr>
-            <w:tcW w:type="dxa" w:w="2845"/>
+            <w:tcW w:type="dxa" w:w="2667"/>
             <w:tcBorders>
               <w:top w:val="single" w:color="BFBFBF" w:sz="4"/>
               <w:left w:val="single" w:color="BFBFBF" w:sz="4"/>
@@ -9646,7 +11096,7 @@
         </w:tc>
         <w:tc>
           <w:tcPr>
-            <w:tcW w:type="dxa" w:w="4315"/>
+            <w:tcW w:type="dxa" w:w="4649"/>
             <w:tcBorders>
               <w:top w:val="single" w:color="BFBFBF" w:sz="4"/>
               <w:left w:val="single" w:color="BFBFBF" w:sz="4"/>
@@ -9677,7 +11127,7 @@
         </w:trPr>
         <w:tc>
           <w:tcPr>
-            <w:tcW w:type="dxa" w:w="1652"/>
+            <w:tcW w:type="dxa" w:w="1548"/>
             <w:tcBorders>
               <w:top w:val="single" w:color="BFBFBF" w:sz="4"/>
               <w:left w:val="single" w:color="BFBFBF" w:sz="4"/>
@@ -9703,7 +11153,7 @@
         </w:tc>
         <w:tc>
           <w:tcPr>
-            <w:tcW w:type="dxa" w:w="826"/>
+            <w:tcW w:type="dxa" w:w="774"/>
             <w:tcBorders>
               <w:top w:val="single" w:color="BFBFBF" w:sz="4"/>
               <w:left w:val="single" w:color="BFBFBF" w:sz="4"/>
@@ -9729,7 +11179,7 @@
         </w:tc>
         <w:tc>
           <w:tcPr>
-            <w:tcW w:type="dxa" w:w="2845"/>
+            <w:tcW w:type="dxa" w:w="2667"/>
             <w:tcBorders>
               <w:top w:val="single" w:color="BFBFBF" w:sz="4"/>
               <w:left w:val="single" w:color="BFBFBF" w:sz="4"/>
@@ -9755,7 +11205,7 @@
         </w:tc>
         <w:tc>
           <w:tcPr>
-            <w:tcW w:type="dxa" w:w="4315"/>
+            <w:tcW w:type="dxa" w:w="4649"/>
             <w:tcBorders>
               <w:top w:val="single" w:color="BFBFBF" w:sz="4"/>
               <w:left w:val="single" w:color="BFBFBF" w:sz="4"/>
@@ -9786,7 +11236,7 @@
         </w:trPr>
         <w:tc>
           <w:tcPr>
-            <w:tcW w:type="dxa" w:w="1652"/>
+            <w:tcW w:type="dxa" w:w="1548"/>
             <w:tcBorders>
               <w:top w:val="single" w:color="BFBFBF" w:sz="4"/>
               <w:left w:val="single" w:color="BFBFBF" w:sz="4"/>
@@ -9812,7 +11262,7 @@
         </w:tc>
         <w:tc>
           <w:tcPr>
-            <w:tcW w:type="dxa" w:w="826"/>
+            <w:tcW w:type="dxa" w:w="774"/>
             <w:tcBorders>
               <w:top w:val="single" w:color="BFBFBF" w:sz="4"/>
               <w:left w:val="single" w:color="BFBFBF" w:sz="4"/>
@@ -9838,7 +11288,7 @@
         </w:tc>
         <w:tc>
           <w:tcPr>
-            <w:tcW w:type="dxa" w:w="2845"/>
+            <w:tcW w:type="dxa" w:w="2667"/>
             <w:tcBorders>
               <w:top w:val="single" w:color="BFBFBF" w:sz="4"/>
               <w:left w:val="single" w:color="BFBFBF" w:sz="4"/>
@@ -9856,7 +11306,7 @@
         </w:tc>
         <w:tc>
           <w:tcPr>
-            <w:tcW w:type="dxa" w:w="4315"/>
+            <w:tcW w:type="dxa" w:w="4649"/>
             <w:tcBorders>
               <w:top w:val="single" w:color="BFBFBF" w:sz="4"/>
               <w:left w:val="single" w:color="BFBFBF" w:sz="4"/>
@@ -9879,7 +11329,7 @@
         </w:trPr>
         <w:tc>
           <w:tcPr>
-            <w:tcW w:type="dxa" w:w="1652"/>
+            <w:tcW w:type="dxa" w:w="1548"/>
             <w:tcBorders>
               <w:top w:val="single" w:color="BFBFBF" w:sz="4"/>
               <w:left w:val="single" w:color="BFBFBF" w:sz="4"/>
@@ -9905,7 +11355,7 @@
         </w:tc>
         <w:tc>
           <w:tcPr>
-            <w:tcW w:type="dxa" w:w="826"/>
+            <w:tcW w:type="dxa" w:w="774"/>
             <w:tcBorders>
               <w:top w:val="single" w:color="BFBFBF" w:sz="4"/>
               <w:left w:val="single" w:color="BFBFBF" w:sz="4"/>
@@ -9931,7 +11381,7 @@
         </w:tc>
         <w:tc>
           <w:tcPr>
-            <w:tcW w:type="dxa" w:w="2845"/>
+            <w:tcW w:type="dxa" w:w="2667"/>
             <w:tcBorders>
               <w:top w:val="single" w:color="BFBFBF" w:sz="4"/>
               <w:left w:val="single" w:color="BFBFBF" w:sz="4"/>
@@ -9957,7 +11407,7 @@
         </w:tc>
         <w:tc>
           <w:tcPr>
-            <w:tcW w:type="dxa" w:w="4315"/>
+            <w:tcW w:type="dxa" w:w="4649"/>
             <w:tcBorders>
               <w:top w:val="single" w:color="BFBFBF" w:sz="4"/>
               <w:left w:val="single" w:color="BFBFBF" w:sz="4"/>
@@ -9980,7 +11430,7 @@
         </w:trPr>
         <w:tc>
           <w:tcPr>
-            <w:tcW w:type="dxa" w:w="1652"/>
+            <w:tcW w:type="dxa" w:w="1548"/>
             <w:tcBorders>
               <w:top w:val="single" w:color="BFBFBF" w:sz="4"/>
               <w:left w:val="single" w:color="BFBFBF" w:sz="4"/>
@@ -10006,7 +11456,7 @@
         </w:tc>
         <w:tc>
           <w:tcPr>
-            <w:tcW w:type="dxa" w:w="826"/>
+            <w:tcW w:type="dxa" w:w="774"/>
             <w:tcBorders>
               <w:top w:val="single" w:color="BFBFBF" w:sz="4"/>
               <w:left w:val="single" w:color="BFBFBF" w:sz="4"/>
@@ -10032,7 +11482,7 @@
         </w:tc>
         <w:tc>
           <w:tcPr>
-            <w:tcW w:type="dxa" w:w="2845"/>
+            <w:tcW w:type="dxa" w:w="2667"/>
             <w:tcBorders>
               <w:top w:val="single" w:color="BFBFBF" w:sz="4"/>
               <w:left w:val="single" w:color="BFBFBF" w:sz="4"/>
@@ -10058,7 +11508,7 @@
         </w:tc>
         <w:tc>
           <w:tcPr>
-            <w:tcW w:type="dxa" w:w="4315"/>
+            <w:tcW w:type="dxa" w:w="4649"/>
             <w:tcBorders>
               <w:top w:val="single" w:color="BFBFBF" w:sz="4"/>
               <w:left w:val="single" w:color="BFBFBF" w:sz="4"/>
@@ -10089,7 +11539,7 @@
         </w:trPr>
         <w:tc>
           <w:tcPr>
-            <w:tcW w:type="dxa" w:w="1652"/>
+            <w:tcW w:type="dxa" w:w="1548"/>
             <w:tcBorders>
               <w:top w:val="single" w:color="BFBFBF" w:sz="4"/>
               <w:left w:val="single" w:color="BFBFBF" w:sz="4"/>
@@ -10115,7 +11565,7 @@
         </w:tc>
         <w:tc>
           <w:tcPr>
-            <w:tcW w:type="dxa" w:w="826"/>
+            <w:tcW w:type="dxa" w:w="774"/>
             <w:tcBorders>
               <w:top w:val="single" w:color="BFBFBF" w:sz="4"/>
               <w:left w:val="single" w:color="BFBFBF" w:sz="4"/>
@@ -10141,7 +11591,7 @@
         </w:tc>
         <w:tc>
           <w:tcPr>
-            <w:tcW w:type="dxa" w:w="2845"/>
+            <w:tcW w:type="dxa" w:w="2667"/>
             <w:tcBorders>
               <w:top w:val="single" w:color="BFBFBF" w:sz="4"/>
               <w:left w:val="single" w:color="BFBFBF" w:sz="4"/>
@@ -10167,7 +11617,7 @@
         </w:tc>
         <w:tc>
           <w:tcPr>
-            <w:tcW w:type="dxa" w:w="4315"/>
+            <w:tcW w:type="dxa" w:w="4649"/>
             <w:tcBorders>
               <w:top w:val="single" w:color="BFBFBF" w:sz="4"/>
               <w:left w:val="single" w:color="BFBFBF" w:sz="4"/>
@@ -10190,7 +11640,7 @@
         </w:trPr>
         <w:tc>
           <w:tcPr>
-            <w:tcW w:type="dxa" w:w="1652"/>
+            <w:tcW w:type="dxa" w:w="1548"/>
             <w:tcBorders>
               <w:top w:val="single" w:color="BFBFBF" w:sz="4"/>
               <w:left w:val="single" w:color="BFBFBF" w:sz="4"/>
@@ -10216,7 +11666,7 @@
         </w:tc>
         <w:tc>
           <w:tcPr>
-            <w:tcW w:type="dxa" w:w="826"/>
+            <w:tcW w:type="dxa" w:w="774"/>
             <w:tcBorders>
               <w:top w:val="single" w:color="BFBFBF" w:sz="4"/>
               <w:left w:val="single" w:color="BFBFBF" w:sz="4"/>
@@ -10242,7 +11692,7 @@
         </w:tc>
         <w:tc>
           <w:tcPr>
-            <w:tcW w:type="dxa" w:w="2845"/>
+            <w:tcW w:type="dxa" w:w="2667"/>
             <w:tcBorders>
               <w:top w:val="single" w:color="BFBFBF" w:sz="4"/>
               <w:left w:val="single" w:color="BFBFBF" w:sz="4"/>
@@ -10268,7 +11718,7 @@
         </w:tc>
         <w:tc>
           <w:tcPr>
-            <w:tcW w:type="dxa" w:w="4315"/>
+            <w:tcW w:type="dxa" w:w="4649"/>
             <w:tcBorders>
               <w:top w:val="single" w:color="BFBFBF" w:sz="4"/>
               <w:left w:val="single" w:color="BFBFBF" w:sz="4"/>
@@ -10291,105 +11741,105 @@
         </w:trPr>
         <w:tc>
           <w:tcPr>
-            <w:tcW w:type="dxa" w:w="1652"/>
-            <w:tcBorders>
-              <w:top w:val="single" w:color="BFBFBF" w:sz="4"/>
-              <w:left w:val="single" w:color="BFBFBF" w:sz="4"/>
-              <w:bottom w:val="single" w:color="BFBFBF" w:sz="4"/>
-              <w:right w:val="single" w:color="BFBFBF" w:sz="4"/>
-            </w:tcBorders>
-            <w:tcMar>
-              <w:top w:type="dxa" w:w="60"/>
-              <w:left w:type="dxa" w:w="100"/>
-              <w:bottom w:type="dxa" w:w="60"/>
-              <w:right w:type="dxa" w:w="100"/>
-            </w:tcMar>
-          </w:tcPr>
-          <w:p>
-            <w:r>
-              <w:rPr>
-                <w:sz w:val="19"/>
-                <w:szCs w:val="19"/>
-              </w:rPr>
-              <w:t xml:space="preserve">verifikasi</w:t>
-            </w:r>
-          </w:p>
-        </w:tc>
-        <w:tc>
-          <w:tcPr>
-            <w:tcW w:type="dxa" w:w="826"/>
-            <w:tcBorders>
-              <w:top w:val="single" w:color="BFBFBF" w:sz="4"/>
-              <w:left w:val="single" w:color="BFBFBF" w:sz="4"/>
-              <w:bottom w:val="single" w:color="BFBFBF" w:sz="4"/>
-              <w:right w:val="single" w:color="BFBFBF" w:sz="4"/>
-            </w:tcBorders>
-            <w:tcMar>
-              <w:top w:type="dxa" w:w="60"/>
-              <w:left w:type="dxa" w:w="100"/>
-              <w:bottom w:type="dxa" w:w="60"/>
-              <w:right w:type="dxa" w:w="100"/>
-            </w:tcMar>
-          </w:tcPr>
-          <w:p>
-            <w:r>
-              <w:rPr>
-                <w:sz w:val="19"/>
-                <w:szCs w:val="19"/>
-              </w:rPr>
-              <w:t xml:space="preserve">enum</w:t>
-            </w:r>
-          </w:p>
-        </w:tc>
-        <w:tc>
-          <w:tcPr>
-            <w:tcW w:type="dxa" w:w="2845"/>
-            <w:tcBorders>
-              <w:top w:val="single" w:color="BFBFBF" w:sz="4"/>
-              <w:left w:val="single" w:color="BFBFBF" w:sz="4"/>
-              <w:bottom w:val="single" w:color="BFBFBF" w:sz="4"/>
-              <w:right w:val="single" w:color="BFBFBF" w:sz="4"/>
-            </w:tcBorders>
-            <w:tcMar>
-              <w:top w:type="dxa" w:w="60"/>
-              <w:left w:type="dxa" w:w="100"/>
-              <w:bottom w:type="dxa" w:w="60"/>
-              <w:right w:type="dxa" w:w="100"/>
-            </w:tcMar>
-          </w:tcPr>
-          <w:p>
-            <w:r>
-              <w:rPr>
-                <w:sz w:val="19"/>
-                <w:szCs w:val="19"/>
-              </w:rPr>
-              <w:t xml:space="preserve">'Pending','Disetujui','Ditolak'</w:t>
-            </w:r>
-          </w:p>
-        </w:tc>
-        <w:tc>
-          <w:tcPr>
-            <w:tcW w:type="dxa" w:w="4315"/>
-            <w:tcBorders>
-              <w:top w:val="single" w:color="BFBFBF" w:sz="4"/>
-              <w:left w:val="single" w:color="BFBFBF" w:sz="4"/>
-              <w:bottom w:val="single" w:color="BFBFBF" w:sz="4"/>
-              <w:right w:val="single" w:color="BFBFBF" w:sz="4"/>
-            </w:tcBorders>
-            <w:tcMar>
-              <w:top w:type="dxa" w:w="60"/>
-              <w:left w:type="dxa" w:w="100"/>
-              <w:bottom w:type="dxa" w:w="60"/>
-              <w:right w:type="dxa" w:w="100"/>
-            </w:tcMar>
-          </w:tcPr>
-          <w:p>
-            <w:r>
-              <w:rPr>
-                <w:sz w:val="19"/>
-                <w:szCs w:val="19"/>
-              </w:rPr>
-              <w:t xml:space="preserve">Default Pending</w:t>
+            <w:tcW w:type="dxa" w:w="1548"/>
+            <w:tcBorders>
+              <w:top w:val="single" w:color="BFBFBF" w:sz="4"/>
+              <w:left w:val="single" w:color="BFBFBF" w:sz="4"/>
+              <w:bottom w:val="single" w:color="BFBFBF" w:sz="4"/>
+              <w:right w:val="single" w:color="BFBFBF" w:sz="4"/>
+            </w:tcBorders>
+            <w:tcMar>
+              <w:top w:type="dxa" w:w="60"/>
+              <w:left w:type="dxa" w:w="100"/>
+              <w:bottom w:type="dxa" w:w="60"/>
+              <w:right w:type="dxa" w:w="100"/>
+            </w:tcMar>
+          </w:tcPr>
+          <w:p>
+            <w:r>
+              <w:rPr>
+                <w:sz w:val="19"/>
+                <w:szCs w:val="19"/>
+              </w:rPr>
+              <w:t xml:space="preserve">foto</w:t>
+            </w:r>
+          </w:p>
+        </w:tc>
+        <w:tc>
+          <w:tcPr>
+            <w:tcW w:type="dxa" w:w="774"/>
+            <w:tcBorders>
+              <w:top w:val="single" w:color="BFBFBF" w:sz="4"/>
+              <w:left w:val="single" w:color="BFBFBF" w:sz="4"/>
+              <w:bottom w:val="single" w:color="BFBFBF" w:sz="4"/>
+              <w:right w:val="single" w:color="BFBFBF" w:sz="4"/>
+            </w:tcBorders>
+            <w:tcMar>
+              <w:top w:type="dxa" w:w="60"/>
+              <w:left w:type="dxa" w:w="100"/>
+              <w:bottom w:type="dxa" w:w="60"/>
+              <w:right w:type="dxa" w:w="100"/>
+            </w:tcMar>
+          </w:tcPr>
+          <w:p>
+            <w:r>
+              <w:rPr>
+                <w:sz w:val="19"/>
+                <w:szCs w:val="19"/>
+              </w:rPr>
+              <w:t xml:space="preserve">varchar</w:t>
+            </w:r>
+          </w:p>
+        </w:tc>
+        <w:tc>
+          <w:tcPr>
+            <w:tcW w:type="dxa" w:w="2667"/>
+            <w:tcBorders>
+              <w:top w:val="single" w:color="BFBFBF" w:sz="4"/>
+              <w:left w:val="single" w:color="BFBFBF" w:sz="4"/>
+              <w:bottom w:val="single" w:color="BFBFBF" w:sz="4"/>
+              <w:right w:val="single" w:color="BFBFBF" w:sz="4"/>
+            </w:tcBorders>
+            <w:tcMar>
+              <w:top w:type="dxa" w:w="60"/>
+              <w:left w:type="dxa" w:w="100"/>
+              <w:bottom w:type="dxa" w:w="60"/>
+              <w:right w:type="dxa" w:w="100"/>
+            </w:tcMar>
+          </w:tcPr>
+          <w:p>
+            <w:r>
+              <w:rPr>
+                <w:sz w:val="19"/>
+                <w:szCs w:val="19"/>
+              </w:rPr>
+              <w:t xml:space="preserve">255</w:t>
+            </w:r>
+          </w:p>
+        </w:tc>
+        <w:tc>
+          <w:tcPr>
+            <w:tcW w:type="dxa" w:w="4649"/>
+            <w:tcBorders>
+              <w:top w:val="single" w:color="BFBFBF" w:sz="4"/>
+              <w:left w:val="single" w:color="BFBFBF" w:sz="4"/>
+              <w:bottom w:val="single" w:color="BFBFBF" w:sz="4"/>
+              <w:right w:val="single" w:color="BFBFBF" w:sz="4"/>
+            </w:tcBorders>
+            <w:tcMar>
+              <w:top w:type="dxa" w:w="60"/>
+              <w:left w:type="dxa" w:w="100"/>
+              <w:bottom w:type="dxa" w:w="60"/>
+              <w:right w:type="dxa" w:w="100"/>
+            </w:tcMar>
+          </w:tcPr>
+          <w:p>
+            <w:r>
+              <w:rPr>
+                <w:sz w:val="19"/>
+                <w:szCs w:val="19"/>
+              </w:rPr>
+              <w:t xml:space="preserve">Baru: lokasi foto bukti permintaan (wajib di aplikasi)</w:t>
             </w:r>
           </w:p>
         </w:tc>
@@ -10400,105 +11850,105 @@
         </w:trPr>
         <w:tc>
           <w:tcPr>
-            <w:tcW w:type="dxa" w:w="1652"/>
-            <w:tcBorders>
-              <w:top w:val="single" w:color="BFBFBF" w:sz="4"/>
-              <w:left w:val="single" w:color="BFBFBF" w:sz="4"/>
-              <w:bottom w:val="single" w:color="BFBFBF" w:sz="4"/>
-              <w:right w:val="single" w:color="BFBFBF" w:sz="4"/>
-            </w:tcBorders>
-            <w:tcMar>
-              <w:top w:type="dxa" w:w="60"/>
-              <w:left w:type="dxa" w:w="100"/>
-              <w:bottom w:type="dxa" w:w="60"/>
-              <w:right w:type="dxa" w:w="100"/>
-            </w:tcMar>
-          </w:tcPr>
-          <w:p>
-            <w:r>
-              <w:rPr>
-                <w:sz w:val="19"/>
-                <w:szCs w:val="19"/>
-              </w:rPr>
-              <w:t xml:space="preserve">id_verifikator</w:t>
-            </w:r>
-          </w:p>
-        </w:tc>
-        <w:tc>
-          <w:tcPr>
-            <w:tcW w:type="dxa" w:w="826"/>
-            <w:tcBorders>
-              <w:top w:val="single" w:color="BFBFBF" w:sz="4"/>
-              <w:left w:val="single" w:color="BFBFBF" w:sz="4"/>
-              <w:bottom w:val="single" w:color="BFBFBF" w:sz="4"/>
-              <w:right w:val="single" w:color="BFBFBF" w:sz="4"/>
-            </w:tcBorders>
-            <w:tcMar>
-              <w:top w:type="dxa" w:w="60"/>
-              <w:left w:type="dxa" w:w="100"/>
-              <w:bottom w:type="dxa" w:w="60"/>
-              <w:right w:type="dxa" w:w="100"/>
-            </w:tcMar>
-          </w:tcPr>
-          <w:p>
-            <w:r>
-              <w:rPr>
-                <w:sz w:val="19"/>
-                <w:szCs w:val="19"/>
-              </w:rPr>
-              <w:t xml:space="preserve">int</w:t>
-            </w:r>
-          </w:p>
-        </w:tc>
-        <w:tc>
-          <w:tcPr>
-            <w:tcW w:type="dxa" w:w="2845"/>
-            <w:tcBorders>
-              <w:top w:val="single" w:color="BFBFBF" w:sz="4"/>
-              <w:left w:val="single" w:color="BFBFBF" w:sz="4"/>
-              <w:bottom w:val="single" w:color="BFBFBF" w:sz="4"/>
-              <w:right w:val="single" w:color="BFBFBF" w:sz="4"/>
-            </w:tcBorders>
-            <w:tcMar>
-              <w:top w:type="dxa" w:w="60"/>
-              <w:left w:type="dxa" w:w="100"/>
-              <w:bottom w:type="dxa" w:w="60"/>
-              <w:right w:type="dxa" w:w="100"/>
-            </w:tcMar>
-          </w:tcPr>
-          <w:p>
-            <w:r>
-              <w:rPr>
-                <w:sz w:val="19"/>
-                <w:szCs w:val="19"/>
-              </w:rPr>
-              <w:t xml:space="preserve">11</w:t>
-            </w:r>
-          </w:p>
-        </w:tc>
-        <w:tc>
-          <w:tcPr>
-            <w:tcW w:type="dxa" w:w="4315"/>
-            <w:tcBorders>
-              <w:top w:val="single" w:color="BFBFBF" w:sz="4"/>
-              <w:left w:val="single" w:color="BFBFBF" w:sz="4"/>
-              <w:bottom w:val="single" w:color="BFBFBF" w:sz="4"/>
-              <w:right w:val="single" w:color="BFBFBF" w:sz="4"/>
-            </w:tcBorders>
-            <w:tcMar>
-              <w:top w:type="dxa" w:w="60"/>
-              <w:left w:type="dxa" w:w="100"/>
-              <w:bottom w:type="dxa" w:w="60"/>
-              <w:right w:type="dxa" w:w="100"/>
-            </w:tcMar>
-          </w:tcPr>
-          <w:p>
-            <w:r>
-              <w:rPr>
-                <w:sz w:val="19"/>
-                <w:szCs w:val="19"/>
-              </w:rPr>
-              <w:t xml:space="preserve">Baru: Foreign Key ke user (Admin), boleh kosong</w:t>
+            <w:tcW w:type="dxa" w:w="1548"/>
+            <w:tcBorders>
+              <w:top w:val="single" w:color="BFBFBF" w:sz="4"/>
+              <w:left w:val="single" w:color="BFBFBF" w:sz="4"/>
+              <w:bottom w:val="single" w:color="BFBFBF" w:sz="4"/>
+              <w:right w:val="single" w:color="BFBFBF" w:sz="4"/>
+            </w:tcBorders>
+            <w:tcMar>
+              <w:top w:type="dxa" w:w="60"/>
+              <w:left w:type="dxa" w:w="100"/>
+              <w:bottom w:type="dxa" w:w="60"/>
+              <w:right w:type="dxa" w:w="100"/>
+            </w:tcMar>
+          </w:tcPr>
+          <w:p>
+            <w:r>
+              <w:rPr>
+                <w:sz w:val="19"/>
+                <w:szCs w:val="19"/>
+              </w:rPr>
+              <w:t xml:space="preserve">verifikasi</w:t>
+            </w:r>
+          </w:p>
+        </w:tc>
+        <w:tc>
+          <w:tcPr>
+            <w:tcW w:type="dxa" w:w="774"/>
+            <w:tcBorders>
+              <w:top w:val="single" w:color="BFBFBF" w:sz="4"/>
+              <w:left w:val="single" w:color="BFBFBF" w:sz="4"/>
+              <w:bottom w:val="single" w:color="BFBFBF" w:sz="4"/>
+              <w:right w:val="single" w:color="BFBFBF" w:sz="4"/>
+            </w:tcBorders>
+            <w:tcMar>
+              <w:top w:type="dxa" w:w="60"/>
+              <w:left w:type="dxa" w:w="100"/>
+              <w:bottom w:type="dxa" w:w="60"/>
+              <w:right w:type="dxa" w:w="100"/>
+            </w:tcMar>
+          </w:tcPr>
+          <w:p>
+            <w:r>
+              <w:rPr>
+                <w:sz w:val="19"/>
+                <w:szCs w:val="19"/>
+              </w:rPr>
+              <w:t xml:space="preserve">enum</w:t>
+            </w:r>
+          </w:p>
+        </w:tc>
+        <w:tc>
+          <w:tcPr>
+            <w:tcW w:type="dxa" w:w="2667"/>
+            <w:tcBorders>
+              <w:top w:val="single" w:color="BFBFBF" w:sz="4"/>
+              <w:left w:val="single" w:color="BFBFBF" w:sz="4"/>
+              <w:bottom w:val="single" w:color="BFBFBF" w:sz="4"/>
+              <w:right w:val="single" w:color="BFBFBF" w:sz="4"/>
+            </w:tcBorders>
+            <w:tcMar>
+              <w:top w:type="dxa" w:w="60"/>
+              <w:left w:type="dxa" w:w="100"/>
+              <w:bottom w:type="dxa" w:w="60"/>
+              <w:right w:type="dxa" w:w="100"/>
+            </w:tcMar>
+          </w:tcPr>
+          <w:p>
+            <w:r>
+              <w:rPr>
+                <w:sz w:val="19"/>
+                <w:szCs w:val="19"/>
+              </w:rPr>
+              <w:t xml:space="preserve">'Pending','Disetujui','Ditolak'</w:t>
+            </w:r>
+          </w:p>
+        </w:tc>
+        <w:tc>
+          <w:tcPr>
+            <w:tcW w:type="dxa" w:w="4649"/>
+            <w:tcBorders>
+              <w:top w:val="single" w:color="BFBFBF" w:sz="4"/>
+              <w:left w:val="single" w:color="BFBFBF" w:sz="4"/>
+              <w:bottom w:val="single" w:color="BFBFBF" w:sz="4"/>
+              <w:right w:val="single" w:color="BFBFBF" w:sz="4"/>
+            </w:tcBorders>
+            <w:tcMar>
+              <w:top w:type="dxa" w:w="60"/>
+              <w:left w:type="dxa" w:w="100"/>
+              <w:bottom w:type="dxa" w:w="60"/>
+              <w:right w:type="dxa" w:w="100"/>
+            </w:tcMar>
+          </w:tcPr>
+          <w:p>
+            <w:r>
+              <w:rPr>
+                <w:sz w:val="19"/>
+                <w:szCs w:val="19"/>
+              </w:rPr>
+              <w:t xml:space="preserve">Default Pending</w:t>
             </w:r>
           </w:p>
         </w:tc>
@@ -10509,97 +11959,105 @@
         </w:trPr>
         <w:tc>
           <w:tcPr>
-            <w:tcW w:type="dxa" w:w="1652"/>
-            <w:tcBorders>
-              <w:top w:val="single" w:color="BFBFBF" w:sz="4"/>
-              <w:left w:val="single" w:color="BFBFBF" w:sz="4"/>
-              <w:bottom w:val="single" w:color="BFBFBF" w:sz="4"/>
-              <w:right w:val="single" w:color="BFBFBF" w:sz="4"/>
-            </w:tcBorders>
-            <w:tcMar>
-              <w:top w:type="dxa" w:w="60"/>
-              <w:left w:type="dxa" w:w="100"/>
-              <w:bottom w:type="dxa" w:w="60"/>
-              <w:right w:type="dxa" w:w="100"/>
-            </w:tcMar>
-          </w:tcPr>
-          <w:p>
-            <w:r>
-              <w:rPr>
-                <w:sz w:val="19"/>
-                <w:szCs w:val="19"/>
-              </w:rPr>
-              <w:t xml:space="preserve">tanggal_verifikasi</w:t>
-            </w:r>
-          </w:p>
-        </w:tc>
-        <w:tc>
-          <w:tcPr>
-            <w:tcW w:type="dxa" w:w="826"/>
-            <w:tcBorders>
-              <w:top w:val="single" w:color="BFBFBF" w:sz="4"/>
-              <w:left w:val="single" w:color="BFBFBF" w:sz="4"/>
-              <w:bottom w:val="single" w:color="BFBFBF" w:sz="4"/>
-              <w:right w:val="single" w:color="BFBFBF" w:sz="4"/>
-            </w:tcBorders>
-            <w:tcMar>
-              <w:top w:type="dxa" w:w="60"/>
-              <w:left w:type="dxa" w:w="100"/>
-              <w:bottom w:type="dxa" w:w="60"/>
-              <w:right w:type="dxa" w:w="100"/>
-            </w:tcMar>
-          </w:tcPr>
-          <w:p>
-            <w:r>
-              <w:rPr>
-                <w:sz w:val="19"/>
-                <w:szCs w:val="19"/>
-              </w:rPr>
-              <w:t xml:space="preserve">date</w:t>
-            </w:r>
-          </w:p>
-        </w:tc>
-        <w:tc>
-          <w:tcPr>
-            <w:tcW w:type="dxa" w:w="2845"/>
-            <w:tcBorders>
-              <w:top w:val="single" w:color="BFBFBF" w:sz="4"/>
-              <w:left w:val="single" w:color="BFBFBF" w:sz="4"/>
-              <w:bottom w:val="single" w:color="BFBFBF" w:sz="4"/>
-              <w:right w:val="single" w:color="BFBFBF" w:sz="4"/>
-            </w:tcBorders>
-            <w:tcMar>
-              <w:top w:type="dxa" w:w="60"/>
-              <w:left w:type="dxa" w:w="100"/>
-              <w:bottom w:type="dxa" w:w="60"/>
-              <w:right w:type="dxa" w:w="100"/>
-            </w:tcMar>
-          </w:tcPr>
-          <w:p/>
-        </w:tc>
-        <w:tc>
-          <w:tcPr>
-            <w:tcW w:type="dxa" w:w="4315"/>
-            <w:tcBorders>
-              <w:top w:val="single" w:color="BFBFBF" w:sz="4"/>
-              <w:left w:val="single" w:color="BFBFBF" w:sz="4"/>
-              <w:bottom w:val="single" w:color="BFBFBF" w:sz="4"/>
-              <w:right w:val="single" w:color="BFBFBF" w:sz="4"/>
-            </w:tcBorders>
-            <w:tcMar>
-              <w:top w:type="dxa" w:w="60"/>
-              <w:left w:type="dxa" w:w="100"/>
-              <w:bottom w:type="dxa" w:w="60"/>
-              <w:right w:type="dxa" w:w="100"/>
-            </w:tcMar>
-          </w:tcPr>
-          <w:p>
-            <w:r>
-              <w:rPr>
-                <w:sz w:val="19"/>
-                <w:szCs w:val="19"/>
-              </w:rPr>
-              <w:t xml:space="preserve">Baru: boleh kosong</w:t>
+            <w:tcW w:type="dxa" w:w="1548"/>
+            <w:tcBorders>
+              <w:top w:val="single" w:color="BFBFBF" w:sz="4"/>
+              <w:left w:val="single" w:color="BFBFBF" w:sz="4"/>
+              <w:bottom w:val="single" w:color="BFBFBF" w:sz="4"/>
+              <w:right w:val="single" w:color="BFBFBF" w:sz="4"/>
+            </w:tcBorders>
+            <w:tcMar>
+              <w:top w:type="dxa" w:w="60"/>
+              <w:left w:type="dxa" w:w="100"/>
+              <w:bottom w:type="dxa" w:w="60"/>
+              <w:right w:type="dxa" w:w="100"/>
+            </w:tcMar>
+          </w:tcPr>
+          <w:p>
+            <w:r>
+              <w:rPr>
+                <w:sz w:val="19"/>
+                <w:szCs w:val="19"/>
+              </w:rPr>
+              <w:t xml:space="preserve">id_verifikator</w:t>
+            </w:r>
+          </w:p>
+        </w:tc>
+        <w:tc>
+          <w:tcPr>
+            <w:tcW w:type="dxa" w:w="774"/>
+            <w:tcBorders>
+              <w:top w:val="single" w:color="BFBFBF" w:sz="4"/>
+              <w:left w:val="single" w:color="BFBFBF" w:sz="4"/>
+              <w:bottom w:val="single" w:color="BFBFBF" w:sz="4"/>
+              <w:right w:val="single" w:color="BFBFBF" w:sz="4"/>
+            </w:tcBorders>
+            <w:tcMar>
+              <w:top w:type="dxa" w:w="60"/>
+              <w:left w:type="dxa" w:w="100"/>
+              <w:bottom w:type="dxa" w:w="60"/>
+              <w:right w:type="dxa" w:w="100"/>
+            </w:tcMar>
+          </w:tcPr>
+          <w:p>
+            <w:r>
+              <w:rPr>
+                <w:sz w:val="19"/>
+                <w:szCs w:val="19"/>
+              </w:rPr>
+              <w:t xml:space="preserve">int</w:t>
+            </w:r>
+          </w:p>
+        </w:tc>
+        <w:tc>
+          <w:tcPr>
+            <w:tcW w:type="dxa" w:w="2667"/>
+            <w:tcBorders>
+              <w:top w:val="single" w:color="BFBFBF" w:sz="4"/>
+              <w:left w:val="single" w:color="BFBFBF" w:sz="4"/>
+              <w:bottom w:val="single" w:color="BFBFBF" w:sz="4"/>
+              <w:right w:val="single" w:color="BFBFBF" w:sz="4"/>
+            </w:tcBorders>
+            <w:tcMar>
+              <w:top w:type="dxa" w:w="60"/>
+              <w:left w:type="dxa" w:w="100"/>
+              <w:bottom w:type="dxa" w:w="60"/>
+              <w:right w:type="dxa" w:w="100"/>
+            </w:tcMar>
+          </w:tcPr>
+          <w:p>
+            <w:r>
+              <w:rPr>
+                <w:sz w:val="19"/>
+                <w:szCs w:val="19"/>
+              </w:rPr>
+              <w:t xml:space="preserve">11</w:t>
+            </w:r>
+          </w:p>
+        </w:tc>
+        <w:tc>
+          <w:tcPr>
+            <w:tcW w:type="dxa" w:w="4649"/>
+            <w:tcBorders>
+              <w:top w:val="single" w:color="BFBFBF" w:sz="4"/>
+              <w:left w:val="single" w:color="BFBFBF" w:sz="4"/>
+              <w:bottom w:val="single" w:color="BFBFBF" w:sz="4"/>
+              <w:right w:val="single" w:color="BFBFBF" w:sz="4"/>
+            </w:tcBorders>
+            <w:tcMar>
+              <w:top w:type="dxa" w:w="60"/>
+              <w:left w:type="dxa" w:w="100"/>
+              <w:bottom w:type="dxa" w:w="60"/>
+              <w:right w:type="dxa" w:w="100"/>
+            </w:tcMar>
+          </w:tcPr>
+          <w:p>
+            <w:r>
+              <w:rPr>
+                <w:sz w:val="19"/>
+                <w:szCs w:val="19"/>
+              </w:rPr>
+              <w:t xml:space="preserve">Baru: Foreign Key ke user (Manager), boleh kosong</w:t>
             </w:r>
           </w:p>
         </w:tc>
@@ -10610,7 +12068,108 @@
         </w:trPr>
         <w:tc>
           <w:tcPr>
-            <w:tcW w:type="dxa" w:w="1652"/>
+            <w:tcW w:type="dxa" w:w="1548"/>
+            <w:tcBorders>
+              <w:top w:val="single" w:color="BFBFBF" w:sz="4"/>
+              <w:left w:val="single" w:color="BFBFBF" w:sz="4"/>
+              <w:bottom w:val="single" w:color="BFBFBF" w:sz="4"/>
+              <w:right w:val="single" w:color="BFBFBF" w:sz="4"/>
+            </w:tcBorders>
+            <w:tcMar>
+              <w:top w:type="dxa" w:w="60"/>
+              <w:left w:type="dxa" w:w="100"/>
+              <w:bottom w:type="dxa" w:w="60"/>
+              <w:right w:type="dxa" w:w="100"/>
+            </w:tcMar>
+          </w:tcPr>
+          <w:p>
+            <w:r>
+              <w:rPr>
+                <w:sz w:val="19"/>
+                <w:szCs w:val="19"/>
+              </w:rPr>
+              <w:t xml:space="preserve">tanggal_verifikasi</w:t>
+            </w:r>
+          </w:p>
+        </w:tc>
+        <w:tc>
+          <w:tcPr>
+            <w:tcW w:type="dxa" w:w="774"/>
+            <w:tcBorders>
+              <w:top w:val="single" w:color="BFBFBF" w:sz="4"/>
+              <w:left w:val="single" w:color="BFBFBF" w:sz="4"/>
+              <w:bottom w:val="single" w:color="BFBFBF" w:sz="4"/>
+              <w:right w:val="single" w:color="BFBFBF" w:sz="4"/>
+            </w:tcBorders>
+            <w:tcMar>
+              <w:top w:type="dxa" w:w="60"/>
+              <w:left w:type="dxa" w:w="100"/>
+              <w:bottom w:type="dxa" w:w="60"/>
+              <w:right w:type="dxa" w:w="100"/>
+            </w:tcMar>
+          </w:tcPr>
+          <w:p>
+            <w:r>
+              <w:rPr>
+                <w:sz w:val="19"/>
+                <w:szCs w:val="19"/>
+              </w:rPr>
+              <w:t xml:space="preserve">date</w:t>
+            </w:r>
+          </w:p>
+        </w:tc>
+        <w:tc>
+          <w:tcPr>
+            <w:tcW w:type="dxa" w:w="2667"/>
+            <w:tcBorders>
+              <w:top w:val="single" w:color="BFBFBF" w:sz="4"/>
+              <w:left w:val="single" w:color="BFBFBF" w:sz="4"/>
+              <w:bottom w:val="single" w:color="BFBFBF" w:sz="4"/>
+              <w:right w:val="single" w:color="BFBFBF" w:sz="4"/>
+            </w:tcBorders>
+            <w:tcMar>
+              <w:top w:type="dxa" w:w="60"/>
+              <w:left w:type="dxa" w:w="100"/>
+              <w:bottom w:type="dxa" w:w="60"/>
+              <w:right w:type="dxa" w:w="100"/>
+            </w:tcMar>
+          </w:tcPr>
+          <w:p/>
+        </w:tc>
+        <w:tc>
+          <w:tcPr>
+            <w:tcW w:type="dxa" w:w="4649"/>
+            <w:tcBorders>
+              <w:top w:val="single" w:color="BFBFBF" w:sz="4"/>
+              <w:left w:val="single" w:color="BFBFBF" w:sz="4"/>
+              <w:bottom w:val="single" w:color="BFBFBF" w:sz="4"/>
+              <w:right w:val="single" w:color="BFBFBF" w:sz="4"/>
+            </w:tcBorders>
+            <w:tcMar>
+              <w:top w:type="dxa" w:w="60"/>
+              <w:left w:type="dxa" w:w="100"/>
+              <w:bottom w:type="dxa" w:w="60"/>
+              <w:right w:type="dxa" w:w="100"/>
+            </w:tcMar>
+          </w:tcPr>
+          <w:p>
+            <w:r>
+              <w:rPr>
+                <w:sz w:val="19"/>
+                <w:szCs w:val="19"/>
+              </w:rPr>
+              <w:t xml:space="preserve">Baru: boleh kosong</w:t>
+            </w:r>
+          </w:p>
+        </w:tc>
+      </w:tr>
+      <w:tr>
+        <w:trPr>
+          <w:tblHeader w:val="off"/>
+        </w:trPr>
+        <w:tc>
+          <w:tcPr>
+            <w:tcW w:type="dxa" w:w="1548"/>
             <w:tcBorders>
               <w:top w:val="single" w:color="BFBFBF" w:sz="4"/>
               <w:left w:val="single" w:color="BFBFBF" w:sz="4"/>
@@ -10636,7 +12195,7 @@
         </w:tc>
         <w:tc>
           <w:tcPr>
-            <w:tcW w:type="dxa" w:w="826"/>
+            <w:tcW w:type="dxa" w:w="774"/>
             <w:tcBorders>
               <w:top w:val="single" w:color="BFBFBF" w:sz="4"/>
               <w:left w:val="single" w:color="BFBFBF" w:sz="4"/>
@@ -10662,7 +12221,7 @@
         </w:tc>
         <w:tc>
           <w:tcPr>
-            <w:tcW w:type="dxa" w:w="2845"/>
+            <w:tcW w:type="dxa" w:w="2667"/>
             <w:tcBorders>
               <w:top w:val="single" w:color="BFBFBF" w:sz="4"/>
               <w:left w:val="single" w:color="BFBFBF" w:sz="4"/>
@@ -10688,7 +12247,7 @@
         </w:tc>
         <w:tc>
           <w:tcPr>
-            <w:tcW w:type="dxa" w:w="4315"/>
+            <w:tcW w:type="dxa" w:w="4649"/>
             <w:tcBorders>
               <w:top w:val="single" w:color="BFBFBF" w:sz="4"/>
               <w:left w:val="single" w:color="BFBFBF" w:sz="4"/>
@@ -10891,7 +12450,7 @@
                 <w:sz w:val="19"/>
                 <w:szCs w:val="19"/>
               </w:rPr>
-              <w:t xml:space="preserve">Pengawas sistem: memverifikasi (menyetujui/menolak) permintaan barang keluar, mengoreksi data, mengelola kategori, data barang, dan pengguna.</w:t>
+              <w:t xml:space="preserve">Pengelola sistem: mengelola pengguna, kategori, dan data barang, serta mengoreksi barang masuk.</w:t>
             </w:r>
           </w:p>
         </w:tc>
@@ -10949,6 +12508,63 @@
                 <w:szCs w:val="19"/>
               </w:rPr>
               <w:t xml:space="preserve">Petugas gudang: mendaftarkan barang baru, mencatat barang masuk, dan mengajukan permintaan barang keluar.</w:t>
+            </w:r>
+          </w:p>
+        </w:tc>
+      </w:tr>
+      <w:tr>
+        <w:trPr>
+          <w:tblHeader w:val="off"/>
+        </w:trPr>
+        <w:tc>
+          <w:tcPr>
+            <w:tcW w:type="dxa" w:w="1133"/>
+            <w:tcBorders>
+              <w:top w:val="single" w:color="BFBFBF" w:sz="4"/>
+              <w:left w:val="single" w:color="BFBFBF" w:sz="4"/>
+              <w:bottom w:val="single" w:color="BFBFBF" w:sz="4"/>
+              <w:right w:val="single" w:color="BFBFBF" w:sz="4"/>
+            </w:tcBorders>
+            <w:tcMar>
+              <w:top w:type="dxa" w:w="60"/>
+              <w:left w:type="dxa" w:w="100"/>
+              <w:bottom w:type="dxa" w:w="60"/>
+              <w:right w:type="dxa" w:w="100"/>
+            </w:tcMar>
+          </w:tcPr>
+          <w:p>
+            <w:r>
+              <w:rPr>
+                <w:sz w:val="19"/>
+                <w:szCs w:val="19"/>
+              </w:rPr>
+              <w:t xml:space="preserve">Manager</w:t>
+            </w:r>
+          </w:p>
+        </w:tc>
+        <w:tc>
+          <w:tcPr>
+            <w:tcW w:type="dxa" w:w="8505"/>
+            <w:tcBorders>
+              <w:top w:val="single" w:color="BFBFBF" w:sz="4"/>
+              <w:left w:val="single" w:color="BFBFBF" w:sz="4"/>
+              <w:bottom w:val="single" w:color="BFBFBF" w:sz="4"/>
+              <w:right w:val="single" w:color="BFBFBF" w:sz="4"/>
+            </w:tcBorders>
+            <w:tcMar>
+              <w:top w:type="dxa" w:w="60"/>
+              <w:left w:type="dxa" w:w="100"/>
+              <w:bottom w:type="dxa" w:w="60"/>
+              <w:right w:type="dxa" w:w="100"/>
+            </w:tcMar>
+          </w:tcPr>
+          <w:p>
+            <w:r>
+              <w:rPr>
+                <w:sz w:val="19"/>
+                <w:szCs w:val="19"/>
+              </w:rPr>
+              <w:t xml:space="preserve">Pengawas: menyetujui atau menolak permintaan barang keluar dan melihat seluruh data, tanpa menambah atau mengeluarkan barang.</w:t>
             </w:r>
           </w:p>
         </w:tc>
@@ -11001,8 +12617,8 @@
         </w:tblBorders>
       </w:tblPr>
       <w:tblGrid>
-        <w:gridCol w:w="1294"/>
-        <w:gridCol w:w="8344"/>
+        <w:gridCol w:w="1257"/>
+        <w:gridCol w:w="8381"/>
       </w:tblGrid>
       <w:tr>
         <w:trPr>
@@ -11010,7 +12626,7 @@
         </w:trPr>
         <w:tc>
           <w:tcPr>
-            <w:tcW w:type="dxa" w:w="1294"/>
+            <w:tcW w:type="dxa" w:w="1257"/>
             <w:tcBorders>
               <w:top w:val="single" w:color="BFBFBF" w:sz="4"/>
               <w:left w:val="single" w:color="BFBFBF" w:sz="4"/>
@@ -11040,7 +12656,7 @@
         </w:tc>
         <w:tc>
           <w:tcPr>
-            <w:tcW w:type="dxa" w:w="8344"/>
+            <w:tcW w:type="dxa" w:w="8381"/>
             <w:tcBorders>
               <w:top w:val="single" w:color="BFBFBF" w:sz="4"/>
               <w:left w:val="single" w:color="BFBFBF" w:sz="4"/>
@@ -11075,7 +12691,7 @@
         </w:trPr>
         <w:tc>
           <w:tcPr>
-            <w:tcW w:type="dxa" w:w="1294"/>
+            <w:tcW w:type="dxa" w:w="1257"/>
             <w:tcBorders>
               <w:top w:val="single" w:color="BFBFBF" w:sz="4"/>
               <w:left w:val="single" w:color="BFBFBF" w:sz="4"/>
@@ -11101,27 +12717,27 @@
         </w:tc>
         <w:tc>
           <w:tcPr>
-            <w:tcW w:type="dxa" w:w="8344"/>
-            <w:tcBorders>
-              <w:top w:val="single" w:color="BFBFBF" w:sz="4"/>
-              <w:left w:val="single" w:color="BFBFBF" w:sz="4"/>
-              <w:bottom w:val="single" w:color="BFBFBF" w:sz="4"/>
-              <w:right w:val="single" w:color="BFBFBF" w:sz="4"/>
-            </w:tcBorders>
-            <w:tcMar>
-              <w:top w:type="dxa" w:w="60"/>
-              <w:left w:type="dxa" w:w="100"/>
-              <w:bottom w:type="dxa" w:w="60"/>
-              <w:right w:type="dxa" w:w="100"/>
-            </w:tcMar>
-          </w:tcPr>
-          <w:p>
-            <w:r>
-              <w:rPr>
-                <w:sz w:val="19"/>
-                <w:szCs w:val="19"/>
-              </w:rPr>
-              <w:t xml:space="preserve">Permintaan masih menunggu verifikasi Admin</w:t>
+            <w:tcW w:type="dxa" w:w="8381"/>
+            <w:tcBorders>
+              <w:top w:val="single" w:color="BFBFBF" w:sz="4"/>
+              <w:left w:val="single" w:color="BFBFBF" w:sz="4"/>
+              <w:bottom w:val="single" w:color="BFBFBF" w:sz="4"/>
+              <w:right w:val="single" w:color="BFBFBF" w:sz="4"/>
+            </w:tcBorders>
+            <w:tcMar>
+              <w:top w:type="dxa" w:w="60"/>
+              <w:left w:type="dxa" w:w="100"/>
+              <w:bottom w:type="dxa" w:w="60"/>
+              <w:right w:type="dxa" w:w="100"/>
+            </w:tcMar>
+          </w:tcPr>
+          <w:p>
+            <w:r>
+              <w:rPr>
+                <w:sz w:val="19"/>
+                <w:szCs w:val="19"/>
+              </w:rPr>
+              <w:t xml:space="preserve">Permintaan masih menunggu verifikasi Manager</w:t>
             </w:r>
           </w:p>
         </w:tc>
@@ -11132,7 +12748,7 @@
         </w:trPr>
         <w:tc>
           <w:tcPr>
-            <w:tcW w:type="dxa" w:w="1294"/>
+            <w:tcW w:type="dxa" w:w="1257"/>
             <w:tcBorders>
               <w:top w:val="single" w:color="BFBFBF" w:sz="4"/>
               <w:left w:val="single" w:color="BFBFBF" w:sz="4"/>
@@ -11158,27 +12774,27 @@
         </w:tc>
         <w:tc>
           <w:tcPr>
-            <w:tcW w:type="dxa" w:w="8344"/>
-            <w:tcBorders>
-              <w:top w:val="single" w:color="BFBFBF" w:sz="4"/>
-              <w:left w:val="single" w:color="BFBFBF" w:sz="4"/>
-              <w:bottom w:val="single" w:color="BFBFBF" w:sz="4"/>
-              <w:right w:val="single" w:color="BFBFBF" w:sz="4"/>
-            </w:tcBorders>
-            <w:tcMar>
-              <w:top w:type="dxa" w:w="60"/>
-              <w:left w:type="dxa" w:w="100"/>
-              <w:bottom w:type="dxa" w:w="60"/>
-              <w:right w:type="dxa" w:w="100"/>
-            </w:tcMar>
-          </w:tcPr>
-          <w:p>
-            <w:r>
-              <w:rPr>
-                <w:sz w:val="19"/>
-                <w:szCs w:val="19"/>
-              </w:rPr>
-              <w:t xml:space="preserve">Permintaan disetujui Admin, stok dikurangi</w:t>
+            <w:tcW w:type="dxa" w:w="8381"/>
+            <w:tcBorders>
+              <w:top w:val="single" w:color="BFBFBF" w:sz="4"/>
+              <w:left w:val="single" w:color="BFBFBF" w:sz="4"/>
+              <w:bottom w:val="single" w:color="BFBFBF" w:sz="4"/>
+              <w:right w:val="single" w:color="BFBFBF" w:sz="4"/>
+            </w:tcBorders>
+            <w:tcMar>
+              <w:top w:type="dxa" w:w="60"/>
+              <w:left w:type="dxa" w:w="100"/>
+              <w:bottom w:type="dxa" w:w="60"/>
+              <w:right w:type="dxa" w:w="100"/>
+            </w:tcMar>
+          </w:tcPr>
+          <w:p>
+            <w:r>
+              <w:rPr>
+                <w:sz w:val="19"/>
+                <w:szCs w:val="19"/>
+              </w:rPr>
+              <w:t xml:space="preserve">Permintaan disetujui Manager, stok dikurangi</w:t>
             </w:r>
           </w:p>
         </w:tc>
@@ -11189,7 +12805,7 @@
         </w:trPr>
         <w:tc>
           <w:tcPr>
-            <w:tcW w:type="dxa" w:w="1294"/>
+            <w:tcW w:type="dxa" w:w="1257"/>
             <w:tcBorders>
               <w:top w:val="single" w:color="BFBFBF" w:sz="4"/>
               <w:left w:val="single" w:color="BFBFBF" w:sz="4"/>
@@ -11215,27 +12831,27 @@
         </w:tc>
         <w:tc>
           <w:tcPr>
-            <w:tcW w:type="dxa" w:w="8344"/>
-            <w:tcBorders>
-              <w:top w:val="single" w:color="BFBFBF" w:sz="4"/>
-              <w:left w:val="single" w:color="BFBFBF" w:sz="4"/>
-              <w:bottom w:val="single" w:color="BFBFBF" w:sz="4"/>
-              <w:right w:val="single" w:color="BFBFBF" w:sz="4"/>
-            </w:tcBorders>
-            <w:tcMar>
-              <w:top w:type="dxa" w:w="60"/>
-              <w:left w:type="dxa" w:w="100"/>
-              <w:bottom w:type="dxa" w:w="60"/>
-              <w:right w:type="dxa" w:w="100"/>
-            </w:tcMar>
-          </w:tcPr>
-          <w:p>
-            <w:r>
-              <w:rPr>
-                <w:sz w:val="19"/>
-                <w:szCs w:val="19"/>
-              </w:rPr>
-              <w:t xml:space="preserve">Permintaan ditolak Admin dengan alasan, stok tidak berubah</w:t>
+            <w:tcW w:type="dxa" w:w="8381"/>
+            <w:tcBorders>
+              <w:top w:val="single" w:color="BFBFBF" w:sz="4"/>
+              <w:left w:val="single" w:color="BFBFBF" w:sz="4"/>
+              <w:bottom w:val="single" w:color="BFBFBF" w:sz="4"/>
+              <w:right w:val="single" w:color="BFBFBF" w:sz="4"/>
+            </w:tcBorders>
+            <w:tcMar>
+              <w:top w:type="dxa" w:w="60"/>
+              <w:left w:type="dxa" w:w="100"/>
+              <w:bottom w:type="dxa" w:w="60"/>
+              <w:right w:type="dxa" w:w="100"/>
+            </w:tcMar>
+          </w:tcPr>
+          <w:p>
+            <w:r>
+              <w:rPr>
+                <w:sz w:val="19"/>
+                <w:szCs w:val="19"/>
+              </w:rPr>
+              <w:t xml:space="preserve">Permintaan ditolak Manager dengan alasan, stok tidak berubah</w:t>
             </w:r>
           </w:p>
         </w:tc>
@@ -11248,6 +12864,71 @@
     </w:p>
     <w:p>
       <w:r>
+        <w:t xml:space="preserve">Kolom gambar (</w:t>
+      </w:r>
+      <w:r>
+        <w:rPr>
+          <w:rFonts w:ascii="Consolas" w:cs="Consolas" w:eastAsia="Consolas" w:hAnsi="Consolas"/>
+          <w:color w:val="1F4E79"/>
+          <w:sz w:val="20"/>
+          <w:szCs w:val="20"/>
+        </w:rPr>
+        <w:t xml:space="preserve">user.foto</w:t>
+      </w:r>
+      <w:r>
+        <w:t xml:space="preserve">, </w:t>
+      </w:r>
+      <w:r>
+        <w:rPr>
+          <w:rFonts w:ascii="Consolas" w:cs="Consolas" w:eastAsia="Consolas" w:hAnsi="Consolas"/>
+          <w:color w:val="1F4E79"/>
+          <w:sz w:val="20"/>
+          <w:szCs w:val="20"/>
+        </w:rPr>
+        <w:t xml:space="preserve">barang.gambar</w:t>
+      </w:r>
+      <w:r>
+        <w:t xml:space="preserve">, </w:t>
+      </w:r>
+      <w:r>
+        <w:rPr>
+          <w:rFonts w:ascii="Consolas" w:cs="Consolas" w:eastAsia="Consolas" w:hAnsi="Consolas"/>
+          <w:color w:val="1F4E79"/>
+          <w:sz w:val="20"/>
+          <w:szCs w:val="20"/>
+        </w:rPr>
+        <w:t xml:space="preserve">barang_masuk.foto</w:t>
+      </w:r>
+      <w:r>
+        <w:t xml:space="preserve">, </w:t>
+      </w:r>
+      <w:r>
+        <w:rPr>
+          <w:rFonts w:ascii="Consolas" w:cs="Consolas" w:eastAsia="Consolas" w:hAnsi="Consolas"/>
+          <w:color w:val="1F4E79"/>
+          <w:sz w:val="20"/>
+          <w:szCs w:val="20"/>
+        </w:rPr>
+        <w:t xml:space="preserve">barang_keluar.foto</w:t>
+      </w:r>
+      <w:r>
+        <w:t xml:space="preserve">): berisi lokasi file di folder penyimpanan, misalnya </w:t>
+      </w:r>
+      <w:r>
+        <w:rPr>
+          <w:rFonts w:ascii="Consolas" w:cs="Consolas" w:eastAsia="Consolas" w:hAnsi="Consolas"/>
+          <w:color w:val="1F4E79"/>
+          <w:sz w:val="20"/>
+          <w:szCs w:val="20"/>
+        </w:rPr>
+        <w:t xml:space="preserve">barang-keluar/Xy12...jpg</w:t>
+      </w:r>
+      <w:r>
+        <w:t xml:space="preserve">. Format yang diterima JPG, PNG, WEBP, maksimal 2 MB.</w:t>
+      </w:r>
+    </w:p>
+    <w:p>
+      <w:r>
         <w:t xml:space="preserve">Kamus data kategori, kode prefix barang (AT, FR, KN, AO, EK), dan </w:t>
       </w:r>
       <w:r>
@@ -11287,7 +12968,19 @@
         <w:t xml:space="preserve">user</w:t>
       </w:r>
       <w:r>
-        <w:t xml:space="preserve">:</w:t>
+        <w:t xml:space="preserve"> (kolom </w:t>
+      </w:r>
+      <w:r>
+        <w:rPr>
+          <w:rFonts w:ascii="Consolas" w:cs="Consolas" w:eastAsia="Consolas" w:hAnsi="Consolas"/>
+          <w:color w:val="1F4E79"/>
+          <w:sz w:val="20"/>
+          <w:szCs w:val="20"/>
+        </w:rPr>
+        <w:t xml:space="preserve">foto</w:t>
+      </w:r>
+      <w:r>
+        <w:t xml:space="preserve"> kosong):</w:t>
       </w:r>
     </w:p>
     <w:tbl>
@@ -11542,7 +13235,7 @@
                 <w:sz w:val="19"/>
                 <w:szCs w:val="19"/>
               </w:rPr>
-              <w:t xml:space="preserve">operator_ohim</w:t>
+              <w:t xml:space="preserve">admin_ohim</w:t>
             </w:r>
           </w:p>
         </w:tc>
@@ -11568,7 +13261,7 @@
                 <w:sz w:val="19"/>
                 <w:szCs w:val="19"/>
               </w:rPr>
-              <w:t xml:space="preserve">operator123 (tersimpan ter-hash)</w:t>
+              <w:t xml:space="preserve">admin123 (tersimpan ter-hash)</w:t>
             </w:r>
           </w:p>
         </w:tc>
@@ -11594,7 +13287,7 @@
                 <w:sz w:val="19"/>
                 <w:szCs w:val="19"/>
               </w:rPr>
-              <w:t xml:space="preserve">Operator</w:t>
+              <w:t xml:space="preserve">Admin</w:t>
             </w:r>
           </w:p>
         </w:tc>
@@ -11677,7 +13370,7 @@
                 <w:sz w:val="19"/>
                 <w:szCs w:val="19"/>
               </w:rPr>
-              <w:t xml:space="preserve">admin_marco</w:t>
+              <w:t xml:space="preserve">manager_marco</w:t>
             </w:r>
           </w:p>
         </w:tc>
@@ -11729,7 +13422,142 @@
                 <w:sz w:val="19"/>
                 <w:szCs w:val="19"/>
               </w:rPr>
-              <w:t xml:space="preserve">Admin</w:t>
+              <w:t xml:space="preserve">Manager</w:t>
+            </w:r>
+          </w:p>
+        </w:tc>
+      </w:tr>
+      <w:tr>
+        <w:trPr>
+          <w:tblHeader w:val="off"/>
+        </w:trPr>
+        <w:tc>
+          <w:tcPr>
+            <w:tcW w:type="dxa" w:w="911"/>
+            <w:tcBorders>
+              <w:top w:val="single" w:color="BFBFBF" w:sz="4"/>
+              <w:left w:val="single" w:color="BFBFBF" w:sz="4"/>
+              <w:bottom w:val="single" w:color="BFBFBF" w:sz="4"/>
+              <w:right w:val="single" w:color="BFBFBF" w:sz="4"/>
+            </w:tcBorders>
+            <w:tcMar>
+              <w:top w:type="dxa" w:w="60"/>
+              <w:left w:type="dxa" w:w="100"/>
+              <w:bottom w:type="dxa" w:w="60"/>
+              <w:right w:type="dxa" w:w="100"/>
+            </w:tcMar>
+          </w:tcPr>
+          <w:p>
+            <w:r>
+              <w:rPr>
+                <w:sz w:val="19"/>
+                <w:szCs w:val="19"/>
+              </w:rPr>
+              <w:t xml:space="preserve">3</w:t>
+            </w:r>
+          </w:p>
+        </w:tc>
+        <w:tc>
+          <w:tcPr>
+            <w:tcW w:type="dxa" w:w="1823"/>
+            <w:tcBorders>
+              <w:top w:val="single" w:color="BFBFBF" w:sz="4"/>
+              <w:left w:val="single" w:color="BFBFBF" w:sz="4"/>
+              <w:bottom w:val="single" w:color="BFBFBF" w:sz="4"/>
+              <w:right w:val="single" w:color="BFBFBF" w:sz="4"/>
+            </w:tcBorders>
+            <w:tcMar>
+              <w:top w:type="dxa" w:w="60"/>
+              <w:left w:type="dxa" w:w="100"/>
+              <w:bottom w:type="dxa" w:w="60"/>
+              <w:right w:type="dxa" w:w="100"/>
+            </w:tcMar>
+          </w:tcPr>
+          <w:p>
+            <w:r>
+              <w:rPr>
+                <w:sz w:val="19"/>
+                <w:szCs w:val="19"/>
+              </w:rPr>
+              <w:t xml:space="preserve">Siti Aminah</w:t>
+            </w:r>
+          </w:p>
+        </w:tc>
+        <w:tc>
+          <w:tcPr>
+            <w:tcW w:type="dxa" w:w="1693"/>
+            <w:tcBorders>
+              <w:top w:val="single" w:color="BFBFBF" w:sz="4"/>
+              <w:left w:val="single" w:color="BFBFBF" w:sz="4"/>
+              <w:bottom w:val="single" w:color="BFBFBF" w:sz="4"/>
+              <w:right w:val="single" w:color="BFBFBF" w:sz="4"/>
+            </w:tcBorders>
+            <w:tcMar>
+              <w:top w:type="dxa" w:w="60"/>
+              <w:left w:type="dxa" w:w="100"/>
+              <w:bottom w:type="dxa" w:w="60"/>
+              <w:right w:type="dxa" w:w="100"/>
+            </w:tcMar>
+          </w:tcPr>
+          <w:p>
+            <w:r>
+              <w:rPr>
+                <w:sz w:val="19"/>
+                <w:szCs w:val="19"/>
+              </w:rPr>
+              <w:t xml:space="preserve">operator_siti</w:t>
+            </w:r>
+          </w:p>
+        </w:tc>
+        <w:tc>
+          <w:tcPr>
+            <w:tcW w:type="dxa" w:w="4167"/>
+            <w:tcBorders>
+              <w:top w:val="single" w:color="BFBFBF" w:sz="4"/>
+              <w:left w:val="single" w:color="BFBFBF" w:sz="4"/>
+              <w:bottom w:val="single" w:color="BFBFBF" w:sz="4"/>
+              <w:right w:val="single" w:color="BFBFBF" w:sz="4"/>
+            </w:tcBorders>
+            <w:tcMar>
+              <w:top w:type="dxa" w:w="60"/>
+              <w:left w:type="dxa" w:w="100"/>
+              <w:bottom w:type="dxa" w:w="60"/>
+              <w:right w:type="dxa" w:w="100"/>
+            </w:tcMar>
+          </w:tcPr>
+          <w:p>
+            <w:r>
+              <w:rPr>
+                <w:sz w:val="19"/>
+                <w:szCs w:val="19"/>
+              </w:rPr>
+              <w:t xml:space="preserve">operator123 (tersimpan ter-hash)</w:t>
+            </w:r>
+          </w:p>
+        </w:tc>
+        <w:tc>
+          <w:tcPr>
+            <w:tcW w:type="dxa" w:w="1044"/>
+            <w:tcBorders>
+              <w:top w:val="single" w:color="BFBFBF" w:sz="4"/>
+              <w:left w:val="single" w:color="BFBFBF" w:sz="4"/>
+              <w:bottom w:val="single" w:color="BFBFBF" w:sz="4"/>
+              <w:right w:val="single" w:color="BFBFBF" w:sz="4"/>
+            </w:tcBorders>
+            <w:tcMar>
+              <w:top w:type="dxa" w:w="60"/>
+              <w:left w:type="dxa" w:w="100"/>
+              <w:bottom w:type="dxa" w:w="60"/>
+              <w:right w:type="dxa" w:w="100"/>
+            </w:tcMar>
+          </w:tcPr>
+          <w:p>
+            <w:r>
+              <w:rPr>
+                <w:sz w:val="19"/>
+                <w:szCs w:val="19"/>
+              </w:rPr>
+              <w:t xml:space="preserve">Operator</w:t>
             </w:r>
           </w:p>
         </w:tc>
@@ -11771,7 +13599,19 @@
         <w:t xml:space="preserve">barang</w:t>
       </w:r>
       <w:r>
-        <w:t xml:space="preserve">:</w:t>
+        <w:t xml:space="preserve"> (kolom </w:t>
+      </w:r>
+      <w:r>
+        <w:rPr>
+          <w:rFonts w:ascii="Consolas" w:cs="Consolas" w:eastAsia="Consolas" w:hAnsi="Consolas"/>
+          <w:color w:val="1F4E79"/>
+          <w:sz w:val="20"/>
+          <w:szCs w:val="20"/>
+        </w:rPr>
+        <w:t xml:space="preserve">gambar</w:t>
+      </w:r>
+      <w:r>
+        <w:t xml:space="preserve"> kosong):</w:t>
       </w:r>
     </w:p>
     <w:tbl>
@@ -14404,7 +16244,19 @@
         <w:t xml:space="preserve">barang_masuk</w:t>
       </w:r>
       <w:r>
-        <w:t xml:space="preserve">:</w:t>
+        <w:t xml:space="preserve"> (kolom </w:t>
+      </w:r>
+      <w:r>
+        <w:rPr>
+          <w:rFonts w:ascii="Consolas" w:cs="Consolas" w:eastAsia="Consolas" w:hAnsi="Consolas"/>
+          <w:color w:val="1F4E79"/>
+          <w:sz w:val="20"/>
+          <w:szCs w:val="20"/>
+        </w:rPr>
+        <w:t xml:space="preserve">foto</w:t>
+      </w:r>
+      <w:r>
+        <w:t xml:space="preserve"> kosong):</w:t>
       </w:r>
     </w:p>
     <w:tbl>
@@ -14721,7 +16573,7 @@
                 <w:sz w:val="19"/>
                 <w:szCs w:val="19"/>
               </w:rPr>
-              <w:t xml:space="preserve">1</w:t>
+              <w:t xml:space="preserve">3</w:t>
             </w:r>
           </w:p>
         </w:tc>
@@ -14908,7 +16760,7 @@
                 <w:sz w:val="19"/>
                 <w:szCs w:val="19"/>
               </w:rPr>
-              <w:t xml:space="preserve">1</w:t>
+              <w:t xml:space="preserve">3</w:t>
             </w:r>
           </w:p>
         </w:tc>
@@ -15095,7 +16947,7 @@
                 <w:sz w:val="19"/>
                 <w:szCs w:val="19"/>
               </w:rPr>
-              <w:t xml:space="preserve">1</w:t>
+              <w:t xml:space="preserve">3</w:t>
             </w:r>
           </w:p>
         </w:tc>
@@ -15224,7 +17076,19 @@
         <w:t xml:space="preserve">barang_keluar</w:t>
       </w:r>
       <w:r>
-        <w:t xml:space="preserve">:</w:t>
+        <w:t xml:space="preserve"> (kolom </w:t>
+      </w:r>
+      <w:r>
+        <w:rPr>
+          <w:rFonts w:ascii="Consolas" w:cs="Consolas" w:eastAsia="Consolas" w:hAnsi="Consolas"/>
+          <w:color w:val="1F4E79"/>
+          <w:sz w:val="20"/>
+          <w:szCs w:val="20"/>
+        </w:rPr>
+        <w:t xml:space="preserve">foto</w:t>
+      </w:r>
+      <w:r>
+        <w:t xml:space="preserve"> kosong untuk data sampel):</w:t>
       </w:r>
     </w:p>
     <w:tbl>
@@ -15696,7 +17560,7 @@
                 <w:sz w:val="14"/>
                 <w:szCs w:val="14"/>
               </w:rPr>
-              <w:t xml:space="preserve">1</w:t>
+              <w:t xml:space="preserve">3</w:t>
             </w:r>
           </w:p>
         </w:tc>
@@ -16013,7 +17877,7 @@
                 <w:sz w:val="14"/>
                 <w:szCs w:val="14"/>
               </w:rPr>
-              <w:t xml:space="preserve">1</w:t>
+              <w:t xml:space="preserve">3</w:t>
             </w:r>
           </w:p>
         </w:tc>
@@ -16330,7 +18194,7 @@
                 <w:sz w:val="14"/>
                 <w:szCs w:val="14"/>
               </w:rPr>
-              <w:t xml:space="preserve">1</w:t>
+              <w:t xml:space="preserve">3</w:t>
             </w:r>
           </w:p>
         </w:tc>
@@ -16830,7 +18694,7 @@
                 <w:sz w:val="19"/>
                 <w:szCs w:val="19"/>
               </w:rPr>
-              <w:t xml:space="preserve">Membatasi halaman berdasarkan role (Admin/Operator)</w:t>
+              <w:t xml:space="preserve">Membatasi halaman berdasarkan role (Admin/Operator/Manager)</w:t>
             </w:r>
           </w:p>
         </w:tc>
@@ -16889,7 +18753,7 @@
                 <w:sz w:val="19"/>
                 <w:szCs w:val="19"/>
               </w:rPr>
-              <w:t xml:space="preserve">AuthController, DashboardController, UserController, KategoriController, BarangController, BarangMasukController, BarangKeluarController</w:t>
+              <w:t xml:space="preserve">AuthController, DashboardController, ProfilController, UserController, KategoriController, BarangController, BarangMasukController, BarangKeluarController</w:t>
             </w:r>
           </w:p>
         </w:tc>
@@ -16948,7 +18812,7 @@
                 <w:sz w:val="19"/>
                 <w:szCs w:val="19"/>
               </w:rPr>
-              <w:t xml:space="preserve">Aturan validasi form (UserRequest, KategoriRequest, BarangRequest, BarangMasukRequest, BarangKeluarRequest)</w:t>
+              <w:t xml:space="preserve">Aturan validasi form (ProfilRequest, UserRequest, KategoriRequest, BarangRequest, BarangMasukRequest, BarangKeluarRequest)</w:t>
             </w:r>
           </w:p>
         </w:tc>
@@ -17099,7 +18963,7 @@
                 <w:sz w:val="17"/>
                 <w:szCs w:val="17"/>
               </w:rPr>
-              <w:t xml:space="preserve">app/Exceptions/StokTidakCukupException.php</w:t>
+              <w:t xml:space="preserve">app/Services/GambarService.php</w:t>
             </w:r>
           </w:p>
         </w:tc>
@@ -17125,7 +18989,7 @@
                 <w:sz w:val="19"/>
                 <w:szCs w:val="19"/>
               </w:rPr>
-              <w:t xml:space="preserve">Error khusus saat stok tidak mencukupi</w:t>
+              <w:t xml:space="preserve">Satu-satunya tempat yang menyimpan, mengganti, menghapus, dan membuat alamat gambar</w:t>
             </w:r>
           </w:p>
         </w:tc>
@@ -17158,7 +19022,7 @@
                 <w:sz w:val="17"/>
                 <w:szCs w:val="17"/>
               </w:rPr>
-              <w:t xml:space="preserve">database/migrations/</w:t>
+              <w:t xml:space="preserve">app/Exceptions/StokTidakCukupException.php</w:t>
             </w:r>
           </w:p>
         </w:tc>
@@ -17184,7 +19048,7 @@
                 <w:sz w:val="19"/>
                 <w:szCs w:val="19"/>
               </w:rPr>
-              <w:t xml:space="preserve">Pembuatan 5 tabel sesuai desain database</w:t>
+              <w:t xml:space="preserve">Error khusus saat stok tidak mencukupi</w:t>
             </w:r>
           </w:p>
         </w:tc>
@@ -17217,7 +19081,7 @@
                 <w:sz w:val="17"/>
                 <w:szCs w:val="17"/>
               </w:rPr>
-              <w:t xml:space="preserve">database/seeders/DatabaseSeeder.php</w:t>
+              <w:t xml:space="preserve">config/filesystems.php</w:t>
             </w:r>
           </w:p>
         </w:tc>
@@ -17243,7 +19107,55 @@
                 <w:sz w:val="19"/>
                 <w:szCs w:val="19"/>
               </w:rPr>
-              <w:t xml:space="preserve">Data sampel</w:t>
+              <w:t xml:space="preserve">Lokasi penyimpanan gambar (</w:t>
+            </w:r>
+            <w:r>
+              <w:rPr>
+                <w:rFonts w:ascii="Consolas" w:cs="Consolas" w:eastAsia="Consolas" w:hAnsi="Consolas"/>
+                <w:color w:val="1F4E79"/>
+                <w:sz w:val="17"/>
+                <w:szCs w:val="17"/>
+              </w:rPr>
+              <w:t xml:space="preserve">UPLOAD_DISK</w:t>
+            </w:r>
+            <w:r>
+              <w:rPr>
+                <w:sz w:val="19"/>
+                <w:szCs w:val="19"/>
+              </w:rPr>
+              <w:t xml:space="preserve">: </w:t>
+            </w:r>
+            <w:r>
+              <w:rPr>
+                <w:rFonts w:ascii="Consolas" w:cs="Consolas" w:eastAsia="Consolas" w:hAnsi="Consolas"/>
+                <w:color w:val="1F4E79"/>
+                <w:sz w:val="17"/>
+                <w:szCs w:val="17"/>
+              </w:rPr>
+              <w:t xml:space="preserve">public</w:t>
+            </w:r>
+            <w:r>
+              <w:rPr>
+                <w:sz w:val="19"/>
+                <w:szCs w:val="19"/>
+              </w:rPr>
+              <w:t xml:space="preserve"> lokal, </w:t>
+            </w:r>
+            <w:r>
+              <w:rPr>
+                <w:rFonts w:ascii="Consolas" w:cs="Consolas" w:eastAsia="Consolas" w:hAnsi="Consolas"/>
+                <w:color w:val="1F4E79"/>
+                <w:sz w:val="17"/>
+                <w:szCs w:val="17"/>
+              </w:rPr>
+              <w:t xml:space="preserve">s3</w:t>
+            </w:r>
+            <w:r>
+              <w:rPr>
+                <w:sz w:val="19"/>
+                <w:szCs w:val="19"/>
+              </w:rPr>
+              <w:t xml:space="preserve"> Supabase Storage)</w:t>
             </w:r>
           </w:p>
         </w:tc>
@@ -17276,7 +19188,7 @@
                 <w:sz w:val="17"/>
                 <w:szCs w:val="17"/>
               </w:rPr>
-              <w:t xml:space="preserve">database/factories/UserFactory.php</w:t>
+              <w:t xml:space="preserve">database/migrations/</w:t>
             </w:r>
           </w:p>
         </w:tc>
@@ -17302,7 +19214,7 @@
                 <w:sz w:val="19"/>
                 <w:szCs w:val="19"/>
               </w:rPr>
-              <w:t xml:space="preserve">Pembuat data pengguna palsu untuk pengujian</w:t>
+              <w:t xml:space="preserve">Pembuatan 5 tabel dan perubahan strukturnya</w:t>
             </w:r>
           </w:p>
         </w:tc>
@@ -17335,7 +19247,7 @@
                 <w:sz w:val="17"/>
                 <w:szCs w:val="17"/>
               </w:rPr>
-              <w:t xml:space="preserve">app/Providers/AppServiceProvider.php</w:t>
+              <w:t xml:space="preserve">database/seeders/DatabaseSeeder.php</w:t>
             </w:r>
           </w:p>
         </w:tc>
@@ -17361,7 +19273,7 @@
                 <w:sz w:val="19"/>
                 <w:szCs w:val="19"/>
               </w:rPr>
-              <w:t xml:space="preserve">Pengaturan pagination berbahasa Indonesia dan view composer jumlah permintaan Pending</w:t>
+              <w:t xml:space="preserve">Data sampel</w:t>
             </w:r>
           </w:p>
         </w:tc>
@@ -17394,7 +19306,7 @@
                 <w:sz w:val="17"/>
                 <w:szCs w:val="17"/>
               </w:rPr>
-              <w:t xml:space="preserve">resources/views/</w:t>
+              <w:t xml:space="preserve">database/factories/UserFactory.php</w:t>
             </w:r>
           </w:p>
         </w:tc>
@@ -17420,7 +19332,7 @@
                 <w:sz w:val="19"/>
                 <w:szCs w:val="19"/>
               </w:rPr>
-              <w:t xml:space="preserve">Tampilan Blade (layout, login, dashboard, user, kategori, barang, barang-masuk, barang-keluar)</w:t>
+              <w:t xml:space="preserve">Pembuat data pengguna palsu untuk pengujian</w:t>
             </w:r>
           </w:p>
         </w:tc>
@@ -17453,7 +19365,7 @@
                 <w:sz w:val="17"/>
                 <w:szCs w:val="17"/>
               </w:rPr>
-              <w:t xml:space="preserve">resources/views/components/</w:t>
+              <w:t xml:space="preserve">app/Providers/AppServiceProvider.php</w:t>
             </w:r>
           </w:p>
         </w:tc>
@@ -17479,64 +19391,7 @@
                 <w:sz w:val="19"/>
                 <w:szCs w:val="19"/>
               </w:rPr>
-              <w:t xml:space="preserve">Komponen tampilan yang dipakai ulang: </w:t>
-            </w:r>
-            <w:r>
-              <w:rPr>
-                <w:rFonts w:ascii="Consolas" w:cs="Consolas" w:eastAsia="Consolas" w:hAnsi="Consolas"/>
-                <w:color w:val="1F4E79"/>
-                <w:sz w:val="17"/>
-                <w:szCs w:val="17"/>
-              </w:rPr>
-              <w:t xml:space="preserve">icon</w:t>
-            </w:r>
-            <w:r>
-              <w:rPr>
-                <w:sz w:val="19"/>
-                <w:szCs w:val="19"/>
-              </w:rPr>
-              <w:t xml:space="preserve">, </w:t>
-            </w:r>
-            <w:r>
-              <w:rPr>
-                <w:rFonts w:ascii="Consolas" w:cs="Consolas" w:eastAsia="Consolas" w:hAnsi="Consolas"/>
-                <w:color w:val="1F4E79"/>
-                <w:sz w:val="17"/>
-                <w:szCs w:val="17"/>
-              </w:rPr>
-              <w:t xml:space="preserve">badge</w:t>
-            </w:r>
-            <w:r>
-              <w:rPr>
-                <w:sz w:val="19"/>
-                <w:szCs w:val="19"/>
-              </w:rPr>
-              <w:t xml:space="preserve">, </w:t>
-            </w:r>
-            <w:r>
-              <w:rPr>
-                <w:rFonts w:ascii="Consolas" w:cs="Consolas" w:eastAsia="Consolas" w:hAnsi="Consolas"/>
-                <w:color w:val="1F4E79"/>
-                <w:sz w:val="17"/>
-                <w:szCs w:val="17"/>
-              </w:rPr>
-              <w:t xml:space="preserve">empty</w:t>
-            </w:r>
-            <w:r>
-              <w:rPr>
-                <w:sz w:val="19"/>
-                <w:szCs w:val="19"/>
-              </w:rPr>
-              <w:t xml:space="preserve">, </w:t>
-            </w:r>
-            <w:r>
-              <w:rPr>
-                <w:rFonts w:ascii="Consolas" w:cs="Consolas" w:eastAsia="Consolas" w:hAnsi="Consolas"/>
-                <w:color w:val="1F4E79"/>
-                <w:sz w:val="17"/>
-                <w:szCs w:val="17"/>
-              </w:rPr>
-              <w:t xml:space="preserve">error</w:t>
+              <w:t xml:space="preserve">Pengaturan pagination berbahasa Indonesia dan view composer jumlah permintaan Pending</w:t>
             </w:r>
           </w:p>
         </w:tc>
@@ -17569,7 +19424,7 @@
                 <w:sz w:val="17"/>
                 <w:szCs w:val="17"/>
               </w:rPr>
-              <w:t xml:space="preserve">resources/views/partials/</w:t>
+              <w:t xml:space="preserve">resources/views/</w:t>
             </w:r>
           </w:p>
         </w:tc>
@@ -17595,39 +19450,7 @@
                 <w:sz w:val="19"/>
                 <w:szCs w:val="19"/>
               </w:rPr>
-              <w:t xml:space="preserve">Potongan tampilan: pesan notifikasi (</w:t>
-            </w:r>
-            <w:r>
-              <w:rPr>
-                <w:rFonts w:ascii="Consolas" w:cs="Consolas" w:eastAsia="Consolas" w:hAnsi="Consolas"/>
-                <w:color w:val="1F4E79"/>
-                <w:sz w:val="17"/>
-                <w:szCs w:val="17"/>
-              </w:rPr>
-              <w:t xml:space="preserve">flash</w:t>
-            </w:r>
-            <w:r>
-              <w:rPr>
-                <w:sz w:val="19"/>
-                <w:szCs w:val="19"/>
-              </w:rPr>
-              <w:t xml:space="preserve">) dan navigasi halaman (</w:t>
-            </w:r>
-            <w:r>
-              <w:rPr>
-                <w:rFonts w:ascii="Consolas" w:cs="Consolas" w:eastAsia="Consolas" w:hAnsi="Consolas"/>
-                <w:color w:val="1F4E79"/>
-                <w:sz w:val="17"/>
-                <w:szCs w:val="17"/>
-              </w:rPr>
-              <w:t xml:space="preserve">pagination</w:t>
-            </w:r>
-            <w:r>
-              <w:rPr>
-                <w:sz w:val="19"/>
-                <w:szCs w:val="19"/>
-              </w:rPr>
-              <w:t xml:space="preserve">)</w:t>
+              <w:t xml:space="preserve">Tampilan Blade (layout, login, dashboard, profil, user, kategori, barang, barang-masuk, barang-keluar)</w:t>
             </w:r>
           </w:p>
         </w:tc>
@@ -17660,14 +19483,33 @@
                 <w:sz w:val="17"/>
                 <w:szCs w:val="17"/>
               </w:rPr>
-              <w:t xml:space="preserve">resources/css/app.css</w:t>
-            </w:r>
-            <w:r>
-              <w:rPr>
-                <w:sz w:val="19"/>
-                <w:szCs w:val="19"/>
-              </w:rPr>
-              <w:t xml:space="preserve">, </w:t>
+              <w:t xml:space="preserve">resources/views/components/</w:t>
+            </w:r>
+          </w:p>
+        </w:tc>
+        <w:tc>
+          <w:tcPr>
+            <w:tcW w:type="dxa" w:w="5456"/>
+            <w:tcBorders>
+              <w:top w:val="single" w:color="BFBFBF" w:sz="4"/>
+              <w:left w:val="single" w:color="BFBFBF" w:sz="4"/>
+              <w:bottom w:val="single" w:color="BFBFBF" w:sz="4"/>
+              <w:right w:val="single" w:color="BFBFBF" w:sz="4"/>
+            </w:tcBorders>
+            <w:tcMar>
+              <w:top w:type="dxa" w:w="60"/>
+              <w:left w:type="dxa" w:w="100"/>
+              <w:bottom w:type="dxa" w:w="60"/>
+              <w:right w:type="dxa" w:w="100"/>
+            </w:tcMar>
+          </w:tcPr>
+          <w:p>
+            <w:r>
+              <w:rPr>
+                <w:sz w:val="19"/>
+                <w:szCs w:val="19"/>
+              </w:rPr>
+              <w:t xml:space="preserve">Komponen tampilan yang dipakai ulang: </w:t>
             </w:r>
             <w:r>
               <w:rPr>
@@ -17676,33 +19518,14 @@
                 <w:sz w:val="17"/>
                 <w:szCs w:val="17"/>
               </w:rPr>
-              <w:t xml:space="preserve">resources/js/app.js</w:t>
-            </w:r>
-          </w:p>
-        </w:tc>
-        <w:tc>
-          <w:tcPr>
-            <w:tcW w:type="dxa" w:w="5456"/>
-            <w:tcBorders>
-              <w:top w:val="single" w:color="BFBFBF" w:sz="4"/>
-              <w:left w:val="single" w:color="BFBFBF" w:sz="4"/>
-              <w:bottom w:val="single" w:color="BFBFBF" w:sz="4"/>
-              <w:right w:val="single" w:color="BFBFBF" w:sz="4"/>
-            </w:tcBorders>
-            <w:tcMar>
-              <w:top w:type="dxa" w:w="60"/>
-              <w:left w:type="dxa" w:w="100"/>
-              <w:bottom w:type="dxa" w:w="60"/>
-              <w:right w:type="dxa" w:w="100"/>
-            </w:tcMar>
-          </w:tcPr>
-          <w:p>
-            <w:r>
-              <w:rPr>
-                <w:sz w:val="19"/>
-                <w:szCs w:val="19"/>
-              </w:rPr>
-              <w:t xml:space="preserve">Token desain (warna, font), kelas komponen (</w:t>
+              <w:t xml:space="preserve">icon</w:t>
+            </w:r>
+            <w:r>
+              <w:rPr>
+                <w:sz w:val="19"/>
+                <w:szCs w:val="19"/>
+              </w:rPr>
+              <w:t xml:space="preserve">, </w:t>
             </w:r>
             <w:r>
               <w:rPr>
@@ -17711,7 +19534,7 @@
                 <w:sz w:val="17"/>
                 <w:szCs w:val="17"/>
               </w:rPr>
-              <w:t xml:space="preserve">btn-primary</w:t>
+              <w:t xml:space="preserve">badge</w:t>
             </w:r>
             <w:r>
               <w:rPr>
@@ -17727,7 +19550,7 @@
                 <w:sz w:val="17"/>
                 <w:szCs w:val="17"/>
               </w:rPr>
-              <w:t xml:space="preserve">card</w:t>
+              <w:t xml:space="preserve">empty</w:t>
             </w:r>
             <w:r>
               <w:rPr>
@@ -17743,6 +19566,245 @@
                 <w:sz w:val="17"/>
                 <w:szCs w:val="17"/>
               </w:rPr>
+              <w:t xml:space="preserve">error</w:t>
+            </w:r>
+            <w:r>
+              <w:rPr>
+                <w:sz w:val="19"/>
+                <w:szCs w:val="19"/>
+              </w:rPr>
+              <w:t xml:space="preserve">, </w:t>
+            </w:r>
+            <w:r>
+              <w:rPr>
+                <w:rFonts w:ascii="Consolas" w:cs="Consolas" w:eastAsia="Consolas" w:hAnsi="Consolas"/>
+                <w:color w:val="1F4E79"/>
+                <w:sz w:val="17"/>
+                <w:szCs w:val="17"/>
+              </w:rPr>
+              <w:t xml:space="preserve">avatar</w:t>
+            </w:r>
+            <w:r>
+              <w:rPr>
+                <w:sz w:val="19"/>
+                <w:szCs w:val="19"/>
+              </w:rPr>
+              <w:t xml:space="preserve">, </w:t>
+            </w:r>
+            <w:r>
+              <w:rPr>
+                <w:rFonts w:ascii="Consolas" w:cs="Consolas" w:eastAsia="Consolas" w:hAnsi="Consolas"/>
+                <w:color w:val="1F4E79"/>
+                <w:sz w:val="17"/>
+                <w:szCs w:val="17"/>
+              </w:rPr>
+              <w:t xml:space="preserve">unggah-gambar</w:t>
+            </w:r>
+          </w:p>
+        </w:tc>
+      </w:tr>
+      <w:tr>
+        <w:trPr>
+          <w:tblHeader w:val="off"/>
+        </w:trPr>
+        <w:tc>
+          <w:tcPr>
+            <w:tcW w:type="dxa" w:w="4182"/>
+            <w:tcBorders>
+              <w:top w:val="single" w:color="BFBFBF" w:sz="4"/>
+              <w:left w:val="single" w:color="BFBFBF" w:sz="4"/>
+              <w:bottom w:val="single" w:color="BFBFBF" w:sz="4"/>
+              <w:right w:val="single" w:color="BFBFBF" w:sz="4"/>
+            </w:tcBorders>
+            <w:tcMar>
+              <w:top w:type="dxa" w:w="60"/>
+              <w:left w:type="dxa" w:w="100"/>
+              <w:bottom w:type="dxa" w:w="60"/>
+              <w:right w:type="dxa" w:w="100"/>
+            </w:tcMar>
+          </w:tcPr>
+          <w:p>
+            <w:r>
+              <w:rPr>
+                <w:rFonts w:ascii="Consolas" w:cs="Consolas" w:eastAsia="Consolas" w:hAnsi="Consolas"/>
+                <w:color w:val="1F4E79"/>
+                <w:sz w:val="17"/>
+                <w:szCs w:val="17"/>
+              </w:rPr>
+              <w:t xml:space="preserve">resources/views/partials/</w:t>
+            </w:r>
+          </w:p>
+        </w:tc>
+        <w:tc>
+          <w:tcPr>
+            <w:tcW w:type="dxa" w:w="5456"/>
+            <w:tcBorders>
+              <w:top w:val="single" w:color="BFBFBF" w:sz="4"/>
+              <w:left w:val="single" w:color="BFBFBF" w:sz="4"/>
+              <w:bottom w:val="single" w:color="BFBFBF" w:sz="4"/>
+              <w:right w:val="single" w:color="BFBFBF" w:sz="4"/>
+            </w:tcBorders>
+            <w:tcMar>
+              <w:top w:type="dxa" w:w="60"/>
+              <w:left w:type="dxa" w:w="100"/>
+              <w:bottom w:type="dxa" w:w="60"/>
+              <w:right w:type="dxa" w:w="100"/>
+            </w:tcMar>
+          </w:tcPr>
+          <w:p>
+            <w:r>
+              <w:rPr>
+                <w:sz w:val="19"/>
+                <w:szCs w:val="19"/>
+              </w:rPr>
+              <w:t xml:space="preserve">Potongan tampilan: pesan notifikasi (</w:t>
+            </w:r>
+            <w:r>
+              <w:rPr>
+                <w:rFonts w:ascii="Consolas" w:cs="Consolas" w:eastAsia="Consolas" w:hAnsi="Consolas"/>
+                <w:color w:val="1F4E79"/>
+                <w:sz w:val="17"/>
+                <w:szCs w:val="17"/>
+              </w:rPr>
+              <w:t xml:space="preserve">flash</w:t>
+            </w:r>
+            <w:r>
+              <w:rPr>
+                <w:sz w:val="19"/>
+                <w:szCs w:val="19"/>
+              </w:rPr>
+              <w:t xml:space="preserve">) dan navigasi halaman (</w:t>
+            </w:r>
+            <w:r>
+              <w:rPr>
+                <w:rFonts w:ascii="Consolas" w:cs="Consolas" w:eastAsia="Consolas" w:hAnsi="Consolas"/>
+                <w:color w:val="1F4E79"/>
+                <w:sz w:val="17"/>
+                <w:szCs w:val="17"/>
+              </w:rPr>
+              <w:t xml:space="preserve">pagination</w:t>
+            </w:r>
+            <w:r>
+              <w:rPr>
+                <w:sz w:val="19"/>
+                <w:szCs w:val="19"/>
+              </w:rPr>
+              <w:t xml:space="preserve">)</w:t>
+            </w:r>
+          </w:p>
+        </w:tc>
+      </w:tr>
+      <w:tr>
+        <w:trPr>
+          <w:tblHeader w:val="off"/>
+        </w:trPr>
+        <w:tc>
+          <w:tcPr>
+            <w:tcW w:type="dxa" w:w="4182"/>
+            <w:tcBorders>
+              <w:top w:val="single" w:color="BFBFBF" w:sz="4"/>
+              <w:left w:val="single" w:color="BFBFBF" w:sz="4"/>
+              <w:bottom w:val="single" w:color="BFBFBF" w:sz="4"/>
+              <w:right w:val="single" w:color="BFBFBF" w:sz="4"/>
+            </w:tcBorders>
+            <w:tcMar>
+              <w:top w:type="dxa" w:w="60"/>
+              <w:left w:type="dxa" w:w="100"/>
+              <w:bottom w:type="dxa" w:w="60"/>
+              <w:right w:type="dxa" w:w="100"/>
+            </w:tcMar>
+          </w:tcPr>
+          <w:p>
+            <w:r>
+              <w:rPr>
+                <w:rFonts w:ascii="Consolas" w:cs="Consolas" w:eastAsia="Consolas" w:hAnsi="Consolas"/>
+                <w:color w:val="1F4E79"/>
+                <w:sz w:val="17"/>
+                <w:szCs w:val="17"/>
+              </w:rPr>
+              <w:t xml:space="preserve">resources/css/app.css</w:t>
+            </w:r>
+            <w:r>
+              <w:rPr>
+                <w:sz w:val="19"/>
+                <w:szCs w:val="19"/>
+              </w:rPr>
+              <w:t xml:space="preserve">, </w:t>
+            </w:r>
+            <w:r>
+              <w:rPr>
+                <w:rFonts w:ascii="Consolas" w:cs="Consolas" w:eastAsia="Consolas" w:hAnsi="Consolas"/>
+                <w:color w:val="1F4E79"/>
+                <w:sz w:val="17"/>
+                <w:szCs w:val="17"/>
+              </w:rPr>
+              <w:t xml:space="preserve">resources/js/app.js</w:t>
+            </w:r>
+          </w:p>
+        </w:tc>
+        <w:tc>
+          <w:tcPr>
+            <w:tcW w:type="dxa" w:w="5456"/>
+            <w:tcBorders>
+              <w:top w:val="single" w:color="BFBFBF" w:sz="4"/>
+              <w:left w:val="single" w:color="BFBFBF" w:sz="4"/>
+              <w:bottom w:val="single" w:color="BFBFBF" w:sz="4"/>
+              <w:right w:val="single" w:color="BFBFBF" w:sz="4"/>
+            </w:tcBorders>
+            <w:tcMar>
+              <w:top w:type="dxa" w:w="60"/>
+              <w:left w:type="dxa" w:w="100"/>
+              <w:bottom w:type="dxa" w:w="60"/>
+              <w:right w:type="dxa" w:w="100"/>
+            </w:tcMar>
+          </w:tcPr>
+          <w:p>
+            <w:r>
+              <w:rPr>
+                <w:sz w:val="19"/>
+                <w:szCs w:val="19"/>
+              </w:rPr>
+              <w:t xml:space="preserve">Token desain (warna, font), kelas komponen (</w:t>
+            </w:r>
+            <w:r>
+              <w:rPr>
+                <w:rFonts w:ascii="Consolas" w:cs="Consolas" w:eastAsia="Consolas" w:hAnsi="Consolas"/>
+                <w:color w:val="1F4E79"/>
+                <w:sz w:val="17"/>
+                <w:szCs w:val="17"/>
+              </w:rPr>
+              <w:t xml:space="preserve">btn-primary</w:t>
+            </w:r>
+            <w:r>
+              <w:rPr>
+                <w:sz w:val="19"/>
+                <w:szCs w:val="19"/>
+              </w:rPr>
+              <w:t xml:space="preserve">, </w:t>
+            </w:r>
+            <w:r>
+              <w:rPr>
+                <w:rFonts w:ascii="Consolas" w:cs="Consolas" w:eastAsia="Consolas" w:hAnsi="Consolas"/>
+                <w:color w:val="1F4E79"/>
+                <w:sz w:val="17"/>
+                <w:szCs w:val="17"/>
+              </w:rPr>
+              <w:t xml:space="preserve">card</w:t>
+            </w:r>
+            <w:r>
+              <w:rPr>
+                <w:sz w:val="19"/>
+                <w:szCs w:val="19"/>
+              </w:rPr>
+              <w:t xml:space="preserve">, </w:t>
+            </w:r>
+            <w:r>
+              <w:rPr>
+                <w:rFonts w:ascii="Consolas" w:cs="Consolas" w:eastAsia="Consolas" w:hAnsi="Consolas"/>
+                <w:color w:val="1F4E79"/>
+                <w:sz w:val="17"/>
+                <w:szCs w:val="17"/>
+              </w:rPr>
               <w:t xml:space="preserve">input</w:t>
             </w:r>
             <w:r>
@@ -17750,7 +19812,7 @@
                 <w:sz w:val="19"/>
                 <w:szCs w:val="19"/>
               </w:rPr>
-              <w:t xml:space="preserve">, ...) dan interaksi kecil (menu HP, tutup notifikasi, lihat password)</w:t>
+              <w:t xml:space="preserve">, ...) dan interaksi kecil (menu HP, tutup notifikasi, lihat password, pratinjau gambar)</w:t>
             </w:r>
           </w:p>
         </w:tc>
@@ -18059,7 +20121,17 @@
         <w:t xml:space="preserve">Bisa dipakai tanpa internet</w:t>
       </w:r>
       <w:r>
-        <w:t xml:space="preserve">: font *Plus Jakarta Sans* dibundel lewat Vite dan ikon berupa SVG inline (komponen </w:t>
+        <w:t xml:space="preserve">: font </w:t>
+      </w:r>
+      <w:r>
+        <w:rPr>
+          <w:i/>
+          <w:iCs/>
+        </w:rPr>
+        <w:t xml:space="preserve">Plus Jakarta Sans</w:t>
+      </w:r>
+      <w:r>
+        <w:t xml:space="preserve"> dibundel lewat Vite dan ikon berupa SVG inline (komponen </w:t>
       </w:r>
       <w:r>
         <w:rPr>
@@ -18129,6 +20201,25 @@
       </w:r>
       <w:r>
         <w:t xml:space="preserve">: sapaan sesuai jam, kartu statistik, grafik batang stok per kategori, komposisi status permintaan, daftar stok menipis, dan aktivitas terbaru (gabungan barang masuk dan keluar).</w:t>
+      </w:r>
+    </w:p>
+    <w:p>
+      <w:pPr>
+        <w:pStyle w:val="ListParagraph"/>
+        <w:numPr>
+          <w:ilvl w:val="0"/>
+          <w:numId w:val="2"/>
+        </w:numPr>
+      </w:pPr>
+      <w:r>
+        <w:rPr>
+          <w:b/>
+          <w:bCs/>
+        </w:rPr>
+        <w:t xml:space="preserve">Multimedia</w:t>
+      </w:r>
+      <w:r>
+        <w:t xml:space="preserve">: foto profil tampil di menu samping, topbar, dan daftar pengguna; gambar barang tampil di daftar dan detail barang; foto bukti tampil di daftar dan detail transaksi. Saat memilih file, gambar langsung tampil sebagai pratinjau sebelum disimpan.</w:t>
       </w:r>
     </w:p>
     <w:p>
@@ -18471,6 +20562,22 @@
                 <w:sz w:val="19"/>
                 <w:szCs w:val="19"/>
               </w:rPr>
+              <w:t xml:space="preserve">; array asosiatif bersarang </w:t>
+            </w:r>
+            <w:r>
+              <w:rPr>
+                <w:rFonts w:ascii="Consolas" w:cs="Consolas" w:eastAsia="Consolas" w:hAnsi="Consolas"/>
+                <w:color w:val="1F4E79"/>
+                <w:sz w:val="17"/>
+                <w:szCs w:val="17"/>
+              </w:rPr>
+              <w:t xml:space="preserve">User::INFO_ROLE</w:t>
+            </w:r>
+            <w:r>
+              <w:rPr>
+                <w:sz w:val="19"/>
+                <w:szCs w:val="19"/>
+              </w:rPr>
               <w:t xml:space="preserve">; Collection Laravel (</w:t>
             </w:r>
             <w:r>
@@ -18842,7 +20949,7 @@
                 <w:sz w:val="17"/>
                 <w:szCs w:val="17"/>
               </w:rPr>
-              <w:t xml:space="preserve">php artisan serve</w:t>
+              <w:t xml:space="preserve">php artisan storage:link</w:t>
             </w:r>
             <w:r>
               <w:rPr>
@@ -18858,7 +20965,7 @@
                 <w:sz w:val="17"/>
                 <w:szCs w:val="17"/>
               </w:rPr>
-              <w:t xml:space="preserve">php artisan test</w:t>
+              <w:t xml:space="preserve">php artisan serve</w:t>
             </w:r>
             <w:r>
               <w:rPr>
@@ -18874,7 +20981,7 @@
                 <w:sz w:val="17"/>
                 <w:szCs w:val="17"/>
               </w:rPr>
-              <w:t xml:space="preserve">npm run build</w:t>
+              <w:t xml:space="preserve">php artisan test</w:t>
             </w:r>
             <w:r>
               <w:rPr>
@@ -18890,6 +20997,22 @@
                 <w:sz w:val="17"/>
                 <w:szCs w:val="17"/>
               </w:rPr>
+              <w:t xml:space="preserve">npm run build</w:t>
+            </w:r>
+            <w:r>
+              <w:rPr>
+                <w:sz w:val="19"/>
+                <w:szCs w:val="19"/>
+              </w:rPr>
+              <w:t xml:space="preserve">, </w:t>
+            </w:r>
+            <w:r>
+              <w:rPr>
+                <w:rFonts w:ascii="Consolas" w:cs="Consolas" w:eastAsia="Consolas" w:hAnsi="Consolas"/>
+                <w:color w:val="1F4E79"/>
+                <w:sz w:val="17"/>
+                <w:szCs w:val="17"/>
+              </w:rPr>
               <w:t xml:space="preserve">vendor/bin/pint</w:t>
             </w:r>
             <w:r>
@@ -18897,7 +21020,23 @@
                 <w:sz w:val="19"/>
                 <w:szCs w:val="19"/>
               </w:rPr>
-              <w:t xml:space="preserve">. Antarmuka grafis berbasis web dengan Blade + Tailwind.</w:t>
+              <w:t xml:space="preserve">. Antarmuka grafis berbasis web dengan Blade + Tailwind, grafik di dashboard. Multimedia: unggah, pratinjau, tampil, ganti, dan hapus gambar (foto profil, gambar barang, foto bukti transaksi) melalui </w:t>
+            </w:r>
+            <w:r>
+              <w:rPr>
+                <w:rFonts w:ascii="Consolas" w:cs="Consolas" w:eastAsia="Consolas" w:hAnsi="Consolas"/>
+                <w:color w:val="1F4E79"/>
+                <w:sz w:val="17"/>
+                <w:szCs w:val="17"/>
+              </w:rPr>
+              <w:t xml:space="preserve">GambarService</w:t>
+            </w:r>
+            <w:r>
+              <w:rPr>
+                <w:sz w:val="19"/>
+                <w:szCs w:val="19"/>
+              </w:rPr>
+              <w:t xml:space="preserve">.</w:t>
             </w:r>
           </w:p>
         </w:tc>
@@ -19006,7 +21145,7 @@
                 <w:sz w:val="19"/>
                 <w:szCs w:val="19"/>
               </w:rPr>
-              <w:t xml:space="preserve">Standar PSR-12 dicek dengan Laravel Pint; pola MVC; validasi di Form Request; pemisahan tugas (separation of duties) antar role; password di-hash bcrypt; proteksi CSRF (</w:t>
+              <w:t xml:space="preserve">Standar PSR-12 dicek dengan Laravel Pint; pola MVC; validasi di Form Request (termasuk validasi file gambar); pemisahan tugas antar role; password di-hash bcrypt; proteksi CSRF (</w:t>
             </w:r>
             <w:r>
               <w:rPr>
@@ -19086,7 +21225,7 @@
                 <w:sz w:val="19"/>
                 <w:szCs w:val="19"/>
               </w:rPr>
-              <w:t xml:space="preserve"> untuk konsistensi stok; penamaan konsisten.</w:t>
+              <w:t xml:space="preserve"> untuk konsistensi stok; file gambar diberi nama acak dan dibatasi jenis serta ukurannya; penamaan konsisten.</w:t>
             </w:r>
           </w:p>
         </w:tc>
@@ -19227,7 +21366,7 @@
                 <w:sz w:val="19"/>
                 <w:szCs w:val="19"/>
               </w:rPr>
-              <w:t xml:space="preserve"> pada komponen badge), perulangan (</w:t>
+              <w:t xml:space="preserve"> pada komponen badge dan dashboard), perulangan (</w:t>
             </w:r>
             <w:r>
               <w:rPr>
@@ -19413,6 +21552,54 @@
                 <w:szCs w:val="17"/>
               </w:rPr>
               <w:t xml:space="preserve">salam</w:t>
+            </w:r>
+            <w:r>
+              <w:rPr>
+                <w:sz w:val="19"/>
+                <w:szCs w:val="19"/>
+              </w:rPr>
+              <w:t xml:space="preserve">, </w:t>
+            </w:r>
+            <w:r>
+              <w:rPr>
+                <w:rFonts w:ascii="Consolas" w:cs="Consolas" w:eastAsia="Consolas" w:hAnsi="Consolas"/>
+                <w:color w:val="1F4E79"/>
+                <w:sz w:val="17"/>
+                <w:szCs w:val="17"/>
+              </w:rPr>
+              <w:t xml:space="preserve">simpan</w:t>
+            </w:r>
+            <w:r>
+              <w:rPr>
+                <w:sz w:val="19"/>
+                <w:szCs w:val="19"/>
+              </w:rPr>
+              <w:t xml:space="preserve">, </w:t>
+            </w:r>
+            <w:r>
+              <w:rPr>
+                <w:rFonts w:ascii="Consolas" w:cs="Consolas" w:eastAsia="Consolas" w:hAnsi="Consolas"/>
+                <w:color w:val="1F4E79"/>
+                <w:sz w:val="17"/>
+                <w:szCs w:val="17"/>
+              </w:rPr>
+              <w:t xml:space="preserve">ganti</w:t>
+            </w:r>
+            <w:r>
+              <w:rPr>
+                <w:sz w:val="19"/>
+                <w:szCs w:val="19"/>
+              </w:rPr>
+              <w:t xml:space="preserve">, </w:t>
+            </w:r>
+            <w:r>
+              <w:rPr>
+                <w:rFonts w:ascii="Consolas" w:cs="Consolas" w:eastAsia="Consolas" w:hAnsi="Consolas"/>
+                <w:color w:val="1F4E79"/>
+                <w:sz w:val="17"/>
+                <w:szCs w:val="17"/>
+              </w:rPr>
+              <w:t xml:space="preserve">hapus</w:t>
             </w:r>
             <w:r>
               <w:rPr>
@@ -19794,7 +21981,7 @@
                 <w:sz w:val="19"/>
                 <w:szCs w:val="19"/>
               </w:rPr>
-              <w:t xml:space="preserve">Bagian 10: 50 test (unit + fitur) dengan PHPUnit, semua lulus.</w:t>
+              <w:t xml:space="preserve">Bagian 10: 62 test (unit + fitur) dengan PHPUnit, semua lulus di SQLite dan PostgreSQL.</w:t>
             </w:r>
           </w:p>
         </w:tc>
@@ -19899,7 +22086,19 @@
         <w:t xml:space="preserve">-&gt;middleware('role:Admin')</w:t>
       </w:r>
       <w:r>
-        <w:t xml:space="preserve"> atau </w:t>
+        <w:t xml:space="preserve">, </w:t>
+      </w:r>
+      <w:r>
+        <w:rPr>
+          <w:rFonts w:ascii="Consolas" w:cs="Consolas" w:eastAsia="Consolas" w:hAnsi="Consolas"/>
+          <w:color w:val="1F4E79"/>
+          <w:sz w:val="20"/>
+          <w:szCs w:val="20"/>
+        </w:rPr>
+        <w:t xml:space="preserve">-&gt;middleware('role:Manager')</w:t>
+      </w:r>
+      <w:r>
+        <w:t xml:space="preserve">, atau </w:t>
       </w:r>
       <w:r>
         <w:rPr>
@@ -19920,7 +22119,7 @@
           <w:sz w:val="20"/>
           <w:szCs w:val="20"/>
         </w:rPr>
-        <w:t xml:space="preserve">auth()-&gt;user()-&gt;isAdmin()</w:t>
+        <w:t xml:space="preserve">isAdmin()</w:t>
       </w:r>
       <w:r>
         <w:t xml:space="preserve"> / </w:t>
@@ -19933,6 +22132,18 @@
           <w:szCs w:val="20"/>
         </w:rPr>
         <w:t xml:space="preserve">isOperator()</w:t>
+      </w:r>
+      <w:r>
+        <w:t xml:space="preserve"> / </w:t>
+      </w:r>
+      <w:r>
+        <w:rPr>
+          <w:rFonts w:ascii="Consolas" w:cs="Consolas" w:eastAsia="Consolas" w:hAnsi="Consolas"/>
+          <w:color w:val="1F4E79"/>
+          <w:sz w:val="20"/>
+          <w:szCs w:val="20"/>
+        </w:rPr>
+        <w:t xml:space="preserve">isManager()</w:t>
       </w:r>
       <w:r>
         <w:t xml:space="preserve">, dan menu Kategori serta Pengguna hanya muncul untuk Admin.</w:t>
@@ -20179,7 +22390,31 @@
         <w:t xml:space="preserve">tolak()</w:t>
       </w:r>
       <w:r>
-        <w:t xml:space="preserve"> hanya dapat diakses Admin. Keduanya memastikan status masih Pending, lalu memanggil method privat </w:t>
+        <w:t xml:space="preserve"> hanya dapat diakses Manager. Di dalam </w:t>
+      </w:r>
+      <w:r>
+        <w:rPr>
+          <w:rFonts w:ascii="Consolas" w:cs="Consolas" w:eastAsia="Consolas" w:hAnsi="Consolas"/>
+          <w:color w:val="1F4E79"/>
+          <w:sz w:val="20"/>
+          <w:szCs w:val="20"/>
+        </w:rPr>
+        <w:t xml:space="preserve">DB::transaction()</w:t>
+      </w:r>
+      <w:r>
+        <w:t xml:space="preserve">, baris permintaan dikunci dan statusnya dicek ulang lewat </w:t>
+      </w:r>
+      <w:r>
+        <w:rPr>
+          <w:rFonts w:ascii="Consolas" w:cs="Consolas" w:eastAsia="Consolas" w:hAnsi="Consolas"/>
+          <w:color w:val="1F4E79"/>
+          <w:sz w:val="20"/>
+          <w:szCs w:val="20"/>
+        </w:rPr>
+        <w:t xml:space="preserve">kunciPermintaanPending()</w:t>
+      </w:r>
+      <w:r>
+        <w:t xml:space="preserve">, lalu method privat </w:t>
       </w:r>
       <w:r>
         <w:rPr>
@@ -20191,7 +22426,7 @@
         <w:t xml:space="preserve">simpanVerifikasi()</w:t>
       </w:r>
       <w:r>
-        <w:t xml:space="preserve"> yang mengisi </w:t>
+        <w:t xml:space="preserve"> mengisi </w:t>
       </w:r>
       <w:r>
         <w:rPr>
@@ -20215,7 +22450,7 @@
         <w:t xml:space="preserve">id_verifikator</w:t>
       </w:r>
       <w:r>
-        <w:t xml:space="preserve"> (Admin yang sedang login), </w:t>
+        <w:t xml:space="preserve"> (Manager yang sedang login), </w:t>
       </w:r>
       <w:r>
         <w:rPr>
@@ -20251,19 +22486,7 @@
         <w:t xml:space="preserve">setujui()</w:t>
       </w:r>
       <w:r>
-        <w:t xml:space="preserve">, pengurangan stok dan penyimpanan verifikasi dibungkus </w:t>
-      </w:r>
-      <w:r>
-        <w:rPr>
-          <w:rFonts w:ascii="Consolas" w:cs="Consolas" w:eastAsia="Consolas" w:hAnsi="Consolas"/>
-          <w:color w:val="1F4E79"/>
-          <w:sz w:val="20"/>
-          <w:szCs w:val="20"/>
-        </w:rPr>
-        <w:t xml:space="preserve">DB::transaction()</w:t>
-      </w:r>
-      <w:r>
-        <w:t xml:space="preserve">. Pada </w:t>
+        <w:t xml:space="preserve">, pengurangan stok ikut berada di transaksi yang sama. Pada </w:t>
       </w:r>
       <w:r>
         <w:rPr>
@@ -20362,7 +22585,55 @@
         <w:t xml:space="preserve">Rule::in(Barang::STATUS_BARANG)</w:t>
       </w:r>
       <w:r>
-        <w:t xml:space="preserve">) lalu validasi tambahan di method </w:t>
+        <w:t xml:space="preserve">), aturan foto (</w:t>
+      </w:r>
+      <w:r>
+        <w:rPr>
+          <w:rFonts w:ascii="Consolas" w:cs="Consolas" w:eastAsia="Consolas" w:hAnsi="Consolas"/>
+          <w:color w:val="1F4E79"/>
+          <w:sz w:val="20"/>
+          <w:szCs w:val="20"/>
+        </w:rPr>
+        <w:t xml:space="preserve">required</w:t>
+      </w:r>
+      <w:r>
+        <w:t xml:space="preserve">, </w:t>
+      </w:r>
+      <w:r>
+        <w:rPr>
+          <w:rFonts w:ascii="Consolas" w:cs="Consolas" w:eastAsia="Consolas" w:hAnsi="Consolas"/>
+          <w:color w:val="1F4E79"/>
+          <w:sz w:val="20"/>
+          <w:szCs w:val="20"/>
+        </w:rPr>
+        <w:t xml:space="preserve">image</w:t>
+      </w:r>
+      <w:r>
+        <w:t xml:space="preserve">, </w:t>
+      </w:r>
+      <w:r>
+        <w:rPr>
+          <w:rFonts w:ascii="Consolas" w:cs="Consolas" w:eastAsia="Consolas" w:hAnsi="Consolas"/>
+          <w:color w:val="1F4E79"/>
+          <w:sz w:val="20"/>
+          <w:szCs w:val="20"/>
+        </w:rPr>
+        <w:t xml:space="preserve">mimes:jpg,jpeg,png,webp</w:t>
+      </w:r>
+      <w:r>
+        <w:t xml:space="preserve">, </w:t>
+      </w:r>
+      <w:r>
+        <w:rPr>
+          <w:rFonts w:ascii="Consolas" w:cs="Consolas" w:eastAsia="Consolas" w:hAnsi="Consolas"/>
+          <w:color w:val="1F4E79"/>
+          <w:sz w:val="20"/>
+          <w:szCs w:val="20"/>
+        </w:rPr>
+        <w:t xml:space="preserve">max:2048</w:t>
+      </w:r>
+      <w:r>
+        <w:t xml:space="preserve">), lalu validasi tambahan di method </w:t>
       </w:r>
       <w:r>
         <w:rPr>
@@ -20383,10 +22654,22 @@
           <w:sz w:val="20"/>
           <w:szCs w:val="20"/>
         </w:rPr>
-        <w:t xml:space="preserve">UserRequest</w:t>
-      </w:r>
-      <w:r>
-        <w:t xml:space="preserve"> memastikan username unik, role hanya Admin/Operator, dan password dikonfirmasi (boleh kosong saat mengubah data). Pesan error tampil di bawah setiap input melalui komponen </w:t>
+        <w:t xml:space="preserve">ProfilRequest</w:t>
+      </w:r>
+      <w:r>
+        <w:t xml:space="preserve"> memakai aturan </w:t>
+      </w:r>
+      <w:r>
+        <w:rPr>
+          <w:rFonts w:ascii="Consolas" w:cs="Consolas" w:eastAsia="Consolas" w:hAnsi="Consolas"/>
+          <w:color w:val="1F4E79"/>
+          <w:sz w:val="20"/>
+          <w:szCs w:val="20"/>
+        </w:rPr>
+        <w:t xml:space="preserve">current_password</w:t>
+      </w:r>
+      <w:r>
+        <w:t xml:space="preserve"> agar password lama harus benar sebelum diganti. Pesan error tampil di bawah setiap input melalui komponen </w:t>
       </w:r>
       <w:r>
         <w:rPr>
@@ -20403,23 +22686,292 @@
     </w:p>
     <w:p>
       <w:pPr>
+        <w:pStyle w:val="Heading2"/>
+      </w:pPr>
+      <w:bookmarkStart w:name="_Toc26" w:id="26"/>
+      <w:r>
+        <w:t xml:space="preserve">8.7 Unggah Gambar (GambarService)</w:t>
+      </w:r>
+      <w:bookmarkEnd w:id="26"/>
+    </w:p>
+    <w:p>
+      <w:pPr>
+        <w:pStyle w:val="ListParagraph"/>
+        <w:numPr>
+          <w:ilvl w:val="0"/>
+          <w:numId w:val="6"/>
+        </w:numPr>
+      </w:pPr>
+      <w:r>
+        <w:t xml:space="preserve">Form memakai </w:t>
+      </w:r>
+      <w:r>
+        <w:rPr>
+          <w:rFonts w:ascii="Consolas" w:cs="Consolas" w:eastAsia="Consolas" w:hAnsi="Consolas"/>
+          <w:color w:val="1F4E79"/>
+          <w:sz w:val="20"/>
+          <w:szCs w:val="20"/>
+        </w:rPr>
+        <w:t xml:space="preserve">enctype="multipart/form-data"</w:t>
+      </w:r>
+      <w:r>
+        <w:t xml:space="preserve"> agar file ikut terkirim; komponen </w:t>
+      </w:r>
+      <w:r>
+        <w:rPr>
+          <w:rFonts w:ascii="Consolas" w:cs="Consolas" w:eastAsia="Consolas" w:hAnsi="Consolas"/>
+          <w:color w:val="1F4E79"/>
+          <w:sz w:val="20"/>
+          <w:szCs w:val="20"/>
+        </w:rPr>
+        <w:t xml:space="preserve">&lt;x-unggah-gambar&gt;</w:t>
+      </w:r>
+      <w:r>
+        <w:t xml:space="preserve"> menampilkan pratinjau dengan JavaScript sebelum disimpan.</w:t>
+      </w:r>
+    </w:p>
+    <w:p>
+      <w:pPr>
+        <w:pStyle w:val="ListParagraph"/>
+        <w:numPr>
+          <w:ilvl w:val="0"/>
+          <w:numId w:val="6"/>
+        </w:numPr>
+      </w:pPr>
+      <w:r>
+        <w:t xml:space="preserve">Form Request memeriksa jenis dan ukuran file (</w:t>
+      </w:r>
+      <w:r>
+        <w:rPr>
+          <w:rFonts w:ascii="Consolas" w:cs="Consolas" w:eastAsia="Consolas" w:hAnsi="Consolas"/>
+          <w:color w:val="1F4E79"/>
+          <w:sz w:val="20"/>
+          <w:szCs w:val="20"/>
+        </w:rPr>
+        <w:t xml:space="preserve">GambarService::ATURAN</w:t>
+      </w:r>
+      <w:r>
+        <w:t xml:space="preserve">).</w:t>
+      </w:r>
+    </w:p>
+    <w:p>
+      <w:pPr>
+        <w:pStyle w:val="ListParagraph"/>
+        <w:numPr>
+          <w:ilvl w:val="0"/>
+          <w:numId w:val="6"/>
+        </w:numPr>
+      </w:pPr>
+      <w:r>
+        <w:rPr>
+          <w:rFonts w:ascii="Consolas" w:cs="Consolas" w:eastAsia="Consolas" w:hAnsi="Consolas"/>
+          <w:color w:val="1F4E79"/>
+          <w:sz w:val="20"/>
+          <w:szCs w:val="20"/>
+        </w:rPr>
+        <w:t xml:space="preserve">GambarService::simpan()</w:t>
+      </w:r>
+      <w:r>
+        <w:t xml:space="preserve"> menyimpan file dengan </w:t>
+      </w:r>
+      <w:r>
+        <w:rPr>
+          <w:b/>
+          <w:bCs/>
+        </w:rPr>
+        <w:t xml:space="preserve">nama acak</w:t>
+      </w:r>
+      <w:r>
+        <w:t xml:space="preserve"> ke folder sesuai jenisnya (</w:t>
+      </w:r>
+      <w:r>
+        <w:rPr>
+          <w:rFonts w:ascii="Consolas" w:cs="Consolas" w:eastAsia="Consolas" w:hAnsi="Consolas"/>
+          <w:color w:val="1F4E79"/>
+          <w:sz w:val="20"/>
+          <w:szCs w:val="20"/>
+        </w:rPr>
+        <w:t xml:space="preserve">profil</w:t>
+      </w:r>
+      <w:r>
+        <w:t xml:space="preserve">, </w:t>
+      </w:r>
+      <w:r>
+        <w:rPr>
+          <w:rFonts w:ascii="Consolas" w:cs="Consolas" w:eastAsia="Consolas" w:hAnsi="Consolas"/>
+          <w:color w:val="1F4E79"/>
+          <w:sz w:val="20"/>
+          <w:szCs w:val="20"/>
+        </w:rPr>
+        <w:t xml:space="preserve">barang</w:t>
+      </w:r>
+      <w:r>
+        <w:t xml:space="preserve">, </w:t>
+      </w:r>
+      <w:r>
+        <w:rPr>
+          <w:rFonts w:ascii="Consolas" w:cs="Consolas" w:eastAsia="Consolas" w:hAnsi="Consolas"/>
+          <w:color w:val="1F4E79"/>
+          <w:sz w:val="20"/>
+          <w:szCs w:val="20"/>
+        </w:rPr>
+        <w:t xml:space="preserve">barang-masuk</w:t>
+      </w:r>
+      <w:r>
+        <w:t xml:space="preserve">, </w:t>
+      </w:r>
+      <w:r>
+        <w:rPr>
+          <w:rFonts w:ascii="Consolas" w:cs="Consolas" w:eastAsia="Consolas" w:hAnsi="Consolas"/>
+          <w:color w:val="1F4E79"/>
+          <w:sz w:val="20"/>
+          <w:szCs w:val="20"/>
+        </w:rPr>
+        <w:t xml:space="preserve">barang-keluar</w:t>
+      </w:r>
+      <w:r>
+        <w:t xml:space="preserve">) dan mengembalikan lokasinya; lokasi inilah yang disimpan di database.</w:t>
+      </w:r>
+    </w:p>
+    <w:p>
+      <w:pPr>
+        <w:pStyle w:val="ListParagraph"/>
+        <w:numPr>
+          <w:ilvl w:val="0"/>
+          <w:numId w:val="6"/>
+        </w:numPr>
+      </w:pPr>
+      <w:r>
+        <w:t xml:space="preserve">Model menyediakan alamat gambar siap pakai (</w:t>
+      </w:r>
+      <w:r>
+        <w:rPr>
+          <w:rFonts w:ascii="Consolas" w:cs="Consolas" w:eastAsia="Consolas" w:hAnsi="Consolas"/>
+          <w:color w:val="1F4E79"/>
+          <w:sz w:val="20"/>
+          <w:szCs w:val="20"/>
+        </w:rPr>
+        <w:t xml:space="preserve">$barang-&gt;gambar_url</w:t>
+      </w:r>
+      <w:r>
+        <w:t xml:space="preserve">, </w:t>
+      </w:r>
+      <w:r>
+        <w:rPr>
+          <w:rFonts w:ascii="Consolas" w:cs="Consolas" w:eastAsia="Consolas" w:hAnsi="Consolas"/>
+          <w:color w:val="1F4E79"/>
+          <w:sz w:val="20"/>
+          <w:szCs w:val="20"/>
+        </w:rPr>
+        <w:t xml:space="preserve">$user-&gt;foto_url</w:t>
+      </w:r>
+      <w:r>
+        <w:t xml:space="preserve">, </w:t>
+      </w:r>
+      <w:r>
+        <w:rPr>
+          <w:rFonts w:ascii="Consolas" w:cs="Consolas" w:eastAsia="Consolas" w:hAnsi="Consolas"/>
+          <w:color w:val="1F4E79"/>
+          <w:sz w:val="20"/>
+          <w:szCs w:val="20"/>
+        </w:rPr>
+        <w:t xml:space="preserve">$transaksi-&gt;foto_url</w:t>
+      </w:r>
+      <w:r>
+        <w:t xml:space="preserve">) lewat accessor.</w:t>
+      </w:r>
+    </w:p>
+    <w:p>
+      <w:pPr>
+        <w:pStyle w:val="ListParagraph"/>
+        <w:numPr>
+          <w:ilvl w:val="0"/>
+          <w:numId w:val="6"/>
+        </w:numPr>
+      </w:pPr>
+      <w:r>
+        <w:t xml:space="preserve">Saat gambar diganti (</w:t>
+      </w:r>
+      <w:r>
+        <w:rPr>
+          <w:rFonts w:ascii="Consolas" w:cs="Consolas" w:eastAsia="Consolas" w:hAnsi="Consolas"/>
+          <w:color w:val="1F4E79"/>
+          <w:sz w:val="20"/>
+          <w:szCs w:val="20"/>
+        </w:rPr>
+        <w:t xml:space="preserve">ganti()</w:t>
+      </w:r>
+      <w:r>
+        <w:t xml:space="preserve">) atau data dihapus, file lama dihapus. Pada barang masuk, file baru disimpan sebelum transaksi database; bila transaksi gagal, file baru dihapus kembali dan file lama tetap utuh.</w:t>
+      </w:r>
+    </w:p>
+    <w:p>
+      <w:pPr>
+        <w:pStyle w:val="ListParagraph"/>
+        <w:numPr>
+          <w:ilvl w:val="0"/>
+          <w:numId w:val="6"/>
+        </w:numPr>
+      </w:pPr>
+      <w:r>
+        <w:t xml:space="preserve">Lokasi penyimpanan cukup diatur lewat </w:t>
+      </w:r>
+      <w:r>
+        <w:rPr>
+          <w:rFonts w:ascii="Consolas" w:cs="Consolas" w:eastAsia="Consolas" w:hAnsi="Consolas"/>
+          <w:color w:val="1F4E79"/>
+          <w:sz w:val="20"/>
+          <w:szCs w:val="20"/>
+        </w:rPr>
+        <w:t xml:space="preserve">UPLOAD_DISK</w:t>
+      </w:r>
+      <w:r>
+        <w:t xml:space="preserve">: </w:t>
+      </w:r>
+      <w:r>
+        <w:rPr>
+          <w:rFonts w:ascii="Consolas" w:cs="Consolas" w:eastAsia="Consolas" w:hAnsi="Consolas"/>
+          <w:color w:val="1F4E79"/>
+          <w:sz w:val="20"/>
+          <w:szCs w:val="20"/>
+        </w:rPr>
+        <w:t xml:space="preserve">public</w:t>
+      </w:r>
+      <w:r>
+        <w:t xml:space="preserve"> (folder lokal) atau </w:t>
+      </w:r>
+      <w:r>
+        <w:rPr>
+          <w:rFonts w:ascii="Consolas" w:cs="Consolas" w:eastAsia="Consolas" w:hAnsi="Consolas"/>
+          <w:color w:val="1F4E79"/>
+          <w:sz w:val="20"/>
+          <w:szCs w:val="20"/>
+        </w:rPr>
+        <w:t xml:space="preserve">s3</w:t>
+      </w:r>
+      <w:r>
+        <w:t xml:space="preserve"> (Supabase Storage), tanpa mengubah kode.</w:t>
+      </w:r>
+    </w:p>
+    <w:p>
+      <w:pPr>
         <w:pStyle w:val="Heading1"/>
       </w:pPr>
-      <w:bookmarkStart w:name="_Toc26" w:id="26"/>
+      <w:bookmarkStart w:name="_Toc27" w:id="27"/>
       <w:r>
         <w:t xml:space="preserve">9. Debugging</w:t>
       </w:r>
-      <w:bookmarkEnd w:id="26"/>
+      <w:bookmarkEnd w:id="27"/>
     </w:p>
     <w:p>
       <w:pPr>
         <w:pStyle w:val="Heading2"/>
       </w:pPr>
-      <w:bookmarkStart w:name="_Toc27" w:id="27"/>
+      <w:bookmarkStart w:name="_Toc28" w:id="28"/>
       <w:r>
         <w:t xml:space="preserve">9.1 Bug yang Ditemukan dan Perbaikannya</w:t>
       </w:r>
-      <w:bookmarkEnd w:id="27"/>
+      <w:bookmarkEnd w:id="28"/>
     </w:p>
     <w:tbl>
       <w:tblPr>
@@ -20434,11 +22986,11 @@
         </w:tblBorders>
       </w:tblPr>
       <w:tblGrid>
-        <w:gridCol w:w="260"/>
-        <w:gridCol w:w="1562"/>
-        <w:gridCol w:w="2604"/>
-        <w:gridCol w:w="2604"/>
-        <w:gridCol w:w="2608"/>
+        <w:gridCol w:w="255"/>
+        <w:gridCol w:w="1705"/>
+        <w:gridCol w:w="2558"/>
+        <w:gridCol w:w="2558"/>
+        <w:gridCol w:w="2562"/>
       </w:tblGrid>
       <w:tr>
         <w:trPr>
@@ -20446,7 +22998,7 @@
         </w:trPr>
         <w:tc>
           <w:tcPr>
-            <w:tcW w:type="dxa" w:w="260"/>
+            <w:tcW w:type="dxa" w:w="255"/>
             <w:tcBorders>
               <w:top w:val="single" w:color="BFBFBF" w:sz="4"/>
               <w:left w:val="single" w:color="BFBFBF" w:sz="4"/>
@@ -20476,7 +23028,7 @@
         </w:tc>
         <w:tc>
           <w:tcPr>
-            <w:tcW w:type="dxa" w:w="1562"/>
+            <w:tcW w:type="dxa" w:w="1705"/>
             <w:tcBorders>
               <w:top w:val="single" w:color="BFBFBF" w:sz="4"/>
               <w:left w:val="single" w:color="BFBFBF" w:sz="4"/>
@@ -20506,7 +23058,7 @@
         </w:tc>
         <w:tc>
           <w:tcPr>
-            <w:tcW w:type="dxa" w:w="2604"/>
+            <w:tcW w:type="dxa" w:w="2558"/>
             <w:tcBorders>
               <w:top w:val="single" w:color="BFBFBF" w:sz="4"/>
               <w:left w:val="single" w:color="BFBFBF" w:sz="4"/>
@@ -20536,7 +23088,7 @@
         </w:tc>
         <w:tc>
           <w:tcPr>
-            <w:tcW w:type="dxa" w:w="2604"/>
+            <w:tcW w:type="dxa" w:w="2558"/>
             <w:tcBorders>
               <w:top w:val="single" w:color="BFBFBF" w:sz="4"/>
               <w:left w:val="single" w:color="BFBFBF" w:sz="4"/>
@@ -20566,7 +23118,7 @@
         </w:tc>
         <w:tc>
           <w:tcPr>
-            <w:tcW w:type="dxa" w:w="2608"/>
+            <w:tcW w:type="dxa" w:w="2562"/>
             <w:tcBorders>
               <w:top w:val="single" w:color="BFBFBF" w:sz="4"/>
               <w:left w:val="single" w:color="BFBFBF" w:sz="4"/>
@@ -20601,7 +23153,7 @@
         </w:trPr>
         <w:tc>
           <w:tcPr>
-            <w:tcW w:type="dxa" w:w="260"/>
+            <w:tcW w:type="dxa" w:w="255"/>
             <w:tcBorders>
               <w:top w:val="single" w:color="BFBFBF" w:sz="4"/>
               <w:left w:val="single" w:color="BFBFBF" w:sz="4"/>
@@ -20627,7 +23179,7 @@
         </w:tc>
         <w:tc>
           <w:tcPr>
-            <w:tcW w:type="dxa" w:w="1562"/>
+            <w:tcW w:type="dxa" w:w="1705"/>
             <w:tcBorders>
               <w:top w:val="single" w:color="BFBFBF" w:sz="4"/>
               <w:left w:val="single" w:color="BFBFBF" w:sz="4"/>
@@ -20655,7 +23207,7 @@
         </w:tc>
         <w:tc>
           <w:tcPr>
-            <w:tcW w:type="dxa" w:w="2604"/>
+            <w:tcW w:type="dxa" w:w="2558"/>
             <w:tcBorders>
               <w:top w:val="single" w:color="BFBFBF" w:sz="4"/>
               <w:left w:val="single" w:color="BFBFBF" w:sz="4"/>
@@ -20690,7 +23242,7 @@
         </w:tc>
         <w:tc>
           <w:tcPr>
-            <w:tcW w:type="dxa" w:w="2604"/>
+            <w:tcW w:type="dxa" w:w="2558"/>
             <w:tcBorders>
               <w:top w:val="single" w:color="BFBFBF" w:sz="4"/>
               <w:left w:val="single" w:color="BFBFBF" w:sz="4"/>
@@ -20732,7 +23284,7 @@
         </w:tc>
         <w:tc>
           <w:tcPr>
-            <w:tcW w:type="dxa" w:w="2608"/>
+            <w:tcW w:type="dxa" w:w="2562"/>
             <w:tcBorders>
               <w:top w:val="single" w:color="BFBFBF" w:sz="4"/>
               <w:left w:val="single" w:color="BFBFBF" w:sz="4"/>
@@ -20772,7 +23324,7 @@
         </w:trPr>
         <w:tc>
           <w:tcPr>
-            <w:tcW w:type="dxa" w:w="260"/>
+            <w:tcW w:type="dxa" w:w="255"/>
             <w:tcBorders>
               <w:top w:val="single" w:color="BFBFBF" w:sz="4"/>
               <w:left w:val="single" w:color="BFBFBF" w:sz="4"/>
@@ -20798,7 +23350,7 @@
         </w:tc>
         <w:tc>
           <w:tcPr>
-            <w:tcW w:type="dxa" w:w="1562"/>
+            <w:tcW w:type="dxa" w:w="1705"/>
             <w:tcBorders>
               <w:top w:val="single" w:color="BFBFBF" w:sz="4"/>
               <w:left w:val="single" w:color="BFBFBF" w:sz="4"/>
@@ -20826,7 +23378,7 @@
         </w:tc>
         <w:tc>
           <w:tcPr>
-            <w:tcW w:type="dxa" w:w="2604"/>
+            <w:tcW w:type="dxa" w:w="2558"/>
             <w:tcBorders>
               <w:top w:val="single" w:color="BFBFBF" w:sz="4"/>
               <w:left w:val="single" w:color="BFBFBF" w:sz="4"/>
@@ -20886,7 +23438,7 @@
         </w:tc>
         <w:tc>
           <w:tcPr>
-            <w:tcW w:type="dxa" w:w="2604"/>
+            <w:tcW w:type="dxa" w:w="2558"/>
             <w:tcBorders>
               <w:top w:val="single" w:color="BFBFBF" w:sz="4"/>
               <w:left w:val="single" w:color="BFBFBF" w:sz="4"/>
@@ -20944,7 +23496,7 @@
         </w:tc>
         <w:tc>
           <w:tcPr>
-            <w:tcW w:type="dxa" w:w="2608"/>
+            <w:tcW w:type="dxa" w:w="2562"/>
             <w:tcBorders>
               <w:top w:val="single" w:color="BFBFBF" w:sz="4"/>
               <w:left w:val="single" w:color="BFBFBF" w:sz="4"/>
@@ -20984,7 +23536,7 @@
         </w:trPr>
         <w:tc>
           <w:tcPr>
-            <w:tcW w:type="dxa" w:w="260"/>
+            <w:tcW w:type="dxa" w:w="255"/>
             <w:tcBorders>
               <w:top w:val="single" w:color="BFBFBF" w:sz="4"/>
               <w:left w:val="single" w:color="BFBFBF" w:sz="4"/>
@@ -21010,7 +23562,7 @@
         </w:tc>
         <w:tc>
           <w:tcPr>
-            <w:tcW w:type="dxa" w:w="1562"/>
+            <w:tcW w:type="dxa" w:w="1705"/>
             <w:tcBorders>
               <w:top w:val="single" w:color="BFBFBF" w:sz="4"/>
               <w:left w:val="single" w:color="BFBFBF" w:sz="4"/>
@@ -21036,7 +23588,7 @@
         </w:tc>
         <w:tc>
           <w:tcPr>
-            <w:tcW w:type="dxa" w:w="2604"/>
+            <w:tcW w:type="dxa" w:w="2558"/>
             <w:tcBorders>
               <w:top w:val="single" w:color="BFBFBF" w:sz="4"/>
               <w:left w:val="single" w:color="BFBFBF" w:sz="4"/>
@@ -21119,7 +23671,7 @@
         </w:tc>
         <w:tc>
           <w:tcPr>
-            <w:tcW w:type="dxa" w:w="2604"/>
+            <w:tcW w:type="dxa" w:w="2558"/>
             <w:tcBorders>
               <w:top w:val="single" w:color="BFBFBF" w:sz="4"/>
               <w:left w:val="single" w:color="BFBFBF" w:sz="4"/>
@@ -21154,7 +23706,7 @@
         </w:tc>
         <w:tc>
           <w:tcPr>
-            <w:tcW w:type="dxa" w:w="2608"/>
+            <w:tcW w:type="dxa" w:w="2562"/>
             <w:tcBorders>
               <w:top w:val="single" w:color="BFBFBF" w:sz="4"/>
               <w:left w:val="single" w:color="BFBFBF" w:sz="4"/>
@@ -21201,7 +23753,7 @@
         </w:trPr>
         <w:tc>
           <w:tcPr>
-            <w:tcW w:type="dxa" w:w="260"/>
+            <w:tcW w:type="dxa" w:w="255"/>
             <w:tcBorders>
               <w:top w:val="single" w:color="BFBFBF" w:sz="4"/>
               <w:left w:val="single" w:color="BFBFBF" w:sz="4"/>
@@ -21227,7 +23779,7 @@
         </w:tc>
         <w:tc>
           <w:tcPr>
-            <w:tcW w:type="dxa" w:w="1562"/>
+            <w:tcW w:type="dxa" w:w="1705"/>
             <w:tcBorders>
               <w:top w:val="single" w:color="BFBFBF" w:sz="4"/>
               <w:left w:val="single" w:color="BFBFBF" w:sz="4"/>
@@ -21253,7 +23805,7 @@
         </w:tc>
         <w:tc>
           <w:tcPr>
-            <w:tcW w:type="dxa" w:w="2604"/>
+            <w:tcW w:type="dxa" w:w="2558"/>
             <w:tcBorders>
               <w:top w:val="single" w:color="BFBFBF" w:sz="4"/>
               <w:left w:val="single" w:color="BFBFBF" w:sz="4"/>
@@ -21279,7 +23831,7 @@
         </w:tc>
         <w:tc>
           <w:tcPr>
-            <w:tcW w:type="dxa" w:w="2604"/>
+            <w:tcW w:type="dxa" w:w="2558"/>
             <w:tcBorders>
               <w:top w:val="single" w:color="BFBFBF" w:sz="4"/>
               <w:left w:val="single" w:color="BFBFBF" w:sz="4"/>
@@ -21305,7 +23857,7 @@
         </w:tc>
         <w:tc>
           <w:tcPr>
-            <w:tcW w:type="dxa" w:w="2608"/>
+            <w:tcW w:type="dxa" w:w="2562"/>
             <w:tcBorders>
               <w:top w:val="single" w:color="BFBFBF" w:sz="4"/>
               <w:left w:val="single" w:color="BFBFBF" w:sz="4"/>
@@ -21361,7 +23913,7 @@
         </w:trPr>
         <w:tc>
           <w:tcPr>
-            <w:tcW w:type="dxa" w:w="260"/>
+            <w:tcW w:type="dxa" w:w="255"/>
             <w:tcBorders>
               <w:top w:val="single" w:color="BFBFBF" w:sz="4"/>
               <w:left w:val="single" w:color="BFBFBF" w:sz="4"/>
@@ -21387,7 +23939,7 @@
         </w:tc>
         <w:tc>
           <w:tcPr>
-            <w:tcW w:type="dxa" w:w="1562"/>
+            <w:tcW w:type="dxa" w:w="1705"/>
             <w:tcBorders>
               <w:top w:val="single" w:color="BFBFBF" w:sz="4"/>
               <w:left w:val="single" w:color="BFBFBF" w:sz="4"/>
@@ -21415,7 +23967,7 @@
         </w:tc>
         <w:tc>
           <w:tcPr>
-            <w:tcW w:type="dxa" w:w="2604"/>
+            <w:tcW w:type="dxa" w:w="2558"/>
             <w:tcBorders>
               <w:top w:val="single" w:color="BFBFBF" w:sz="4"/>
               <w:left w:val="single" w:color="BFBFBF" w:sz="4"/>
@@ -21441,7 +23993,7 @@
         </w:tc>
         <w:tc>
           <w:tcPr>
-            <w:tcW w:type="dxa" w:w="2604"/>
+            <w:tcW w:type="dxa" w:w="2558"/>
             <w:tcBorders>
               <w:top w:val="single" w:color="BFBFBF" w:sz="4"/>
               <w:left w:val="single" w:color="BFBFBF" w:sz="4"/>
@@ -21467,7 +24019,7 @@
         </w:tc>
         <w:tc>
           <w:tcPr>
-            <w:tcW w:type="dxa" w:w="2608"/>
+            <w:tcW w:type="dxa" w:w="2562"/>
             <w:tcBorders>
               <w:top w:val="single" w:color="BFBFBF" w:sz="4"/>
               <w:left w:val="single" w:color="BFBFBF" w:sz="4"/>
@@ -21514,7 +24066,7 @@
         </w:trPr>
         <w:tc>
           <w:tcPr>
-            <w:tcW w:type="dxa" w:w="260"/>
+            <w:tcW w:type="dxa" w:w="255"/>
             <w:tcBorders>
               <w:top w:val="single" w:color="BFBFBF" w:sz="4"/>
               <w:left w:val="single" w:color="BFBFBF" w:sz="4"/>
@@ -21540,7 +24092,7 @@
         </w:tc>
         <w:tc>
           <w:tcPr>
-            <w:tcW w:type="dxa" w:w="1562"/>
+            <w:tcW w:type="dxa" w:w="1705"/>
             <w:tcBorders>
               <w:top w:val="single" w:color="BFBFBF" w:sz="4"/>
               <w:left w:val="single" w:color="BFBFBF" w:sz="4"/>
@@ -21575,7 +24127,7 @@
         </w:tc>
         <w:tc>
           <w:tcPr>
-            <w:tcW w:type="dxa" w:w="2604"/>
+            <w:tcW w:type="dxa" w:w="2558"/>
             <w:tcBorders>
               <w:top w:val="single" w:color="BFBFBF" w:sz="4"/>
               <w:left w:val="single" w:color="BFBFBF" w:sz="4"/>
@@ -21601,7 +24153,7 @@
         </w:tc>
         <w:tc>
           <w:tcPr>
-            <w:tcW w:type="dxa" w:w="2604"/>
+            <w:tcW w:type="dxa" w:w="2558"/>
             <w:tcBorders>
               <w:top w:val="single" w:color="BFBFBF" w:sz="4"/>
               <w:left w:val="single" w:color="BFBFBF" w:sz="4"/>
@@ -21627,7 +24179,7 @@
         </w:tc>
         <w:tc>
           <w:tcPr>
-            <w:tcW w:type="dxa" w:w="2608"/>
+            <w:tcW w:type="dxa" w:w="2562"/>
             <w:tcBorders>
               <w:top w:val="single" w:color="BFBFBF" w:sz="4"/>
               <w:left w:val="single" w:color="BFBFBF" w:sz="4"/>
@@ -21658,7 +24210,7 @@
         </w:trPr>
         <w:tc>
           <w:tcPr>
-            <w:tcW w:type="dxa" w:w="260"/>
+            <w:tcW w:type="dxa" w:w="255"/>
             <w:tcBorders>
               <w:top w:val="single" w:color="BFBFBF" w:sz="4"/>
               <w:left w:val="single" w:color="BFBFBF" w:sz="4"/>
@@ -21684,7 +24236,7 @@
         </w:tc>
         <w:tc>
           <w:tcPr>
-            <w:tcW w:type="dxa" w:w="1562"/>
+            <w:tcW w:type="dxa" w:w="1705"/>
             <w:tcBorders>
               <w:top w:val="single" w:color="BFBFBF" w:sz="4"/>
               <w:left w:val="single" w:color="BFBFBF" w:sz="4"/>
@@ -21710,7 +24262,7 @@
         </w:tc>
         <w:tc>
           <w:tcPr>
-            <w:tcW w:type="dxa" w:w="2604"/>
+            <w:tcW w:type="dxa" w:w="2558"/>
             <w:tcBorders>
               <w:top w:val="single" w:color="BFBFBF" w:sz="4"/>
               <w:left w:val="single" w:color="BFBFBF" w:sz="4"/>
@@ -21745,7 +24297,7 @@
         </w:tc>
         <w:tc>
           <w:tcPr>
-            <w:tcW w:type="dxa" w:w="2604"/>
+            <w:tcW w:type="dxa" w:w="2558"/>
             <w:tcBorders>
               <w:top w:val="single" w:color="BFBFBF" w:sz="4"/>
               <w:left w:val="single" w:color="BFBFBF" w:sz="4"/>
@@ -21771,7 +24323,7 @@
         </w:tc>
         <w:tc>
           <w:tcPr>
-            <w:tcW w:type="dxa" w:w="2608"/>
+            <w:tcW w:type="dxa" w:w="2562"/>
             <w:tcBorders>
               <w:top w:val="single" w:color="BFBFBF" w:sz="4"/>
               <w:left w:val="single" w:color="BFBFBF" w:sz="4"/>
@@ -21818,7 +24370,7 @@
         </w:trPr>
         <w:tc>
           <w:tcPr>
-            <w:tcW w:type="dxa" w:w="260"/>
+            <w:tcW w:type="dxa" w:w="255"/>
             <w:tcBorders>
               <w:top w:val="single" w:color="BFBFBF" w:sz="4"/>
               <w:left w:val="single" w:color="BFBFBF" w:sz="4"/>
@@ -21844,7 +24396,7 @@
         </w:tc>
         <w:tc>
           <w:tcPr>
-            <w:tcW w:type="dxa" w:w="1562"/>
+            <w:tcW w:type="dxa" w:w="1705"/>
             <w:tcBorders>
               <w:top w:val="single" w:color="BFBFBF" w:sz="4"/>
               <w:left w:val="single" w:color="BFBFBF" w:sz="4"/>
@@ -21870,7 +24422,7 @@
         </w:tc>
         <w:tc>
           <w:tcPr>
-            <w:tcW w:type="dxa" w:w="2604"/>
+            <w:tcW w:type="dxa" w:w="2558"/>
             <w:tcBorders>
               <w:top w:val="single" w:color="BFBFBF" w:sz="4"/>
               <w:left w:val="single" w:color="BFBFBF" w:sz="4"/>
@@ -21905,7 +24457,7 @@
         </w:tc>
         <w:tc>
           <w:tcPr>
-            <w:tcW w:type="dxa" w:w="2604"/>
+            <w:tcW w:type="dxa" w:w="2558"/>
             <w:tcBorders>
               <w:top w:val="single" w:color="BFBFBF" w:sz="4"/>
               <w:left w:val="single" w:color="BFBFBF" w:sz="4"/>
@@ -21931,7 +24483,7 @@
         </w:tc>
         <w:tc>
           <w:tcPr>
-            <w:tcW w:type="dxa" w:w="2608"/>
+            <w:tcW w:type="dxa" w:w="2562"/>
             <w:tcBorders>
               <w:top w:val="single" w:color="BFBFBF" w:sz="4"/>
               <w:left w:val="single" w:color="BFBFBF" w:sz="4"/>
@@ -21978,7 +24530,7 @@
         </w:trPr>
         <w:tc>
           <w:tcPr>
-            <w:tcW w:type="dxa" w:w="260"/>
+            <w:tcW w:type="dxa" w:w="255"/>
             <w:tcBorders>
               <w:top w:val="single" w:color="BFBFBF" w:sz="4"/>
               <w:left w:val="single" w:color="BFBFBF" w:sz="4"/>
@@ -22004,7 +24556,7 @@
         </w:tc>
         <w:tc>
           <w:tcPr>
-            <w:tcW w:type="dxa" w:w="1562"/>
+            <w:tcW w:type="dxa" w:w="1705"/>
             <w:tcBorders>
               <w:top w:val="single" w:color="BFBFBF" w:sz="4"/>
               <w:left w:val="single" w:color="BFBFBF" w:sz="4"/>
@@ -22039,7 +24591,7 @@
         </w:tc>
         <w:tc>
           <w:tcPr>
-            <w:tcW w:type="dxa" w:w="2604"/>
+            <w:tcW w:type="dxa" w:w="2558"/>
             <w:tcBorders>
               <w:top w:val="single" w:color="BFBFBF" w:sz="4"/>
               <w:left w:val="single" w:color="BFBFBF" w:sz="4"/>
@@ -22065,7 +24617,7 @@
         </w:tc>
         <w:tc>
           <w:tcPr>
-            <w:tcW w:type="dxa" w:w="2604"/>
+            <w:tcW w:type="dxa" w:w="2558"/>
             <w:tcBorders>
               <w:top w:val="single" w:color="BFBFBF" w:sz="4"/>
               <w:left w:val="single" w:color="BFBFBF" w:sz="4"/>
@@ -22091,7 +24643,7 @@
         </w:tc>
         <w:tc>
           <w:tcPr>
-            <w:tcW w:type="dxa" w:w="2608"/>
+            <w:tcW w:type="dxa" w:w="2562"/>
             <w:tcBorders>
               <w:top w:val="single" w:color="BFBFBF" w:sz="4"/>
               <w:left w:val="single" w:color="BFBFBF" w:sz="4"/>
@@ -22138,7 +24690,7 @@
         </w:trPr>
         <w:tc>
           <w:tcPr>
-            <w:tcW w:type="dxa" w:w="260"/>
+            <w:tcW w:type="dxa" w:w="255"/>
             <w:tcBorders>
               <w:top w:val="single" w:color="BFBFBF" w:sz="4"/>
               <w:left w:val="single" w:color="BFBFBF" w:sz="4"/>
@@ -22164,7 +24716,7 @@
         </w:tc>
         <w:tc>
           <w:tcPr>
-            <w:tcW w:type="dxa" w:w="1562"/>
+            <w:tcW w:type="dxa" w:w="1705"/>
             <w:tcBorders>
               <w:top w:val="single" w:color="BFBFBF" w:sz="4"/>
               <w:left w:val="single" w:color="BFBFBF" w:sz="4"/>
@@ -22192,7 +24744,7 @@
         </w:tc>
         <w:tc>
           <w:tcPr>
-            <w:tcW w:type="dxa" w:w="2604"/>
+            <w:tcW w:type="dxa" w:w="2558"/>
             <w:tcBorders>
               <w:top w:val="single" w:color="BFBFBF" w:sz="4"/>
               <w:left w:val="single" w:color="BFBFBF" w:sz="4"/>
@@ -22250,7 +24802,7 @@
         </w:tc>
         <w:tc>
           <w:tcPr>
-            <w:tcW w:type="dxa" w:w="2604"/>
+            <w:tcW w:type="dxa" w:w="2558"/>
             <w:tcBorders>
               <w:top w:val="single" w:color="BFBFBF" w:sz="4"/>
               <w:left w:val="single" w:color="BFBFBF" w:sz="4"/>
@@ -22276,7 +24828,7 @@
         </w:tc>
         <w:tc>
           <w:tcPr>
-            <w:tcW w:type="dxa" w:w="2608"/>
+            <w:tcW w:type="dxa" w:w="2562"/>
             <w:tcBorders>
               <w:top w:val="single" w:color="BFBFBF" w:sz="4"/>
               <w:left w:val="single" w:color="BFBFBF" w:sz="4"/>
@@ -22323,7 +24875,7 @@
         </w:trPr>
         <w:tc>
           <w:tcPr>
-            <w:tcW w:type="dxa" w:w="260"/>
+            <w:tcW w:type="dxa" w:w="255"/>
             <w:tcBorders>
               <w:top w:val="single" w:color="BFBFBF" w:sz="4"/>
               <w:left w:val="single" w:color="BFBFBF" w:sz="4"/>
@@ -22349,7 +24901,7 @@
         </w:tc>
         <w:tc>
           <w:tcPr>
-            <w:tcW w:type="dxa" w:w="1562"/>
+            <w:tcW w:type="dxa" w:w="1705"/>
             <w:tcBorders>
               <w:top w:val="single" w:color="BFBFBF" w:sz="4"/>
               <w:left w:val="single" w:color="BFBFBF" w:sz="4"/>
@@ -22377,7 +24929,7 @@
         </w:tc>
         <w:tc>
           <w:tcPr>
-            <w:tcW w:type="dxa" w:w="2604"/>
+            <w:tcW w:type="dxa" w:w="2558"/>
             <w:tcBorders>
               <w:top w:val="single" w:color="BFBFBF" w:sz="4"/>
               <w:left w:val="single" w:color="BFBFBF" w:sz="4"/>
@@ -22412,7 +24964,7 @@
         </w:tc>
         <w:tc>
           <w:tcPr>
-            <w:tcW w:type="dxa" w:w="2604"/>
+            <w:tcW w:type="dxa" w:w="2558"/>
             <w:tcBorders>
               <w:top w:val="single" w:color="BFBFBF" w:sz="4"/>
               <w:left w:val="single" w:color="BFBFBF" w:sz="4"/>
@@ -22438,7 +24990,7 @@
         </w:tc>
         <w:tc>
           <w:tcPr>
-            <w:tcW w:type="dxa" w:w="2608"/>
+            <w:tcW w:type="dxa" w:w="2562"/>
             <w:tcBorders>
               <w:top w:val="single" w:color="BFBFBF" w:sz="4"/>
               <w:left w:val="single" w:color="BFBFBF" w:sz="4"/>
@@ -22507,6 +25059,431 @@
                 <w:szCs w:val="19"/>
               </w:rPr>
               <w:t xml:space="preserve">)</w:t>
+            </w:r>
+          </w:p>
+        </w:tc>
+      </w:tr>
+      <w:tr>
+        <w:trPr>
+          <w:tblHeader w:val="off"/>
+        </w:trPr>
+        <w:tc>
+          <w:tcPr>
+            <w:tcW w:type="dxa" w:w="255"/>
+            <w:tcBorders>
+              <w:top w:val="single" w:color="BFBFBF" w:sz="4"/>
+              <w:left w:val="single" w:color="BFBFBF" w:sz="4"/>
+              <w:bottom w:val="single" w:color="BFBFBF" w:sz="4"/>
+              <w:right w:val="single" w:color="BFBFBF" w:sz="4"/>
+            </w:tcBorders>
+            <w:tcMar>
+              <w:top w:type="dxa" w:w="60"/>
+              <w:left w:type="dxa" w:w="100"/>
+              <w:bottom w:type="dxa" w:w="60"/>
+              <w:right w:type="dxa" w:w="100"/>
+            </w:tcMar>
+          </w:tcPr>
+          <w:p>
+            <w:r>
+              <w:rPr>
+                <w:sz w:val="19"/>
+                <w:szCs w:val="19"/>
+              </w:rPr>
+              <w:t xml:space="preserve">12</w:t>
+            </w:r>
+          </w:p>
+        </w:tc>
+        <w:tc>
+          <w:tcPr>
+            <w:tcW w:type="dxa" w:w="1705"/>
+            <w:tcBorders>
+              <w:top w:val="single" w:color="BFBFBF" w:sz="4"/>
+              <w:left w:val="single" w:color="BFBFBF" w:sz="4"/>
+              <w:bottom w:val="single" w:color="BFBFBF" w:sz="4"/>
+              <w:right w:val="single" w:color="BFBFBF" w:sz="4"/>
+            </w:tcBorders>
+            <w:tcMar>
+              <w:top w:type="dxa" w:w="60"/>
+              <w:left w:type="dxa" w:w="100"/>
+              <w:bottom w:type="dxa" w:w="60"/>
+              <w:right w:type="dxa" w:w="100"/>
+            </w:tcMar>
+          </w:tcPr>
+          <w:p>
+            <w:r>
+              <w:rPr>
+                <w:rFonts w:ascii="Consolas" w:cs="Consolas" w:eastAsia="Consolas" w:hAnsi="Consolas"/>
+                <w:color w:val="1F4E79"/>
+                <w:sz w:val="17"/>
+                <w:szCs w:val="17"/>
+              </w:rPr>
+              <w:t xml:space="preserve">BarangKeluarController::setujui()</w:t>
+            </w:r>
+          </w:p>
+        </w:tc>
+        <w:tc>
+          <w:tcPr>
+            <w:tcW w:type="dxa" w:w="2558"/>
+            <w:tcBorders>
+              <w:top w:val="single" w:color="BFBFBF" w:sz="4"/>
+              <w:left w:val="single" w:color="BFBFBF" w:sz="4"/>
+              <w:bottom w:val="single" w:color="BFBFBF" w:sz="4"/>
+              <w:right w:val="single" w:color="BFBFBF" w:sz="4"/>
+            </w:tcBorders>
+            <w:tcMar>
+              <w:top w:type="dxa" w:w="60"/>
+              <w:left w:type="dxa" w:w="100"/>
+              <w:bottom w:type="dxa" w:w="60"/>
+              <w:right w:type="dxa" w:w="100"/>
+            </w:tcMar>
+          </w:tcPr>
+          <w:p>
+            <w:r>
+              <w:rPr>
+                <w:sz w:val="19"/>
+                <w:szCs w:val="19"/>
+              </w:rPr>
+              <w:t xml:space="preserve">Status Pending dicek di luar transaksi database (</w:t>
+            </w:r>
+            <w:r>
+              <w:rPr>
+                <w:i/>
+                <w:iCs/>
+                <w:sz w:val="19"/>
+                <w:szCs w:val="19"/>
+              </w:rPr>
+              <w:t xml:space="preserve">race condition</w:t>
+            </w:r>
+            <w:r>
+              <w:rPr>
+                <w:sz w:val="19"/>
+                <w:szCs w:val="19"/>
+              </w:rPr>
+              <w:t xml:space="preserve">)</w:t>
+            </w:r>
+          </w:p>
+        </w:tc>
+        <w:tc>
+          <w:tcPr>
+            <w:tcW w:type="dxa" w:w="2558"/>
+            <w:tcBorders>
+              <w:top w:val="single" w:color="BFBFBF" w:sz="4"/>
+              <w:left w:val="single" w:color="BFBFBF" w:sz="4"/>
+              <w:bottom w:val="single" w:color="BFBFBF" w:sz="4"/>
+              <w:right w:val="single" w:color="BFBFBF" w:sz="4"/>
+            </w:tcBorders>
+            <w:tcMar>
+              <w:top w:type="dxa" w:w="60"/>
+              <w:left w:type="dxa" w:w="100"/>
+              <w:bottom w:type="dxa" w:w="60"/>
+              <w:right w:type="dxa" w:w="100"/>
+            </w:tcMar>
+          </w:tcPr>
+          <w:p>
+            <w:r>
+              <w:rPr>
+                <w:sz w:val="19"/>
+                <w:szCs w:val="19"/>
+              </w:rPr>
+              <w:t xml:space="preserve">Bila dua orang menekan Setujui hampir bersamaan, keduanya lolos pengecekan dan stok berkurang dua kali</w:t>
+            </w:r>
+          </w:p>
+        </w:tc>
+        <w:tc>
+          <w:tcPr>
+            <w:tcW w:type="dxa" w:w="2562"/>
+            <w:tcBorders>
+              <w:top w:val="single" w:color="BFBFBF" w:sz="4"/>
+              <w:left w:val="single" w:color="BFBFBF" w:sz="4"/>
+              <w:bottom w:val="single" w:color="BFBFBF" w:sz="4"/>
+              <w:right w:val="single" w:color="BFBFBF" w:sz="4"/>
+            </w:tcBorders>
+            <w:tcMar>
+              <w:top w:type="dxa" w:w="60"/>
+              <w:left w:type="dxa" w:w="100"/>
+              <w:bottom w:type="dxa" w:w="60"/>
+              <w:right w:type="dxa" w:w="100"/>
+            </w:tcMar>
+          </w:tcPr>
+          <w:p>
+            <w:r>
+              <w:rPr>
+                <w:sz w:val="19"/>
+                <w:szCs w:val="19"/>
+              </w:rPr>
+              <w:t xml:space="preserve">Baris permintaan dikunci dengan </w:t>
+            </w:r>
+            <w:r>
+              <w:rPr>
+                <w:rFonts w:ascii="Consolas" w:cs="Consolas" w:eastAsia="Consolas" w:hAnsi="Consolas"/>
+                <w:color w:val="1F4E79"/>
+                <w:sz w:val="17"/>
+                <w:szCs w:val="17"/>
+              </w:rPr>
+              <w:t xml:space="preserve">lockForUpdate()</w:t>
+            </w:r>
+            <w:r>
+              <w:rPr>
+                <w:sz w:val="19"/>
+                <w:szCs w:val="19"/>
+              </w:rPr>
+              <w:t xml:space="preserve"> lalu statusnya dicek ulang di dalam </w:t>
+            </w:r>
+            <w:r>
+              <w:rPr>
+                <w:rFonts w:ascii="Consolas" w:cs="Consolas" w:eastAsia="Consolas" w:hAnsi="Consolas"/>
+                <w:color w:val="1F4E79"/>
+                <w:sz w:val="17"/>
+                <w:szCs w:val="17"/>
+              </w:rPr>
+              <w:t xml:space="preserve">DB::transaction()</w:t>
+            </w:r>
+            <w:r>
+              <w:rPr>
+                <w:sz w:val="19"/>
+                <w:szCs w:val="19"/>
+              </w:rPr>
+              <w:t xml:space="preserve"> (method </w:t>
+            </w:r>
+            <w:r>
+              <w:rPr>
+                <w:rFonts w:ascii="Consolas" w:cs="Consolas" w:eastAsia="Consolas" w:hAnsi="Consolas"/>
+                <w:color w:val="1F4E79"/>
+                <w:sz w:val="17"/>
+                <w:szCs w:val="17"/>
+              </w:rPr>
+              <w:t xml:space="preserve">kunciPermintaanPending</w:t>
+            </w:r>
+            <w:r>
+              <w:rPr>
+                <w:sz w:val="19"/>
+                <w:szCs w:val="19"/>
+              </w:rPr>
+              <w:t xml:space="preserve">)</w:t>
+            </w:r>
+          </w:p>
+        </w:tc>
+      </w:tr>
+      <w:tr>
+        <w:trPr>
+          <w:tblHeader w:val="off"/>
+        </w:trPr>
+        <w:tc>
+          <w:tcPr>
+            <w:tcW w:type="dxa" w:w="255"/>
+            <w:tcBorders>
+              <w:top w:val="single" w:color="BFBFBF" w:sz="4"/>
+              <w:left w:val="single" w:color="BFBFBF" w:sz="4"/>
+              <w:bottom w:val="single" w:color="BFBFBF" w:sz="4"/>
+              <w:right w:val="single" w:color="BFBFBF" w:sz="4"/>
+            </w:tcBorders>
+            <w:tcMar>
+              <w:top w:type="dxa" w:w="60"/>
+              <w:left w:type="dxa" w:w="100"/>
+              <w:bottom w:type="dxa" w:w="60"/>
+              <w:right w:type="dxa" w:w="100"/>
+            </w:tcMar>
+          </w:tcPr>
+          <w:p>
+            <w:r>
+              <w:rPr>
+                <w:sz w:val="19"/>
+                <w:szCs w:val="19"/>
+              </w:rPr>
+              <w:t xml:space="preserve">13</w:t>
+            </w:r>
+          </w:p>
+        </w:tc>
+        <w:tc>
+          <w:tcPr>
+            <w:tcW w:type="dxa" w:w="1705"/>
+            <w:tcBorders>
+              <w:top w:val="single" w:color="BFBFBF" w:sz="4"/>
+              <w:left w:val="single" w:color="BFBFBF" w:sz="4"/>
+              <w:bottom w:val="single" w:color="BFBFBF" w:sz="4"/>
+              <w:right w:val="single" w:color="BFBFBF" w:sz="4"/>
+            </w:tcBorders>
+            <w:tcMar>
+              <w:top w:type="dxa" w:w="60"/>
+              <w:left w:type="dxa" w:w="100"/>
+              <w:bottom w:type="dxa" w:w="60"/>
+              <w:right w:type="dxa" w:w="100"/>
+            </w:tcMar>
+          </w:tcPr>
+          <w:p>
+            <w:r>
+              <w:rPr>
+                <w:sz w:val="19"/>
+                <w:szCs w:val="19"/>
+              </w:rPr>
+              <w:t xml:space="preserve">Migration </w:t>
+            </w:r>
+            <w:r>
+              <w:rPr>
+                <w:rFonts w:ascii="Consolas" w:cs="Consolas" w:eastAsia="Consolas" w:hAnsi="Consolas"/>
+                <w:color w:val="1F4E79"/>
+                <w:sz w:val="17"/>
+                <w:szCs w:val="17"/>
+              </w:rPr>
+              <w:t xml:space="preserve">tambah_role_manager_dan_foto</w:t>
+            </w:r>
+          </w:p>
+        </w:tc>
+        <w:tc>
+          <w:tcPr>
+            <w:tcW w:type="dxa" w:w="2558"/>
+            <w:tcBorders>
+              <w:top w:val="single" w:color="BFBFBF" w:sz="4"/>
+              <w:left w:val="single" w:color="BFBFBF" w:sz="4"/>
+              <w:bottom w:val="single" w:color="BFBFBF" w:sz="4"/>
+              <w:right w:val="single" w:color="BFBFBF" w:sz="4"/>
+            </w:tcBorders>
+            <w:tcMar>
+              <w:top w:type="dxa" w:w="60"/>
+              <w:left w:type="dxa" w:w="100"/>
+              <w:bottom w:type="dxa" w:w="60"/>
+              <w:right w:type="dxa" w:w="100"/>
+            </w:tcMar>
+          </w:tcPr>
+          <w:p>
+            <w:r>
+              <w:rPr>
+                <w:sz w:val="19"/>
+                <w:szCs w:val="19"/>
+              </w:rPr>
+              <w:t xml:space="preserve">Mengubah pilihan enum </w:t>
+            </w:r>
+            <w:r>
+              <w:rPr>
+                <w:rFonts w:ascii="Consolas" w:cs="Consolas" w:eastAsia="Consolas" w:hAnsi="Consolas"/>
+                <w:color w:val="1F4E79"/>
+                <w:sz w:val="17"/>
+                <w:szCs w:val="17"/>
+              </w:rPr>
+              <w:t xml:space="preserve">role</w:t>
+            </w:r>
+            <w:r>
+              <w:rPr>
+                <w:sz w:val="19"/>
+                <w:szCs w:val="19"/>
+              </w:rPr>
+              <w:t xml:space="preserve"> dengan </w:t>
+            </w:r>
+            <w:r>
+              <w:rPr>
+                <w:rFonts w:ascii="Consolas" w:cs="Consolas" w:eastAsia="Consolas" w:hAnsi="Consolas"/>
+                <w:color w:val="1F4E79"/>
+                <w:sz w:val="17"/>
+                <w:szCs w:val="17"/>
+              </w:rPr>
+              <w:t xml:space="preserve">-&gt;change()</w:t>
+            </w:r>
+            <w:r>
+              <w:rPr>
+                <w:sz w:val="19"/>
+                <w:szCs w:val="19"/>
+              </w:rPr>
+              <w:t xml:space="preserve"> menghasilkan SQL tidak valid di PostgreSQL (</w:t>
+            </w:r>
+            <w:r>
+              <w:rPr>
+                <w:rFonts w:ascii="Consolas" w:cs="Consolas" w:eastAsia="Consolas" w:hAnsi="Consolas"/>
+                <w:color w:val="1F4E79"/>
+                <w:sz w:val="17"/>
+                <w:szCs w:val="17"/>
+              </w:rPr>
+              <w:t xml:space="preserve">syntax error at or near "check"</w:t>
+            </w:r>
+            <w:r>
+              <w:rPr>
+                <w:sz w:val="19"/>
+                <w:szCs w:val="19"/>
+              </w:rPr>
+              <w:t xml:space="preserve">)</w:t>
+            </w:r>
+          </w:p>
+        </w:tc>
+        <w:tc>
+          <w:tcPr>
+            <w:tcW w:type="dxa" w:w="2558"/>
+            <w:tcBorders>
+              <w:top w:val="single" w:color="BFBFBF" w:sz="4"/>
+              <w:left w:val="single" w:color="BFBFBF" w:sz="4"/>
+              <w:bottom w:val="single" w:color="BFBFBF" w:sz="4"/>
+              <w:right w:val="single" w:color="BFBFBF" w:sz="4"/>
+            </w:tcBorders>
+            <w:tcMar>
+              <w:top w:type="dxa" w:w="60"/>
+              <w:left w:type="dxa" w:w="100"/>
+              <w:bottom w:type="dxa" w:w="60"/>
+              <w:right w:type="dxa" w:w="100"/>
+            </w:tcMar>
+          </w:tcPr>
+          <w:p>
+            <w:r>
+              <w:rPr>
+                <w:sz w:val="19"/>
+                <w:szCs w:val="19"/>
+              </w:rPr>
+              <w:t xml:space="preserve">Database online (Supabase) gagal diperbarui, padahal di MySQL berhasil</w:t>
+            </w:r>
+          </w:p>
+        </w:tc>
+        <w:tc>
+          <w:tcPr>
+            <w:tcW w:type="dxa" w:w="2562"/>
+            <w:tcBorders>
+              <w:top w:val="single" w:color="BFBFBF" w:sz="4"/>
+              <w:left w:val="single" w:color="BFBFBF" w:sz="4"/>
+              <w:bottom w:val="single" w:color="BFBFBF" w:sz="4"/>
+              <w:right w:val="single" w:color="BFBFBF" w:sz="4"/>
+            </w:tcBorders>
+            <w:tcMar>
+              <w:top w:type="dxa" w:w="60"/>
+              <w:left w:type="dxa" w:w="100"/>
+              <w:bottom w:type="dxa" w:w="60"/>
+              <w:right w:type="dxa" w:w="100"/>
+            </w:tcMar>
+          </w:tcPr>
+          <w:p>
+            <w:r>
+              <w:rPr>
+                <w:sz w:val="19"/>
+                <w:szCs w:val="19"/>
+              </w:rPr>
+              <w:t xml:space="preserve">Di PostgreSQL, CHECK constraint </w:t>
+            </w:r>
+            <w:r>
+              <w:rPr>
+                <w:rFonts w:ascii="Consolas" w:cs="Consolas" w:eastAsia="Consolas" w:hAnsi="Consolas"/>
+                <w:color w:val="1F4E79"/>
+                <w:sz w:val="17"/>
+                <w:szCs w:val="17"/>
+              </w:rPr>
+              <w:t xml:space="preserve">user_role_check</w:t>
+            </w:r>
+            <w:r>
+              <w:rPr>
+                <w:sz w:val="19"/>
+                <w:szCs w:val="19"/>
+              </w:rPr>
+              <w:t xml:space="preserve"> dihapus lalu dibuat ulang secara manual; di MySQL/SQLite tetap memakai </w:t>
+            </w:r>
+            <w:r>
+              <w:rPr>
+                <w:rFonts w:ascii="Consolas" w:cs="Consolas" w:eastAsia="Consolas" w:hAnsi="Consolas"/>
+                <w:color w:val="1F4E79"/>
+                <w:sz w:val="17"/>
+                <w:szCs w:val="17"/>
+              </w:rPr>
+              <w:t xml:space="preserve">-&gt;change()</w:t>
+            </w:r>
+            <w:r>
+              <w:rPr>
+                <w:sz w:val="19"/>
+                <w:szCs w:val="19"/>
+              </w:rPr>
+              <w:t xml:space="preserve">. Diuji dari skema lama, rollback, dan upgrade ulang</w:t>
             </w:r>
           </w:p>
         </w:tc>
@@ -22521,11 +25498,11 @@
       <w:pPr>
         <w:pStyle w:val="Heading2"/>
       </w:pPr>
-      <w:bookmarkStart w:name="_Toc28" w:id="28"/>
+      <w:bookmarkStart w:name="_Toc29" w:id="29"/>
       <w:r>
         <w:t xml:space="preserve">9.2 Teknik Debugging yang Digunakan</w:t>
       </w:r>
-      <w:bookmarkEnd w:id="28"/>
+      <w:bookmarkEnd w:id="29"/>
     </w:p>
     <w:p>
       <w:pPr>
@@ -22700,13 +25677,25 @@
     </w:p>
     <w:p>
       <w:pPr>
+        <w:pStyle w:val="ListParagraph"/>
+        <w:numPr>
+          <w:ilvl w:val="0"/>
+          <w:numId w:val="2"/>
+        </w:numPr>
+      </w:pPr>
+      <w:r>
+        <w:t xml:space="preserve">Menguji migration di database yang sama dengan server online (PostgreSQL), termasuk dari kondisi skema lama, sebelum di-deploy (kasus bug no. 13).</w:t>
+      </w:r>
+    </w:p>
+    <w:p>
+      <w:pPr>
         <w:pStyle w:val="Heading1"/>
       </w:pPr>
-      <w:bookmarkStart w:name="_Toc29" w:id="29"/>
+      <w:bookmarkStart w:name="_Toc30" w:id="30"/>
       <w:r>
         <w:t xml:space="preserve">10. Pengujian Unit Program</w:t>
       </w:r>
-      <w:bookmarkEnd w:id="29"/>
+      <w:bookmarkEnd w:id="30"/>
     </w:p>
     <w:p>
       <w:r>
@@ -22734,7 +25723,31 @@
         <w:t xml:space="preserve">RefreshDatabase</w:t>
       </w:r>
       <w:r>
-        <w:t xml:space="preserve"> agar mulai dari database kosong.</w:t>
+        <w:t xml:space="preserve"> agar mulai dari database kosong. File yang diunggah selama pengujian disimpan di penyimpanan palsu (</w:t>
+      </w:r>
+      <w:r>
+        <w:rPr>
+          <w:rFonts w:ascii="Consolas" w:cs="Consolas" w:eastAsia="Consolas" w:hAnsi="Consolas"/>
+          <w:color w:val="1F4E79"/>
+          <w:sz w:val="20"/>
+          <w:szCs w:val="20"/>
+        </w:rPr>
+        <w:t xml:space="preserve">Storage::fake()</w:t>
+      </w:r>
+      <w:r>
+        <w:t xml:space="preserve">), dan gambar uji dibuat dengan </w:t>
+      </w:r>
+      <w:r>
+        <w:rPr>
+          <w:rFonts w:ascii="Consolas" w:cs="Consolas" w:eastAsia="Consolas" w:hAnsi="Consolas"/>
+          <w:color w:val="1F4E79"/>
+          <w:sz w:val="20"/>
+          <w:szCs w:val="20"/>
+        </w:rPr>
+        <w:t xml:space="preserve">UploadedFile::fake()-&gt;image()</w:t>
+      </w:r>
+      <w:r>
+        <w:t xml:space="preserve">.</w:t>
       </w:r>
     </w:p>
     <w:p>
@@ -23172,7 +26185,7 @@
                 <w:sz w:val="19"/>
                 <w:szCs w:val="19"/>
               </w:rPr>
-              <w:t xml:space="preserve">Halaman daftar untuk kedua role, Operator dilarang mengakses fitur Admin, Operator dilarang mengoreksi barang masuk, Admin dilarang mencatat transaksi, Operator dilarang memverifikasi</w:t>
+              <w:t xml:space="preserve">Halaman daftar &amp; profil untuk ketiga role, Operator dilarang mengakses fitur Admin, Operator dilarang mengoreksi barang masuk, Admin &amp; Manager dilarang mencatat transaksi, Manager hanya bisa melihat, hanya Manager yang bisa memverifikasi</w:t>
             </w:r>
           </w:p>
         </w:tc>
@@ -23198,7 +26211,7 @@
                 <w:sz w:val="19"/>
                 <w:szCs w:val="19"/>
               </w:rPr>
-              <w:t xml:space="preserve">5</w:t>
+              <w:t xml:space="preserve">6</w:t>
             </w:r>
           </w:p>
         </w:tc>
@@ -23316,7 +26329,7 @@
                 <w:sz w:val="17"/>
                 <w:szCs w:val="17"/>
               </w:rPr>
-              <w:t xml:space="preserve">tests/Feature/KategoriBarangTest.php</w:t>
+              <w:t xml:space="preserve">tests/Feature/ProfilTest.php</w:t>
             </w:r>
           </w:p>
         </w:tc>
@@ -23342,7 +26355,7 @@
                 <w:sz w:val="19"/>
                 <w:szCs w:val="19"/>
               </w:rPr>
-              <w:t xml:space="preserve">Tambah kategori, validasi unik &amp; maks 20 karakter, kategori terpakai tidak bisa dihapus, kode otomatis, ubah barang tidak mengubah stok, validasi status, pencarian</w:t>
+              <w:t xml:space="preserve">Ubah nama &amp; unggah foto profil, ganti foto menghapus foto lama, hapus foto, ganti password wajib password lama benar, profil tidak bisa mengubah role/username</w:t>
             </w:r>
           </w:p>
         </w:tc>
@@ -23368,7 +26381,7 @@
                 <w:sz w:val="19"/>
                 <w:szCs w:val="19"/>
               </w:rPr>
-              <w:t xml:space="preserve">7</w:t>
+              <w:t xml:space="preserve">5</w:t>
             </w:r>
           </w:p>
         </w:tc>
@@ -23401,6 +26414,91 @@
                 <w:sz w:val="17"/>
                 <w:szCs w:val="17"/>
               </w:rPr>
+              <w:t xml:space="preserve">tests/Feature/KategoriBarangTest.php</w:t>
+            </w:r>
+          </w:p>
+        </w:tc>
+        <w:tc>
+          <w:tcPr>
+            <w:tcW w:type="dxa" w:w="5257"/>
+            <w:tcBorders>
+              <w:top w:val="single" w:color="BFBFBF" w:sz="4"/>
+              <w:left w:val="single" w:color="BFBFBF" w:sz="4"/>
+              <w:bottom w:val="single" w:color="BFBFBF" w:sz="4"/>
+              <w:right w:val="single" w:color="BFBFBF" w:sz="4"/>
+            </w:tcBorders>
+            <w:tcMar>
+              <w:top w:type="dxa" w:w="60"/>
+              <w:left w:type="dxa" w:w="100"/>
+              <w:bottom w:type="dxa" w:w="60"/>
+              <w:right w:type="dxa" w:w="100"/>
+            </w:tcMar>
+          </w:tcPr>
+          <w:p>
+            <w:r>
+              <w:rPr>
+                <w:sz w:val="19"/>
+                <w:szCs w:val="19"/>
+              </w:rPr>
+              <w:t xml:space="preserve">Tambah kategori, validasi unik &amp; maks 20 karakter, kategori terpakai tidak bisa dihapus, kode otomatis, ubah barang tidak mengubah stok, validasi status, pencarian, unggah/ganti/hapus gambar barang</w:t>
+            </w:r>
+          </w:p>
+        </w:tc>
+        <w:tc>
+          <w:tcPr>
+            <w:tcW w:type="dxa" w:w="964"/>
+            <w:tcBorders>
+              <w:top w:val="single" w:color="BFBFBF" w:sz="4"/>
+              <w:left w:val="single" w:color="BFBFBF" w:sz="4"/>
+              <w:bottom w:val="single" w:color="BFBFBF" w:sz="4"/>
+              <w:right w:val="single" w:color="BFBFBF" w:sz="4"/>
+            </w:tcBorders>
+            <w:tcMar>
+              <w:top w:type="dxa" w:w="60"/>
+              <w:left w:type="dxa" w:w="100"/>
+              <w:bottom w:type="dxa" w:w="60"/>
+              <w:right w:type="dxa" w:w="100"/>
+            </w:tcMar>
+          </w:tcPr>
+          <w:p>
+            <w:r>
+              <w:rPr>
+                <w:sz w:val="19"/>
+                <w:szCs w:val="19"/>
+              </w:rPr>
+              <w:t xml:space="preserve">8</w:t>
+            </w:r>
+          </w:p>
+        </w:tc>
+      </w:tr>
+      <w:tr>
+        <w:trPr>
+          <w:tblHeader w:val="off"/>
+        </w:trPr>
+        <w:tc>
+          <w:tcPr>
+            <w:tcW w:type="dxa" w:w="3417"/>
+            <w:tcBorders>
+              <w:top w:val="single" w:color="BFBFBF" w:sz="4"/>
+              <w:left w:val="single" w:color="BFBFBF" w:sz="4"/>
+              <w:bottom w:val="single" w:color="BFBFBF" w:sz="4"/>
+              <w:right w:val="single" w:color="BFBFBF" w:sz="4"/>
+            </w:tcBorders>
+            <w:tcMar>
+              <w:top w:type="dxa" w:w="60"/>
+              <w:left w:type="dxa" w:w="100"/>
+              <w:bottom w:type="dxa" w:w="60"/>
+              <w:right w:type="dxa" w:w="100"/>
+            </w:tcMar>
+          </w:tcPr>
+          <w:p>
+            <w:r>
+              <w:rPr>
+                <w:rFonts w:ascii="Consolas" w:cs="Consolas" w:eastAsia="Consolas" w:hAnsi="Consolas"/>
+                <w:color w:val="1F4E79"/>
+                <w:sz w:val="17"/>
+                <w:szCs w:val="17"/>
+              </w:rPr>
               <w:t xml:space="preserve">tests/Feature/TransaksiBarangTest.php</w:t>
             </w:r>
           </w:p>
@@ -23427,7 +26525,7 @@
                 <w:sz w:val="19"/>
                 <w:szCs w:val="19"/>
               </w:rPr>
-              <w:t xml:space="preserve">Operator mencatat barang masuk, Admin mengoreksi/menghapus barang masuk, hapus ditolak bila stok terpakai, jumlah minimal 1, pengajuan Pending, pemohon wajib, melebihi stok ditolak, setujui mencatat verifikator, tolak wajib alasan, persetujuan gagal saat stok kurang, tidak bisa verifikasi ulang, detail menampilkan pengaju &amp; verifikator</w:t>
+              <w:t xml:space="preserve">Barang masuk menambah stok, koreksi/hapus barang masuk, hapus ditolak bila stok terpakai, jumlah minimal 1, pengajuan Pending, pemohon wajib, melebihi stok ditolak, setujui mencatat verifikator, tolak wajib alasan, persetujuan gagal saat stok kurang, tidak bisa verifikasi ulang, detail menampilkan pengaju &amp; verifikator, foto keluar wajib, foto tersimpan &amp; tampil, file bukan gambar / lebih dari 2 MB ditolak, foto barang masuk opsional &amp; ikut terhapus, foto baru dihapus bila koreksi gagal</w:t>
             </w:r>
           </w:p>
         </w:tc>
@@ -23453,7 +26551,7 @@
                 <w:sz w:val="19"/>
                 <w:szCs w:val="19"/>
               </w:rPr>
-              <w:t xml:space="preserve">13</w:t>
+              <w:t xml:space="preserve">18</w:t>
             </w:r>
           </w:p>
         </w:tc>
@@ -23473,10 +26571,10 @@
           <w:b/>
           <w:bCs/>
         </w:rPr>
-        <w:t xml:space="preserve">Tests: 50 passed (143 assertions)</w:t>
-      </w:r>
-      <w:r>
-        <w:t xml:space="preserve">, dijalankan tiga kali berturut-turut dengan hasil sama.</w:t>
+        <w:t xml:space="preserve">Tests: 62 passed (203 assertions)</w:t>
+      </w:r>
+      <w:r>
+        <w:t xml:space="preserve">, lulus di SQLite (lokal) dan PostgreSQL (seperti database online).</w:t>
       </w:r>
     </w:p>
     <w:p>
@@ -23497,10 +26595,10 @@
         </w:tblBorders>
       </w:tblPr>
       <w:tblGrid>
-        <w:gridCol w:w="1314"/>
-        <w:gridCol w:w="3504"/>
-        <w:gridCol w:w="4380"/>
-        <w:gridCol w:w="440"/>
+        <w:gridCol w:w="1477"/>
+        <w:gridCol w:w="3517"/>
+        <w:gridCol w:w="4221"/>
+        <w:gridCol w:w="423"/>
       </w:tblGrid>
       <w:tr>
         <w:trPr>
@@ -23508,7 +26606,7 @@
         </w:trPr>
         <w:tc>
           <w:tcPr>
-            <w:tcW w:type="dxa" w:w="1314"/>
+            <w:tcW w:type="dxa" w:w="1477"/>
             <w:tcBorders>
               <w:top w:val="single" w:color="BFBFBF" w:sz="4"/>
               <w:left w:val="single" w:color="BFBFBF" w:sz="4"/>
@@ -23538,7 +26636,7 @@
         </w:tc>
         <w:tc>
           <w:tcPr>
-            <w:tcW w:type="dxa" w:w="3504"/>
+            <w:tcW w:type="dxa" w:w="3517"/>
             <w:tcBorders>
               <w:top w:val="single" w:color="BFBFBF" w:sz="4"/>
               <w:left w:val="single" w:color="BFBFBF" w:sz="4"/>
@@ -23568,7 +26666,7 @@
         </w:tc>
         <w:tc>
           <w:tcPr>
-            <w:tcW w:type="dxa" w:w="4380"/>
+            <w:tcW w:type="dxa" w:w="4221"/>
             <w:tcBorders>
               <w:top w:val="single" w:color="BFBFBF" w:sz="4"/>
               <w:left w:val="single" w:color="BFBFBF" w:sz="4"/>
@@ -23598,7 +26696,7 @@
         </w:tc>
         <w:tc>
           <w:tcPr>
-            <w:tcW w:type="dxa" w:w="440"/>
+            <w:tcW w:type="dxa" w:w="423"/>
             <w:tcBorders>
               <w:top w:val="single" w:color="BFBFBF" w:sz="4"/>
               <w:left w:val="single" w:color="BFBFBF" w:sz="4"/>
@@ -23633,85 +26731,85 @@
         </w:trPr>
         <w:tc>
           <w:tcPr>
-            <w:tcW w:type="dxa" w:w="1314"/>
-            <w:tcBorders>
-              <w:top w:val="single" w:color="BFBFBF" w:sz="4"/>
-              <w:left w:val="single" w:color="BFBFBF" w:sz="4"/>
-              <w:bottom w:val="single" w:color="BFBFBF" w:sz="4"/>
-              <w:right w:val="single" w:color="BFBFBF" w:sz="4"/>
-            </w:tcBorders>
-            <w:tcMar>
-              <w:top w:type="dxa" w:w="60"/>
-              <w:left w:type="dxa" w:w="100"/>
-              <w:bottom w:type="dxa" w:w="60"/>
-              <w:right w:type="dxa" w:w="100"/>
-            </w:tcMar>
-          </w:tcPr>
-          <w:p>
-            <w:r>
-              <w:rPr>
-                <w:sz w:val="19"/>
-                <w:szCs w:val="19"/>
-              </w:rPr>
-              <w:t xml:space="preserve">Admin menyetujui</w:t>
-            </w:r>
-          </w:p>
-        </w:tc>
-        <w:tc>
-          <w:tcPr>
-            <w:tcW w:type="dxa" w:w="3504"/>
-            <w:tcBorders>
-              <w:top w:val="single" w:color="BFBFBF" w:sz="4"/>
-              <w:left w:val="single" w:color="BFBFBF" w:sz="4"/>
-              <w:bottom w:val="single" w:color="BFBFBF" w:sz="4"/>
-              <w:right w:val="single" w:color="BFBFBF" w:sz="4"/>
-            </w:tcBorders>
-            <w:tcMar>
-              <w:top w:type="dxa" w:w="60"/>
-              <w:left w:type="dxa" w:w="100"/>
-              <w:bottom w:type="dxa" w:w="60"/>
-              <w:right w:type="dxa" w:w="100"/>
-            </w:tcMar>
-          </w:tcPr>
-          <w:p>
-            <w:r>
-              <w:rPr>
-                <w:sz w:val="19"/>
-                <w:szCs w:val="19"/>
-              </w:rPr>
-              <w:t xml:space="preserve">Stok 10, Operator ajukan keluar 4, Admin setujui</w:t>
-            </w:r>
-          </w:p>
-        </w:tc>
-        <w:tc>
-          <w:tcPr>
-            <w:tcW w:type="dxa" w:w="4380"/>
-            <w:tcBorders>
-              <w:top w:val="single" w:color="BFBFBF" w:sz="4"/>
-              <w:left w:val="single" w:color="BFBFBF" w:sz="4"/>
-              <w:bottom w:val="single" w:color="BFBFBF" w:sz="4"/>
-              <w:right w:val="single" w:color="BFBFBF" w:sz="4"/>
-            </w:tcBorders>
-            <w:tcMar>
-              <w:top w:type="dxa" w:w="60"/>
-              <w:left w:type="dxa" w:w="100"/>
-              <w:bottom w:type="dxa" w:w="60"/>
-              <w:right w:type="dxa" w:w="100"/>
-            </w:tcMar>
-          </w:tcPr>
-          <w:p>
-            <w:r>
-              <w:rPr>
-                <w:sz w:val="19"/>
-                <w:szCs w:val="19"/>
-              </w:rPr>
-              <w:t xml:space="preserve">Verifikasi = Disetujui, id_verifikator = Admin, tanggal hari ini, stok = 6</w:t>
-            </w:r>
-          </w:p>
-        </w:tc>
-        <w:tc>
-          <w:tcPr>
-            <w:tcW w:type="dxa" w:w="440"/>
+            <w:tcW w:type="dxa" w:w="1477"/>
+            <w:tcBorders>
+              <w:top w:val="single" w:color="BFBFBF" w:sz="4"/>
+              <w:left w:val="single" w:color="BFBFBF" w:sz="4"/>
+              <w:bottom w:val="single" w:color="BFBFBF" w:sz="4"/>
+              <w:right w:val="single" w:color="BFBFBF" w:sz="4"/>
+            </w:tcBorders>
+            <w:tcMar>
+              <w:top w:type="dxa" w:w="60"/>
+              <w:left w:type="dxa" w:w="100"/>
+              <w:bottom w:type="dxa" w:w="60"/>
+              <w:right w:type="dxa" w:w="100"/>
+            </w:tcMar>
+          </w:tcPr>
+          <w:p>
+            <w:r>
+              <w:rPr>
+                <w:sz w:val="19"/>
+                <w:szCs w:val="19"/>
+              </w:rPr>
+              <w:t xml:space="preserve">Manager menyetujui</w:t>
+            </w:r>
+          </w:p>
+        </w:tc>
+        <w:tc>
+          <w:tcPr>
+            <w:tcW w:type="dxa" w:w="3517"/>
+            <w:tcBorders>
+              <w:top w:val="single" w:color="BFBFBF" w:sz="4"/>
+              <w:left w:val="single" w:color="BFBFBF" w:sz="4"/>
+              <w:bottom w:val="single" w:color="BFBFBF" w:sz="4"/>
+              <w:right w:val="single" w:color="BFBFBF" w:sz="4"/>
+            </w:tcBorders>
+            <w:tcMar>
+              <w:top w:type="dxa" w:w="60"/>
+              <w:left w:type="dxa" w:w="100"/>
+              <w:bottom w:type="dxa" w:w="60"/>
+              <w:right w:type="dxa" w:w="100"/>
+            </w:tcMar>
+          </w:tcPr>
+          <w:p>
+            <w:r>
+              <w:rPr>
+                <w:sz w:val="19"/>
+                <w:szCs w:val="19"/>
+              </w:rPr>
+              <w:t xml:space="preserve">Stok 10, Operator ajukan keluar 4, Manager setujui</w:t>
+            </w:r>
+          </w:p>
+        </w:tc>
+        <w:tc>
+          <w:tcPr>
+            <w:tcW w:type="dxa" w:w="4221"/>
+            <w:tcBorders>
+              <w:top w:val="single" w:color="BFBFBF" w:sz="4"/>
+              <w:left w:val="single" w:color="BFBFBF" w:sz="4"/>
+              <w:bottom w:val="single" w:color="BFBFBF" w:sz="4"/>
+              <w:right w:val="single" w:color="BFBFBF" w:sz="4"/>
+            </w:tcBorders>
+            <w:tcMar>
+              <w:top w:type="dxa" w:w="60"/>
+              <w:left w:type="dxa" w:w="100"/>
+              <w:bottom w:type="dxa" w:w="60"/>
+              <w:right w:type="dxa" w:w="100"/>
+            </w:tcMar>
+          </w:tcPr>
+          <w:p>
+            <w:r>
+              <w:rPr>
+                <w:sz w:val="19"/>
+                <w:szCs w:val="19"/>
+              </w:rPr>
+              <w:t xml:space="preserve">Verifikasi = Disetujui, id_verifikator = Manager, tanggal hari ini, stok = 6</w:t>
+            </w:r>
+          </w:p>
+        </w:tc>
+        <w:tc>
+          <w:tcPr>
+            <w:tcW w:type="dxa" w:w="423"/>
             <w:tcBorders>
               <w:top w:val="single" w:color="BFBFBF" w:sz="4"/>
               <w:left w:val="single" w:color="BFBFBF" w:sz="4"/>
@@ -23742,85 +26840,85 @@
         </w:trPr>
         <w:tc>
           <w:tcPr>
-            <w:tcW w:type="dxa" w:w="1314"/>
-            <w:tcBorders>
-              <w:top w:val="single" w:color="BFBFBF" w:sz="4"/>
-              <w:left w:val="single" w:color="BFBFBF" w:sz="4"/>
-              <w:bottom w:val="single" w:color="BFBFBF" w:sz="4"/>
-              <w:right w:val="single" w:color="BFBFBF" w:sz="4"/>
-            </w:tcBorders>
-            <w:tcMar>
-              <w:top w:type="dxa" w:w="60"/>
-              <w:left w:type="dxa" w:w="100"/>
-              <w:bottom w:type="dxa" w:w="60"/>
-              <w:right w:type="dxa" w:w="100"/>
-            </w:tcMar>
-          </w:tcPr>
-          <w:p>
-            <w:r>
-              <w:rPr>
-                <w:sz w:val="19"/>
-                <w:szCs w:val="19"/>
-              </w:rPr>
-              <w:t xml:space="preserve">Tolak tanpa alasan</w:t>
-            </w:r>
-          </w:p>
-        </w:tc>
-        <w:tc>
-          <w:tcPr>
-            <w:tcW w:type="dxa" w:w="3504"/>
-            <w:tcBorders>
-              <w:top w:val="single" w:color="BFBFBF" w:sz="4"/>
-              <w:left w:val="single" w:color="BFBFBF" w:sz="4"/>
-              <w:bottom w:val="single" w:color="BFBFBF" w:sz="4"/>
-              <w:right w:val="single" w:color="BFBFBF" w:sz="4"/>
-            </w:tcBorders>
-            <w:tcMar>
-              <w:top w:type="dxa" w:w="60"/>
-              <w:left w:type="dxa" w:w="100"/>
-              <w:bottom w:type="dxa" w:w="60"/>
-              <w:right w:type="dxa" w:w="100"/>
-            </w:tcMar>
-          </w:tcPr>
-          <w:p>
-            <w:r>
-              <w:rPr>
-                <w:sz w:val="19"/>
-                <w:szCs w:val="19"/>
-              </w:rPr>
-              <w:t xml:space="preserve">Admin menekan Tolak tanpa catatan</w:t>
-            </w:r>
-          </w:p>
-        </w:tc>
-        <w:tc>
-          <w:tcPr>
-            <w:tcW w:type="dxa" w:w="4380"/>
-            <w:tcBorders>
-              <w:top w:val="single" w:color="BFBFBF" w:sz="4"/>
-              <w:left w:val="single" w:color="BFBFBF" w:sz="4"/>
-              <w:bottom w:val="single" w:color="BFBFBF" w:sz="4"/>
-              <w:right w:val="single" w:color="BFBFBF" w:sz="4"/>
-            </w:tcBorders>
-            <w:tcMar>
-              <w:top w:type="dxa" w:w="60"/>
-              <w:left w:type="dxa" w:w="100"/>
-              <w:bottom w:type="dxa" w:w="60"/>
-              <w:right w:type="dxa" w:w="100"/>
-            </w:tcMar>
-          </w:tcPr>
-          <w:p>
-            <w:r>
-              <w:rPr>
-                <w:sz w:val="19"/>
-                <w:szCs w:val="19"/>
-              </w:rPr>
-              <w:t xml:space="preserve">Error validasi, status tetap Pending</w:t>
-            </w:r>
-          </w:p>
-        </w:tc>
-        <w:tc>
-          <w:tcPr>
-            <w:tcW w:type="dxa" w:w="440"/>
+            <w:tcW w:type="dxa" w:w="1477"/>
+            <w:tcBorders>
+              <w:top w:val="single" w:color="BFBFBF" w:sz="4"/>
+              <w:left w:val="single" w:color="BFBFBF" w:sz="4"/>
+              <w:bottom w:val="single" w:color="BFBFBF" w:sz="4"/>
+              <w:right w:val="single" w:color="BFBFBF" w:sz="4"/>
+            </w:tcBorders>
+            <w:tcMar>
+              <w:top w:type="dxa" w:w="60"/>
+              <w:left w:type="dxa" w:w="100"/>
+              <w:bottom w:type="dxa" w:w="60"/>
+              <w:right w:type="dxa" w:w="100"/>
+            </w:tcMar>
+          </w:tcPr>
+          <w:p>
+            <w:r>
+              <w:rPr>
+                <w:sz w:val="19"/>
+                <w:szCs w:val="19"/>
+              </w:rPr>
+              <w:t xml:space="preserve">Foto wajib</w:t>
+            </w:r>
+          </w:p>
+        </w:tc>
+        <w:tc>
+          <w:tcPr>
+            <w:tcW w:type="dxa" w:w="3517"/>
+            <w:tcBorders>
+              <w:top w:val="single" w:color="BFBFBF" w:sz="4"/>
+              <w:left w:val="single" w:color="BFBFBF" w:sz="4"/>
+              <w:bottom w:val="single" w:color="BFBFBF" w:sz="4"/>
+              <w:right w:val="single" w:color="BFBFBF" w:sz="4"/>
+            </w:tcBorders>
+            <w:tcMar>
+              <w:top w:type="dxa" w:w="60"/>
+              <w:left w:type="dxa" w:w="100"/>
+              <w:bottom w:type="dxa" w:w="60"/>
+              <w:right w:type="dxa" w:w="100"/>
+            </w:tcMar>
+          </w:tcPr>
+          <w:p>
+            <w:r>
+              <w:rPr>
+                <w:sz w:val="19"/>
+                <w:szCs w:val="19"/>
+              </w:rPr>
+              <w:t xml:space="preserve">Operator mengajukan barang keluar tanpa foto</w:t>
+            </w:r>
+          </w:p>
+        </w:tc>
+        <w:tc>
+          <w:tcPr>
+            <w:tcW w:type="dxa" w:w="4221"/>
+            <w:tcBorders>
+              <w:top w:val="single" w:color="BFBFBF" w:sz="4"/>
+              <w:left w:val="single" w:color="BFBFBF" w:sz="4"/>
+              <w:bottom w:val="single" w:color="BFBFBF" w:sz="4"/>
+              <w:right w:val="single" w:color="BFBFBF" w:sz="4"/>
+            </w:tcBorders>
+            <w:tcMar>
+              <w:top w:type="dxa" w:w="60"/>
+              <w:left w:type="dxa" w:w="100"/>
+              <w:bottom w:type="dxa" w:w="60"/>
+              <w:right w:type="dxa" w:w="100"/>
+            </w:tcMar>
+          </w:tcPr>
+          <w:p>
+            <w:r>
+              <w:rPr>
+                <w:sz w:val="19"/>
+                <w:szCs w:val="19"/>
+              </w:rPr>
+              <w:t xml:space="preserve">Error validasi pada field foto, data tidak tersimpan</w:t>
+            </w:r>
+          </w:p>
+        </w:tc>
+        <w:tc>
+          <w:tcPr>
+            <w:tcW w:type="dxa" w:w="423"/>
             <w:tcBorders>
               <w:top w:val="single" w:color="BFBFBF" w:sz="4"/>
               <w:left w:val="single" w:color="BFBFBF" w:sz="4"/>
@@ -23851,85 +26949,85 @@
         </w:trPr>
         <w:tc>
           <w:tcPr>
-            <w:tcW w:type="dxa" w:w="1314"/>
-            <w:tcBorders>
-              <w:top w:val="single" w:color="BFBFBF" w:sz="4"/>
-              <w:left w:val="single" w:color="BFBFBF" w:sz="4"/>
-              <w:bottom w:val="single" w:color="BFBFBF" w:sz="4"/>
-              <w:right w:val="single" w:color="BFBFBF" w:sz="4"/>
-            </w:tcBorders>
-            <w:tcMar>
-              <w:top w:type="dxa" w:w="60"/>
-              <w:left w:type="dxa" w:w="100"/>
-              <w:bottom w:type="dxa" w:w="60"/>
-              <w:right w:type="dxa" w:w="100"/>
-            </w:tcMar>
-          </w:tcPr>
-          <w:p>
-            <w:r>
-              <w:rPr>
-                <w:sz w:val="19"/>
-                <w:szCs w:val="19"/>
-              </w:rPr>
-              <w:t xml:space="preserve">Stok tidak cukup</w:t>
-            </w:r>
-          </w:p>
-        </w:tc>
-        <w:tc>
-          <w:tcPr>
-            <w:tcW w:type="dxa" w:w="3504"/>
-            <w:tcBorders>
-              <w:top w:val="single" w:color="BFBFBF" w:sz="4"/>
-              <w:left w:val="single" w:color="BFBFBF" w:sz="4"/>
-              <w:bottom w:val="single" w:color="BFBFBF" w:sz="4"/>
-              <w:right w:val="single" w:color="BFBFBF" w:sz="4"/>
-            </w:tcBorders>
-            <w:tcMar>
-              <w:top w:type="dxa" w:w="60"/>
-              <w:left w:type="dxa" w:w="100"/>
-              <w:bottom w:type="dxa" w:w="60"/>
-              <w:right w:type="dxa" w:w="100"/>
-            </w:tcMar>
-          </w:tcPr>
-          <w:p>
-            <w:r>
-              <w:rPr>
-                <w:sz w:val="19"/>
-                <w:szCs w:val="19"/>
-              </w:rPr>
-              <w:t xml:space="preserve">Stok 3, permintaan 100, Admin setujui</w:t>
-            </w:r>
-          </w:p>
-        </w:tc>
-        <w:tc>
-          <w:tcPr>
-            <w:tcW w:type="dxa" w:w="4380"/>
-            <w:tcBorders>
-              <w:top w:val="single" w:color="BFBFBF" w:sz="4"/>
-              <w:left w:val="single" w:color="BFBFBF" w:sz="4"/>
-              <w:bottom w:val="single" w:color="BFBFBF" w:sz="4"/>
-              <w:right w:val="single" w:color="BFBFBF" w:sz="4"/>
-            </w:tcBorders>
-            <w:tcMar>
-              <w:top w:type="dxa" w:w="60"/>
-              <w:left w:type="dxa" w:w="100"/>
-              <w:bottom w:type="dxa" w:w="60"/>
-              <w:right w:type="dxa" w:w="100"/>
-            </w:tcMar>
-          </w:tcPr>
-          <w:p>
-            <w:r>
-              <w:rPr>
-                <w:sz w:val="19"/>
-                <w:szCs w:val="19"/>
-              </w:rPr>
-              <w:t xml:space="preserve">Pesan gagal, status tetap Pending, stok tetap 3</w:t>
-            </w:r>
-          </w:p>
-        </w:tc>
-        <w:tc>
-          <w:tcPr>
-            <w:tcW w:type="dxa" w:w="440"/>
+            <w:tcW w:type="dxa" w:w="1477"/>
+            <w:tcBorders>
+              <w:top w:val="single" w:color="BFBFBF" w:sz="4"/>
+              <w:left w:val="single" w:color="BFBFBF" w:sz="4"/>
+              <w:bottom w:val="single" w:color="BFBFBF" w:sz="4"/>
+              <w:right w:val="single" w:color="BFBFBF" w:sz="4"/>
+            </w:tcBorders>
+            <w:tcMar>
+              <w:top w:type="dxa" w:w="60"/>
+              <w:left w:type="dxa" w:w="100"/>
+              <w:bottom w:type="dxa" w:w="60"/>
+              <w:right w:type="dxa" w:w="100"/>
+            </w:tcMar>
+          </w:tcPr>
+          <w:p>
+            <w:r>
+              <w:rPr>
+                <w:sz w:val="19"/>
+                <w:szCs w:val="19"/>
+              </w:rPr>
+              <w:t xml:space="preserve">File tidak sah</w:t>
+            </w:r>
+          </w:p>
+        </w:tc>
+        <w:tc>
+          <w:tcPr>
+            <w:tcW w:type="dxa" w:w="3517"/>
+            <w:tcBorders>
+              <w:top w:val="single" w:color="BFBFBF" w:sz="4"/>
+              <w:left w:val="single" w:color="BFBFBF" w:sz="4"/>
+              <w:bottom w:val="single" w:color="BFBFBF" w:sz="4"/>
+              <w:right w:val="single" w:color="BFBFBF" w:sz="4"/>
+            </w:tcBorders>
+            <w:tcMar>
+              <w:top w:type="dxa" w:w="60"/>
+              <w:left w:type="dxa" w:w="100"/>
+              <w:bottom w:type="dxa" w:w="60"/>
+              <w:right w:type="dxa" w:w="100"/>
+            </w:tcMar>
+          </w:tcPr>
+          <w:p>
+            <w:r>
+              <w:rPr>
+                <w:sz w:val="19"/>
+                <w:szCs w:val="19"/>
+              </w:rPr>
+              <w:t xml:space="preserve">Operator mengunggah PDF / gambar 3 MB</w:t>
+            </w:r>
+          </w:p>
+        </w:tc>
+        <w:tc>
+          <w:tcPr>
+            <w:tcW w:type="dxa" w:w="4221"/>
+            <w:tcBorders>
+              <w:top w:val="single" w:color="BFBFBF" w:sz="4"/>
+              <w:left w:val="single" w:color="BFBFBF" w:sz="4"/>
+              <w:bottom w:val="single" w:color="BFBFBF" w:sz="4"/>
+              <w:right w:val="single" w:color="BFBFBF" w:sz="4"/>
+            </w:tcBorders>
+            <w:tcMar>
+              <w:top w:type="dxa" w:w="60"/>
+              <w:left w:type="dxa" w:w="100"/>
+              <w:bottom w:type="dxa" w:w="60"/>
+              <w:right w:type="dxa" w:w="100"/>
+            </w:tcMar>
+          </w:tcPr>
+          <w:p>
+            <w:r>
+              <w:rPr>
+                <w:sz w:val="19"/>
+                <w:szCs w:val="19"/>
+              </w:rPr>
+              <w:t xml:space="preserve">Error validasi, data tidak tersimpan</w:t>
+            </w:r>
+          </w:p>
+        </w:tc>
+        <w:tc>
+          <w:tcPr>
+            <w:tcW w:type="dxa" w:w="423"/>
             <w:tcBorders>
               <w:top w:val="single" w:color="BFBFBF" w:sz="4"/>
               <w:left w:val="single" w:color="BFBFBF" w:sz="4"/>
@@ -23960,85 +27058,85 @@
         </w:trPr>
         <w:tc>
           <w:tcPr>
-            <w:tcW w:type="dxa" w:w="1314"/>
-            <w:tcBorders>
-              <w:top w:val="single" w:color="BFBFBF" w:sz="4"/>
-              <w:left w:val="single" w:color="BFBFBF" w:sz="4"/>
-              <w:bottom w:val="single" w:color="BFBFBF" w:sz="4"/>
-              <w:right w:val="single" w:color="BFBFBF" w:sz="4"/>
-            </w:tcBorders>
-            <w:tcMar>
-              <w:top w:type="dxa" w:w="60"/>
-              <w:left w:type="dxa" w:w="100"/>
-              <w:bottom w:type="dxa" w:w="60"/>
-              <w:right w:type="dxa" w:w="100"/>
-            </w:tcMar>
-          </w:tcPr>
-          <w:p>
-            <w:r>
-              <w:rPr>
-                <w:sz w:val="19"/>
-                <w:szCs w:val="19"/>
-              </w:rPr>
-              <w:t xml:space="preserve">Pemisahan tugas</w:t>
-            </w:r>
-          </w:p>
-        </w:tc>
-        <w:tc>
-          <w:tcPr>
-            <w:tcW w:type="dxa" w:w="3504"/>
-            <w:tcBorders>
-              <w:top w:val="single" w:color="BFBFBF" w:sz="4"/>
-              <w:left w:val="single" w:color="BFBFBF" w:sz="4"/>
-              <w:bottom w:val="single" w:color="BFBFBF" w:sz="4"/>
-              <w:right w:val="single" w:color="BFBFBF" w:sz="4"/>
-            </w:tcBorders>
-            <w:tcMar>
-              <w:top w:type="dxa" w:w="60"/>
-              <w:left w:type="dxa" w:w="100"/>
-              <w:bottom w:type="dxa" w:w="60"/>
-              <w:right w:type="dxa" w:w="100"/>
-            </w:tcMar>
-          </w:tcPr>
-          <w:p>
-            <w:r>
-              <w:rPr>
-                <w:sz w:val="19"/>
-                <w:szCs w:val="19"/>
-              </w:rPr>
-              <w:t xml:space="preserve">Admin membuka form barang masuk / barang keluar</w:t>
-            </w:r>
-          </w:p>
-        </w:tc>
-        <w:tc>
-          <w:tcPr>
-            <w:tcW w:type="dxa" w:w="4380"/>
-            <w:tcBorders>
-              <w:top w:val="single" w:color="BFBFBF" w:sz="4"/>
-              <w:left w:val="single" w:color="BFBFBF" w:sz="4"/>
-              <w:bottom w:val="single" w:color="BFBFBF" w:sz="4"/>
-              <w:right w:val="single" w:color="BFBFBF" w:sz="4"/>
-            </w:tcBorders>
-            <w:tcMar>
-              <w:top w:type="dxa" w:w="60"/>
-              <w:left w:type="dxa" w:w="100"/>
-              <w:bottom w:type="dxa" w:w="60"/>
-              <w:right w:type="dxa" w:w="100"/>
-            </w:tcMar>
-          </w:tcPr>
-          <w:p>
-            <w:r>
-              <w:rPr>
-                <w:sz w:val="19"/>
-                <w:szCs w:val="19"/>
-              </w:rPr>
-              <w:t xml:space="preserve">403 Forbidden</w:t>
-            </w:r>
-          </w:p>
-        </w:tc>
-        <w:tc>
-          <w:tcPr>
-            <w:tcW w:type="dxa" w:w="440"/>
+            <w:tcW w:type="dxa" w:w="1477"/>
+            <w:tcBorders>
+              <w:top w:val="single" w:color="BFBFBF" w:sz="4"/>
+              <w:left w:val="single" w:color="BFBFBF" w:sz="4"/>
+              <w:bottom w:val="single" w:color="BFBFBF" w:sz="4"/>
+              <w:right w:val="single" w:color="BFBFBF" w:sz="4"/>
+            </w:tcBorders>
+            <w:tcMar>
+              <w:top w:type="dxa" w:w="60"/>
+              <w:left w:type="dxa" w:w="100"/>
+              <w:bottom w:type="dxa" w:w="60"/>
+              <w:right w:type="dxa" w:w="100"/>
+            </w:tcMar>
+          </w:tcPr>
+          <w:p>
+            <w:r>
+              <w:rPr>
+                <w:sz w:val="19"/>
+                <w:szCs w:val="19"/>
+              </w:rPr>
+              <w:t xml:space="preserve">Tolak tanpa alasan</w:t>
+            </w:r>
+          </w:p>
+        </w:tc>
+        <w:tc>
+          <w:tcPr>
+            <w:tcW w:type="dxa" w:w="3517"/>
+            <w:tcBorders>
+              <w:top w:val="single" w:color="BFBFBF" w:sz="4"/>
+              <w:left w:val="single" w:color="BFBFBF" w:sz="4"/>
+              <w:bottom w:val="single" w:color="BFBFBF" w:sz="4"/>
+              <w:right w:val="single" w:color="BFBFBF" w:sz="4"/>
+            </w:tcBorders>
+            <w:tcMar>
+              <w:top w:type="dxa" w:w="60"/>
+              <w:left w:type="dxa" w:w="100"/>
+              <w:bottom w:type="dxa" w:w="60"/>
+              <w:right w:type="dxa" w:w="100"/>
+            </w:tcMar>
+          </w:tcPr>
+          <w:p>
+            <w:r>
+              <w:rPr>
+                <w:sz w:val="19"/>
+                <w:szCs w:val="19"/>
+              </w:rPr>
+              <w:t xml:space="preserve">Manager menekan Tolak tanpa catatan</w:t>
+            </w:r>
+          </w:p>
+        </w:tc>
+        <w:tc>
+          <w:tcPr>
+            <w:tcW w:type="dxa" w:w="4221"/>
+            <w:tcBorders>
+              <w:top w:val="single" w:color="BFBFBF" w:sz="4"/>
+              <w:left w:val="single" w:color="BFBFBF" w:sz="4"/>
+              <w:bottom w:val="single" w:color="BFBFBF" w:sz="4"/>
+              <w:right w:val="single" w:color="BFBFBF" w:sz="4"/>
+            </w:tcBorders>
+            <w:tcMar>
+              <w:top w:type="dxa" w:w="60"/>
+              <w:left w:type="dxa" w:w="100"/>
+              <w:bottom w:type="dxa" w:w="60"/>
+              <w:right w:type="dxa" w:w="100"/>
+            </w:tcMar>
+          </w:tcPr>
+          <w:p>
+            <w:r>
+              <w:rPr>
+                <w:sz w:val="19"/>
+                <w:szCs w:val="19"/>
+              </w:rPr>
+              <w:t xml:space="preserve">Error validasi, status tetap Pending</w:t>
+            </w:r>
+          </w:p>
+        </w:tc>
+        <w:tc>
+          <w:tcPr>
+            <w:tcW w:type="dxa" w:w="423"/>
             <w:tcBorders>
               <w:top w:val="single" w:color="BFBFBF" w:sz="4"/>
               <w:left w:val="single" w:color="BFBFBF" w:sz="4"/>
@@ -24069,7 +27167,116 @@
         </w:trPr>
         <w:tc>
           <w:tcPr>
-            <w:tcW w:type="dxa" w:w="1314"/>
+            <w:tcW w:type="dxa" w:w="1477"/>
+            <w:tcBorders>
+              <w:top w:val="single" w:color="BFBFBF" w:sz="4"/>
+              <w:left w:val="single" w:color="BFBFBF" w:sz="4"/>
+              <w:bottom w:val="single" w:color="BFBFBF" w:sz="4"/>
+              <w:right w:val="single" w:color="BFBFBF" w:sz="4"/>
+            </w:tcBorders>
+            <w:tcMar>
+              <w:top w:type="dxa" w:w="60"/>
+              <w:left w:type="dxa" w:w="100"/>
+              <w:bottom w:type="dxa" w:w="60"/>
+              <w:right w:type="dxa" w:w="100"/>
+            </w:tcMar>
+          </w:tcPr>
+          <w:p>
+            <w:r>
+              <w:rPr>
+                <w:sz w:val="19"/>
+                <w:szCs w:val="19"/>
+              </w:rPr>
+              <w:t xml:space="preserve">Stok tidak cukup</w:t>
+            </w:r>
+          </w:p>
+        </w:tc>
+        <w:tc>
+          <w:tcPr>
+            <w:tcW w:type="dxa" w:w="3517"/>
+            <w:tcBorders>
+              <w:top w:val="single" w:color="BFBFBF" w:sz="4"/>
+              <w:left w:val="single" w:color="BFBFBF" w:sz="4"/>
+              <w:bottom w:val="single" w:color="BFBFBF" w:sz="4"/>
+              <w:right w:val="single" w:color="BFBFBF" w:sz="4"/>
+            </w:tcBorders>
+            <w:tcMar>
+              <w:top w:type="dxa" w:w="60"/>
+              <w:left w:type="dxa" w:w="100"/>
+              <w:bottom w:type="dxa" w:w="60"/>
+              <w:right w:type="dxa" w:w="100"/>
+            </w:tcMar>
+          </w:tcPr>
+          <w:p>
+            <w:r>
+              <w:rPr>
+                <w:sz w:val="19"/>
+                <w:szCs w:val="19"/>
+              </w:rPr>
+              <w:t xml:space="preserve">Stok 3, permintaan 100, Manager setujui</w:t>
+            </w:r>
+          </w:p>
+        </w:tc>
+        <w:tc>
+          <w:tcPr>
+            <w:tcW w:type="dxa" w:w="4221"/>
+            <w:tcBorders>
+              <w:top w:val="single" w:color="BFBFBF" w:sz="4"/>
+              <w:left w:val="single" w:color="BFBFBF" w:sz="4"/>
+              <w:bottom w:val="single" w:color="BFBFBF" w:sz="4"/>
+              <w:right w:val="single" w:color="BFBFBF" w:sz="4"/>
+            </w:tcBorders>
+            <w:tcMar>
+              <w:top w:type="dxa" w:w="60"/>
+              <w:left w:type="dxa" w:w="100"/>
+              <w:bottom w:type="dxa" w:w="60"/>
+              <w:right w:type="dxa" w:w="100"/>
+            </w:tcMar>
+          </w:tcPr>
+          <w:p>
+            <w:r>
+              <w:rPr>
+                <w:sz w:val="19"/>
+                <w:szCs w:val="19"/>
+              </w:rPr>
+              <w:t xml:space="preserve">Pesan gagal, status tetap Pending, stok tetap 3</w:t>
+            </w:r>
+          </w:p>
+        </w:tc>
+        <w:tc>
+          <w:tcPr>
+            <w:tcW w:type="dxa" w:w="423"/>
+            <w:tcBorders>
+              <w:top w:val="single" w:color="BFBFBF" w:sz="4"/>
+              <w:left w:val="single" w:color="BFBFBF" w:sz="4"/>
+              <w:bottom w:val="single" w:color="BFBFBF" w:sz="4"/>
+              <w:right w:val="single" w:color="BFBFBF" w:sz="4"/>
+            </w:tcBorders>
+            <w:tcMar>
+              <w:top w:type="dxa" w:w="60"/>
+              <w:left w:type="dxa" w:w="100"/>
+              <w:bottom w:type="dxa" w:w="60"/>
+              <w:right w:type="dxa" w:w="100"/>
+            </w:tcMar>
+          </w:tcPr>
+          <w:p>
+            <w:r>
+              <w:rPr>
+                <w:sz w:val="19"/>
+                <w:szCs w:val="19"/>
+              </w:rPr>
+              <w:t xml:space="preserve">Lulus</w:t>
+            </w:r>
+          </w:p>
+        </w:tc>
+      </w:tr>
+      <w:tr>
+        <w:trPr>
+          <w:tblHeader w:val="off"/>
+        </w:trPr>
+        <w:tc>
+          <w:tcPr>
+            <w:tcW w:type="dxa" w:w="1477"/>
             <w:tcBorders>
               <w:top w:val="single" w:color="BFBFBF" w:sz="4"/>
               <w:left w:val="single" w:color="BFBFBF" w:sz="4"/>
@@ -24095,33 +27302,33 @@
         </w:tc>
         <w:tc>
           <w:tcPr>
-            <w:tcW w:type="dxa" w:w="3504"/>
-            <w:tcBorders>
-              <w:top w:val="single" w:color="BFBFBF" w:sz="4"/>
-              <w:left w:val="single" w:color="BFBFBF" w:sz="4"/>
-              <w:bottom w:val="single" w:color="BFBFBF" w:sz="4"/>
-              <w:right w:val="single" w:color="BFBFBF" w:sz="4"/>
-            </w:tcBorders>
-            <w:tcMar>
-              <w:top w:type="dxa" w:w="60"/>
-              <w:left w:type="dxa" w:w="100"/>
-              <w:bottom w:type="dxa" w:w="60"/>
-              <w:right w:type="dxa" w:w="100"/>
-            </w:tcMar>
-          </w:tcPr>
-          <w:p>
-            <w:r>
-              <w:rPr>
-                <w:sz w:val="19"/>
-                <w:szCs w:val="19"/>
-              </w:rPr>
-              <w:t xml:space="preserve">Operator membuka /user atau /kategori</w:t>
-            </w:r>
-          </w:p>
-        </w:tc>
-        <w:tc>
-          <w:tcPr>
-            <w:tcW w:type="dxa" w:w="4380"/>
+            <w:tcW w:type="dxa" w:w="3517"/>
+            <w:tcBorders>
+              <w:top w:val="single" w:color="BFBFBF" w:sz="4"/>
+              <w:left w:val="single" w:color="BFBFBF" w:sz="4"/>
+              <w:bottom w:val="single" w:color="BFBFBF" w:sz="4"/>
+              <w:right w:val="single" w:color="BFBFBF" w:sz="4"/>
+            </w:tcBorders>
+            <w:tcMar>
+              <w:top w:type="dxa" w:w="60"/>
+              <w:left w:type="dxa" w:w="100"/>
+              <w:bottom w:type="dxa" w:w="60"/>
+              <w:right w:type="dxa" w:w="100"/>
+            </w:tcMar>
+          </w:tcPr>
+          <w:p>
+            <w:r>
+              <w:rPr>
+                <w:sz w:val="19"/>
+                <w:szCs w:val="19"/>
+              </w:rPr>
+              <w:t xml:space="preserve">Admin / Operator menekan Setujui</w:t>
+            </w:r>
+          </w:p>
+        </w:tc>
+        <w:tc>
+          <w:tcPr>
+            <w:tcW w:type="dxa" w:w="4221"/>
             <w:tcBorders>
               <w:top w:val="single" w:color="BFBFBF" w:sz="4"/>
               <w:left w:val="single" w:color="BFBFBF" w:sz="4"/>
@@ -24147,7 +27354,116 @@
         </w:tc>
         <w:tc>
           <w:tcPr>
-            <w:tcW w:type="dxa" w:w="440"/>
+            <w:tcW w:type="dxa" w:w="423"/>
+            <w:tcBorders>
+              <w:top w:val="single" w:color="BFBFBF" w:sz="4"/>
+              <w:left w:val="single" w:color="BFBFBF" w:sz="4"/>
+              <w:bottom w:val="single" w:color="BFBFBF" w:sz="4"/>
+              <w:right w:val="single" w:color="BFBFBF" w:sz="4"/>
+            </w:tcBorders>
+            <w:tcMar>
+              <w:top w:type="dxa" w:w="60"/>
+              <w:left w:type="dxa" w:w="100"/>
+              <w:bottom w:type="dxa" w:w="60"/>
+              <w:right w:type="dxa" w:w="100"/>
+            </w:tcMar>
+          </w:tcPr>
+          <w:p>
+            <w:r>
+              <w:rPr>
+                <w:sz w:val="19"/>
+                <w:szCs w:val="19"/>
+              </w:rPr>
+              <w:t xml:space="preserve">Lulus</w:t>
+            </w:r>
+          </w:p>
+        </w:tc>
+      </w:tr>
+      <w:tr>
+        <w:trPr>
+          <w:tblHeader w:val="off"/>
+        </w:trPr>
+        <w:tc>
+          <w:tcPr>
+            <w:tcW w:type="dxa" w:w="1477"/>
+            <w:tcBorders>
+              <w:top w:val="single" w:color="BFBFBF" w:sz="4"/>
+              <w:left w:val="single" w:color="BFBFBF" w:sz="4"/>
+              <w:bottom w:val="single" w:color="BFBFBF" w:sz="4"/>
+              <w:right w:val="single" w:color="BFBFBF" w:sz="4"/>
+            </w:tcBorders>
+            <w:tcMar>
+              <w:top w:type="dxa" w:w="60"/>
+              <w:left w:type="dxa" w:w="100"/>
+              <w:bottom w:type="dxa" w:w="60"/>
+              <w:right w:type="dxa" w:w="100"/>
+            </w:tcMar>
+          </w:tcPr>
+          <w:p>
+            <w:r>
+              <w:rPr>
+                <w:sz w:val="19"/>
+                <w:szCs w:val="19"/>
+              </w:rPr>
+              <w:t xml:space="preserve">Manager hanya melihat</w:t>
+            </w:r>
+          </w:p>
+        </w:tc>
+        <w:tc>
+          <w:tcPr>
+            <w:tcW w:type="dxa" w:w="3517"/>
+            <w:tcBorders>
+              <w:top w:val="single" w:color="BFBFBF" w:sz="4"/>
+              <w:left w:val="single" w:color="BFBFBF" w:sz="4"/>
+              <w:bottom w:val="single" w:color="BFBFBF" w:sz="4"/>
+              <w:right w:val="single" w:color="BFBFBF" w:sz="4"/>
+            </w:tcBorders>
+            <w:tcMar>
+              <w:top w:type="dxa" w:w="60"/>
+              <w:left w:type="dxa" w:w="100"/>
+              <w:bottom w:type="dxa" w:w="60"/>
+              <w:right w:type="dxa" w:w="100"/>
+            </w:tcMar>
+          </w:tcPr>
+          <w:p>
+            <w:r>
+              <w:rPr>
+                <w:sz w:val="19"/>
+                <w:szCs w:val="19"/>
+              </w:rPr>
+              <w:t xml:space="preserve">Manager membuka form tambah barang</w:t>
+            </w:r>
+          </w:p>
+        </w:tc>
+        <w:tc>
+          <w:tcPr>
+            <w:tcW w:type="dxa" w:w="4221"/>
+            <w:tcBorders>
+              <w:top w:val="single" w:color="BFBFBF" w:sz="4"/>
+              <w:left w:val="single" w:color="BFBFBF" w:sz="4"/>
+              <w:bottom w:val="single" w:color="BFBFBF" w:sz="4"/>
+              <w:right w:val="single" w:color="BFBFBF" w:sz="4"/>
+            </w:tcBorders>
+            <w:tcMar>
+              <w:top w:type="dxa" w:w="60"/>
+              <w:left w:type="dxa" w:w="100"/>
+              <w:bottom w:type="dxa" w:w="60"/>
+              <w:right w:type="dxa" w:w="100"/>
+            </w:tcMar>
+          </w:tcPr>
+          <w:p>
+            <w:r>
+              <w:rPr>
+                <w:sz w:val="19"/>
+                <w:szCs w:val="19"/>
+              </w:rPr>
+              <w:t xml:space="preserve">403 Forbidden</w:t>
+            </w:r>
+          </w:p>
+        </w:tc>
+        <w:tc>
+          <w:tcPr>
+            <w:tcW w:type="dxa" w:w="423"/>
             <w:tcBorders>
               <w:top w:val="single" w:color="BFBFBF" w:sz="4"/>
               <w:left w:val="single" w:color="BFBFBF" w:sz="4"/>
@@ -24182,18 +27498,18 @@
       <w:pPr>
         <w:pStyle w:val="Heading1"/>
       </w:pPr>
-      <w:bookmarkStart w:name="_Toc30" w:id="30"/>
+      <w:bookmarkStart w:name="_Toc31" w:id="31"/>
       <w:r>
         <w:t xml:space="preserve">11. Skenario Demo untuk Asesor</w:t>
       </w:r>
-      <w:bookmarkEnd w:id="30"/>
+      <w:bookmarkEnd w:id="31"/>
     </w:p>
     <w:p>
       <w:pPr>
         <w:pStyle w:val="ListParagraph"/>
         <w:numPr>
           <w:ilvl w:val="0"/>
-          <w:numId w:val="6"/>
+          <w:numId w:val="7"/>
         </w:numPr>
       </w:pPr>
       <w:r>
@@ -24204,7 +27520,7 @@
           <w:b/>
           <w:bCs/>
         </w:rPr>
-        <w:t xml:space="preserve">operator_ohim</w:t>
+        <w:t xml:space="preserve">operator_siti</w:t>
       </w:r>
       <w:r>
         <w:t xml:space="preserve">. Tunjukkan dashboard dan bahwa menu Kategori dan Pengguna tidak tersedia.</w:t>
@@ -24215,7 +27531,7 @@
         <w:pStyle w:val="ListParagraph"/>
         <w:numPr>
           <w:ilvl w:val="0"/>
-          <w:numId w:val="6"/>
+          <w:numId w:val="7"/>
         </w:numPr>
       </w:pPr>
       <w:r>
@@ -24226,20 +27542,10 @@
           <w:b/>
           <w:bCs/>
         </w:rPr>
-        <w:t xml:space="preserve">Data Barang</w:t>
-      </w:r>
-      <w:r>
-        <w:t xml:space="preserve">: tambah barang kategori Alat Tulis, perhatikan kode otomatis </w:t>
-      </w:r>
-      <w:r>
-        <w:rPr>
-          <w:b/>
-          <w:bCs/>
-        </w:rPr>
-        <w:t xml:space="preserve">AT-002</w:t>
-      </w:r>
-      <w:r>
-        <w:t xml:space="preserve">. Coba cari "bola" dan filter kategori.</w:t>
+        <w:t xml:space="preserve">Profil Saya</w:t>
+      </w:r>
+      <w:r>
+        <w:t xml:space="preserve">: unggah foto profil, lalu tunjukkan foto langsung tampil di menu samping.</w:t>
       </w:r>
     </w:p>
     <w:p>
@@ -24247,7 +27553,7 @@
         <w:pStyle w:val="ListParagraph"/>
         <w:numPr>
           <w:ilvl w:val="0"/>
-          <w:numId w:val="6"/>
+          <w:numId w:val="7"/>
         </w:numPr>
       </w:pPr>
       <w:r>
@@ -24258,10 +27564,20 @@
           <w:b/>
           <w:bCs/>
         </w:rPr>
-        <w:t xml:space="preserve">Barang Masuk</w:t>
-      </w:r>
-      <w:r>
-        <w:t xml:space="preserve">: catat 5 unit untuk barang tadi, lalu buka Data Barang dan tunjukkan stok bertambah.</w:t>
+        <w:t xml:space="preserve">Data Barang</w:t>
+      </w:r>
+      <w:r>
+        <w:t xml:space="preserve">: tambah barang kategori Alat Tulis beserta gambarnya, perhatikan kode otomatis </w:t>
+      </w:r>
+      <w:r>
+        <w:rPr>
+          <w:b/>
+          <w:bCs/>
+        </w:rPr>
+        <w:t xml:space="preserve">AT-002</w:t>
+      </w:r>
+      <w:r>
+        <w:t xml:space="preserve"> dan pratinjau gambar sebelum disimpan.</w:t>
       </w:r>
     </w:p>
     <w:p>
@@ -24269,7 +27585,7 @@
         <w:pStyle w:val="ListParagraph"/>
         <w:numPr>
           <w:ilvl w:val="0"/>
-          <w:numId w:val="6"/>
+          <w:numId w:val="7"/>
         </w:numPr>
       </w:pPr>
       <w:r>
@@ -24280,10 +27596,10 @@
           <w:b/>
           <w:bCs/>
         </w:rPr>
-        <w:t xml:space="preserve">Barang Keluar</w:t>
-      </w:r>
-      <w:r>
-        <w:t xml:space="preserve">: ajukan permintaan melebihi stok (muncul error), lalu ajukan jumlah yang valid dengan nama pemohon (status Pending, stok belum berubah).</w:t>
+        <w:t xml:space="preserve">Barang Masuk</w:t>
+      </w:r>
+      <w:r>
+        <w:t xml:space="preserve">: catat 5 unit untuk barang tadi (boleh dengan foto nota), lalu tunjukkan stok bertambah.</w:t>
       </w:r>
     </w:p>
     <w:p>
@@ -24291,21 +27607,21 @@
         <w:pStyle w:val="ListParagraph"/>
         <w:numPr>
           <w:ilvl w:val="0"/>
-          <w:numId w:val="6"/>
+          <w:numId w:val="7"/>
         </w:numPr>
       </w:pPr>
       <w:r>
-        <w:t xml:space="preserve">Logout, login sebagai </w:t>
+        <w:t xml:space="preserve">Menu </w:t>
       </w:r>
       <w:r>
         <w:rPr>
           <w:b/>
           <w:bCs/>
         </w:rPr>
-        <w:t xml:space="preserve">admin_marco</w:t>
-      </w:r>
-      <w:r>
-        <w:t xml:space="preserve">. Dashboard menampilkan peringatan permintaan yang menunggu verifikasi.</w:t>
+        <w:t xml:space="preserve">Barang Keluar</w:t>
+      </w:r>
+      <w:r>
+        <w:t xml:space="preserve">: coba ajukan tanpa foto (ditolak), lalu ajukan dengan foto bukti (status Pending, stok belum berubah).</w:t>
       </w:r>
     </w:p>
     <w:p>
@@ -24313,31 +27629,21 @@
         <w:pStyle w:val="ListParagraph"/>
         <w:numPr>
           <w:ilvl w:val="0"/>
-          <w:numId w:val="6"/>
+          <w:numId w:val="7"/>
         </w:numPr>
       </w:pPr>
       <w:r>
-        <w:t xml:space="preserve">Buka permintaan tadi, coba </w:t>
+        <w:t xml:space="preserve">Logout, login sebagai </w:t>
       </w:r>
       <w:r>
         <w:rPr>
           <w:b/>
           <w:bCs/>
         </w:rPr>
-        <w:t xml:space="preserve">Tolak</w:t>
-      </w:r>
-      <w:r>
-        <w:t xml:space="preserve"> tanpa alasan (ditolak validasi), lalu </w:t>
-      </w:r>
-      <w:r>
-        <w:rPr>
-          <w:b/>
-          <w:bCs/>
-        </w:rPr>
-        <w:t xml:space="preserve">Setujui</w:t>
-      </w:r>
-      <w:r>
-        <w:t xml:space="preserve">: stok berkurang, nama Admin dan tanggal verifikasi tercatat.</w:t>
+        <w:t xml:space="preserve">manager_marco</w:t>
+      </w:r>
+      <w:r>
+        <w:t xml:space="preserve">. Tunjukkan Manager tidak punya tombol Tambah Barang dan tidak bisa mencatat transaksi.</w:t>
       </w:r>
     </w:p>
     <w:p>
@@ -24345,11 +27651,31 @@
         <w:pStyle w:val="ListParagraph"/>
         <w:numPr>
           <w:ilvl w:val="0"/>
-          <w:numId w:val="6"/>
+          <w:numId w:val="7"/>
         </w:numPr>
       </w:pPr>
       <w:r>
-        <w:t xml:space="preserve">Buka permintaan FR-008 (100 kursi, stok 120) dan setujui; stok menjadi 20.</w:t>
+        <w:t xml:space="preserve">Buka permintaan tadi: tunjukkan foto bukti, coba </w:t>
+      </w:r>
+      <w:r>
+        <w:rPr>
+          <w:b/>
+          <w:bCs/>
+        </w:rPr>
+        <w:t xml:space="preserve">Tolak</w:t>
+      </w:r>
+      <w:r>
+        <w:t xml:space="preserve"> tanpa alasan (ditolak), lalu </w:t>
+      </w:r>
+      <w:r>
+        <w:rPr>
+          <w:b/>
+          <w:bCs/>
+        </w:rPr>
+        <w:t xml:space="preserve">Setujui</w:t>
+      </w:r>
+      <w:r>
+        <w:t xml:space="preserve"> (stok berkurang, nama Manager dan tanggal tercatat).</w:t>
       </w:r>
     </w:p>
     <w:p>
@@ -24357,21 +27683,31 @@
         <w:pStyle w:val="ListParagraph"/>
         <w:numPr>
           <w:ilvl w:val="0"/>
-          <w:numId w:val="6"/>
+          <w:numId w:val="7"/>
         </w:numPr>
       </w:pPr>
       <w:r>
-        <w:t xml:space="preserve">Menu </w:t>
+        <w:t xml:space="preserve">Logout, login sebagai </w:t>
       </w:r>
       <w:r>
         <w:rPr>
           <w:b/>
           <w:bCs/>
         </w:rPr>
-        <w:t xml:space="preserve">Barang Masuk</w:t>
-      </w:r>
-      <w:r>
-        <w:t xml:space="preserve">: tunjukkan Admin dapat mengoreksi data, tetapi tidak dapat mencatat barang masuk baru.</w:t>
+        <w:t xml:space="preserve">admin_ohim</w:t>
+      </w:r>
+      <w:r>
+        <w:t xml:space="preserve">. Menu </w:t>
+      </w:r>
+      <w:r>
+        <w:rPr>
+          <w:b/>
+          <w:bCs/>
+        </w:rPr>
+        <w:t xml:space="preserve">Pengguna</w:t>
+      </w:r>
+      <w:r>
+        <w:t xml:space="preserve">: tunjukkan tiga role; buka Ubah pada akun sendiri dan tunjukkan pilihan role terkunci.</w:t>
       </w:r>
     </w:p>
     <w:p>
@@ -24379,7 +27715,7 @@
         <w:pStyle w:val="ListParagraph"/>
         <w:numPr>
           <w:ilvl w:val="0"/>
-          <w:numId w:val="6"/>
+          <w:numId w:val="7"/>
         </w:numPr>
       </w:pPr>
       <w:r>
@@ -24390,10 +27726,10 @@
           <w:b/>
           <w:bCs/>
         </w:rPr>
-        <w:t xml:space="preserve">Pengguna</w:t>
-      </w:r>
-      <w:r>
-        <w:t xml:space="preserve">: tambah akun Operator baru, lalu buka Ubah pada akun sendiri dan tunjukkan pilihan role terkunci serta tombol Hapus tidak tersedia.</w:t>
+        <w:t xml:space="preserve">Barang Masuk</w:t>
+      </w:r>
+      <w:r>
+        <w:t xml:space="preserve">: tunjukkan Admin dapat mengoreksi data, tetapi tidak dapat mencatat barang masuk baru.</w:t>
       </w:r>
     </w:p>
     <w:p>
@@ -24401,7 +27737,7 @@
         <w:pStyle w:val="ListParagraph"/>
         <w:numPr>
           <w:ilvl w:val="0"/>
-          <w:numId w:val="6"/>
+          <w:numId w:val="7"/>
         </w:numPr>
       </w:pPr>
       <w:r>
@@ -24423,7 +27759,7 @@
         <w:pStyle w:val="ListParagraph"/>
         <w:numPr>
           <w:ilvl w:val="0"/>
-          <w:numId w:val="6"/>
+          <w:numId w:val="7"/>
         </w:numPr>
       </w:pPr>
       <w:r>
@@ -24439,7 +27775,7 @@
         <w:t xml:space="preserve">php artisan test</w:t>
       </w:r>
       <w:r>
-        <w:t xml:space="preserve"> dan tunjukkan 50 test lulus.</w:t>
+        <w:t xml:space="preserve"> dan tunjukkan 62 test lulus.</w:t>
       </w:r>
     </w:p>
     <w:p>
@@ -24714,6 +28050,12 @@
     </w:lvlOverride>
   </w:num>
   <w:num w:numId="6">
+    <w:abstractNumId w:val="3"/>
+    <w:lvlOverride w:ilvl="0">
+      <w:startOverride w:val="1"/>
+    </w:lvlOverride>
+  </w:num>
+  <w:num w:numId="7">
     <w:abstractNumId w:val="3"/>
     <w:lvlOverride w:ilvl="0">
       <w:startOverride w:val="1"/>

--- a/DOKUMENTASI.docx
+++ b/DOKUMENTASI.docx
@@ -21981,7 +21981,7 @@
                 <w:sz w:val="19"/>
                 <w:szCs w:val="19"/>
               </w:rPr>
-              <w:t xml:space="preserve">Bagian 10: 62 test (unit + fitur) dengan PHPUnit, semua lulus di SQLite dan PostgreSQL.</w:t>
+              <w:t xml:space="preserve">Bagian 10: 65 test (unit + fitur) dengan PHPUnit, semua lulus di SQLite dan PostgreSQL.</w:t>
             </w:r>
           </w:p>
         </w:tc>
@@ -25488,6 +25488,157 @@
           </w:p>
         </w:tc>
       </w:tr>
+      <w:tr>
+        <w:trPr>
+          <w:tblHeader w:val="off"/>
+        </w:trPr>
+        <w:tc>
+          <w:tcPr>
+            <w:tcW w:type="dxa" w:w="255"/>
+            <w:tcBorders>
+              <w:top w:val="single" w:color="BFBFBF" w:sz="4"/>
+              <w:left w:val="single" w:color="BFBFBF" w:sz="4"/>
+              <w:bottom w:val="single" w:color="BFBFBF" w:sz="4"/>
+              <w:right w:val="single" w:color="BFBFBF" w:sz="4"/>
+            </w:tcBorders>
+            <w:tcMar>
+              <w:top w:type="dxa" w:w="60"/>
+              <w:left w:type="dxa" w:w="100"/>
+              <w:bottom w:type="dxa" w:w="60"/>
+              <w:right w:type="dxa" w:w="100"/>
+            </w:tcMar>
+          </w:tcPr>
+          <w:p>
+            <w:r>
+              <w:rPr>
+                <w:sz w:val="19"/>
+                <w:szCs w:val="19"/>
+              </w:rPr>
+              <w:t xml:space="preserve">14</w:t>
+            </w:r>
+          </w:p>
+        </w:tc>
+        <w:tc>
+          <w:tcPr>
+            <w:tcW w:type="dxa" w:w="1705"/>
+            <w:tcBorders>
+              <w:top w:val="single" w:color="BFBFBF" w:sz="4"/>
+              <w:left w:val="single" w:color="BFBFBF" w:sz="4"/>
+              <w:bottom w:val="single" w:color="BFBFBF" w:sz="4"/>
+              <w:right w:val="single" w:color="BFBFBF" w:sz="4"/>
+            </w:tcBorders>
+            <w:tcMar>
+              <w:top w:type="dxa" w:w="60"/>
+              <w:left w:type="dxa" w:w="100"/>
+              <w:bottom w:type="dxa" w:w="60"/>
+              <w:right w:type="dxa" w:w="100"/>
+            </w:tcMar>
+          </w:tcPr>
+          <w:p>
+            <w:r>
+              <w:rPr>
+                <w:sz w:val="19"/>
+                <w:szCs w:val="19"/>
+              </w:rPr>
+              <w:t xml:space="preserve">Formulir yang dibuka terlalu lama</w:t>
+            </w:r>
+          </w:p>
+        </w:tc>
+        <w:tc>
+          <w:tcPr>
+            <w:tcW w:type="dxa" w:w="2558"/>
+            <w:tcBorders>
+              <w:top w:val="single" w:color="BFBFBF" w:sz="4"/>
+              <w:left w:val="single" w:color="BFBFBF" w:sz="4"/>
+              <w:bottom w:val="single" w:color="BFBFBF" w:sz="4"/>
+              <w:right w:val="single" w:color="BFBFBF" w:sz="4"/>
+            </w:tcBorders>
+            <w:tcMar>
+              <w:top w:type="dxa" w:w="60"/>
+              <w:left w:type="dxa" w:w="100"/>
+              <w:bottom w:type="dxa" w:w="60"/>
+              <w:right w:type="dxa" w:w="100"/>
+            </w:tcMar>
+          </w:tcPr>
+          <w:p>
+            <w:r>
+              <w:rPr>
+                <w:sz w:val="19"/>
+                <w:szCs w:val="19"/>
+              </w:rPr>
+              <w:t xml:space="preserve">Token CSRF kedaluwarsa setelah masa sesi (120 menit) habis</w:t>
+            </w:r>
+          </w:p>
+        </w:tc>
+        <w:tc>
+          <w:tcPr>
+            <w:tcW w:type="dxa" w:w="2558"/>
+            <w:tcBorders>
+              <w:top w:val="single" w:color="BFBFBF" w:sz="4"/>
+              <w:left w:val="single" w:color="BFBFBF" w:sz="4"/>
+              <w:bottom w:val="single" w:color="BFBFBF" w:sz="4"/>
+              <w:right w:val="single" w:color="BFBFBF" w:sz="4"/>
+            </w:tcBorders>
+            <w:tcMar>
+              <w:top w:type="dxa" w:w="60"/>
+              <w:left w:type="dxa" w:w="100"/>
+              <w:bottom w:type="dxa" w:w="60"/>
+              <w:right w:type="dxa" w:w="100"/>
+            </w:tcMar>
+          </w:tcPr>
+          <w:p>
+            <w:r>
+              <w:rPr>
+                <w:sz w:val="19"/>
+                <w:szCs w:val="19"/>
+              </w:rPr>
+              <w:t xml:space="preserve">Pengguna mendapat halaman "419 Page Expired" yang membingungkan dan isian formulir hilang</w:t>
+            </w:r>
+          </w:p>
+        </w:tc>
+        <w:tc>
+          <w:tcPr>
+            <w:tcW w:type="dxa" w:w="2562"/>
+            <w:tcBorders>
+              <w:top w:val="single" w:color="BFBFBF" w:sz="4"/>
+              <w:left w:val="single" w:color="BFBFBF" w:sz="4"/>
+              <w:bottom w:val="single" w:color="BFBFBF" w:sz="4"/>
+              <w:right w:val="single" w:color="BFBFBF" w:sz="4"/>
+            </w:tcBorders>
+            <w:tcMar>
+              <w:top w:type="dxa" w:w="60"/>
+              <w:left w:type="dxa" w:w="100"/>
+              <w:bottom w:type="dxa" w:w="60"/>
+              <w:right w:type="dxa" w:w="100"/>
+            </w:tcMar>
+          </w:tcPr>
+          <w:p>
+            <w:r>
+              <w:rPr>
+                <w:sz w:val="19"/>
+                <w:szCs w:val="19"/>
+              </w:rPr>
+              <w:t xml:space="preserve">Error 419 ditangani di </w:t>
+            </w:r>
+            <w:r>
+              <w:rPr>
+                <w:rFonts w:ascii="Consolas" w:cs="Consolas" w:eastAsia="Consolas" w:hAnsi="Consolas"/>
+                <w:color w:val="1F4E79"/>
+                <w:sz w:val="17"/>
+                <w:szCs w:val="17"/>
+              </w:rPr>
+              <w:t xml:space="preserve">bootstrap/app.php</w:t>
+            </w:r>
+            <w:r>
+              <w:rPr>
+                <w:sz w:val="19"/>
+                <w:szCs w:val="19"/>
+              </w:rPr>
+              <w:t xml:space="preserve">: pengguna dikembalikan ke halaman sebelumnya dengan pesan jelas dan isian tetap terisi (kecuali password dan file)</w:t>
+            </w:r>
+          </w:p>
+        </w:tc>
+      </w:tr>
     </w:tbl>
     <w:p>
       <w:pPr>
@@ -26499,6 +26650,91 @@
                 <w:sz w:val="17"/>
                 <w:szCs w:val="17"/>
               </w:rPr>
+              <w:t xml:space="preserve">tests/Feature/SesiKedaluwarsaTest.php</w:t>
+            </w:r>
+          </w:p>
+        </w:tc>
+        <w:tc>
+          <w:tcPr>
+            <w:tcW w:type="dxa" w:w="5257"/>
+            <w:tcBorders>
+              <w:top w:val="single" w:color="BFBFBF" w:sz="4"/>
+              <w:left w:val="single" w:color="BFBFBF" w:sz="4"/>
+              <w:bottom w:val="single" w:color="BFBFBF" w:sz="4"/>
+              <w:right w:val="single" w:color="BFBFBF" w:sz="4"/>
+            </w:tcBorders>
+            <w:tcMar>
+              <w:top w:type="dxa" w:w="60"/>
+              <w:left w:type="dxa" w:w="100"/>
+              <w:bottom w:type="dxa" w:w="60"/>
+              <w:right w:type="dxa" w:w="100"/>
+            </w:tcMar>
+          </w:tcPr>
+          <w:p>
+            <w:r>
+              <w:rPr>
+                <w:sz w:val="19"/>
+                <w:szCs w:val="19"/>
+              </w:rPr>
+              <w:t xml:space="preserve">Token kedaluwarsa dikembalikan ke halaman sebelumnya dengan pesan, password tidak ikut disimpan, permintaan JSON tetap 419</w:t>
+            </w:r>
+          </w:p>
+        </w:tc>
+        <w:tc>
+          <w:tcPr>
+            <w:tcW w:type="dxa" w:w="964"/>
+            <w:tcBorders>
+              <w:top w:val="single" w:color="BFBFBF" w:sz="4"/>
+              <w:left w:val="single" w:color="BFBFBF" w:sz="4"/>
+              <w:bottom w:val="single" w:color="BFBFBF" w:sz="4"/>
+              <w:right w:val="single" w:color="BFBFBF" w:sz="4"/>
+            </w:tcBorders>
+            <w:tcMar>
+              <w:top w:type="dxa" w:w="60"/>
+              <w:left w:type="dxa" w:w="100"/>
+              <w:bottom w:type="dxa" w:w="60"/>
+              <w:right w:type="dxa" w:w="100"/>
+            </w:tcMar>
+          </w:tcPr>
+          <w:p>
+            <w:r>
+              <w:rPr>
+                <w:sz w:val="19"/>
+                <w:szCs w:val="19"/>
+              </w:rPr>
+              <w:t xml:space="preserve">3</w:t>
+            </w:r>
+          </w:p>
+        </w:tc>
+      </w:tr>
+      <w:tr>
+        <w:trPr>
+          <w:tblHeader w:val="off"/>
+        </w:trPr>
+        <w:tc>
+          <w:tcPr>
+            <w:tcW w:type="dxa" w:w="3417"/>
+            <w:tcBorders>
+              <w:top w:val="single" w:color="BFBFBF" w:sz="4"/>
+              <w:left w:val="single" w:color="BFBFBF" w:sz="4"/>
+              <w:bottom w:val="single" w:color="BFBFBF" w:sz="4"/>
+              <w:right w:val="single" w:color="BFBFBF" w:sz="4"/>
+            </w:tcBorders>
+            <w:tcMar>
+              <w:top w:type="dxa" w:w="60"/>
+              <w:left w:type="dxa" w:w="100"/>
+              <w:bottom w:type="dxa" w:w="60"/>
+              <w:right w:type="dxa" w:w="100"/>
+            </w:tcMar>
+          </w:tcPr>
+          <w:p>
+            <w:r>
+              <w:rPr>
+                <w:rFonts w:ascii="Consolas" w:cs="Consolas" w:eastAsia="Consolas" w:hAnsi="Consolas"/>
+                <w:color w:val="1F4E79"/>
+                <w:sz w:val="17"/>
+                <w:szCs w:val="17"/>
+              </w:rPr>
               <w:t xml:space="preserve">tests/Feature/TransaksiBarangTest.php</w:t>
             </w:r>
           </w:p>
@@ -26571,7 +26807,7 @@
           <w:b/>
           <w:bCs/>
         </w:rPr>
-        <w:t xml:space="preserve">Tests: 62 passed (203 assertions)</w:t>
+        <w:t xml:space="preserve">Tests: 65 passed (214 assertions)</w:t>
       </w:r>
       <w:r>
         <w:t xml:space="preserve">, lulus di SQLite (lokal) dan PostgreSQL (seperti database online).</w:t>
@@ -27775,7 +28011,7 @@
         <w:t xml:space="preserve">php artisan test</w:t>
       </w:r>
       <w:r>
-        <w:t xml:space="preserve"> dan tunjukkan 62 test lulus.</w:t>
+        <w:t xml:space="preserve"> dan tunjukkan 65 test lulus.</w:t>
       </w:r>
     </w:p>
     <w:p>
